--- a/data/outputs/v2/Maths/SS2.2_Area_of_Polygons/Mathematics_Area_of_Polygons_CBE_LessonSequence.docx
+++ b/data/outputs/v2/Maths/SS2.2_Area_of_Polygons/Mathematics_Area_of_Polygons_CBE_LessonSequence.docx
@@ -3235,32 +3235,32 @@
         <w:tc>
           <w:tcPr>
             <w:tcW w:type="dxa" w:w="1520"/>
-            <w:shd w:fill="F2F2F2" w:color="auto" w:val="clear"/>
-            <w:tcMar>
-              <w:top w:type="dxa" w:w="60"/>
-              <w:left w:type="dxa" w:w="120"/>
-              <w:bottom w:type="dxa" w:w="60"/>
-              <w:right w:type="dxa" w:w="120"/>
-            </w:tcMar>
-            <w:vAlign w:val="top"/>
-          </w:tcPr>
-          <w:p>
-            <w:pPr>
-              <w:spacing w:after="40" w:before="0"/>
-              <w:jc w:val="left"/>
-            </w:pPr>
-            <w:r>
-              <w:rPr>
-                <w:rFonts w:ascii="Arial" w:cs="Arial" w:eastAsia="Arial" w:hAnsi="Arial"/>
-                <w:b/>
-                <w:bCs/>
-                <w:i w:val="false"/>
-                <w:iCs w:val="false"/>
-                <w:color w:val="000000"/>
-                <w:sz w:val="18"/>
-                <w:szCs w:val="18"/>
-              </w:rPr>
-              <w:t xml:space="preserve">Phase 1 — Predict</w:t>
+            <w:shd w:fill="EAD1F5" w:color="auto" w:val="clear"/>
+            <w:tcMar>
+              <w:top w:type="dxa" w:w="60"/>
+              <w:left w:type="dxa" w:w="120"/>
+              <w:bottom w:type="dxa" w:w="60"/>
+              <w:right w:type="dxa" w:w="120"/>
+            </w:tcMar>
+            <w:vAlign w:val="top"/>
+          </w:tcPr>
+          <w:p>
+            <w:pPr>
+              <w:spacing w:after="40" w:before="0"/>
+              <w:jc w:val="left"/>
+            </w:pPr>
+            <w:r>
+              <w:rPr>
+                <w:rFonts w:ascii="Arial" w:cs="Arial" w:eastAsia="Arial" w:hAnsi="Arial"/>
+                <w:b/>
+                <w:bCs/>
+                <w:i w:val="false"/>
+                <w:iCs w:val="false"/>
+                <w:color w:val="000000"/>
+                <w:sz w:val="18"/>
+                <w:szCs w:val="18"/>
+              </w:rPr>
+              <w:t xml:space="preserve">Predict Phase</w:t>
             </w:r>
           </w:p>
           <w:p>
@@ -3283,7 +3283,7 @@
             <w:pPr>
               <w:spacing w:after="20" w:before="0"/>
             </w:pPr>
-            <w:hyperlink w:history="1" r:id="rIdul1le5rududx_bg0hzkih">
+            <w:hyperlink w:history="1" r:id="rIdwr--3byxtfvjo0a_zledg">
               <w:r>
                 <w:rPr>
                   <w:rFonts w:ascii="Arial" w:cs="Arial" w:eastAsia="Arial" w:hAnsi="Arial"/>
@@ -3316,7 +3316,7 @@
               <w:spacing w:after="10" w:before="0"/>
               <w:ind w:left="120"/>
             </w:pPr>
-            <w:hyperlink w:history="1" r:id="rIdjmarkmin4gdl91ejcv98r">
+            <w:hyperlink w:history="1" r:id="rIdrq0ptoljbv3bfgeg8mknd">
               <w:r>
                 <w:rPr>
                   <w:rFonts w:ascii="Arial" w:cs="Arial" w:eastAsia="Arial" w:hAnsi="Arial"/>
@@ -3361,7 +3361,7 @@
             <w:pPr>
               <w:spacing w:after="20" w:before="0"/>
             </w:pPr>
-            <w:hyperlink w:history="1" r:id="rIdlbtcdk3qaabrqdl7zj9_c">
+            <w:hyperlink w:history="1" r:id="rId5kyqtukadmzte0syc9_8b">
               <w:r>
                 <w:rPr>
                   <w:rFonts w:ascii="Arial" w:cs="Arial" w:eastAsia="Arial" w:hAnsi="Arial"/>
@@ -3394,7 +3394,7 @@
               <w:spacing w:after="10" w:before="0"/>
               <w:ind w:left="120"/>
             </w:pPr>
-            <w:hyperlink w:history="1" r:id="rIdxcrh9vnnmn0mdbnygdk7j">
+            <w:hyperlink w:history="1" r:id="rIdygk11eekzq6u0fse55ysm">
               <w:r>
                 <w:rPr>
                   <w:rFonts w:ascii="Arial" w:cs="Arial" w:eastAsia="Arial" w:hAnsi="Arial"/>
@@ -3541,32 +3541,32 @@
         <w:tc>
           <w:tcPr>
             <w:tcW w:type="dxa" w:w="1520"/>
-            <w:shd w:fill="F2F2F2" w:color="auto" w:val="clear"/>
-            <w:tcMar>
-              <w:top w:type="dxa" w:w="60"/>
-              <w:left w:type="dxa" w:w="120"/>
-              <w:bottom w:type="dxa" w:w="60"/>
-              <w:right w:type="dxa" w:w="120"/>
-            </w:tcMar>
-            <w:vAlign w:val="top"/>
-          </w:tcPr>
-          <w:p>
-            <w:pPr>
-              <w:spacing w:after="40" w:before="0"/>
-              <w:jc w:val="left"/>
-            </w:pPr>
-            <w:r>
-              <w:rPr>
-                <w:rFonts w:ascii="Arial" w:cs="Arial" w:eastAsia="Arial" w:hAnsi="Arial"/>
-                <w:b/>
-                <w:bCs/>
-                <w:i w:val="false"/>
-                <w:iCs w:val="false"/>
-                <w:color w:val="000000"/>
-                <w:sz w:val="18"/>
-                <w:szCs w:val="18"/>
-              </w:rPr>
-              <w:t xml:space="preserve">Phase 2 — Observe</w:t>
+            <w:shd w:fill="D9EEF1" w:color="auto" w:val="clear"/>
+            <w:tcMar>
+              <w:top w:type="dxa" w:w="60"/>
+              <w:left w:type="dxa" w:w="120"/>
+              <w:bottom w:type="dxa" w:w="60"/>
+              <w:right w:type="dxa" w:w="120"/>
+            </w:tcMar>
+            <w:vAlign w:val="top"/>
+          </w:tcPr>
+          <w:p>
+            <w:pPr>
+              <w:spacing w:after="40" w:before="0"/>
+              <w:jc w:val="left"/>
+            </w:pPr>
+            <w:r>
+              <w:rPr>
+                <w:rFonts w:ascii="Arial" w:cs="Arial" w:eastAsia="Arial" w:hAnsi="Arial"/>
+                <w:b/>
+                <w:bCs/>
+                <w:i w:val="false"/>
+                <w:iCs w:val="false"/>
+                <w:color w:val="000000"/>
+                <w:sz w:val="18"/>
+                <w:szCs w:val="18"/>
+              </w:rPr>
+              <w:t xml:space="preserve">Observe Phase</w:t>
             </w:r>
           </w:p>
           <w:p>
@@ -3589,7 +3589,7 @@
             <w:pPr>
               <w:spacing w:after="20" w:before="0"/>
             </w:pPr>
-            <w:hyperlink w:history="1" r:id="rIdsierywwjzc76ij6rdsodq">
+            <w:hyperlink w:history="1" r:id="rId0mwal8h9rqz9dfcthulhq">
               <w:r>
                 <w:rPr>
                   <w:rFonts w:ascii="Arial" w:cs="Arial" w:eastAsia="Arial" w:hAnsi="Arial"/>
@@ -3622,7 +3622,7 @@
               <w:spacing w:after="10" w:before="0"/>
               <w:ind w:left="120"/>
             </w:pPr>
-            <w:hyperlink w:history="1" r:id="rId7bzfossy_5x2ejlz99txx">
+            <w:hyperlink w:history="1" r:id="rIdfx8xwpgjl68ywe1gogjkt">
               <w:r>
                 <w:rPr>
                   <w:rFonts w:ascii="Arial" w:cs="Arial" w:eastAsia="Arial" w:hAnsi="Arial"/>
@@ -3667,7 +3667,7 @@
             <w:pPr>
               <w:spacing w:after="20" w:before="0"/>
             </w:pPr>
-            <w:hyperlink w:history="1" r:id="rIdmr5zh2if9l5ytd0nmphee">
+            <w:hyperlink w:history="1" r:id="rIdth-y9sfn1xe0eqjawixav">
               <w:r>
                 <w:rPr>
                   <w:rFonts w:ascii="Arial" w:cs="Arial" w:eastAsia="Arial" w:hAnsi="Arial"/>
@@ -3700,7 +3700,7 @@
               <w:spacing w:after="10" w:before="0"/>
               <w:ind w:left="120"/>
             </w:pPr>
-            <w:hyperlink w:history="1" r:id="rIdhy_hd8ptvc2s7brscqxvg">
+            <w:hyperlink w:history="1" r:id="rIdwkybwzxq82iw99spys_dw">
               <w:r>
                 <w:rPr>
                   <w:rFonts w:ascii="Arial" w:cs="Arial" w:eastAsia="Arial" w:hAnsi="Arial"/>
@@ -3847,32 +3847,32 @@
         <w:tc>
           <w:tcPr>
             <w:tcW w:type="dxa" w:w="1520"/>
-            <w:shd w:fill="F2F2F2" w:color="auto" w:val="clear"/>
-            <w:tcMar>
-              <w:top w:type="dxa" w:w="60"/>
-              <w:left w:type="dxa" w:w="120"/>
-              <w:bottom w:type="dxa" w:w="60"/>
-              <w:right w:type="dxa" w:w="120"/>
-            </w:tcMar>
-            <w:vAlign w:val="top"/>
-          </w:tcPr>
-          <w:p>
-            <w:pPr>
-              <w:spacing w:after="40" w:before="0"/>
-              <w:jc w:val="left"/>
-            </w:pPr>
-            <w:r>
-              <w:rPr>
-                <w:rFonts w:ascii="Arial" w:cs="Arial" w:eastAsia="Arial" w:hAnsi="Arial"/>
-                <w:b/>
-                <w:bCs/>
-                <w:i w:val="false"/>
-                <w:iCs w:val="false"/>
-                <w:color w:val="000000"/>
-                <w:sz w:val="18"/>
-                <w:szCs w:val="18"/>
-              </w:rPr>
-              <w:t xml:space="preserve">Phase 3 — Explain</w:t>
+            <w:shd w:fill="E2EFDA" w:color="auto" w:val="clear"/>
+            <w:tcMar>
+              <w:top w:type="dxa" w:w="60"/>
+              <w:left w:type="dxa" w:w="120"/>
+              <w:bottom w:type="dxa" w:w="60"/>
+              <w:right w:type="dxa" w:w="120"/>
+            </w:tcMar>
+            <w:vAlign w:val="top"/>
+          </w:tcPr>
+          <w:p>
+            <w:pPr>
+              <w:spacing w:after="40" w:before="0"/>
+              <w:jc w:val="left"/>
+            </w:pPr>
+            <w:r>
+              <w:rPr>
+                <w:rFonts w:ascii="Arial" w:cs="Arial" w:eastAsia="Arial" w:hAnsi="Arial"/>
+                <w:b/>
+                <w:bCs/>
+                <w:i w:val="false"/>
+                <w:iCs w:val="false"/>
+                <w:color w:val="000000"/>
+                <w:sz w:val="18"/>
+                <w:szCs w:val="18"/>
+              </w:rPr>
+              <w:t xml:space="preserve">Explain Phase</w:t>
             </w:r>
           </w:p>
           <w:p>
@@ -3895,7 +3895,7 @@
             <w:pPr>
               <w:spacing w:after="20" w:before="0"/>
             </w:pPr>
-            <w:hyperlink w:history="1" r:id="rIdxkdxiq1yxtxnyp25gxq9e">
+            <w:hyperlink w:history="1" r:id="rId8ey58sng-0sbi4xihf0ks">
               <w:r>
                 <w:rPr>
                   <w:rFonts w:ascii="Arial" w:cs="Arial" w:eastAsia="Arial" w:hAnsi="Arial"/>
@@ -3928,7 +3928,7 @@
               <w:spacing w:after="10" w:before="0"/>
               <w:ind w:left="120"/>
             </w:pPr>
-            <w:hyperlink w:history="1" r:id="rId8ibrcz3v3xavi5diff425">
+            <w:hyperlink w:history="1" r:id="rIdgl2kkyxvatqear8cfoslo">
               <w:r>
                 <w:rPr>
                   <w:rFonts w:ascii="Arial" w:cs="Arial" w:eastAsia="Arial" w:hAnsi="Arial"/>
@@ -3973,7 +3973,7 @@
             <w:pPr>
               <w:spacing w:after="20" w:before="0"/>
             </w:pPr>
-            <w:hyperlink w:history="1" r:id="rIdrrdnihc49yprmh5ybmtm4">
+            <w:hyperlink w:history="1" r:id="rIdhvyapkrnsjkaord73f0gr">
               <w:r>
                 <w:rPr>
                   <w:rFonts w:ascii="Arial" w:cs="Arial" w:eastAsia="Arial" w:hAnsi="Arial"/>
@@ -4006,7 +4006,7 @@
               <w:spacing w:after="10" w:before="0"/>
               <w:ind w:left="120"/>
             </w:pPr>
-            <w:hyperlink w:history="1" r:id="rIdxx9jzk7gj_oa5iadyurpz">
+            <w:hyperlink w:history="1" r:id="rIdmdtzdltvbcrrnp1tsotq_">
               <w:r>
                 <w:rPr>
                   <w:rFonts w:ascii="Arial" w:cs="Arial" w:eastAsia="Arial" w:hAnsi="Arial"/>
@@ -4153,32 +4153,32 @@
         <w:tc>
           <w:tcPr>
             <w:tcW w:type="dxa" w:w="1520"/>
-            <w:shd w:fill="F2F2F2" w:color="auto" w:val="clear"/>
-            <w:tcMar>
-              <w:top w:type="dxa" w:w="60"/>
-              <w:left w:type="dxa" w:w="120"/>
-              <w:bottom w:type="dxa" w:w="60"/>
-              <w:right w:type="dxa" w:w="120"/>
-            </w:tcMar>
-            <w:vAlign w:val="top"/>
-          </w:tcPr>
-          <w:p>
-            <w:pPr>
-              <w:spacing w:after="40" w:before="0"/>
-              <w:jc w:val="left"/>
-            </w:pPr>
-            <w:r>
-              <w:rPr>
-                <w:rFonts w:ascii="Arial" w:cs="Arial" w:eastAsia="Arial" w:hAnsi="Arial"/>
-                <w:b/>
-                <w:bCs/>
-                <w:i w:val="false"/>
-                <w:iCs w:val="false"/>
-                <w:color w:val="000000"/>
-                <w:sz w:val="18"/>
-                <w:szCs w:val="18"/>
-              </w:rPr>
-              <w:t xml:space="preserve">Phase 4 — Driving Question Board (DQB) Creation</w:t>
+            <w:shd w:fill="FCE4D6" w:color="auto" w:val="clear"/>
+            <w:tcMar>
+              <w:top w:type="dxa" w:w="60"/>
+              <w:left w:type="dxa" w:w="120"/>
+              <w:bottom w:type="dxa" w:w="60"/>
+              <w:right w:type="dxa" w:w="120"/>
+            </w:tcMar>
+            <w:vAlign w:val="top"/>
+          </w:tcPr>
+          <w:p>
+            <w:pPr>
+              <w:spacing w:after="40" w:before="0"/>
+              <w:jc w:val="left"/>
+            </w:pPr>
+            <w:r>
+              <w:rPr>
+                <w:rFonts w:ascii="Arial" w:cs="Arial" w:eastAsia="Arial" w:hAnsi="Arial"/>
+                <w:b/>
+                <w:bCs/>
+                <w:i w:val="false"/>
+                <w:iCs w:val="false"/>
+                <w:color w:val="000000"/>
+                <w:sz w:val="18"/>
+                <w:szCs w:val="18"/>
+              </w:rPr>
+              <w:t xml:space="preserve">Driving Question Board (DQB) Creation</w:t>
             </w:r>
           </w:p>
           <w:p>
@@ -4201,7 +4201,7 @@
             <w:pPr>
               <w:spacing w:after="20" w:before="0"/>
             </w:pPr>
-            <w:hyperlink w:history="1" r:id="rIdywwq2inqjh0w1eumueoct">
+            <w:hyperlink w:history="1" r:id="rIdoyn393yzzoygdlptidnsc">
               <w:r>
                 <w:rPr>
                   <w:rFonts w:ascii="Arial" w:cs="Arial" w:eastAsia="Arial" w:hAnsi="Arial"/>
@@ -4234,7 +4234,7 @@
               <w:spacing w:after="10" w:before="0"/>
               <w:ind w:left="120"/>
             </w:pPr>
-            <w:hyperlink w:history="1" r:id="rId4l57bnjtamzq5p6djniad">
+            <w:hyperlink w:history="1" r:id="rIdq_-3ddajrfuglin8egjmq">
               <w:r>
                 <w:rPr>
                   <w:rFonts w:ascii="Arial" w:cs="Arial" w:eastAsia="Arial" w:hAnsi="Arial"/>
@@ -4279,7 +4279,7 @@
             <w:pPr>
               <w:spacing w:after="20" w:before="0"/>
             </w:pPr>
-            <w:hyperlink w:history="1" r:id="rIddzguhrfjt87qz4k4mdfvn">
+            <w:hyperlink w:history="1" r:id="rIdjtp3fesdlxsefgy-irqcb">
               <w:r>
                 <w:rPr>
                   <w:rFonts w:ascii="Arial" w:cs="Arial" w:eastAsia="Arial" w:hAnsi="Arial"/>
@@ -4312,7 +4312,7 @@
               <w:spacing w:after="10" w:before="0"/>
               <w:ind w:left="120"/>
             </w:pPr>
-            <w:hyperlink w:history="1" r:id="rIdydp-bzz4qyilyoqvy3f_d">
+            <w:hyperlink w:history="1" r:id="rId1vyeu_e9xj8dugitilfii">
               <w:r>
                 <w:rPr>
                   <w:rFonts w:ascii="Arial" w:cs="Arial" w:eastAsia="Arial" w:hAnsi="Arial"/>
@@ -4459,32 +4459,32 @@
         <w:tc>
           <w:tcPr>
             <w:tcW w:type="dxa" w:w="1520"/>
-            <w:shd w:fill="F2F2F2" w:color="auto" w:val="clear"/>
-            <w:tcMar>
-              <w:top w:type="dxa" w:w="60"/>
-              <w:left w:type="dxa" w:w="120"/>
-              <w:bottom w:type="dxa" w:w="60"/>
-              <w:right w:type="dxa" w:w="120"/>
-            </w:tcMar>
-            <w:vAlign w:val="top"/>
-          </w:tcPr>
-          <w:p>
-            <w:pPr>
-              <w:spacing w:after="40" w:before="0"/>
-              <w:jc w:val="left"/>
-            </w:pPr>
-            <w:r>
-              <w:rPr>
-                <w:rFonts w:ascii="Arial" w:cs="Arial" w:eastAsia="Arial" w:hAnsi="Arial"/>
-                <w:b/>
-                <w:bCs/>
-                <w:i w:val="false"/>
-                <w:iCs w:val="false"/>
-                <w:color w:val="000000"/>
-                <w:sz w:val="18"/>
-                <w:szCs w:val="18"/>
-              </w:rPr>
-              <w:t xml:space="preserve">Phase 5 — Model Building</w:t>
+            <w:shd w:fill="D5E8F0" w:color="auto" w:val="clear"/>
+            <w:tcMar>
+              <w:top w:type="dxa" w:w="60"/>
+              <w:left w:type="dxa" w:w="120"/>
+              <w:bottom w:type="dxa" w:w="60"/>
+              <w:right w:type="dxa" w:w="120"/>
+            </w:tcMar>
+            <w:vAlign w:val="top"/>
+          </w:tcPr>
+          <w:p>
+            <w:pPr>
+              <w:spacing w:after="40" w:before="0"/>
+              <w:jc w:val="left"/>
+            </w:pPr>
+            <w:r>
+              <w:rPr>
+                <w:rFonts w:ascii="Arial" w:cs="Arial" w:eastAsia="Arial" w:hAnsi="Arial"/>
+                <w:b/>
+                <w:bCs/>
+                <w:i w:val="false"/>
+                <w:iCs w:val="false"/>
+                <w:color w:val="000000"/>
+                <w:sz w:val="18"/>
+                <w:szCs w:val="18"/>
+              </w:rPr>
+              <w:t xml:space="preserve">Model Building Phase</w:t>
             </w:r>
           </w:p>
           <w:p>
@@ -4507,7 +4507,7 @@
             <w:pPr>
               <w:spacing w:after="20" w:before="0"/>
             </w:pPr>
-            <w:hyperlink w:history="1" r:id="rId4q5_vc76b_sjzdeiogd2n">
+            <w:hyperlink w:history="1" r:id="rId89ycm01yqy4dos2grihst">
               <w:r>
                 <w:rPr>
                   <w:rFonts w:ascii="Arial" w:cs="Arial" w:eastAsia="Arial" w:hAnsi="Arial"/>
@@ -4540,7 +4540,7 @@
               <w:spacing w:after="10" w:before="0"/>
               <w:ind w:left="120"/>
             </w:pPr>
-            <w:hyperlink w:history="1" r:id="rIdwuensvwgvu0ypewl0-iz5">
+            <w:hyperlink w:history="1" r:id="rIdev9pwai3cyta_s7knjxhz">
               <w:r>
                 <w:rPr>
                   <w:rFonts w:ascii="Arial" w:cs="Arial" w:eastAsia="Arial" w:hAnsi="Arial"/>
@@ -4585,7 +4585,7 @@
             <w:pPr>
               <w:spacing w:after="20" w:before="0"/>
             </w:pPr>
-            <w:hyperlink w:history="1" r:id="rIdnotkq0kyvmp_bz4gi69c8">
+            <w:hyperlink w:history="1" r:id="rIdiz9wss41gq6ds8if9fwvj">
               <w:r>
                 <w:rPr>
                   <w:rFonts w:ascii="Arial" w:cs="Arial" w:eastAsia="Arial" w:hAnsi="Arial"/>
@@ -4618,7 +4618,7 @@
               <w:spacing w:after="10" w:before="0"/>
               <w:ind w:left="120"/>
             </w:pPr>
-            <w:hyperlink w:history="1" r:id="rIdufca8s63bh9vadpzkgovi">
+            <w:hyperlink w:history="1" r:id="rIdcber2nd6cdpab3dm5zdqt">
               <w:r>
                 <w:rPr>
                   <w:rFonts w:ascii="Arial" w:cs="Arial" w:eastAsia="Arial" w:hAnsi="Arial"/>
@@ -6057,32 +6057,32 @@
         <w:tc>
           <w:tcPr>
             <w:tcW w:type="dxa" w:w="1520"/>
-            <w:shd w:fill="F2F2F2" w:color="auto" w:val="clear"/>
-            <w:tcMar>
-              <w:top w:type="dxa" w:w="60"/>
-              <w:left w:type="dxa" w:w="120"/>
-              <w:bottom w:type="dxa" w:w="60"/>
-              <w:right w:type="dxa" w:w="120"/>
-            </w:tcMar>
-            <w:vAlign w:val="top"/>
-          </w:tcPr>
-          <w:p>
-            <w:pPr>
-              <w:spacing w:after="40" w:before="0"/>
-              <w:jc w:val="left"/>
-            </w:pPr>
-            <w:r>
-              <w:rPr>
-                <w:rFonts w:ascii="Arial" w:cs="Arial" w:eastAsia="Arial" w:hAnsi="Arial"/>
-                <w:b/>
-                <w:bCs/>
-                <w:i w:val="false"/>
-                <w:iCs w:val="false"/>
-                <w:color w:val="000000"/>
-                <w:sz w:val="18"/>
-                <w:szCs w:val="18"/>
-              </w:rPr>
-              <w:t xml:space="preserve">1 — Predict</w:t>
+            <w:shd w:fill="EAD1F5" w:color="auto" w:val="clear"/>
+            <w:tcMar>
+              <w:top w:type="dxa" w:w="60"/>
+              <w:left w:type="dxa" w:w="120"/>
+              <w:bottom w:type="dxa" w:w="60"/>
+              <w:right w:type="dxa" w:w="120"/>
+            </w:tcMar>
+            <w:vAlign w:val="top"/>
+          </w:tcPr>
+          <w:p>
+            <w:pPr>
+              <w:spacing w:after="40" w:before="0"/>
+              <w:jc w:val="left"/>
+            </w:pPr>
+            <w:r>
+              <w:rPr>
+                <w:rFonts w:ascii="Arial" w:cs="Arial" w:eastAsia="Arial" w:hAnsi="Arial"/>
+                <w:b/>
+                <w:bCs/>
+                <w:i w:val="false"/>
+                <w:iCs w:val="false"/>
+                <w:color w:val="000000"/>
+                <w:sz w:val="18"/>
+                <w:szCs w:val="18"/>
+              </w:rPr>
+              <w:t xml:space="preserve">Predict Phase</w:t>
             </w:r>
           </w:p>
           <w:p>
@@ -6105,7 +6105,7 @@
             <w:pPr>
               <w:spacing w:after="20" w:before="0"/>
             </w:pPr>
-            <w:hyperlink w:history="1" r:id="rId2idxumvbytn_ljlcu8byp">
+            <w:hyperlink w:history="1" r:id="rIdbt-egn39ofgrhlgc0mqzc">
               <w:r>
                 <w:rPr>
                   <w:rFonts w:ascii="Arial" w:cs="Arial" w:eastAsia="Arial" w:hAnsi="Arial"/>
@@ -6138,7 +6138,7 @@
               <w:spacing w:after="10" w:before="0"/>
               <w:ind w:left="120"/>
             </w:pPr>
-            <w:hyperlink w:history="1" r:id="rIdxzax5lhmzly6dk45no284">
+            <w:hyperlink w:history="1" r:id="rIdi4sjw764xpiv2xfdyi88c">
               <w:r>
                 <w:rPr>
                   <w:rFonts w:ascii="Arial" w:cs="Arial" w:eastAsia="Arial" w:hAnsi="Arial"/>
@@ -6183,7 +6183,7 @@
             <w:pPr>
               <w:spacing w:after="20" w:before="0"/>
             </w:pPr>
-            <w:hyperlink w:history="1" r:id="rIdze3lvdnzfetguyscw3usf">
+            <w:hyperlink w:history="1" r:id="rIdpql2vnc2uyqhmk-3dzxg6">
               <w:r>
                 <w:rPr>
                   <w:rFonts w:ascii="Arial" w:cs="Arial" w:eastAsia="Arial" w:hAnsi="Arial"/>
@@ -6216,7 +6216,7 @@
               <w:spacing w:after="10" w:before="0"/>
               <w:ind w:left="120"/>
             </w:pPr>
-            <w:hyperlink w:history="1" r:id="rIdtghxe9oawr4difqcnxc-u">
+            <w:hyperlink w:history="1" r:id="rIdgnlfc4idxklucelkqveqi">
               <w:r>
                 <w:rPr>
                   <w:rFonts w:ascii="Arial" w:cs="Arial" w:eastAsia="Arial" w:hAnsi="Arial"/>
@@ -6363,32 +6363,32 @@
         <w:tc>
           <w:tcPr>
             <w:tcW w:type="dxa" w:w="1520"/>
-            <w:shd w:fill="F2F2F2" w:color="auto" w:val="clear"/>
-            <w:tcMar>
-              <w:top w:type="dxa" w:w="60"/>
-              <w:left w:type="dxa" w:w="120"/>
-              <w:bottom w:type="dxa" w:w="60"/>
-              <w:right w:type="dxa" w:w="120"/>
-            </w:tcMar>
-            <w:vAlign w:val="top"/>
-          </w:tcPr>
-          <w:p>
-            <w:pPr>
-              <w:spacing w:after="40" w:before="0"/>
-              <w:jc w:val="left"/>
-            </w:pPr>
-            <w:r>
-              <w:rPr>
-                <w:rFonts w:ascii="Arial" w:cs="Arial" w:eastAsia="Arial" w:hAnsi="Arial"/>
-                <w:b/>
-                <w:bCs/>
-                <w:i w:val="false"/>
-                <w:iCs w:val="false"/>
-                <w:color w:val="000000"/>
-                <w:sz w:val="18"/>
-                <w:szCs w:val="18"/>
-              </w:rPr>
-              <w:t xml:space="preserve">2 — Observe (Guided Derivation &amp; Worked Example)</w:t>
+            <w:shd w:fill="D9EEF1" w:color="auto" w:val="clear"/>
+            <w:tcMar>
+              <w:top w:type="dxa" w:w="60"/>
+              <w:left w:type="dxa" w:w="120"/>
+              <w:bottom w:type="dxa" w:w="60"/>
+              <w:right w:type="dxa" w:w="120"/>
+            </w:tcMar>
+            <w:vAlign w:val="top"/>
+          </w:tcPr>
+          <w:p>
+            <w:pPr>
+              <w:spacing w:after="40" w:before="0"/>
+              <w:jc w:val="left"/>
+            </w:pPr>
+            <w:r>
+              <w:rPr>
+                <w:rFonts w:ascii="Arial" w:cs="Arial" w:eastAsia="Arial" w:hAnsi="Arial"/>
+                <w:b/>
+                <w:bCs/>
+                <w:i w:val="false"/>
+                <w:iCs w:val="false"/>
+                <w:color w:val="000000"/>
+                <w:sz w:val="18"/>
+                <w:szCs w:val="18"/>
+              </w:rPr>
+              <w:t xml:space="preserve">Observe Phase</w:t>
             </w:r>
           </w:p>
           <w:p>
@@ -6411,7 +6411,7 @@
             <w:pPr>
               <w:spacing w:after="20" w:before="0"/>
             </w:pPr>
-            <w:hyperlink w:history="1" r:id="rIdaupu2gutwv8ysx_kvrbwo">
+            <w:hyperlink w:history="1" r:id="rIdj7h2omfmugjzt9ksrk9nt">
               <w:r>
                 <w:rPr>
                   <w:rFonts w:ascii="Arial" w:cs="Arial" w:eastAsia="Arial" w:hAnsi="Arial"/>
@@ -6444,7 +6444,7 @@
               <w:spacing w:after="10" w:before="0"/>
               <w:ind w:left="120"/>
             </w:pPr>
-            <w:hyperlink w:history="1" r:id="rIdqkppplq1xuarg_ur1ltaz">
+            <w:hyperlink w:history="1" r:id="rIdukoub8mkcuynvrbd9pqto">
               <w:r>
                 <w:rPr>
                   <w:rFonts w:ascii="Arial" w:cs="Arial" w:eastAsia="Arial" w:hAnsi="Arial"/>
@@ -6489,7 +6489,7 @@
             <w:pPr>
               <w:spacing w:after="20" w:before="0"/>
             </w:pPr>
-            <w:hyperlink w:history="1" r:id="rIdq6olkmiwjw2uu6wt1kfjc">
+            <w:hyperlink w:history="1" r:id="rId7lmuxltofzh3jjj3kts-o">
               <w:r>
                 <w:rPr>
                   <w:rFonts w:ascii="Arial" w:cs="Arial" w:eastAsia="Arial" w:hAnsi="Arial"/>
@@ -6522,7 +6522,7 @@
               <w:spacing w:after="10" w:before="0"/>
               <w:ind w:left="120"/>
             </w:pPr>
-            <w:hyperlink w:history="1" r:id="rIdy4q6njijh_qd6d4gjsd8y">
+            <w:hyperlink w:history="1" r:id="rId4wjemg_xum9ll0n-wdbni">
               <w:r>
                 <w:rPr>
                   <w:rFonts w:ascii="Arial" w:cs="Arial" w:eastAsia="Arial" w:hAnsi="Arial"/>
@@ -6669,32 +6669,32 @@
         <w:tc>
           <w:tcPr>
             <w:tcW w:type="dxa" w:w="1520"/>
-            <w:shd w:fill="F2F2F2" w:color="auto" w:val="clear"/>
-            <w:tcMar>
-              <w:top w:type="dxa" w:w="60"/>
-              <w:left w:type="dxa" w:w="120"/>
-              <w:bottom w:type="dxa" w:w="60"/>
-              <w:right w:type="dxa" w:w="120"/>
-            </w:tcMar>
-            <w:vAlign w:val="top"/>
-          </w:tcPr>
-          <w:p>
-            <w:pPr>
-              <w:spacing w:after="40" w:before="0"/>
-              <w:jc w:val="left"/>
-            </w:pPr>
-            <w:r>
-              <w:rPr>
-                <w:rFonts w:ascii="Arial" w:cs="Arial" w:eastAsia="Arial" w:hAnsi="Arial"/>
-                <w:b/>
-                <w:bCs/>
-                <w:i w:val="false"/>
-                <w:iCs w:val="false"/>
-                <w:color w:val="000000"/>
-                <w:sz w:val="18"/>
-                <w:szCs w:val="18"/>
-              </w:rPr>
-              <w:t xml:space="preserve">3 — Explain (Apply, Analyse &amp; Connect to Phenomenon)</w:t>
+            <w:shd w:fill="E2EFDA" w:color="auto" w:val="clear"/>
+            <w:tcMar>
+              <w:top w:type="dxa" w:w="60"/>
+              <w:left w:type="dxa" w:w="120"/>
+              <w:bottom w:type="dxa" w:w="60"/>
+              <w:right w:type="dxa" w:w="120"/>
+            </w:tcMar>
+            <w:vAlign w:val="top"/>
+          </w:tcPr>
+          <w:p>
+            <w:pPr>
+              <w:spacing w:after="40" w:before="0"/>
+              <w:jc w:val="left"/>
+            </w:pPr>
+            <w:r>
+              <w:rPr>
+                <w:rFonts w:ascii="Arial" w:cs="Arial" w:eastAsia="Arial" w:hAnsi="Arial"/>
+                <w:b/>
+                <w:bCs/>
+                <w:i w:val="false"/>
+                <w:iCs w:val="false"/>
+                <w:color w:val="000000"/>
+                <w:sz w:val="18"/>
+                <w:szCs w:val="18"/>
+              </w:rPr>
+              <w:t xml:space="preserve">Explain Phase</w:t>
             </w:r>
           </w:p>
           <w:p>
@@ -6717,7 +6717,7 @@
             <w:pPr>
               <w:spacing w:after="20" w:before="0"/>
             </w:pPr>
-            <w:hyperlink w:history="1" r:id="rIdhleof_o_9lyiw22s_gkhf">
+            <w:hyperlink w:history="1" r:id="rId5bufel2uoswgexdh0u-b2">
               <w:r>
                 <w:rPr>
                   <w:rFonts w:ascii="Arial" w:cs="Arial" w:eastAsia="Arial" w:hAnsi="Arial"/>
@@ -6750,7 +6750,7 @@
               <w:spacing w:after="10" w:before="0"/>
               <w:ind w:left="120"/>
             </w:pPr>
-            <w:hyperlink w:history="1" r:id="rIdcav-66rul51omarvmc7dw">
+            <w:hyperlink w:history="1" r:id="rIdob21cqd_6scrbgnx977nr">
               <w:r>
                 <w:rPr>
                   <w:rFonts w:ascii="Arial" w:cs="Arial" w:eastAsia="Arial" w:hAnsi="Arial"/>
@@ -6795,7 +6795,7 @@
             <w:pPr>
               <w:spacing w:after="20" w:before="0"/>
             </w:pPr>
-            <w:hyperlink w:history="1" r:id="rIdakvn40kohqnelew16tjwc">
+            <w:hyperlink w:history="1" r:id="rIdgx8yuhieagp932lomcntz">
               <w:r>
                 <w:rPr>
                   <w:rFonts w:ascii="Arial" w:cs="Arial" w:eastAsia="Arial" w:hAnsi="Arial"/>
@@ -6828,7 +6828,7 @@
               <w:spacing w:after="10" w:before="0"/>
               <w:ind w:left="120"/>
             </w:pPr>
-            <w:hyperlink w:history="1" r:id="rId6l8lodn0i2qci9tkme-cq">
+            <w:hyperlink w:history="1" r:id="rIdt-l1khj70dgo62xpdlmf3">
               <w:r>
                 <w:rPr>
                   <w:rFonts w:ascii="Arial" w:cs="Arial" w:eastAsia="Arial" w:hAnsi="Arial"/>
@@ -6975,32 +6975,32 @@
         <w:tc>
           <w:tcPr>
             <w:tcW w:type="dxa" w:w="1520"/>
-            <w:shd w:fill="F2F2F2" w:color="auto" w:val="clear"/>
-            <w:tcMar>
-              <w:top w:type="dxa" w:w="60"/>
-              <w:left w:type="dxa" w:w="120"/>
-              <w:bottom w:type="dxa" w:w="60"/>
-              <w:right w:type="dxa" w:w="120"/>
-            </w:tcMar>
-            <w:vAlign w:val="top"/>
-          </w:tcPr>
-          <w:p>
-            <w:pPr>
-              <w:spacing w:after="40" w:before="0"/>
-              <w:jc w:val="left"/>
-            </w:pPr>
-            <w:r>
-              <w:rPr>
-                <w:rFonts w:ascii="Arial" w:cs="Arial" w:eastAsia="Arial" w:hAnsi="Arial"/>
-                <w:b/>
-                <w:bCs/>
-                <w:i w:val="false"/>
-                <w:iCs w:val="false"/>
-                <w:color w:val="000000"/>
-                <w:sz w:val="18"/>
-                <w:szCs w:val="18"/>
-              </w:rPr>
-              <w:t xml:space="preserve">4 — Driving Question Board (DQB) Update</w:t>
+            <w:shd w:fill="FCE4D6" w:color="auto" w:val="clear"/>
+            <w:tcMar>
+              <w:top w:type="dxa" w:w="60"/>
+              <w:left w:type="dxa" w:w="120"/>
+              <w:bottom w:type="dxa" w:w="60"/>
+              <w:right w:type="dxa" w:w="120"/>
+            </w:tcMar>
+            <w:vAlign w:val="top"/>
+          </w:tcPr>
+          <w:p>
+            <w:pPr>
+              <w:spacing w:after="40" w:before="0"/>
+              <w:jc w:val="left"/>
+            </w:pPr>
+            <w:r>
+              <w:rPr>
+                <w:rFonts w:ascii="Arial" w:cs="Arial" w:eastAsia="Arial" w:hAnsi="Arial"/>
+                <w:b/>
+                <w:bCs/>
+                <w:i w:val="false"/>
+                <w:iCs w:val="false"/>
+                <w:color w:val="000000"/>
+                <w:sz w:val="18"/>
+                <w:szCs w:val="18"/>
+              </w:rPr>
+              <w:t xml:space="preserve">Driving Question Board (DQB) Creation</w:t>
             </w:r>
           </w:p>
           <w:p>
@@ -7023,7 +7023,7 @@
             <w:pPr>
               <w:spacing w:after="20" w:before="0"/>
             </w:pPr>
-            <w:hyperlink w:history="1" r:id="rId6wt1reylgkosgtw-ncw3j">
+            <w:hyperlink w:history="1" r:id="rIdyjgvditlvqd0uig37votu">
               <w:r>
                 <w:rPr>
                   <w:rFonts w:ascii="Arial" w:cs="Arial" w:eastAsia="Arial" w:hAnsi="Arial"/>
@@ -7056,7 +7056,7 @@
               <w:spacing w:after="10" w:before="0"/>
               <w:ind w:left="120"/>
             </w:pPr>
-            <w:hyperlink w:history="1" r:id="rId_oijbcgoxt92emogcbw4p">
+            <w:hyperlink w:history="1" r:id="rIdnxd0ycdftknoe8gggn78-">
               <w:r>
                 <w:rPr>
                   <w:rFonts w:ascii="Arial" w:cs="Arial" w:eastAsia="Arial" w:hAnsi="Arial"/>
@@ -7101,7 +7101,7 @@
             <w:pPr>
               <w:spacing w:after="20" w:before="0"/>
             </w:pPr>
-            <w:hyperlink w:history="1" r:id="rIdmtcg3a0r4bwl7khcv1sy6">
+            <w:hyperlink w:history="1" r:id="rIdm6arw2munk9jr9nnis_sr">
               <w:r>
                 <w:rPr>
                   <w:rFonts w:ascii="Arial" w:cs="Arial" w:eastAsia="Arial" w:hAnsi="Arial"/>
@@ -7134,7 +7134,7 @@
               <w:spacing w:after="10" w:before="0"/>
               <w:ind w:left="120"/>
             </w:pPr>
-            <w:hyperlink w:history="1" r:id="rIdskrj_yzkkgbunc4q9fxsw">
+            <w:hyperlink w:history="1" r:id="rId_jxsgamz-anztagzeyiir">
               <w:r>
                 <w:rPr>
                   <w:rFonts w:ascii="Arial" w:cs="Arial" w:eastAsia="Arial" w:hAnsi="Arial"/>
@@ -7281,32 +7281,32 @@
         <w:tc>
           <w:tcPr>
             <w:tcW w:type="dxa" w:w="1520"/>
-            <w:shd w:fill="F2F2F2" w:color="auto" w:val="clear"/>
-            <w:tcMar>
-              <w:top w:type="dxa" w:w="60"/>
-              <w:left w:type="dxa" w:w="120"/>
-              <w:bottom w:type="dxa" w:w="60"/>
-              <w:right w:type="dxa" w:w="120"/>
-            </w:tcMar>
-            <w:vAlign w:val="top"/>
-          </w:tcPr>
-          <w:p>
-            <w:pPr>
-              <w:spacing w:after="40" w:before="0"/>
-              <w:jc w:val="left"/>
-            </w:pPr>
-            <w:r>
-              <w:rPr>
-                <w:rFonts w:ascii="Arial" w:cs="Arial" w:eastAsia="Arial" w:hAnsi="Arial"/>
-                <w:b/>
-                <w:bCs/>
-                <w:i w:val="false"/>
-                <w:iCs w:val="false"/>
-                <w:color w:val="000000"/>
-                <w:sz w:val="18"/>
-                <w:szCs w:val="18"/>
-              </w:rPr>
-              <w:t xml:space="preserve">5 — Model Building</w:t>
+            <w:shd w:fill="D5E8F0" w:color="auto" w:val="clear"/>
+            <w:tcMar>
+              <w:top w:type="dxa" w:w="60"/>
+              <w:left w:type="dxa" w:w="120"/>
+              <w:bottom w:type="dxa" w:w="60"/>
+              <w:right w:type="dxa" w:w="120"/>
+            </w:tcMar>
+            <w:vAlign w:val="top"/>
+          </w:tcPr>
+          <w:p>
+            <w:pPr>
+              <w:spacing w:after="40" w:before="0"/>
+              <w:jc w:val="left"/>
+            </w:pPr>
+            <w:r>
+              <w:rPr>
+                <w:rFonts w:ascii="Arial" w:cs="Arial" w:eastAsia="Arial" w:hAnsi="Arial"/>
+                <w:b/>
+                <w:bCs/>
+                <w:i w:val="false"/>
+                <w:iCs w:val="false"/>
+                <w:color w:val="000000"/>
+                <w:sz w:val="18"/>
+                <w:szCs w:val="18"/>
+              </w:rPr>
+              <w:t xml:space="preserve">Model Building Phase</w:t>
             </w:r>
           </w:p>
           <w:p>
@@ -7329,7 +7329,7 @@
             <w:pPr>
               <w:spacing w:after="20" w:before="0"/>
             </w:pPr>
-            <w:hyperlink w:history="1" r:id="rId_jtq_k1uxqqznghngr7fx">
+            <w:hyperlink w:history="1" r:id="rIdefadtwm9z4gfdbkjzgvw1">
               <w:r>
                 <w:rPr>
                   <w:rFonts w:ascii="Arial" w:cs="Arial" w:eastAsia="Arial" w:hAnsi="Arial"/>
@@ -7362,7 +7362,7 @@
               <w:spacing w:after="10" w:before="0"/>
               <w:ind w:left="120"/>
             </w:pPr>
-            <w:hyperlink w:history="1" r:id="rId4wezxp6jy59tbstbzmrh-">
+            <w:hyperlink w:history="1" r:id="rIdlmtkyrkfrenyhb13blbai">
               <w:r>
                 <w:rPr>
                   <w:rFonts w:ascii="Arial" w:cs="Arial" w:eastAsia="Arial" w:hAnsi="Arial"/>
@@ -7407,7 +7407,7 @@
             <w:pPr>
               <w:spacing w:after="20" w:before="0"/>
             </w:pPr>
-            <w:hyperlink w:history="1" r:id="rIdycjk8j-fxlzzcq6tbjxb9">
+            <w:hyperlink w:history="1" r:id="rId3h7lsqn-azvp8hwuga2dh">
               <w:r>
                 <w:rPr>
                   <w:rFonts w:ascii="Arial" w:cs="Arial" w:eastAsia="Arial" w:hAnsi="Arial"/>
@@ -7440,7 +7440,7 @@
               <w:spacing w:after="10" w:before="0"/>
               <w:ind w:left="120"/>
             </w:pPr>
-            <w:hyperlink w:history="1" r:id="rIdvsgu1hnfr1kyktqmgg1qz">
+            <w:hyperlink w:history="1" r:id="rId7oukovhisd6scwnq6oiqj">
               <w:r>
                 <w:rPr>
                   <w:rFonts w:ascii="Arial" w:cs="Arial" w:eastAsia="Arial" w:hAnsi="Arial"/>
@@ -8879,32 +8879,32 @@
         <w:tc>
           <w:tcPr>
             <w:tcW w:type="dxa" w:w="1520"/>
-            <w:shd w:fill="F2F2F2" w:color="auto" w:val="clear"/>
-            <w:tcMar>
-              <w:top w:type="dxa" w:w="60"/>
-              <w:left w:type="dxa" w:w="120"/>
-              <w:bottom w:type="dxa" w:w="60"/>
-              <w:right w:type="dxa" w:w="120"/>
-            </w:tcMar>
-            <w:vAlign w:val="top"/>
-          </w:tcPr>
-          <w:p>
-            <w:pPr>
-              <w:spacing w:after="40" w:before="0"/>
-              <w:jc w:val="left"/>
-            </w:pPr>
-            <w:r>
-              <w:rPr>
-                <w:rFonts w:ascii="Arial" w:cs="Arial" w:eastAsia="Arial" w:hAnsi="Arial"/>
-                <w:b/>
-                <w:bCs/>
-                <w:i w:val="false"/>
-                <w:iCs w:val="false"/>
-                <w:color w:val="000000"/>
-                <w:sz w:val="18"/>
-                <w:szCs w:val="18"/>
-              </w:rPr>
-              <w:t xml:space="preserve">Phase 1 — Predict</w:t>
+            <w:shd w:fill="EAD1F5" w:color="auto" w:val="clear"/>
+            <w:tcMar>
+              <w:top w:type="dxa" w:w="60"/>
+              <w:left w:type="dxa" w:w="120"/>
+              <w:bottom w:type="dxa" w:w="60"/>
+              <w:right w:type="dxa" w:w="120"/>
+            </w:tcMar>
+            <w:vAlign w:val="top"/>
+          </w:tcPr>
+          <w:p>
+            <w:pPr>
+              <w:spacing w:after="40" w:before="0"/>
+              <w:jc w:val="left"/>
+            </w:pPr>
+            <w:r>
+              <w:rPr>
+                <w:rFonts w:ascii="Arial" w:cs="Arial" w:eastAsia="Arial" w:hAnsi="Arial"/>
+                <w:b/>
+                <w:bCs/>
+                <w:i w:val="false"/>
+                <w:iCs w:val="false"/>
+                <w:color w:val="000000"/>
+                <w:sz w:val="18"/>
+                <w:szCs w:val="18"/>
+              </w:rPr>
+              <w:t xml:space="preserve">Predict Phase</w:t>
             </w:r>
           </w:p>
           <w:p>
@@ -8927,7 +8927,7 @@
             <w:pPr>
               <w:spacing w:after="20" w:before="0"/>
             </w:pPr>
-            <w:hyperlink w:history="1" r:id="rIdssemkt4pmqmgvwrqcxddf">
+            <w:hyperlink w:history="1" r:id="rIdkjk8taflot7sdrqnkuftb">
               <w:r>
                 <w:rPr>
                   <w:rFonts w:ascii="Arial" w:cs="Arial" w:eastAsia="Arial" w:hAnsi="Arial"/>
@@ -8960,7 +8960,7 @@
               <w:spacing w:after="10" w:before="0"/>
               <w:ind w:left="120"/>
             </w:pPr>
-            <w:hyperlink w:history="1" r:id="rIdnty3gq7oc6tisoym9n4ux">
+            <w:hyperlink w:history="1" r:id="rIdiqbetx3w8lvif1mljytjg">
               <w:r>
                 <w:rPr>
                   <w:rFonts w:ascii="Arial" w:cs="Arial" w:eastAsia="Arial" w:hAnsi="Arial"/>
@@ -9005,7 +9005,7 @@
             <w:pPr>
               <w:spacing w:after="20" w:before="0"/>
             </w:pPr>
-            <w:hyperlink w:history="1" r:id="rId3kupbgmkwnzy4kn3bkbov">
+            <w:hyperlink w:history="1" r:id="rIdhqytjw0d-c_pk9ykd3rpo">
               <w:r>
                 <w:rPr>
                   <w:rFonts w:ascii="Arial" w:cs="Arial" w:eastAsia="Arial" w:hAnsi="Arial"/>
@@ -9038,7 +9038,7 @@
               <w:spacing w:after="10" w:before="0"/>
               <w:ind w:left="120"/>
             </w:pPr>
-            <w:hyperlink w:history="1" r:id="rIdknmb_pbxxf2j_7spdr5re">
+            <w:hyperlink w:history="1" r:id="rIdpsnggjlliazcxwhhxct8z">
               <w:r>
                 <w:rPr>
                   <w:rFonts w:ascii="Arial" w:cs="Arial" w:eastAsia="Arial" w:hAnsi="Arial"/>
@@ -9185,32 +9185,32 @@
         <w:tc>
           <w:tcPr>
             <w:tcW w:type="dxa" w:w="1520"/>
-            <w:shd w:fill="F2F2F2" w:color="auto" w:val="clear"/>
-            <w:tcMar>
-              <w:top w:type="dxa" w:w="60"/>
-              <w:left w:type="dxa" w:w="120"/>
-              <w:bottom w:type="dxa" w:w="60"/>
-              <w:right w:type="dxa" w:w="120"/>
-            </w:tcMar>
-            <w:vAlign w:val="top"/>
-          </w:tcPr>
-          <w:p>
-            <w:pPr>
-              <w:spacing w:after="40" w:before="0"/>
-              <w:jc w:val="left"/>
-            </w:pPr>
-            <w:r>
-              <w:rPr>
-                <w:rFonts w:ascii="Arial" w:cs="Arial" w:eastAsia="Arial" w:hAnsi="Arial"/>
-                <w:b/>
-                <w:bCs/>
-                <w:i w:val="false"/>
-                <w:iCs w:val="false"/>
-                <w:color w:val="000000"/>
-                <w:sz w:val="18"/>
-                <w:szCs w:val="18"/>
-              </w:rPr>
-              <w:t xml:space="preserve">Phase 2 — Observe</w:t>
+            <w:shd w:fill="D9EEF1" w:color="auto" w:val="clear"/>
+            <w:tcMar>
+              <w:top w:type="dxa" w:w="60"/>
+              <w:left w:type="dxa" w:w="120"/>
+              <w:bottom w:type="dxa" w:w="60"/>
+              <w:right w:type="dxa" w:w="120"/>
+            </w:tcMar>
+            <w:vAlign w:val="top"/>
+          </w:tcPr>
+          <w:p>
+            <w:pPr>
+              <w:spacing w:after="40" w:before="0"/>
+              <w:jc w:val="left"/>
+            </w:pPr>
+            <w:r>
+              <w:rPr>
+                <w:rFonts w:ascii="Arial" w:cs="Arial" w:eastAsia="Arial" w:hAnsi="Arial"/>
+                <w:b/>
+                <w:bCs/>
+                <w:i w:val="false"/>
+                <w:iCs w:val="false"/>
+                <w:color w:val="000000"/>
+                <w:sz w:val="18"/>
+                <w:szCs w:val="18"/>
+              </w:rPr>
+              <w:t xml:space="preserve">Observe Phase</w:t>
             </w:r>
           </w:p>
           <w:p>
@@ -9233,7 +9233,7 @@
             <w:pPr>
               <w:spacing w:after="20" w:before="0"/>
             </w:pPr>
-            <w:hyperlink w:history="1" r:id="rIdqxajwntjhmizwlxt-toha">
+            <w:hyperlink w:history="1" r:id="rIdo00hondg1uftfqxrrcwzt">
               <w:r>
                 <w:rPr>
                   <w:rFonts w:ascii="Arial" w:cs="Arial" w:eastAsia="Arial" w:hAnsi="Arial"/>
@@ -9266,7 +9266,7 @@
               <w:spacing w:after="10" w:before="0"/>
               <w:ind w:left="120"/>
             </w:pPr>
-            <w:hyperlink w:history="1" r:id="rIdkttrlnjva_amm_eyijycs">
+            <w:hyperlink w:history="1" r:id="rIdaeh3oku9asdl__0idbszy">
               <w:r>
                 <w:rPr>
                   <w:rFonts w:ascii="Arial" w:cs="Arial" w:eastAsia="Arial" w:hAnsi="Arial"/>
@@ -9311,7 +9311,7 @@
             <w:pPr>
               <w:spacing w:after="20" w:before="0"/>
             </w:pPr>
-            <w:hyperlink w:history="1" r:id="rId-scznclkuvrglcped3j-k">
+            <w:hyperlink w:history="1" r:id="rIdld1hdkexzmwtiqpqt7jy6">
               <w:r>
                 <w:rPr>
                   <w:rFonts w:ascii="Arial" w:cs="Arial" w:eastAsia="Arial" w:hAnsi="Arial"/>
@@ -9344,7 +9344,7 @@
               <w:spacing w:after="10" w:before="0"/>
               <w:ind w:left="120"/>
             </w:pPr>
-            <w:hyperlink w:history="1" r:id="rIda2s3j3hcb6shbbm4bqpqz">
+            <w:hyperlink w:history="1" r:id="rIdilhfpyp2ccagjcpvw0ry6">
               <w:r>
                 <w:rPr>
                   <w:rFonts w:ascii="Arial" w:cs="Arial" w:eastAsia="Arial" w:hAnsi="Arial"/>
@@ -9491,32 +9491,32 @@
         <w:tc>
           <w:tcPr>
             <w:tcW w:type="dxa" w:w="1520"/>
-            <w:shd w:fill="F2F2F2" w:color="auto" w:val="clear"/>
-            <w:tcMar>
-              <w:top w:type="dxa" w:w="60"/>
-              <w:left w:type="dxa" w:w="120"/>
-              <w:bottom w:type="dxa" w:w="60"/>
-              <w:right w:type="dxa" w:w="120"/>
-            </w:tcMar>
-            <w:vAlign w:val="top"/>
-          </w:tcPr>
-          <w:p>
-            <w:pPr>
-              <w:spacing w:after="40" w:before="0"/>
-              <w:jc w:val="left"/>
-            </w:pPr>
-            <w:r>
-              <w:rPr>
-                <w:rFonts w:ascii="Arial" w:cs="Arial" w:eastAsia="Arial" w:hAnsi="Arial"/>
-                <w:b/>
-                <w:bCs/>
-                <w:i w:val="false"/>
-                <w:iCs w:val="false"/>
-                <w:color w:val="000000"/>
-                <w:sz w:val="18"/>
-                <w:szCs w:val="18"/>
-              </w:rPr>
-              <w:t xml:space="preserve">Phase 3 — Explain</w:t>
+            <w:shd w:fill="E2EFDA" w:color="auto" w:val="clear"/>
+            <w:tcMar>
+              <w:top w:type="dxa" w:w="60"/>
+              <w:left w:type="dxa" w:w="120"/>
+              <w:bottom w:type="dxa" w:w="60"/>
+              <w:right w:type="dxa" w:w="120"/>
+            </w:tcMar>
+            <w:vAlign w:val="top"/>
+          </w:tcPr>
+          <w:p>
+            <w:pPr>
+              <w:spacing w:after="40" w:before="0"/>
+              <w:jc w:val="left"/>
+            </w:pPr>
+            <w:r>
+              <w:rPr>
+                <w:rFonts w:ascii="Arial" w:cs="Arial" w:eastAsia="Arial" w:hAnsi="Arial"/>
+                <w:b/>
+                <w:bCs/>
+                <w:i w:val="false"/>
+                <w:iCs w:val="false"/>
+                <w:color w:val="000000"/>
+                <w:sz w:val="18"/>
+                <w:szCs w:val="18"/>
+              </w:rPr>
+              <w:t xml:space="preserve">Explain Phase</w:t>
             </w:r>
           </w:p>
           <w:p>
@@ -9539,7 +9539,7 @@
             <w:pPr>
               <w:spacing w:after="20" w:before="0"/>
             </w:pPr>
-            <w:hyperlink w:history="1" r:id="rIdzhayhnmjlifolgos_-aw2">
+            <w:hyperlink w:history="1" r:id="rId5-huwddcyqvvonyj4g9ji">
               <w:r>
                 <w:rPr>
                   <w:rFonts w:ascii="Arial" w:cs="Arial" w:eastAsia="Arial" w:hAnsi="Arial"/>
@@ -9572,7 +9572,7 @@
               <w:spacing w:after="10" w:before="0"/>
               <w:ind w:left="120"/>
             </w:pPr>
-            <w:hyperlink w:history="1" r:id="rIdspw6elrgzqh-d0_-tczr9">
+            <w:hyperlink w:history="1" r:id="rIdprp3p86kxx7nldx3zavvx">
               <w:r>
                 <w:rPr>
                   <w:rFonts w:ascii="Arial" w:cs="Arial" w:eastAsia="Arial" w:hAnsi="Arial"/>
@@ -9617,7 +9617,7 @@
             <w:pPr>
               <w:spacing w:after="20" w:before="0"/>
             </w:pPr>
-            <w:hyperlink w:history="1" r:id="rIdtz1pcr_cafmgdsnorriug">
+            <w:hyperlink w:history="1" r:id="rIdjsox_nycevmhitqssddyo">
               <w:r>
                 <w:rPr>
                   <w:rFonts w:ascii="Arial" w:cs="Arial" w:eastAsia="Arial" w:hAnsi="Arial"/>
@@ -9650,7 +9650,7 @@
               <w:spacing w:after="10" w:before="0"/>
               <w:ind w:left="120"/>
             </w:pPr>
-            <w:hyperlink w:history="1" r:id="rIdtolq6iaxrkb29rsduk6dz">
+            <w:hyperlink w:history="1" r:id="rIdb55ctvazjlel25tpi1aaw">
               <w:r>
                 <w:rPr>
                   <w:rFonts w:ascii="Arial" w:cs="Arial" w:eastAsia="Arial" w:hAnsi="Arial"/>
@@ -9797,32 +9797,32 @@
         <w:tc>
           <w:tcPr>
             <w:tcW w:type="dxa" w:w="1520"/>
-            <w:shd w:fill="F2F2F2" w:color="auto" w:val="clear"/>
-            <w:tcMar>
-              <w:top w:type="dxa" w:w="60"/>
-              <w:left w:type="dxa" w:w="120"/>
-              <w:bottom w:type="dxa" w:w="60"/>
-              <w:right w:type="dxa" w:w="120"/>
-            </w:tcMar>
-            <w:vAlign w:val="top"/>
-          </w:tcPr>
-          <w:p>
-            <w:pPr>
-              <w:spacing w:after="40" w:before="0"/>
-              <w:jc w:val="left"/>
-            </w:pPr>
-            <w:r>
-              <w:rPr>
-                <w:rFonts w:ascii="Arial" w:cs="Arial" w:eastAsia="Arial" w:hAnsi="Arial"/>
-                <w:b/>
-                <w:bCs/>
-                <w:i w:val="false"/>
-                <w:iCs w:val="false"/>
-                <w:color w:val="000000"/>
-                <w:sz w:val="18"/>
-                <w:szCs w:val="18"/>
-              </w:rPr>
-              <w:t xml:space="preserve">Phase 4 — Driving Question Board (DQB) Update</w:t>
+            <w:shd w:fill="FCE4D6" w:color="auto" w:val="clear"/>
+            <w:tcMar>
+              <w:top w:type="dxa" w:w="60"/>
+              <w:left w:type="dxa" w:w="120"/>
+              <w:bottom w:type="dxa" w:w="60"/>
+              <w:right w:type="dxa" w:w="120"/>
+            </w:tcMar>
+            <w:vAlign w:val="top"/>
+          </w:tcPr>
+          <w:p>
+            <w:pPr>
+              <w:spacing w:after="40" w:before="0"/>
+              <w:jc w:val="left"/>
+            </w:pPr>
+            <w:r>
+              <w:rPr>
+                <w:rFonts w:ascii="Arial" w:cs="Arial" w:eastAsia="Arial" w:hAnsi="Arial"/>
+                <w:b/>
+                <w:bCs/>
+                <w:i w:val="false"/>
+                <w:iCs w:val="false"/>
+                <w:color w:val="000000"/>
+                <w:sz w:val="18"/>
+                <w:szCs w:val="18"/>
+              </w:rPr>
+              <w:t xml:space="preserve">Driving Question Board (DQB) Creation</w:t>
             </w:r>
           </w:p>
           <w:p>
@@ -9845,7 +9845,7 @@
             <w:pPr>
               <w:spacing w:after="20" w:before="0"/>
             </w:pPr>
-            <w:hyperlink w:history="1" r:id="rIdu0zp_nkcxppeana3jydeh">
+            <w:hyperlink w:history="1" r:id="rIdcg3tpn9vnmste9xqn6fmj">
               <w:r>
                 <w:rPr>
                   <w:rFonts w:ascii="Arial" w:cs="Arial" w:eastAsia="Arial" w:hAnsi="Arial"/>
@@ -9878,7 +9878,7 @@
               <w:spacing w:after="10" w:before="0"/>
               <w:ind w:left="120"/>
             </w:pPr>
-            <w:hyperlink w:history="1" r:id="rIdylypvw8jj3gjumrfp_9jh">
+            <w:hyperlink w:history="1" r:id="rIduuv4bd9yp703upv1d-sbs">
               <w:r>
                 <w:rPr>
                   <w:rFonts w:ascii="Arial" w:cs="Arial" w:eastAsia="Arial" w:hAnsi="Arial"/>
@@ -9923,7 +9923,7 @@
             <w:pPr>
               <w:spacing w:after="20" w:before="0"/>
             </w:pPr>
-            <w:hyperlink w:history="1" r:id="rIdrnt1pm7etjobbbmfxvgys">
+            <w:hyperlink w:history="1" r:id="rIdmj1vwy7xg2pjkh7odglk7">
               <w:r>
                 <w:rPr>
                   <w:rFonts w:ascii="Arial" w:cs="Arial" w:eastAsia="Arial" w:hAnsi="Arial"/>
@@ -9956,7 +9956,7 @@
               <w:spacing w:after="10" w:before="0"/>
               <w:ind w:left="120"/>
             </w:pPr>
-            <w:hyperlink w:history="1" r:id="rIdtx8obdm_d3oitvwhza8u4">
+            <w:hyperlink w:history="1" r:id="rIdyzrfcx0ci7sd3hrjned_4">
               <w:r>
                 <w:rPr>
                   <w:rFonts w:ascii="Arial" w:cs="Arial" w:eastAsia="Arial" w:hAnsi="Arial"/>
@@ -10103,32 +10103,32 @@
         <w:tc>
           <w:tcPr>
             <w:tcW w:type="dxa" w:w="1520"/>
-            <w:shd w:fill="F2F2F2" w:color="auto" w:val="clear"/>
-            <w:tcMar>
-              <w:top w:type="dxa" w:w="60"/>
-              <w:left w:type="dxa" w:w="120"/>
-              <w:bottom w:type="dxa" w:w="60"/>
-              <w:right w:type="dxa" w:w="120"/>
-            </w:tcMar>
-            <w:vAlign w:val="top"/>
-          </w:tcPr>
-          <w:p>
-            <w:pPr>
-              <w:spacing w:after="40" w:before="0"/>
-              <w:jc w:val="left"/>
-            </w:pPr>
-            <w:r>
-              <w:rPr>
-                <w:rFonts w:ascii="Arial" w:cs="Arial" w:eastAsia="Arial" w:hAnsi="Arial"/>
-                <w:b/>
-                <w:bCs/>
-                <w:i w:val="false"/>
-                <w:iCs w:val="false"/>
-                <w:color w:val="000000"/>
-                <w:sz w:val="18"/>
-                <w:szCs w:val="18"/>
-              </w:rPr>
-              <w:t xml:space="preserve">Phase 5 — Model Building</w:t>
+            <w:shd w:fill="D5E8F0" w:color="auto" w:val="clear"/>
+            <w:tcMar>
+              <w:top w:type="dxa" w:w="60"/>
+              <w:left w:type="dxa" w:w="120"/>
+              <w:bottom w:type="dxa" w:w="60"/>
+              <w:right w:type="dxa" w:w="120"/>
+            </w:tcMar>
+            <w:vAlign w:val="top"/>
+          </w:tcPr>
+          <w:p>
+            <w:pPr>
+              <w:spacing w:after="40" w:before="0"/>
+              <w:jc w:val="left"/>
+            </w:pPr>
+            <w:r>
+              <w:rPr>
+                <w:rFonts w:ascii="Arial" w:cs="Arial" w:eastAsia="Arial" w:hAnsi="Arial"/>
+                <w:b/>
+                <w:bCs/>
+                <w:i w:val="false"/>
+                <w:iCs w:val="false"/>
+                <w:color w:val="000000"/>
+                <w:sz w:val="18"/>
+                <w:szCs w:val="18"/>
+              </w:rPr>
+              <w:t xml:space="preserve">Model Building Phase</w:t>
             </w:r>
           </w:p>
           <w:p>
@@ -10151,7 +10151,7 @@
             <w:pPr>
               <w:spacing w:after="20" w:before="0"/>
             </w:pPr>
-            <w:hyperlink w:history="1" r:id="rIdojgzyzdn4jiaqlhb4brox">
+            <w:hyperlink w:history="1" r:id="rIdteeu0bcwmswurq8juovmh">
               <w:r>
                 <w:rPr>
                   <w:rFonts w:ascii="Arial" w:cs="Arial" w:eastAsia="Arial" w:hAnsi="Arial"/>
@@ -10184,7 +10184,7 @@
               <w:spacing w:after="10" w:before="0"/>
               <w:ind w:left="120"/>
             </w:pPr>
-            <w:hyperlink w:history="1" r:id="rIdsc5kyby57vfsb-yzncl8e">
+            <w:hyperlink w:history="1" r:id="rIdb-_fo8wn-iynngsn_urso">
               <w:r>
                 <w:rPr>
                   <w:rFonts w:ascii="Arial" w:cs="Arial" w:eastAsia="Arial" w:hAnsi="Arial"/>
@@ -10229,7 +10229,7 @@
             <w:pPr>
               <w:spacing w:after="20" w:before="0"/>
             </w:pPr>
-            <w:hyperlink w:history="1" r:id="rId4_mfvsoznvbybmitebnye">
+            <w:hyperlink w:history="1" r:id="rIdymde2e979u5wqk27hiysh">
               <w:r>
                 <w:rPr>
                   <w:rFonts w:ascii="Arial" w:cs="Arial" w:eastAsia="Arial" w:hAnsi="Arial"/>
@@ -10262,7 +10262,7 @@
               <w:spacing w:after="10" w:before="0"/>
               <w:ind w:left="120"/>
             </w:pPr>
-            <w:hyperlink w:history="1" r:id="rIdo2izinzvymqcsteawsrwd">
+            <w:hyperlink w:history="1" r:id="rIdofokul8frpotxn9vpaxnu">
               <w:r>
                 <w:rPr>
                   <w:rFonts w:ascii="Arial" w:cs="Arial" w:eastAsia="Arial" w:hAnsi="Arial"/>
@@ -11701,32 +11701,32 @@
         <w:tc>
           <w:tcPr>
             <w:tcW w:type="dxa" w:w="1520"/>
-            <w:shd w:fill="F2F2F2" w:color="auto" w:val="clear"/>
-            <w:tcMar>
-              <w:top w:type="dxa" w:w="60"/>
-              <w:left w:type="dxa" w:w="120"/>
-              <w:bottom w:type="dxa" w:w="60"/>
-              <w:right w:type="dxa" w:w="120"/>
-            </w:tcMar>
-            <w:vAlign w:val="top"/>
-          </w:tcPr>
-          <w:p>
-            <w:pPr>
-              <w:spacing w:after="40" w:before="0"/>
-              <w:jc w:val="left"/>
-            </w:pPr>
-            <w:r>
-              <w:rPr>
-                <w:rFonts w:ascii="Arial" w:cs="Arial" w:eastAsia="Arial" w:hAnsi="Arial"/>
-                <w:b/>
-                <w:bCs/>
-                <w:i w:val="false"/>
-                <w:iCs w:val="false"/>
-                <w:color w:val="000000"/>
-                <w:sz w:val="18"/>
-                <w:szCs w:val="18"/>
-              </w:rPr>
-              <w:t xml:space="preserve">Phase 1 — Predict (15 minutes)</w:t>
+            <w:shd w:fill="EAD1F5" w:color="auto" w:val="clear"/>
+            <w:tcMar>
+              <w:top w:type="dxa" w:w="60"/>
+              <w:left w:type="dxa" w:w="120"/>
+              <w:bottom w:type="dxa" w:w="60"/>
+              <w:right w:type="dxa" w:w="120"/>
+            </w:tcMar>
+            <w:vAlign w:val="top"/>
+          </w:tcPr>
+          <w:p>
+            <w:pPr>
+              <w:spacing w:after="40" w:before="0"/>
+              <w:jc w:val="left"/>
+            </w:pPr>
+            <w:r>
+              <w:rPr>
+                <w:rFonts w:ascii="Arial" w:cs="Arial" w:eastAsia="Arial" w:hAnsi="Arial"/>
+                <w:b/>
+                <w:bCs/>
+                <w:i w:val="false"/>
+                <w:iCs w:val="false"/>
+                <w:color w:val="000000"/>
+                <w:sz w:val="18"/>
+                <w:szCs w:val="18"/>
+              </w:rPr>
+              <w:t xml:space="preserve">Predict Phase</w:t>
             </w:r>
           </w:p>
           <w:p>
@@ -11749,7 +11749,7 @@
             <w:pPr>
               <w:spacing w:after="20" w:before="0"/>
             </w:pPr>
-            <w:hyperlink w:history="1" r:id="rIdjyesyalffri0kwokvrimb">
+            <w:hyperlink w:history="1" r:id="rIdwttkwgepr83xv1yon9qsh">
               <w:r>
                 <w:rPr>
                   <w:rFonts w:ascii="Arial" w:cs="Arial" w:eastAsia="Arial" w:hAnsi="Arial"/>
@@ -11782,7 +11782,7 @@
               <w:spacing w:after="10" w:before="0"/>
               <w:ind w:left="120"/>
             </w:pPr>
-            <w:hyperlink w:history="1" r:id="rIdedlgr-ksohjkbuny5w017">
+            <w:hyperlink w:history="1" r:id="rIdkmfw_7kku9jze647apt9p">
               <w:r>
                 <w:rPr>
                   <w:rFonts w:ascii="Arial" w:cs="Arial" w:eastAsia="Arial" w:hAnsi="Arial"/>
@@ -11827,7 +11827,7 @@
             <w:pPr>
               <w:spacing w:after="20" w:before="0"/>
             </w:pPr>
-            <w:hyperlink w:history="1" r:id="rIdkoet1zct92ozhj1raw0wm">
+            <w:hyperlink w:history="1" r:id="rIdhqpiecxpwkhvele89z20b">
               <w:r>
                 <w:rPr>
                   <w:rFonts w:ascii="Arial" w:cs="Arial" w:eastAsia="Arial" w:hAnsi="Arial"/>
@@ -11860,7 +11860,7 @@
               <w:spacing w:after="10" w:before="0"/>
               <w:ind w:left="120"/>
             </w:pPr>
-            <w:hyperlink w:history="1" r:id="rIdwshix7fd9tpw-a1xnpvk1">
+            <w:hyperlink w:history="1" r:id="rIdvh-xtzghzqmssn5m76asn">
               <w:r>
                 <w:rPr>
                   <w:rFonts w:ascii="Arial" w:cs="Arial" w:eastAsia="Arial" w:hAnsi="Arial"/>
@@ -12007,32 +12007,32 @@
         <w:tc>
           <w:tcPr>
             <w:tcW w:type="dxa" w:w="1520"/>
-            <w:shd w:fill="F2F2F2" w:color="auto" w:val="clear"/>
-            <w:tcMar>
-              <w:top w:type="dxa" w:w="60"/>
-              <w:left w:type="dxa" w:w="120"/>
-              <w:bottom w:type="dxa" w:w="60"/>
-              <w:right w:type="dxa" w:w="120"/>
-            </w:tcMar>
-            <w:vAlign w:val="top"/>
-          </w:tcPr>
-          <w:p>
-            <w:pPr>
-              <w:spacing w:after="40" w:before="0"/>
-              <w:jc w:val="left"/>
-            </w:pPr>
-            <w:r>
-              <w:rPr>
-                <w:rFonts w:ascii="Arial" w:cs="Arial" w:eastAsia="Arial" w:hAnsi="Arial"/>
-                <w:b/>
-                <w:bCs/>
-                <w:i w:val="false"/>
-                <w:iCs w:val="false"/>
-                <w:color w:val="000000"/>
-                <w:sz w:val="18"/>
-                <w:szCs w:val="18"/>
-              </w:rPr>
-              <w:t xml:space="preserve">Phase 2 — Observe (20 minutes)</w:t>
+            <w:shd w:fill="D9EEF1" w:color="auto" w:val="clear"/>
+            <w:tcMar>
+              <w:top w:type="dxa" w:w="60"/>
+              <w:left w:type="dxa" w:w="120"/>
+              <w:bottom w:type="dxa" w:w="60"/>
+              <w:right w:type="dxa" w:w="120"/>
+            </w:tcMar>
+            <w:vAlign w:val="top"/>
+          </w:tcPr>
+          <w:p>
+            <w:pPr>
+              <w:spacing w:after="40" w:before="0"/>
+              <w:jc w:val="left"/>
+            </w:pPr>
+            <w:r>
+              <w:rPr>
+                <w:rFonts w:ascii="Arial" w:cs="Arial" w:eastAsia="Arial" w:hAnsi="Arial"/>
+                <w:b/>
+                <w:bCs/>
+                <w:i w:val="false"/>
+                <w:iCs w:val="false"/>
+                <w:color w:val="000000"/>
+                <w:sz w:val="18"/>
+                <w:szCs w:val="18"/>
+              </w:rPr>
+              <w:t xml:space="preserve">Observe Phase</w:t>
             </w:r>
           </w:p>
           <w:p>
@@ -12055,7 +12055,7 @@
             <w:pPr>
               <w:spacing w:after="20" w:before="0"/>
             </w:pPr>
-            <w:hyperlink w:history="1" r:id="rIddehed4t4_tijovs8olaxf">
+            <w:hyperlink w:history="1" r:id="rIdusv7ayuiglrmyaz8ooehl">
               <w:r>
                 <w:rPr>
                   <w:rFonts w:ascii="Arial" w:cs="Arial" w:eastAsia="Arial" w:hAnsi="Arial"/>
@@ -12088,7 +12088,7 @@
               <w:spacing w:after="10" w:before="0"/>
               <w:ind w:left="120"/>
             </w:pPr>
-            <w:hyperlink w:history="1" r:id="rId2ehuaxxifvfxehhlwweee">
+            <w:hyperlink w:history="1" r:id="rIdwoc2xobykl7-nqn2fvdqc">
               <w:r>
                 <w:rPr>
                   <w:rFonts w:ascii="Arial" w:cs="Arial" w:eastAsia="Arial" w:hAnsi="Arial"/>
@@ -12133,7 +12133,7 @@
             <w:pPr>
               <w:spacing w:after="20" w:before="0"/>
             </w:pPr>
-            <w:hyperlink w:history="1" r:id="rIdd1fth3vglgvngmgthggru">
+            <w:hyperlink w:history="1" r:id="rIdj4l7mlmujyzuos5zbgsm6">
               <w:r>
                 <w:rPr>
                   <w:rFonts w:ascii="Arial" w:cs="Arial" w:eastAsia="Arial" w:hAnsi="Arial"/>
@@ -12166,7 +12166,7 @@
               <w:spacing w:after="10" w:before="0"/>
               <w:ind w:left="120"/>
             </w:pPr>
-            <w:hyperlink w:history="1" r:id="rIddp-jz1mxgdoi7ngrz10qh">
+            <w:hyperlink w:history="1" r:id="rId79at-bdsptnfaj23zbosw">
               <w:r>
                 <w:rPr>
                   <w:rFonts w:ascii="Arial" w:cs="Arial" w:eastAsia="Arial" w:hAnsi="Arial"/>
@@ -12313,32 +12313,32 @@
         <w:tc>
           <w:tcPr>
             <w:tcW w:type="dxa" w:w="1520"/>
-            <w:shd w:fill="F2F2F2" w:color="auto" w:val="clear"/>
-            <w:tcMar>
-              <w:top w:type="dxa" w:w="60"/>
-              <w:left w:type="dxa" w:w="120"/>
-              <w:bottom w:type="dxa" w:w="60"/>
-              <w:right w:type="dxa" w:w="120"/>
-            </w:tcMar>
-            <w:vAlign w:val="top"/>
-          </w:tcPr>
-          <w:p>
-            <w:pPr>
-              <w:spacing w:after="40" w:before="0"/>
-              <w:jc w:val="left"/>
-            </w:pPr>
-            <w:r>
-              <w:rPr>
-                <w:rFonts w:ascii="Arial" w:cs="Arial" w:eastAsia="Arial" w:hAnsi="Arial"/>
-                <w:b/>
-                <w:bCs/>
-                <w:i w:val="false"/>
-                <w:iCs w:val="false"/>
-                <w:color w:val="000000"/>
-                <w:sz w:val="18"/>
-                <w:szCs w:val="18"/>
-              </w:rPr>
-              <w:t xml:space="preserve">Phase 3 — Explain (25 minutes)</w:t>
+            <w:shd w:fill="E2EFDA" w:color="auto" w:val="clear"/>
+            <w:tcMar>
+              <w:top w:type="dxa" w:w="60"/>
+              <w:left w:type="dxa" w:w="120"/>
+              <w:bottom w:type="dxa" w:w="60"/>
+              <w:right w:type="dxa" w:w="120"/>
+            </w:tcMar>
+            <w:vAlign w:val="top"/>
+          </w:tcPr>
+          <w:p>
+            <w:pPr>
+              <w:spacing w:after="40" w:before="0"/>
+              <w:jc w:val="left"/>
+            </w:pPr>
+            <w:r>
+              <w:rPr>
+                <w:rFonts w:ascii="Arial" w:cs="Arial" w:eastAsia="Arial" w:hAnsi="Arial"/>
+                <w:b/>
+                <w:bCs/>
+                <w:i w:val="false"/>
+                <w:iCs w:val="false"/>
+                <w:color w:val="000000"/>
+                <w:sz w:val="18"/>
+                <w:szCs w:val="18"/>
+              </w:rPr>
+              <w:t xml:space="preserve">Explain Phase</w:t>
             </w:r>
           </w:p>
           <w:p>
@@ -12361,7 +12361,7 @@
             <w:pPr>
               <w:spacing w:after="20" w:before="0"/>
             </w:pPr>
-            <w:hyperlink w:history="1" r:id="rIdcjiw3gbylcl34rejjr5xi">
+            <w:hyperlink w:history="1" r:id="rIdzvf8p5rbvz5xvwnjxp54o">
               <w:r>
                 <w:rPr>
                   <w:rFonts w:ascii="Arial" w:cs="Arial" w:eastAsia="Arial" w:hAnsi="Arial"/>
@@ -12394,7 +12394,7 @@
               <w:spacing w:after="10" w:before="0"/>
               <w:ind w:left="120"/>
             </w:pPr>
-            <w:hyperlink w:history="1" r:id="rIdhvc8fqlzddpod7l-_plgn">
+            <w:hyperlink w:history="1" r:id="rId0lgizsjp4u-sqaq3szhtr">
               <w:r>
                 <w:rPr>
                   <w:rFonts w:ascii="Arial" w:cs="Arial" w:eastAsia="Arial" w:hAnsi="Arial"/>
@@ -12439,7 +12439,7 @@
             <w:pPr>
               <w:spacing w:after="20" w:before="0"/>
             </w:pPr>
-            <w:hyperlink w:history="1" r:id="rIdlfziy4rcmfuvrjz5kwsts">
+            <w:hyperlink w:history="1" r:id="rId2swbwhtvi6ljb6e_xbijn">
               <w:r>
                 <w:rPr>
                   <w:rFonts w:ascii="Arial" w:cs="Arial" w:eastAsia="Arial" w:hAnsi="Arial"/>
@@ -12472,7 +12472,7 @@
               <w:spacing w:after="10" w:before="0"/>
               <w:ind w:left="120"/>
             </w:pPr>
-            <w:hyperlink w:history="1" r:id="rIdolphpja8bqaojmnhxiazb">
+            <w:hyperlink w:history="1" r:id="rId80i9namptesevi3bn-nmo">
               <w:r>
                 <w:rPr>
                   <w:rFonts w:ascii="Arial" w:cs="Arial" w:eastAsia="Arial" w:hAnsi="Arial"/>
@@ -12619,32 +12619,32 @@
         <w:tc>
           <w:tcPr>
             <w:tcW w:type="dxa" w:w="1520"/>
-            <w:shd w:fill="F2F2F2" w:color="auto" w:val="clear"/>
-            <w:tcMar>
-              <w:top w:type="dxa" w:w="60"/>
-              <w:left w:type="dxa" w:w="120"/>
-              <w:bottom w:type="dxa" w:w="60"/>
-              <w:right w:type="dxa" w:w="120"/>
-            </w:tcMar>
-            <w:vAlign w:val="top"/>
-          </w:tcPr>
-          <w:p>
-            <w:pPr>
-              <w:spacing w:after="40" w:before="0"/>
-              <w:jc w:val="left"/>
-            </w:pPr>
-            <w:r>
-              <w:rPr>
-                <w:rFonts w:ascii="Arial" w:cs="Arial" w:eastAsia="Arial" w:hAnsi="Arial"/>
-                <w:b/>
-                <w:bCs/>
-                <w:i w:val="false"/>
-                <w:iCs w:val="false"/>
-                <w:color w:val="000000"/>
-                <w:sz w:val="18"/>
-                <w:szCs w:val="18"/>
-              </w:rPr>
-              <w:t xml:space="preserve">Phase 4 — Driving Question Board Update (10 minutes)</w:t>
+            <w:shd w:fill="FCE4D6" w:color="auto" w:val="clear"/>
+            <w:tcMar>
+              <w:top w:type="dxa" w:w="60"/>
+              <w:left w:type="dxa" w:w="120"/>
+              <w:bottom w:type="dxa" w:w="60"/>
+              <w:right w:type="dxa" w:w="120"/>
+            </w:tcMar>
+            <w:vAlign w:val="top"/>
+          </w:tcPr>
+          <w:p>
+            <w:pPr>
+              <w:spacing w:after="40" w:before="0"/>
+              <w:jc w:val="left"/>
+            </w:pPr>
+            <w:r>
+              <w:rPr>
+                <w:rFonts w:ascii="Arial" w:cs="Arial" w:eastAsia="Arial" w:hAnsi="Arial"/>
+                <w:b/>
+                <w:bCs/>
+                <w:i w:val="false"/>
+                <w:iCs w:val="false"/>
+                <w:color w:val="000000"/>
+                <w:sz w:val="18"/>
+                <w:szCs w:val="18"/>
+              </w:rPr>
+              <w:t xml:space="preserve">Driving Question Board (DQB) Creation</w:t>
             </w:r>
           </w:p>
           <w:p>
@@ -12667,7 +12667,7 @@
             <w:pPr>
               <w:spacing w:after="20" w:before="0"/>
             </w:pPr>
-            <w:hyperlink w:history="1" r:id="rId9-vqekf_x9rog_wahd9xz">
+            <w:hyperlink w:history="1" r:id="rIdr6j4g62kytqvy_i4g7-gc">
               <w:r>
                 <w:rPr>
                   <w:rFonts w:ascii="Arial" w:cs="Arial" w:eastAsia="Arial" w:hAnsi="Arial"/>
@@ -12700,7 +12700,7 @@
               <w:spacing w:after="10" w:before="0"/>
               <w:ind w:left="120"/>
             </w:pPr>
-            <w:hyperlink w:history="1" r:id="rIdt1i8cstz2pgvi3ywkr89x">
+            <w:hyperlink w:history="1" r:id="rIdyjomeehuzjw7tsbhr4dmu">
               <w:r>
                 <w:rPr>
                   <w:rFonts w:ascii="Arial" w:cs="Arial" w:eastAsia="Arial" w:hAnsi="Arial"/>
@@ -12745,7 +12745,7 @@
             <w:pPr>
               <w:spacing w:after="20" w:before="0"/>
             </w:pPr>
-            <w:hyperlink w:history="1" r:id="rIdhv-grhumnaol9zaivblp-">
+            <w:hyperlink w:history="1" r:id="rIdy5wpcyzdyzfhlkhbs1fph">
               <w:r>
                 <w:rPr>
                   <w:rFonts w:ascii="Arial" w:cs="Arial" w:eastAsia="Arial" w:hAnsi="Arial"/>
@@ -12778,7 +12778,7 @@
               <w:spacing w:after="10" w:before="0"/>
               <w:ind w:left="120"/>
             </w:pPr>
-            <w:hyperlink w:history="1" r:id="rIdn8ujloejdtb6ri1cvet0x">
+            <w:hyperlink w:history="1" r:id="rIde65im6wc64fvfur_wyukz">
               <w:r>
                 <w:rPr>
                   <w:rFonts w:ascii="Arial" w:cs="Arial" w:eastAsia="Arial" w:hAnsi="Arial"/>
@@ -12925,32 +12925,32 @@
         <w:tc>
           <w:tcPr>
             <w:tcW w:type="dxa" w:w="1520"/>
-            <w:shd w:fill="F2F2F2" w:color="auto" w:val="clear"/>
-            <w:tcMar>
-              <w:top w:type="dxa" w:w="60"/>
-              <w:left w:type="dxa" w:w="120"/>
-              <w:bottom w:type="dxa" w:w="60"/>
-              <w:right w:type="dxa" w:w="120"/>
-            </w:tcMar>
-            <w:vAlign w:val="top"/>
-          </w:tcPr>
-          <w:p>
-            <w:pPr>
-              <w:spacing w:after="40" w:before="0"/>
-              <w:jc w:val="left"/>
-            </w:pPr>
-            <w:r>
-              <w:rPr>
-                <w:rFonts w:ascii="Arial" w:cs="Arial" w:eastAsia="Arial" w:hAnsi="Arial"/>
-                <w:b/>
-                <w:bCs/>
-                <w:i w:val="false"/>
-                <w:iCs w:val="false"/>
-                <w:color w:val="000000"/>
-                <w:sz w:val="18"/>
-                <w:szCs w:val="18"/>
-              </w:rPr>
-              <w:t xml:space="preserve">Phase 5 — Model Building (10 minutes)</w:t>
+            <w:shd w:fill="D5E8F0" w:color="auto" w:val="clear"/>
+            <w:tcMar>
+              <w:top w:type="dxa" w:w="60"/>
+              <w:left w:type="dxa" w:w="120"/>
+              <w:bottom w:type="dxa" w:w="60"/>
+              <w:right w:type="dxa" w:w="120"/>
+            </w:tcMar>
+            <w:vAlign w:val="top"/>
+          </w:tcPr>
+          <w:p>
+            <w:pPr>
+              <w:spacing w:after="40" w:before="0"/>
+              <w:jc w:val="left"/>
+            </w:pPr>
+            <w:r>
+              <w:rPr>
+                <w:rFonts w:ascii="Arial" w:cs="Arial" w:eastAsia="Arial" w:hAnsi="Arial"/>
+                <w:b/>
+                <w:bCs/>
+                <w:i w:val="false"/>
+                <w:iCs w:val="false"/>
+                <w:color w:val="000000"/>
+                <w:sz w:val="18"/>
+                <w:szCs w:val="18"/>
+              </w:rPr>
+              <w:t xml:space="preserve">Model Building Phase</w:t>
             </w:r>
           </w:p>
           <w:p>
@@ -12973,7 +12973,7 @@
             <w:pPr>
               <w:spacing w:after="20" w:before="0"/>
             </w:pPr>
-            <w:hyperlink w:history="1" r:id="rIdb3bp5hu9j-zovg397b9yr">
+            <w:hyperlink w:history="1" r:id="rId2fnzavwdornk2dbnpbatm">
               <w:r>
                 <w:rPr>
                   <w:rFonts w:ascii="Arial" w:cs="Arial" w:eastAsia="Arial" w:hAnsi="Arial"/>
@@ -13006,7 +13006,7 @@
               <w:spacing w:after="10" w:before="0"/>
               <w:ind w:left="120"/>
             </w:pPr>
-            <w:hyperlink w:history="1" r:id="rIds2wxqcag13yvesltdjdvl">
+            <w:hyperlink w:history="1" r:id="rIdrklcombv4mehhmofltizu">
               <w:r>
                 <w:rPr>
                   <w:rFonts w:ascii="Arial" w:cs="Arial" w:eastAsia="Arial" w:hAnsi="Arial"/>
@@ -13051,7 +13051,7 @@
             <w:pPr>
               <w:spacing w:after="20" w:before="0"/>
             </w:pPr>
-            <w:hyperlink w:history="1" r:id="rIdd0ud1s7dgbqqsiek4uwaf">
+            <w:hyperlink w:history="1" r:id="rIdh-c3c-hitdwbo_xp23ddp">
               <w:r>
                 <w:rPr>
                   <w:rFonts w:ascii="Arial" w:cs="Arial" w:eastAsia="Arial" w:hAnsi="Arial"/>
@@ -13084,7 +13084,7 @@
               <w:spacing w:after="10" w:before="0"/>
               <w:ind w:left="120"/>
             </w:pPr>
-            <w:hyperlink w:history="1" r:id="rIdlqj7rtqrno_rqhhm6x7yl">
+            <w:hyperlink w:history="1" r:id="rIdvwlrf7s68gvb9pvh-rh4f">
               <w:r>
                 <w:rPr>
                   <w:rFonts w:ascii="Arial" w:cs="Arial" w:eastAsia="Arial" w:hAnsi="Arial"/>
@@ -14656,32 +14656,32 @@
         <w:tc>
           <w:tcPr>
             <w:tcW w:type="dxa" w:w="1520"/>
-            <w:shd w:fill="F2F2F2" w:color="auto" w:val="clear"/>
-            <w:tcMar>
-              <w:top w:type="dxa" w:w="60"/>
-              <w:left w:type="dxa" w:w="120"/>
-              <w:bottom w:type="dxa" w:w="60"/>
-              <w:right w:type="dxa" w:w="120"/>
-            </w:tcMar>
-            <w:vAlign w:val="top"/>
-          </w:tcPr>
-          <w:p>
-            <w:pPr>
-              <w:spacing w:after="40" w:before="0"/>
-              <w:jc w:val="left"/>
-            </w:pPr>
-            <w:r>
-              <w:rPr>
-                <w:rFonts w:ascii="Arial" w:cs="Arial" w:eastAsia="Arial" w:hAnsi="Arial"/>
-                <w:b/>
-                <w:bCs/>
-                <w:i w:val="false"/>
-                <w:iCs w:val="false"/>
-                <w:color w:val="000000"/>
-                <w:sz w:val="18"/>
-                <w:szCs w:val="18"/>
-              </w:rPr>
-              <w:t xml:space="preserve">Phase 1: Predict</w:t>
+            <w:shd w:fill="EAD1F5" w:color="auto" w:val="clear"/>
+            <w:tcMar>
+              <w:top w:type="dxa" w:w="60"/>
+              <w:left w:type="dxa" w:w="120"/>
+              <w:bottom w:type="dxa" w:w="60"/>
+              <w:right w:type="dxa" w:w="120"/>
+            </w:tcMar>
+            <w:vAlign w:val="top"/>
+          </w:tcPr>
+          <w:p>
+            <w:pPr>
+              <w:spacing w:after="40" w:before="0"/>
+              <w:jc w:val="left"/>
+            </w:pPr>
+            <w:r>
+              <w:rPr>
+                <w:rFonts w:ascii="Arial" w:cs="Arial" w:eastAsia="Arial" w:hAnsi="Arial"/>
+                <w:b/>
+                <w:bCs/>
+                <w:i w:val="false"/>
+                <w:iCs w:val="false"/>
+                <w:color w:val="000000"/>
+                <w:sz w:val="18"/>
+                <w:szCs w:val="18"/>
+              </w:rPr>
+              <w:t xml:space="preserve">Predict Phase</w:t>
             </w:r>
           </w:p>
           <w:p>
@@ -14704,7 +14704,7 @@
             <w:pPr>
               <w:spacing w:after="20" w:before="0"/>
             </w:pPr>
-            <w:hyperlink w:history="1" r:id="rIdg_ects4onyvqif9pmitt2">
+            <w:hyperlink w:history="1" r:id="rId_py_vpcfl1uymjxjtahuq">
               <w:r>
                 <w:rPr>
                   <w:rFonts w:ascii="Arial" w:cs="Arial" w:eastAsia="Arial" w:hAnsi="Arial"/>
@@ -14737,7 +14737,7 @@
               <w:spacing w:after="10" w:before="0"/>
               <w:ind w:left="120"/>
             </w:pPr>
-            <w:hyperlink w:history="1" r:id="rIdzjjbpyraqbhd5cns42gif">
+            <w:hyperlink w:history="1" r:id="rId9fjdfl_yxe6u8kgnhygpk">
               <w:r>
                 <w:rPr>
                   <w:rFonts w:ascii="Arial" w:cs="Arial" w:eastAsia="Arial" w:hAnsi="Arial"/>
@@ -14782,7 +14782,7 @@
             <w:pPr>
               <w:spacing w:after="20" w:before="0"/>
             </w:pPr>
-            <w:hyperlink w:history="1" r:id="rIdprdxzxvbtuuamj9diedbu">
+            <w:hyperlink w:history="1" r:id="rIdmixvicm-s5w7ebcylibbs">
               <w:r>
                 <w:rPr>
                   <w:rFonts w:ascii="Arial" w:cs="Arial" w:eastAsia="Arial" w:hAnsi="Arial"/>
@@ -14815,7 +14815,7 @@
               <w:spacing w:after="10" w:before="0"/>
               <w:ind w:left="120"/>
             </w:pPr>
-            <w:hyperlink w:history="1" r:id="rIdkjaibez6io9xfckzjdrqw">
+            <w:hyperlink w:history="1" r:id="rIdopipxjcynmfyusw4uquzl">
               <w:r>
                 <w:rPr>
                   <w:rFonts w:ascii="Arial" w:cs="Arial" w:eastAsia="Arial" w:hAnsi="Arial"/>
@@ -14962,32 +14962,32 @@
         <w:tc>
           <w:tcPr>
             <w:tcW w:type="dxa" w:w="1520"/>
-            <w:shd w:fill="F2F2F2" w:color="auto" w:val="clear"/>
-            <w:tcMar>
-              <w:top w:type="dxa" w:w="60"/>
-              <w:left w:type="dxa" w:w="120"/>
-              <w:bottom w:type="dxa" w:w="60"/>
-              <w:right w:type="dxa" w:w="120"/>
-            </w:tcMar>
-            <w:vAlign w:val="top"/>
-          </w:tcPr>
-          <w:p>
-            <w:pPr>
-              <w:spacing w:after="40" w:before="0"/>
-              <w:jc w:val="left"/>
-            </w:pPr>
-            <w:r>
-              <w:rPr>
-                <w:rFonts w:ascii="Arial" w:cs="Arial" w:eastAsia="Arial" w:hAnsi="Arial"/>
-                <w:b/>
-                <w:bCs/>
-                <w:i w:val="false"/>
-                <w:iCs w:val="false"/>
-                <w:color w:val="000000"/>
-                <w:sz w:val="18"/>
-                <w:szCs w:val="18"/>
-              </w:rPr>
-              <w:t xml:space="preserve">Phase 2: Observe</w:t>
+            <w:shd w:fill="D9EEF1" w:color="auto" w:val="clear"/>
+            <w:tcMar>
+              <w:top w:type="dxa" w:w="60"/>
+              <w:left w:type="dxa" w:w="120"/>
+              <w:bottom w:type="dxa" w:w="60"/>
+              <w:right w:type="dxa" w:w="120"/>
+            </w:tcMar>
+            <w:vAlign w:val="top"/>
+          </w:tcPr>
+          <w:p>
+            <w:pPr>
+              <w:spacing w:after="40" w:before="0"/>
+              <w:jc w:val="left"/>
+            </w:pPr>
+            <w:r>
+              <w:rPr>
+                <w:rFonts w:ascii="Arial" w:cs="Arial" w:eastAsia="Arial" w:hAnsi="Arial"/>
+                <w:b/>
+                <w:bCs/>
+                <w:i w:val="false"/>
+                <w:iCs w:val="false"/>
+                <w:color w:val="000000"/>
+                <w:sz w:val="18"/>
+                <w:szCs w:val="18"/>
+              </w:rPr>
+              <w:t xml:space="preserve">Observe Phase</w:t>
             </w:r>
           </w:p>
           <w:p>
@@ -15010,7 +15010,7 @@
             <w:pPr>
               <w:spacing w:after="20" w:before="0"/>
             </w:pPr>
-            <w:hyperlink w:history="1" r:id="rIdjfotmbhexqv0gmpjndu2r">
+            <w:hyperlink w:history="1" r:id="rIdcqttg2jssmi0mvluqklny">
               <w:r>
                 <w:rPr>
                   <w:rFonts w:ascii="Arial" w:cs="Arial" w:eastAsia="Arial" w:hAnsi="Arial"/>
@@ -15043,7 +15043,7 @@
               <w:spacing w:after="10" w:before="0"/>
               <w:ind w:left="120"/>
             </w:pPr>
-            <w:hyperlink w:history="1" r:id="rIdxqfxm4men5ztemlgcdr5v">
+            <w:hyperlink w:history="1" r:id="rIdhsd3q9nl7rcdm9safmhrm">
               <w:r>
                 <w:rPr>
                   <w:rFonts w:ascii="Arial" w:cs="Arial" w:eastAsia="Arial" w:hAnsi="Arial"/>
@@ -15088,7 +15088,7 @@
             <w:pPr>
               <w:spacing w:after="20" w:before="0"/>
             </w:pPr>
-            <w:hyperlink w:history="1" r:id="rIdhv3guhtnlatpgbwlqymqp">
+            <w:hyperlink w:history="1" r:id="rIdkjk7vg8zrog4h_lflshpr">
               <w:r>
                 <w:rPr>
                   <w:rFonts w:ascii="Arial" w:cs="Arial" w:eastAsia="Arial" w:hAnsi="Arial"/>
@@ -15121,7 +15121,7 @@
               <w:spacing w:after="10" w:before="0"/>
               <w:ind w:left="120"/>
             </w:pPr>
-            <w:hyperlink w:history="1" r:id="rIdafqreto5qgnzzmakgi5sb">
+            <w:hyperlink w:history="1" r:id="rIdpx4jdqvp1ix9y4covaudd">
               <w:r>
                 <w:rPr>
                   <w:rFonts w:ascii="Arial" w:cs="Arial" w:eastAsia="Arial" w:hAnsi="Arial"/>
@@ -15268,32 +15268,32 @@
         <w:tc>
           <w:tcPr>
             <w:tcW w:type="dxa" w:w="1520"/>
-            <w:shd w:fill="F2F2F2" w:color="auto" w:val="clear"/>
-            <w:tcMar>
-              <w:top w:type="dxa" w:w="60"/>
-              <w:left w:type="dxa" w:w="120"/>
-              <w:bottom w:type="dxa" w:w="60"/>
-              <w:right w:type="dxa" w:w="120"/>
-            </w:tcMar>
-            <w:vAlign w:val="top"/>
-          </w:tcPr>
-          <w:p>
-            <w:pPr>
-              <w:spacing w:after="40" w:before="0"/>
-              <w:jc w:val="left"/>
-            </w:pPr>
-            <w:r>
-              <w:rPr>
-                <w:rFonts w:ascii="Arial" w:cs="Arial" w:eastAsia="Arial" w:hAnsi="Arial"/>
-                <w:b/>
-                <w:bCs/>
-                <w:i w:val="false"/>
-                <w:iCs w:val="false"/>
-                <w:color w:val="000000"/>
-                <w:sz w:val="18"/>
-                <w:szCs w:val="18"/>
-              </w:rPr>
-              <w:t xml:space="preserve">Phase 3: Explain</w:t>
+            <w:shd w:fill="E2EFDA" w:color="auto" w:val="clear"/>
+            <w:tcMar>
+              <w:top w:type="dxa" w:w="60"/>
+              <w:left w:type="dxa" w:w="120"/>
+              <w:bottom w:type="dxa" w:w="60"/>
+              <w:right w:type="dxa" w:w="120"/>
+            </w:tcMar>
+            <w:vAlign w:val="top"/>
+          </w:tcPr>
+          <w:p>
+            <w:pPr>
+              <w:spacing w:after="40" w:before="0"/>
+              <w:jc w:val="left"/>
+            </w:pPr>
+            <w:r>
+              <w:rPr>
+                <w:rFonts w:ascii="Arial" w:cs="Arial" w:eastAsia="Arial" w:hAnsi="Arial"/>
+                <w:b/>
+                <w:bCs/>
+                <w:i w:val="false"/>
+                <w:iCs w:val="false"/>
+                <w:color w:val="000000"/>
+                <w:sz w:val="18"/>
+                <w:szCs w:val="18"/>
+              </w:rPr>
+              <w:t xml:space="preserve">Explain Phase</w:t>
             </w:r>
           </w:p>
           <w:p>
@@ -15316,7 +15316,7 @@
             <w:pPr>
               <w:spacing w:after="20" w:before="0"/>
             </w:pPr>
-            <w:hyperlink w:history="1" r:id="rIdhlzwioafg468qypjdvz-e">
+            <w:hyperlink w:history="1" r:id="rIdxlachwchpgc4stjjmv99r">
               <w:r>
                 <w:rPr>
                   <w:rFonts w:ascii="Arial" w:cs="Arial" w:eastAsia="Arial" w:hAnsi="Arial"/>
@@ -15349,7 +15349,7 @@
               <w:spacing w:after="10" w:before="0"/>
               <w:ind w:left="120"/>
             </w:pPr>
-            <w:hyperlink w:history="1" r:id="rIdt1mltohqt_25qrd2cehcd">
+            <w:hyperlink w:history="1" r:id="rIdvz2cyzqu9ym_1p-fafbvj">
               <w:r>
                 <w:rPr>
                   <w:rFonts w:ascii="Arial" w:cs="Arial" w:eastAsia="Arial" w:hAnsi="Arial"/>
@@ -15394,7 +15394,7 @@
             <w:pPr>
               <w:spacing w:after="20" w:before="0"/>
             </w:pPr>
-            <w:hyperlink w:history="1" r:id="rIdjz6nwjgfysggxq2j9cxuq">
+            <w:hyperlink w:history="1" r:id="rIdk-mlsvqxzlmc6_hpvgyjz">
               <w:r>
                 <w:rPr>
                   <w:rFonts w:ascii="Arial" w:cs="Arial" w:eastAsia="Arial" w:hAnsi="Arial"/>
@@ -15427,7 +15427,7 @@
               <w:spacing w:after="10" w:before="0"/>
               <w:ind w:left="120"/>
             </w:pPr>
-            <w:hyperlink w:history="1" r:id="rId3kja75iburchbnqypt6rl">
+            <w:hyperlink w:history="1" r:id="rIdszd667sjzzasuno3sldic">
               <w:r>
                 <w:rPr>
                   <w:rFonts w:ascii="Arial" w:cs="Arial" w:eastAsia="Arial" w:hAnsi="Arial"/>
@@ -15574,32 +15574,32 @@
         <w:tc>
           <w:tcPr>
             <w:tcW w:type="dxa" w:w="1520"/>
-            <w:shd w:fill="F2F2F2" w:color="auto" w:val="clear"/>
-            <w:tcMar>
-              <w:top w:type="dxa" w:w="60"/>
-              <w:left w:type="dxa" w:w="120"/>
-              <w:bottom w:type="dxa" w:w="60"/>
-              <w:right w:type="dxa" w:w="120"/>
-            </w:tcMar>
-            <w:vAlign w:val="top"/>
-          </w:tcPr>
-          <w:p>
-            <w:pPr>
-              <w:spacing w:after="40" w:before="0"/>
-              <w:jc w:val="left"/>
-            </w:pPr>
-            <w:r>
-              <w:rPr>
-                <w:rFonts w:ascii="Arial" w:cs="Arial" w:eastAsia="Arial" w:hAnsi="Arial"/>
-                <w:b/>
-                <w:bCs/>
-                <w:i w:val="false"/>
-                <w:iCs w:val="false"/>
-                <w:color w:val="000000"/>
-                <w:sz w:val="18"/>
-                <w:szCs w:val="18"/>
-              </w:rPr>
-              <w:t xml:space="preserve">Phase 4: Driving Question Board (DQB) Update</w:t>
+            <w:shd w:fill="FCE4D6" w:color="auto" w:val="clear"/>
+            <w:tcMar>
+              <w:top w:type="dxa" w:w="60"/>
+              <w:left w:type="dxa" w:w="120"/>
+              <w:bottom w:type="dxa" w:w="60"/>
+              <w:right w:type="dxa" w:w="120"/>
+            </w:tcMar>
+            <w:vAlign w:val="top"/>
+          </w:tcPr>
+          <w:p>
+            <w:pPr>
+              <w:spacing w:after="40" w:before="0"/>
+              <w:jc w:val="left"/>
+            </w:pPr>
+            <w:r>
+              <w:rPr>
+                <w:rFonts w:ascii="Arial" w:cs="Arial" w:eastAsia="Arial" w:hAnsi="Arial"/>
+                <w:b/>
+                <w:bCs/>
+                <w:i w:val="false"/>
+                <w:iCs w:val="false"/>
+                <w:color w:val="000000"/>
+                <w:sz w:val="18"/>
+                <w:szCs w:val="18"/>
+              </w:rPr>
+              <w:t xml:space="preserve">Driving Question Board (DQB) Creation</w:t>
             </w:r>
           </w:p>
           <w:p>
@@ -15622,7 +15622,7 @@
             <w:pPr>
               <w:spacing w:after="20" w:before="0"/>
             </w:pPr>
-            <w:hyperlink w:history="1" r:id="rIdrtbwebjxas3p3s2rtuh_v">
+            <w:hyperlink w:history="1" r:id="rIdujyyctkfppx7sgvhuiejm">
               <w:r>
                 <w:rPr>
                   <w:rFonts w:ascii="Arial" w:cs="Arial" w:eastAsia="Arial" w:hAnsi="Arial"/>
@@ -15655,7 +15655,7 @@
               <w:spacing w:after="10" w:before="0"/>
               <w:ind w:left="120"/>
             </w:pPr>
-            <w:hyperlink w:history="1" r:id="rId4xu8uamg_iyr3eqjnsjp0">
+            <w:hyperlink w:history="1" r:id="rIdsgh637vcalycbocli0jx9">
               <w:r>
                 <w:rPr>
                   <w:rFonts w:ascii="Arial" w:cs="Arial" w:eastAsia="Arial" w:hAnsi="Arial"/>
@@ -15700,7 +15700,7 @@
             <w:pPr>
               <w:spacing w:after="20" w:before="0"/>
             </w:pPr>
-            <w:hyperlink w:history="1" r:id="rId98qmqaw3kj2m3yv_rouls">
+            <w:hyperlink w:history="1" r:id="rIdhpvhefpu088lr9ib2pl3q">
               <w:r>
                 <w:rPr>
                   <w:rFonts w:ascii="Arial" w:cs="Arial" w:eastAsia="Arial" w:hAnsi="Arial"/>
@@ -15733,7 +15733,7 @@
               <w:spacing w:after="10" w:before="0"/>
               <w:ind w:left="120"/>
             </w:pPr>
-            <w:hyperlink w:history="1" r:id="rId5gbnq6v0hlrtwymj42lmv">
+            <w:hyperlink w:history="1" r:id="rIdlqb2fw3eb4udhfmo2cbf4">
               <w:r>
                 <w:rPr>
                   <w:rFonts w:ascii="Arial" w:cs="Arial" w:eastAsia="Arial" w:hAnsi="Arial"/>
@@ -15880,32 +15880,32 @@
         <w:tc>
           <w:tcPr>
             <w:tcW w:type="dxa" w:w="1520"/>
-            <w:shd w:fill="F2F2F2" w:color="auto" w:val="clear"/>
-            <w:tcMar>
-              <w:top w:type="dxa" w:w="60"/>
-              <w:left w:type="dxa" w:w="120"/>
-              <w:bottom w:type="dxa" w:w="60"/>
-              <w:right w:type="dxa" w:w="120"/>
-            </w:tcMar>
-            <w:vAlign w:val="top"/>
-          </w:tcPr>
-          <w:p>
-            <w:pPr>
-              <w:spacing w:after="40" w:before="0"/>
-              <w:jc w:val="left"/>
-            </w:pPr>
-            <w:r>
-              <w:rPr>
-                <w:rFonts w:ascii="Arial" w:cs="Arial" w:eastAsia="Arial" w:hAnsi="Arial"/>
-                <w:b/>
-                <w:bCs/>
-                <w:i w:val="false"/>
-                <w:iCs w:val="false"/>
-                <w:color w:val="000000"/>
-                <w:sz w:val="18"/>
-                <w:szCs w:val="18"/>
-              </w:rPr>
-              <w:t xml:space="preserve">Phase 5: Model Building</w:t>
+            <w:shd w:fill="D5E8F0" w:color="auto" w:val="clear"/>
+            <w:tcMar>
+              <w:top w:type="dxa" w:w="60"/>
+              <w:left w:type="dxa" w:w="120"/>
+              <w:bottom w:type="dxa" w:w="60"/>
+              <w:right w:type="dxa" w:w="120"/>
+            </w:tcMar>
+            <w:vAlign w:val="top"/>
+          </w:tcPr>
+          <w:p>
+            <w:pPr>
+              <w:spacing w:after="40" w:before="0"/>
+              <w:jc w:val="left"/>
+            </w:pPr>
+            <w:r>
+              <w:rPr>
+                <w:rFonts w:ascii="Arial" w:cs="Arial" w:eastAsia="Arial" w:hAnsi="Arial"/>
+                <w:b/>
+                <w:bCs/>
+                <w:i w:val="false"/>
+                <w:iCs w:val="false"/>
+                <w:color w:val="000000"/>
+                <w:sz w:val="18"/>
+                <w:szCs w:val="18"/>
+              </w:rPr>
+              <w:t xml:space="preserve">Model Building Phase</w:t>
             </w:r>
           </w:p>
           <w:p>
@@ -15928,7 +15928,7 @@
             <w:pPr>
               <w:spacing w:after="20" w:before="0"/>
             </w:pPr>
-            <w:hyperlink w:history="1" r:id="rIdsrswveqqzov_f-mqg9j_j">
+            <w:hyperlink w:history="1" r:id="rIdkw3fq5ahcbetcrgicoxdf">
               <w:r>
                 <w:rPr>
                   <w:rFonts w:ascii="Arial" w:cs="Arial" w:eastAsia="Arial" w:hAnsi="Arial"/>
@@ -15961,7 +15961,7 @@
               <w:spacing w:after="10" w:before="0"/>
               <w:ind w:left="120"/>
             </w:pPr>
-            <w:hyperlink w:history="1" r:id="rIdvmmprad8pnwvkjnwtjf9i">
+            <w:hyperlink w:history="1" r:id="rIdqwekbt7nw2zmvy8yqiqjq">
               <w:r>
                 <w:rPr>
                   <w:rFonts w:ascii="Arial" w:cs="Arial" w:eastAsia="Arial" w:hAnsi="Arial"/>
@@ -16006,7 +16006,7 @@
             <w:pPr>
               <w:spacing w:after="20" w:before="0"/>
             </w:pPr>
-            <w:hyperlink w:history="1" r:id="rIdwflfgpvoibamj8nzpiuzl">
+            <w:hyperlink w:history="1" r:id="rIdm8wwdf6ecf4rz4q9gs_go">
               <w:r>
                 <w:rPr>
                   <w:rFonts w:ascii="Arial" w:cs="Arial" w:eastAsia="Arial" w:hAnsi="Arial"/>
@@ -16039,7 +16039,7 @@
               <w:spacing w:after="10" w:before="0"/>
               <w:ind w:left="120"/>
             </w:pPr>
-            <w:hyperlink w:history="1" r:id="rIdexul10epnm3ucww8854si">
+            <w:hyperlink w:history="1" r:id="rIdwdrzxswhh-5iju9vg8tzc">
               <w:r>
                 <w:rPr>
                   <w:rFonts w:ascii="Arial" w:cs="Arial" w:eastAsia="Arial" w:hAnsi="Arial"/>
@@ -17478,32 +17478,32 @@
         <w:tc>
           <w:tcPr>
             <w:tcW w:type="dxa" w:w="1520"/>
-            <w:shd w:fill="F2F2F2" w:color="auto" w:val="clear"/>
-            <w:tcMar>
-              <w:top w:type="dxa" w:w="60"/>
-              <w:left w:type="dxa" w:w="120"/>
-              <w:bottom w:type="dxa" w:w="60"/>
-              <w:right w:type="dxa" w:w="120"/>
-            </w:tcMar>
-            <w:vAlign w:val="top"/>
-          </w:tcPr>
-          <w:p>
-            <w:pPr>
-              <w:spacing w:after="40" w:before="0"/>
-              <w:jc w:val="left"/>
-            </w:pPr>
-            <w:r>
-              <w:rPr>
-                <w:rFonts w:ascii="Arial" w:cs="Arial" w:eastAsia="Arial" w:hAnsi="Arial"/>
-                <w:b/>
-                <w:bCs/>
-                <w:i w:val="false"/>
-                <w:iCs w:val="false"/>
-                <w:color w:val="000000"/>
-                <w:sz w:val="18"/>
-                <w:szCs w:val="18"/>
-              </w:rPr>
-              <w:t xml:space="preserve">Phase 1 — Predict</w:t>
+            <w:shd w:fill="EAD1F5" w:color="auto" w:val="clear"/>
+            <w:tcMar>
+              <w:top w:type="dxa" w:w="60"/>
+              <w:left w:type="dxa" w:w="120"/>
+              <w:bottom w:type="dxa" w:w="60"/>
+              <w:right w:type="dxa" w:w="120"/>
+            </w:tcMar>
+            <w:vAlign w:val="top"/>
+          </w:tcPr>
+          <w:p>
+            <w:pPr>
+              <w:spacing w:after="40" w:before="0"/>
+              <w:jc w:val="left"/>
+            </w:pPr>
+            <w:r>
+              <w:rPr>
+                <w:rFonts w:ascii="Arial" w:cs="Arial" w:eastAsia="Arial" w:hAnsi="Arial"/>
+                <w:b/>
+                <w:bCs/>
+                <w:i w:val="false"/>
+                <w:iCs w:val="false"/>
+                <w:color w:val="000000"/>
+                <w:sz w:val="18"/>
+                <w:szCs w:val="18"/>
+              </w:rPr>
+              <w:t xml:space="preserve">Predict Phase</w:t>
             </w:r>
           </w:p>
           <w:p>
@@ -17526,7 +17526,7 @@
             <w:pPr>
               <w:spacing w:after="20" w:before="0"/>
             </w:pPr>
-            <w:hyperlink w:history="1" r:id="rIdjhx1vm2_tsrckm0efrg3g">
+            <w:hyperlink w:history="1" r:id="rIdngle8q6luw7qixweu7eym">
               <w:r>
                 <w:rPr>
                   <w:rFonts w:ascii="Arial" w:cs="Arial" w:eastAsia="Arial" w:hAnsi="Arial"/>
@@ -17559,7 +17559,7 @@
               <w:spacing w:after="10" w:before="0"/>
               <w:ind w:left="120"/>
             </w:pPr>
-            <w:hyperlink w:history="1" r:id="rId2o-6qq5mnlqtg8sadqzlj">
+            <w:hyperlink w:history="1" r:id="rIdk9uvumlszkvbozbchny7n">
               <w:r>
                 <w:rPr>
                   <w:rFonts w:ascii="Arial" w:cs="Arial" w:eastAsia="Arial" w:hAnsi="Arial"/>
@@ -17604,7 +17604,7 @@
             <w:pPr>
               <w:spacing w:after="20" w:before="0"/>
             </w:pPr>
-            <w:hyperlink w:history="1" r:id="rId80dcrw_01drc5edxafy-w">
+            <w:hyperlink w:history="1" r:id="rIdybqyuu-c2_zs0iatcnijr">
               <w:r>
                 <w:rPr>
                   <w:rFonts w:ascii="Arial" w:cs="Arial" w:eastAsia="Arial" w:hAnsi="Arial"/>
@@ -17637,7 +17637,7 @@
               <w:spacing w:after="10" w:before="0"/>
               <w:ind w:left="120"/>
             </w:pPr>
-            <w:hyperlink w:history="1" r:id="rIdx2f2jngfndqnwo52hsqj7">
+            <w:hyperlink w:history="1" r:id="rIds1tclzb0osx5bue17xscj">
               <w:r>
                 <w:rPr>
                   <w:rFonts w:ascii="Arial" w:cs="Arial" w:eastAsia="Arial" w:hAnsi="Arial"/>
@@ -17784,32 +17784,32 @@
         <w:tc>
           <w:tcPr>
             <w:tcW w:type="dxa" w:w="1520"/>
-            <w:shd w:fill="F2F2F2" w:color="auto" w:val="clear"/>
-            <w:tcMar>
-              <w:top w:type="dxa" w:w="60"/>
-              <w:left w:type="dxa" w:w="120"/>
-              <w:bottom w:type="dxa" w:w="60"/>
-              <w:right w:type="dxa" w:w="120"/>
-            </w:tcMar>
-            <w:vAlign w:val="top"/>
-          </w:tcPr>
-          <w:p>
-            <w:pPr>
-              <w:spacing w:after="40" w:before="0"/>
-              <w:jc w:val="left"/>
-            </w:pPr>
-            <w:r>
-              <w:rPr>
-                <w:rFonts w:ascii="Arial" w:cs="Arial" w:eastAsia="Arial" w:hAnsi="Arial"/>
-                <w:b/>
-                <w:bCs/>
-                <w:i w:val="false"/>
-                <w:iCs w:val="false"/>
-                <w:color w:val="000000"/>
-                <w:sz w:val="18"/>
-                <w:szCs w:val="18"/>
-              </w:rPr>
-              <w:t xml:space="preserve">Phase 2 — Observe</w:t>
+            <w:shd w:fill="D9EEF1" w:color="auto" w:val="clear"/>
+            <w:tcMar>
+              <w:top w:type="dxa" w:w="60"/>
+              <w:left w:type="dxa" w:w="120"/>
+              <w:bottom w:type="dxa" w:w="60"/>
+              <w:right w:type="dxa" w:w="120"/>
+            </w:tcMar>
+            <w:vAlign w:val="top"/>
+          </w:tcPr>
+          <w:p>
+            <w:pPr>
+              <w:spacing w:after="40" w:before="0"/>
+              <w:jc w:val="left"/>
+            </w:pPr>
+            <w:r>
+              <w:rPr>
+                <w:rFonts w:ascii="Arial" w:cs="Arial" w:eastAsia="Arial" w:hAnsi="Arial"/>
+                <w:b/>
+                <w:bCs/>
+                <w:i w:val="false"/>
+                <w:iCs w:val="false"/>
+                <w:color w:val="000000"/>
+                <w:sz w:val="18"/>
+                <w:szCs w:val="18"/>
+              </w:rPr>
+              <w:t xml:space="preserve">Observe Phase</w:t>
             </w:r>
           </w:p>
           <w:p>
@@ -17832,7 +17832,7 @@
             <w:pPr>
               <w:spacing w:after="20" w:before="0"/>
             </w:pPr>
-            <w:hyperlink w:history="1" r:id="rIdxqlyw7poe-wepbjsqzynz">
+            <w:hyperlink w:history="1" r:id="rIdgeqxiz_juhx-34bjm2pe0">
               <w:r>
                 <w:rPr>
                   <w:rFonts w:ascii="Arial" w:cs="Arial" w:eastAsia="Arial" w:hAnsi="Arial"/>
@@ -17865,7 +17865,7 @@
               <w:spacing w:after="10" w:before="0"/>
               <w:ind w:left="120"/>
             </w:pPr>
-            <w:hyperlink w:history="1" r:id="rIdqc5xjbxekbyubcxlhb9fm">
+            <w:hyperlink w:history="1" r:id="rIdumz5c82nr9qbvpjd-nufo">
               <w:r>
                 <w:rPr>
                   <w:rFonts w:ascii="Arial" w:cs="Arial" w:eastAsia="Arial" w:hAnsi="Arial"/>
@@ -17910,7 +17910,7 @@
             <w:pPr>
               <w:spacing w:after="20" w:before="0"/>
             </w:pPr>
-            <w:hyperlink w:history="1" r:id="rIdfyjkmwtnp-df5wmdokufw">
+            <w:hyperlink w:history="1" r:id="rId8ivfhrl1oqk0d5q0ib9b2">
               <w:r>
                 <w:rPr>
                   <w:rFonts w:ascii="Arial" w:cs="Arial" w:eastAsia="Arial" w:hAnsi="Arial"/>
@@ -17943,7 +17943,7 @@
               <w:spacing w:after="10" w:before="0"/>
               <w:ind w:left="120"/>
             </w:pPr>
-            <w:hyperlink w:history="1" r:id="rIdvxqghc7ly-7zdvsrierfw">
+            <w:hyperlink w:history="1" r:id="rIdmrcxn88a3xvuwi2j7icjm">
               <w:r>
                 <w:rPr>
                   <w:rFonts w:ascii="Arial" w:cs="Arial" w:eastAsia="Arial" w:hAnsi="Arial"/>
@@ -18090,32 +18090,32 @@
         <w:tc>
           <w:tcPr>
             <w:tcW w:type="dxa" w:w="1520"/>
-            <w:shd w:fill="F2F2F2" w:color="auto" w:val="clear"/>
-            <w:tcMar>
-              <w:top w:type="dxa" w:w="60"/>
-              <w:left w:type="dxa" w:w="120"/>
-              <w:bottom w:type="dxa" w:w="60"/>
-              <w:right w:type="dxa" w:w="120"/>
-            </w:tcMar>
-            <w:vAlign w:val="top"/>
-          </w:tcPr>
-          <w:p>
-            <w:pPr>
-              <w:spacing w:after="40" w:before="0"/>
-              <w:jc w:val="left"/>
-            </w:pPr>
-            <w:r>
-              <w:rPr>
-                <w:rFonts w:ascii="Arial" w:cs="Arial" w:eastAsia="Arial" w:hAnsi="Arial"/>
-                <w:b/>
-                <w:bCs/>
-                <w:i w:val="false"/>
-                <w:iCs w:val="false"/>
-                <w:color w:val="000000"/>
-                <w:sz w:val="18"/>
-                <w:szCs w:val="18"/>
-              </w:rPr>
-              <w:t xml:space="preserve">Phase 3 — Explain</w:t>
+            <w:shd w:fill="E2EFDA" w:color="auto" w:val="clear"/>
+            <w:tcMar>
+              <w:top w:type="dxa" w:w="60"/>
+              <w:left w:type="dxa" w:w="120"/>
+              <w:bottom w:type="dxa" w:w="60"/>
+              <w:right w:type="dxa" w:w="120"/>
+            </w:tcMar>
+            <w:vAlign w:val="top"/>
+          </w:tcPr>
+          <w:p>
+            <w:pPr>
+              <w:spacing w:after="40" w:before="0"/>
+              <w:jc w:val="left"/>
+            </w:pPr>
+            <w:r>
+              <w:rPr>
+                <w:rFonts w:ascii="Arial" w:cs="Arial" w:eastAsia="Arial" w:hAnsi="Arial"/>
+                <w:b/>
+                <w:bCs/>
+                <w:i w:val="false"/>
+                <w:iCs w:val="false"/>
+                <w:color w:val="000000"/>
+                <w:sz w:val="18"/>
+                <w:szCs w:val="18"/>
+              </w:rPr>
+              <w:t xml:space="preserve">Explain Phase</w:t>
             </w:r>
           </w:p>
           <w:p>
@@ -18138,7 +18138,7 @@
             <w:pPr>
               <w:spacing w:after="20" w:before="0"/>
             </w:pPr>
-            <w:hyperlink w:history="1" r:id="rId-uk4wmsrrxjpwg20zwwvt">
+            <w:hyperlink w:history="1" r:id="rIdpnjzed2ignnqcimn34r-6">
               <w:r>
                 <w:rPr>
                   <w:rFonts w:ascii="Arial" w:cs="Arial" w:eastAsia="Arial" w:hAnsi="Arial"/>
@@ -18171,7 +18171,7 @@
               <w:spacing w:after="10" w:before="0"/>
               <w:ind w:left="120"/>
             </w:pPr>
-            <w:hyperlink w:history="1" r:id="rIds3brym7lmomzvbhl77lw1">
+            <w:hyperlink w:history="1" r:id="rIdytcs5dubwuot-ve0rufwd">
               <w:r>
                 <w:rPr>
                   <w:rFonts w:ascii="Arial" w:cs="Arial" w:eastAsia="Arial" w:hAnsi="Arial"/>
@@ -18216,7 +18216,7 @@
             <w:pPr>
               <w:spacing w:after="20" w:before="0"/>
             </w:pPr>
-            <w:hyperlink w:history="1" r:id="rIdk4rrkxmx5bvjdrclhp6xz">
+            <w:hyperlink w:history="1" r:id="rIdz2ham1fjehhb8sjpp6nb5">
               <w:r>
                 <w:rPr>
                   <w:rFonts w:ascii="Arial" w:cs="Arial" w:eastAsia="Arial" w:hAnsi="Arial"/>
@@ -18249,7 +18249,7 @@
               <w:spacing w:after="10" w:before="0"/>
               <w:ind w:left="120"/>
             </w:pPr>
-            <w:hyperlink w:history="1" r:id="rIdpjruyl53cwc49yrt3unvl">
+            <w:hyperlink w:history="1" r:id="rIdzlwnyuq-wnj_zu29whjmu">
               <w:r>
                 <w:rPr>
                   <w:rFonts w:ascii="Arial" w:cs="Arial" w:eastAsia="Arial" w:hAnsi="Arial"/>
@@ -18396,32 +18396,32 @@
         <w:tc>
           <w:tcPr>
             <w:tcW w:type="dxa" w:w="1520"/>
-            <w:shd w:fill="F2F2F2" w:color="auto" w:val="clear"/>
-            <w:tcMar>
-              <w:top w:type="dxa" w:w="60"/>
-              <w:left w:type="dxa" w:w="120"/>
-              <w:bottom w:type="dxa" w:w="60"/>
-              <w:right w:type="dxa" w:w="120"/>
-            </w:tcMar>
-            <w:vAlign w:val="top"/>
-          </w:tcPr>
-          <w:p>
-            <w:pPr>
-              <w:spacing w:after="40" w:before="0"/>
-              <w:jc w:val="left"/>
-            </w:pPr>
-            <w:r>
-              <w:rPr>
-                <w:rFonts w:ascii="Arial" w:cs="Arial" w:eastAsia="Arial" w:hAnsi="Arial"/>
-                <w:b/>
-                <w:bCs/>
-                <w:i w:val="false"/>
-                <w:iCs w:val="false"/>
-                <w:color w:val="000000"/>
-                <w:sz w:val="18"/>
-                <w:szCs w:val="18"/>
-              </w:rPr>
-              <w:t xml:space="preserve">Phase 4 — Driving Question Board (DQB) Update</w:t>
+            <w:shd w:fill="FCE4D6" w:color="auto" w:val="clear"/>
+            <w:tcMar>
+              <w:top w:type="dxa" w:w="60"/>
+              <w:left w:type="dxa" w:w="120"/>
+              <w:bottom w:type="dxa" w:w="60"/>
+              <w:right w:type="dxa" w:w="120"/>
+            </w:tcMar>
+            <w:vAlign w:val="top"/>
+          </w:tcPr>
+          <w:p>
+            <w:pPr>
+              <w:spacing w:after="40" w:before="0"/>
+              <w:jc w:val="left"/>
+            </w:pPr>
+            <w:r>
+              <w:rPr>
+                <w:rFonts w:ascii="Arial" w:cs="Arial" w:eastAsia="Arial" w:hAnsi="Arial"/>
+                <w:b/>
+                <w:bCs/>
+                <w:i w:val="false"/>
+                <w:iCs w:val="false"/>
+                <w:color w:val="000000"/>
+                <w:sz w:val="18"/>
+                <w:szCs w:val="18"/>
+              </w:rPr>
+              <w:t xml:space="preserve">Driving Question Board (DQB) Creation</w:t>
             </w:r>
           </w:p>
           <w:p>
@@ -18444,7 +18444,7 @@
             <w:pPr>
               <w:spacing w:after="20" w:before="0"/>
             </w:pPr>
-            <w:hyperlink w:history="1" r:id="rIdggajrkj3wthrd4r_t5xw5">
+            <w:hyperlink w:history="1" r:id="rIdexfqpxg7el0oep_hgwsdd">
               <w:r>
                 <w:rPr>
                   <w:rFonts w:ascii="Arial" w:cs="Arial" w:eastAsia="Arial" w:hAnsi="Arial"/>
@@ -18477,7 +18477,7 @@
               <w:spacing w:after="10" w:before="0"/>
               <w:ind w:left="120"/>
             </w:pPr>
-            <w:hyperlink w:history="1" r:id="rId2okkj-ai6uglcfpixdola">
+            <w:hyperlink w:history="1" r:id="rIdm0ajgyn1e16c-v3a9nvwi">
               <w:r>
                 <w:rPr>
                   <w:rFonts w:ascii="Arial" w:cs="Arial" w:eastAsia="Arial" w:hAnsi="Arial"/>
@@ -18522,7 +18522,7 @@
             <w:pPr>
               <w:spacing w:after="20" w:before="0"/>
             </w:pPr>
-            <w:hyperlink w:history="1" r:id="rIdfx0ihl_1q_rqutbt_mf_0">
+            <w:hyperlink w:history="1" r:id="rIdgass9chrrbn4tobanb_rz">
               <w:r>
                 <w:rPr>
                   <w:rFonts w:ascii="Arial" w:cs="Arial" w:eastAsia="Arial" w:hAnsi="Arial"/>
@@ -18555,7 +18555,7 @@
               <w:spacing w:after="10" w:before="0"/>
               <w:ind w:left="120"/>
             </w:pPr>
-            <w:hyperlink w:history="1" r:id="rIdmvnwjnw0hoxuo3nmxbwtu">
+            <w:hyperlink w:history="1" r:id="rIdmfkgzhmc5zwqsjvnljgfm">
               <w:r>
                 <w:rPr>
                   <w:rFonts w:ascii="Arial" w:cs="Arial" w:eastAsia="Arial" w:hAnsi="Arial"/>
@@ -18702,32 +18702,32 @@
         <w:tc>
           <w:tcPr>
             <w:tcW w:type="dxa" w:w="1520"/>
-            <w:shd w:fill="F2F2F2" w:color="auto" w:val="clear"/>
-            <w:tcMar>
-              <w:top w:type="dxa" w:w="60"/>
-              <w:left w:type="dxa" w:w="120"/>
-              <w:bottom w:type="dxa" w:w="60"/>
-              <w:right w:type="dxa" w:w="120"/>
-            </w:tcMar>
-            <w:vAlign w:val="top"/>
-          </w:tcPr>
-          <w:p>
-            <w:pPr>
-              <w:spacing w:after="40" w:before="0"/>
-              <w:jc w:val="left"/>
-            </w:pPr>
-            <w:r>
-              <w:rPr>
-                <w:rFonts w:ascii="Arial" w:cs="Arial" w:eastAsia="Arial" w:hAnsi="Arial"/>
-                <w:b/>
-                <w:bCs/>
-                <w:i w:val="false"/>
-                <w:iCs w:val="false"/>
-                <w:color w:val="000000"/>
-                <w:sz w:val="18"/>
-                <w:szCs w:val="18"/>
-              </w:rPr>
-              <w:t xml:space="preserve">Phase 5 — Model Building</w:t>
+            <w:shd w:fill="D5E8F0" w:color="auto" w:val="clear"/>
+            <w:tcMar>
+              <w:top w:type="dxa" w:w="60"/>
+              <w:left w:type="dxa" w:w="120"/>
+              <w:bottom w:type="dxa" w:w="60"/>
+              <w:right w:type="dxa" w:w="120"/>
+            </w:tcMar>
+            <w:vAlign w:val="top"/>
+          </w:tcPr>
+          <w:p>
+            <w:pPr>
+              <w:spacing w:after="40" w:before="0"/>
+              <w:jc w:val="left"/>
+            </w:pPr>
+            <w:r>
+              <w:rPr>
+                <w:rFonts w:ascii="Arial" w:cs="Arial" w:eastAsia="Arial" w:hAnsi="Arial"/>
+                <w:b/>
+                <w:bCs/>
+                <w:i w:val="false"/>
+                <w:iCs w:val="false"/>
+                <w:color w:val="000000"/>
+                <w:sz w:val="18"/>
+                <w:szCs w:val="18"/>
+              </w:rPr>
+              <w:t xml:space="preserve">Model Building Phase</w:t>
             </w:r>
           </w:p>
           <w:p>
@@ -18750,7 +18750,7 @@
             <w:pPr>
               <w:spacing w:after="20" w:before="0"/>
             </w:pPr>
-            <w:hyperlink w:history="1" r:id="rIdb5e9bqr0iiljwzoxucn5x">
+            <w:hyperlink w:history="1" r:id="rIdf-bizyxxfdu-qbieogpuj">
               <w:r>
                 <w:rPr>
                   <w:rFonts w:ascii="Arial" w:cs="Arial" w:eastAsia="Arial" w:hAnsi="Arial"/>
@@ -18783,7 +18783,7 @@
               <w:spacing w:after="10" w:before="0"/>
               <w:ind w:left="120"/>
             </w:pPr>
-            <w:hyperlink w:history="1" r:id="rId0ywsnakutii81ediedkew">
+            <w:hyperlink w:history="1" r:id="rIdzdzuvklibwkqc2bjpjyfj">
               <w:r>
                 <w:rPr>
                   <w:rFonts w:ascii="Arial" w:cs="Arial" w:eastAsia="Arial" w:hAnsi="Arial"/>
@@ -18828,7 +18828,7 @@
             <w:pPr>
               <w:spacing w:after="20" w:before="0"/>
             </w:pPr>
-            <w:hyperlink w:history="1" r:id="rIdsyqedxhrjeeujand72scp">
+            <w:hyperlink w:history="1" r:id="rId1gvvtjgfev0ayex8eyvps">
               <w:r>
                 <w:rPr>
                   <w:rFonts w:ascii="Arial" w:cs="Arial" w:eastAsia="Arial" w:hAnsi="Arial"/>
@@ -18861,7 +18861,7 @@
               <w:spacing w:after="10" w:before="0"/>
               <w:ind w:left="120"/>
             </w:pPr>
-            <w:hyperlink w:history="1" r:id="rIdnkfppqagkijgfz5myar1i">
+            <w:hyperlink w:history="1" r:id="rId6g4mfk1wffsaj1ntkkeig">
               <w:r>
                 <w:rPr>
                   <w:rFonts w:ascii="Arial" w:cs="Arial" w:eastAsia="Arial" w:hAnsi="Arial"/>
@@ -20300,32 +20300,32 @@
         <w:tc>
           <w:tcPr>
             <w:tcW w:type="dxa" w:w="1520"/>
-            <w:shd w:fill="F2F2F2" w:color="auto" w:val="clear"/>
-            <w:tcMar>
-              <w:top w:type="dxa" w:w="60"/>
-              <w:left w:type="dxa" w:w="120"/>
-              <w:bottom w:type="dxa" w:w="60"/>
-              <w:right w:type="dxa" w:w="120"/>
-            </w:tcMar>
-            <w:vAlign w:val="top"/>
-          </w:tcPr>
-          <w:p>
-            <w:pPr>
-              <w:spacing w:after="40" w:before="0"/>
-              <w:jc w:val="left"/>
-            </w:pPr>
-            <w:r>
-              <w:rPr>
-                <w:rFonts w:ascii="Arial" w:cs="Arial" w:eastAsia="Arial" w:hAnsi="Arial"/>
-                <w:b/>
-                <w:bCs/>
-                <w:i w:val="false"/>
-                <w:iCs w:val="false"/>
-                <w:color w:val="000000"/>
-                <w:sz w:val="18"/>
-                <w:szCs w:val="18"/>
-              </w:rPr>
-              <w:t xml:space="preserve">Phase 1 — Predict</w:t>
+            <w:shd w:fill="EAD1F5" w:color="auto" w:val="clear"/>
+            <w:tcMar>
+              <w:top w:type="dxa" w:w="60"/>
+              <w:left w:type="dxa" w:w="120"/>
+              <w:bottom w:type="dxa" w:w="60"/>
+              <w:right w:type="dxa" w:w="120"/>
+            </w:tcMar>
+            <w:vAlign w:val="top"/>
+          </w:tcPr>
+          <w:p>
+            <w:pPr>
+              <w:spacing w:after="40" w:before="0"/>
+              <w:jc w:val="left"/>
+            </w:pPr>
+            <w:r>
+              <w:rPr>
+                <w:rFonts w:ascii="Arial" w:cs="Arial" w:eastAsia="Arial" w:hAnsi="Arial"/>
+                <w:b/>
+                <w:bCs/>
+                <w:i w:val="false"/>
+                <w:iCs w:val="false"/>
+                <w:color w:val="000000"/>
+                <w:sz w:val="18"/>
+                <w:szCs w:val="18"/>
+              </w:rPr>
+              <w:t xml:space="preserve">Predict Phase</w:t>
             </w:r>
           </w:p>
           <w:p>
@@ -20348,7 +20348,7 @@
             <w:pPr>
               <w:spacing w:after="20" w:before="0"/>
             </w:pPr>
-            <w:hyperlink w:history="1" r:id="rIdp8wza14krvm-nc0e8dbz5">
+            <w:hyperlink w:history="1" r:id="rIdourg4s4fjysckcrkxh4ni">
               <w:r>
                 <w:rPr>
                   <w:rFonts w:ascii="Arial" w:cs="Arial" w:eastAsia="Arial" w:hAnsi="Arial"/>
@@ -20381,7 +20381,7 @@
               <w:spacing w:after="10" w:before="0"/>
               <w:ind w:left="120"/>
             </w:pPr>
-            <w:hyperlink w:history="1" r:id="rIdszjqi5u8yhtjpxmxwluxa">
+            <w:hyperlink w:history="1" r:id="rId8y7ntnt-3tlfgvmpg7ctr">
               <w:r>
                 <w:rPr>
                   <w:rFonts w:ascii="Arial" w:cs="Arial" w:eastAsia="Arial" w:hAnsi="Arial"/>
@@ -20426,7 +20426,7 @@
             <w:pPr>
               <w:spacing w:after="20" w:before="0"/>
             </w:pPr>
-            <w:hyperlink w:history="1" r:id="rIdel-yfovma-sklhbtholht">
+            <w:hyperlink w:history="1" r:id="rId_ajiu8xz9fonrz4mtwvwl">
               <w:r>
                 <w:rPr>
                   <w:rFonts w:ascii="Arial" w:cs="Arial" w:eastAsia="Arial" w:hAnsi="Arial"/>
@@ -20459,7 +20459,7 @@
               <w:spacing w:after="10" w:before="0"/>
               <w:ind w:left="120"/>
             </w:pPr>
-            <w:hyperlink w:history="1" r:id="rIdshdccr23n5v5gqg3ahbpk">
+            <w:hyperlink w:history="1" r:id="rId5fyp_xzrgqajmd5ttfu0e">
               <w:r>
                 <w:rPr>
                   <w:rFonts w:ascii="Arial" w:cs="Arial" w:eastAsia="Arial" w:hAnsi="Arial"/>
@@ -20606,32 +20606,32 @@
         <w:tc>
           <w:tcPr>
             <w:tcW w:type="dxa" w:w="1520"/>
-            <w:shd w:fill="F2F2F2" w:color="auto" w:val="clear"/>
-            <w:tcMar>
-              <w:top w:type="dxa" w:w="60"/>
-              <w:left w:type="dxa" w:w="120"/>
-              <w:bottom w:type="dxa" w:w="60"/>
-              <w:right w:type="dxa" w:w="120"/>
-            </w:tcMar>
-            <w:vAlign w:val="top"/>
-          </w:tcPr>
-          <w:p>
-            <w:pPr>
-              <w:spacing w:after="40" w:before="0"/>
-              <w:jc w:val="left"/>
-            </w:pPr>
-            <w:r>
-              <w:rPr>
-                <w:rFonts w:ascii="Arial" w:cs="Arial" w:eastAsia="Arial" w:hAnsi="Arial"/>
-                <w:b/>
-                <w:bCs/>
-                <w:i w:val="false"/>
-                <w:iCs w:val="false"/>
-                <w:color w:val="000000"/>
-                <w:sz w:val="18"/>
-                <w:szCs w:val="18"/>
-              </w:rPr>
-              <w:t xml:space="preserve">Phase 2 — Observe</w:t>
+            <w:shd w:fill="D9EEF1" w:color="auto" w:val="clear"/>
+            <w:tcMar>
+              <w:top w:type="dxa" w:w="60"/>
+              <w:left w:type="dxa" w:w="120"/>
+              <w:bottom w:type="dxa" w:w="60"/>
+              <w:right w:type="dxa" w:w="120"/>
+            </w:tcMar>
+            <w:vAlign w:val="top"/>
+          </w:tcPr>
+          <w:p>
+            <w:pPr>
+              <w:spacing w:after="40" w:before="0"/>
+              <w:jc w:val="left"/>
+            </w:pPr>
+            <w:r>
+              <w:rPr>
+                <w:rFonts w:ascii="Arial" w:cs="Arial" w:eastAsia="Arial" w:hAnsi="Arial"/>
+                <w:b/>
+                <w:bCs/>
+                <w:i w:val="false"/>
+                <w:iCs w:val="false"/>
+                <w:color w:val="000000"/>
+                <w:sz w:val="18"/>
+                <w:szCs w:val="18"/>
+              </w:rPr>
+              <w:t xml:space="preserve">Observe Phase</w:t>
             </w:r>
           </w:p>
           <w:p>
@@ -20654,7 +20654,7 @@
             <w:pPr>
               <w:spacing w:after="20" w:before="0"/>
             </w:pPr>
-            <w:hyperlink w:history="1" r:id="rIdksk7jbmgx8ctrgzzajbx8">
+            <w:hyperlink w:history="1" r:id="rIdbzdnc2rqtdmuqt0jyueee">
               <w:r>
                 <w:rPr>
                   <w:rFonts w:ascii="Arial" w:cs="Arial" w:eastAsia="Arial" w:hAnsi="Arial"/>
@@ -20687,7 +20687,7 @@
               <w:spacing w:after="10" w:before="0"/>
               <w:ind w:left="120"/>
             </w:pPr>
-            <w:hyperlink w:history="1" r:id="rIdxexwko8et08yycjatlpjk">
+            <w:hyperlink w:history="1" r:id="rIdmdbg8nyfdpfv-wd7ncn9r">
               <w:r>
                 <w:rPr>
                   <w:rFonts w:ascii="Arial" w:cs="Arial" w:eastAsia="Arial" w:hAnsi="Arial"/>
@@ -20732,7 +20732,7 @@
             <w:pPr>
               <w:spacing w:after="20" w:before="0"/>
             </w:pPr>
-            <w:hyperlink w:history="1" r:id="rIdtqkt_8ohwx7fhbaox01cd">
+            <w:hyperlink w:history="1" r:id="rIdbk5jfeknlvud4_ok7jcnx">
               <w:r>
                 <w:rPr>
                   <w:rFonts w:ascii="Arial" w:cs="Arial" w:eastAsia="Arial" w:hAnsi="Arial"/>
@@ -20765,7 +20765,7 @@
               <w:spacing w:after="10" w:before="0"/>
               <w:ind w:left="120"/>
             </w:pPr>
-            <w:hyperlink w:history="1" r:id="rIdysswiyx-foenstvfoxin9">
+            <w:hyperlink w:history="1" r:id="rIdo1y5_njx-nca5sjk067lt">
               <w:r>
                 <w:rPr>
                   <w:rFonts w:ascii="Arial" w:cs="Arial" w:eastAsia="Arial" w:hAnsi="Arial"/>
@@ -20912,32 +20912,32 @@
         <w:tc>
           <w:tcPr>
             <w:tcW w:type="dxa" w:w="1520"/>
-            <w:shd w:fill="F2F2F2" w:color="auto" w:val="clear"/>
-            <w:tcMar>
-              <w:top w:type="dxa" w:w="60"/>
-              <w:left w:type="dxa" w:w="120"/>
-              <w:bottom w:type="dxa" w:w="60"/>
-              <w:right w:type="dxa" w:w="120"/>
-            </w:tcMar>
-            <w:vAlign w:val="top"/>
-          </w:tcPr>
-          <w:p>
-            <w:pPr>
-              <w:spacing w:after="40" w:before="0"/>
-              <w:jc w:val="left"/>
-            </w:pPr>
-            <w:r>
-              <w:rPr>
-                <w:rFonts w:ascii="Arial" w:cs="Arial" w:eastAsia="Arial" w:hAnsi="Arial"/>
-                <w:b/>
-                <w:bCs/>
-                <w:i w:val="false"/>
-                <w:iCs w:val="false"/>
-                <w:color w:val="000000"/>
-                <w:sz w:val="18"/>
-                <w:szCs w:val="18"/>
-              </w:rPr>
-              <w:t xml:space="preserve">Phase 3 — Explain</w:t>
+            <w:shd w:fill="E2EFDA" w:color="auto" w:val="clear"/>
+            <w:tcMar>
+              <w:top w:type="dxa" w:w="60"/>
+              <w:left w:type="dxa" w:w="120"/>
+              <w:bottom w:type="dxa" w:w="60"/>
+              <w:right w:type="dxa" w:w="120"/>
+            </w:tcMar>
+            <w:vAlign w:val="top"/>
+          </w:tcPr>
+          <w:p>
+            <w:pPr>
+              <w:spacing w:after="40" w:before="0"/>
+              <w:jc w:val="left"/>
+            </w:pPr>
+            <w:r>
+              <w:rPr>
+                <w:rFonts w:ascii="Arial" w:cs="Arial" w:eastAsia="Arial" w:hAnsi="Arial"/>
+                <w:b/>
+                <w:bCs/>
+                <w:i w:val="false"/>
+                <w:iCs w:val="false"/>
+                <w:color w:val="000000"/>
+                <w:sz w:val="18"/>
+                <w:szCs w:val="18"/>
+              </w:rPr>
+              <w:t xml:space="preserve">Explain Phase</w:t>
             </w:r>
           </w:p>
           <w:p>
@@ -20960,7 +20960,7 @@
             <w:pPr>
               <w:spacing w:after="20" w:before="0"/>
             </w:pPr>
-            <w:hyperlink w:history="1" r:id="rIdeugmwxbw9z5dx7bsr-bhm">
+            <w:hyperlink w:history="1" r:id="rIdecfbxchyl96xwqsm9156j">
               <w:r>
                 <w:rPr>
                   <w:rFonts w:ascii="Arial" w:cs="Arial" w:eastAsia="Arial" w:hAnsi="Arial"/>
@@ -20993,7 +20993,7 @@
               <w:spacing w:after="10" w:before="0"/>
               <w:ind w:left="120"/>
             </w:pPr>
-            <w:hyperlink w:history="1" r:id="rIdjunabypkydr-_xoa0zurh">
+            <w:hyperlink w:history="1" r:id="rIdmvgtmrg2msr9pje2m76gv">
               <w:r>
                 <w:rPr>
                   <w:rFonts w:ascii="Arial" w:cs="Arial" w:eastAsia="Arial" w:hAnsi="Arial"/>
@@ -21038,7 +21038,7 @@
             <w:pPr>
               <w:spacing w:after="20" w:before="0"/>
             </w:pPr>
-            <w:hyperlink w:history="1" r:id="rIdyyvdnb6aoasgem4x4m97j">
+            <w:hyperlink w:history="1" r:id="rIdhguedzepj5u-tlvkguvpr">
               <w:r>
                 <w:rPr>
                   <w:rFonts w:ascii="Arial" w:cs="Arial" w:eastAsia="Arial" w:hAnsi="Arial"/>
@@ -21071,7 +21071,7 @@
               <w:spacing w:after="10" w:before="0"/>
               <w:ind w:left="120"/>
             </w:pPr>
-            <w:hyperlink w:history="1" r:id="rId_e3ah78uvyvzc_dgysjpc">
+            <w:hyperlink w:history="1" r:id="rId6sav86krxipe_wc_tfbut">
               <w:r>
                 <w:rPr>
                   <w:rFonts w:ascii="Arial" w:cs="Arial" w:eastAsia="Arial" w:hAnsi="Arial"/>
@@ -21218,32 +21218,32 @@
         <w:tc>
           <w:tcPr>
             <w:tcW w:type="dxa" w:w="1520"/>
-            <w:shd w:fill="F2F2F2" w:color="auto" w:val="clear"/>
-            <w:tcMar>
-              <w:top w:type="dxa" w:w="60"/>
-              <w:left w:type="dxa" w:w="120"/>
-              <w:bottom w:type="dxa" w:w="60"/>
-              <w:right w:type="dxa" w:w="120"/>
-            </w:tcMar>
-            <w:vAlign w:val="top"/>
-          </w:tcPr>
-          <w:p>
-            <w:pPr>
-              <w:spacing w:after="40" w:before="0"/>
-              <w:jc w:val="left"/>
-            </w:pPr>
-            <w:r>
-              <w:rPr>
-                <w:rFonts w:ascii="Arial" w:cs="Arial" w:eastAsia="Arial" w:hAnsi="Arial"/>
-                <w:b/>
-                <w:bCs/>
-                <w:i w:val="false"/>
-                <w:iCs w:val="false"/>
-                <w:color w:val="000000"/>
-                <w:sz w:val="18"/>
-                <w:szCs w:val="18"/>
-              </w:rPr>
-              <w:t xml:space="preserve">Phase 4 — Driving Question Board (DQB) Update</w:t>
+            <w:shd w:fill="FCE4D6" w:color="auto" w:val="clear"/>
+            <w:tcMar>
+              <w:top w:type="dxa" w:w="60"/>
+              <w:left w:type="dxa" w:w="120"/>
+              <w:bottom w:type="dxa" w:w="60"/>
+              <w:right w:type="dxa" w:w="120"/>
+            </w:tcMar>
+            <w:vAlign w:val="top"/>
+          </w:tcPr>
+          <w:p>
+            <w:pPr>
+              <w:spacing w:after="40" w:before="0"/>
+              <w:jc w:val="left"/>
+            </w:pPr>
+            <w:r>
+              <w:rPr>
+                <w:rFonts w:ascii="Arial" w:cs="Arial" w:eastAsia="Arial" w:hAnsi="Arial"/>
+                <w:b/>
+                <w:bCs/>
+                <w:i w:val="false"/>
+                <w:iCs w:val="false"/>
+                <w:color w:val="000000"/>
+                <w:sz w:val="18"/>
+                <w:szCs w:val="18"/>
+              </w:rPr>
+              <w:t xml:space="preserve">Driving Question Board (DQB) Creation</w:t>
             </w:r>
           </w:p>
           <w:p>
@@ -21266,7 +21266,7 @@
             <w:pPr>
               <w:spacing w:after="20" w:before="0"/>
             </w:pPr>
-            <w:hyperlink w:history="1" r:id="rIdyf9ynhc5fnmezj9sf7osi">
+            <w:hyperlink w:history="1" r:id="rId2gjddkxlyri-qwkek_nny">
               <w:r>
                 <w:rPr>
                   <w:rFonts w:ascii="Arial" w:cs="Arial" w:eastAsia="Arial" w:hAnsi="Arial"/>
@@ -21299,7 +21299,7 @@
               <w:spacing w:after="10" w:before="0"/>
               <w:ind w:left="120"/>
             </w:pPr>
-            <w:hyperlink w:history="1" r:id="rId0svtae3z7j_bqm4xhnnni">
+            <w:hyperlink w:history="1" r:id="rIdtokxv5ibgec4xl7hkmc2d">
               <w:r>
                 <w:rPr>
                   <w:rFonts w:ascii="Arial" w:cs="Arial" w:eastAsia="Arial" w:hAnsi="Arial"/>
@@ -21344,7 +21344,7 @@
             <w:pPr>
               <w:spacing w:after="20" w:before="0"/>
             </w:pPr>
-            <w:hyperlink w:history="1" r:id="rIdj_fddls_azghzwx_lzvsz">
+            <w:hyperlink w:history="1" r:id="rId4hrqfqeymrh6qnbdidmig">
               <w:r>
                 <w:rPr>
                   <w:rFonts w:ascii="Arial" w:cs="Arial" w:eastAsia="Arial" w:hAnsi="Arial"/>
@@ -21377,7 +21377,7 @@
               <w:spacing w:after="10" w:before="0"/>
               <w:ind w:left="120"/>
             </w:pPr>
-            <w:hyperlink w:history="1" r:id="rIdfzhl9uc87p35k3obzwrrl">
+            <w:hyperlink w:history="1" r:id="rIdjwww_83opaf9dshh77ima">
               <w:r>
                 <w:rPr>
                   <w:rFonts w:ascii="Arial" w:cs="Arial" w:eastAsia="Arial" w:hAnsi="Arial"/>
@@ -21524,32 +21524,32 @@
         <w:tc>
           <w:tcPr>
             <w:tcW w:type="dxa" w:w="1520"/>
-            <w:shd w:fill="F2F2F2" w:color="auto" w:val="clear"/>
-            <w:tcMar>
-              <w:top w:type="dxa" w:w="60"/>
-              <w:left w:type="dxa" w:w="120"/>
-              <w:bottom w:type="dxa" w:w="60"/>
-              <w:right w:type="dxa" w:w="120"/>
-            </w:tcMar>
-            <w:vAlign w:val="top"/>
-          </w:tcPr>
-          <w:p>
-            <w:pPr>
-              <w:spacing w:after="40" w:before="0"/>
-              <w:jc w:val="left"/>
-            </w:pPr>
-            <w:r>
-              <w:rPr>
-                <w:rFonts w:ascii="Arial" w:cs="Arial" w:eastAsia="Arial" w:hAnsi="Arial"/>
-                <w:b/>
-                <w:bCs/>
-                <w:i w:val="false"/>
-                <w:iCs w:val="false"/>
-                <w:color w:val="000000"/>
-                <w:sz w:val="18"/>
-                <w:szCs w:val="18"/>
-              </w:rPr>
-              <w:t xml:space="preserve">Phase 5 — Model Building</w:t>
+            <w:shd w:fill="D5E8F0" w:color="auto" w:val="clear"/>
+            <w:tcMar>
+              <w:top w:type="dxa" w:w="60"/>
+              <w:left w:type="dxa" w:w="120"/>
+              <w:bottom w:type="dxa" w:w="60"/>
+              <w:right w:type="dxa" w:w="120"/>
+            </w:tcMar>
+            <w:vAlign w:val="top"/>
+          </w:tcPr>
+          <w:p>
+            <w:pPr>
+              <w:spacing w:after="40" w:before="0"/>
+              <w:jc w:val="left"/>
+            </w:pPr>
+            <w:r>
+              <w:rPr>
+                <w:rFonts w:ascii="Arial" w:cs="Arial" w:eastAsia="Arial" w:hAnsi="Arial"/>
+                <w:b/>
+                <w:bCs/>
+                <w:i w:val="false"/>
+                <w:iCs w:val="false"/>
+                <w:color w:val="000000"/>
+                <w:sz w:val="18"/>
+                <w:szCs w:val="18"/>
+              </w:rPr>
+              <w:t xml:space="preserve">Model Building Phase</w:t>
             </w:r>
           </w:p>
           <w:p>
@@ -21572,7 +21572,7 @@
             <w:pPr>
               <w:spacing w:after="20" w:before="0"/>
             </w:pPr>
-            <w:hyperlink w:history="1" r:id="rIds-vjqanmtqro-mg4vctwa">
+            <w:hyperlink w:history="1" r:id="rIdmw3lssphvosn9t4zt1aq8">
               <w:r>
                 <w:rPr>
                   <w:rFonts w:ascii="Arial" w:cs="Arial" w:eastAsia="Arial" w:hAnsi="Arial"/>
@@ -21605,7 +21605,7 @@
               <w:spacing w:after="10" w:before="0"/>
               <w:ind w:left="120"/>
             </w:pPr>
-            <w:hyperlink w:history="1" r:id="rIdjphxvxbk8djjpeurrxnpu">
+            <w:hyperlink w:history="1" r:id="rIdvkzcr-fnmx7bhhtcj9am5">
               <w:r>
                 <w:rPr>
                   <w:rFonts w:ascii="Arial" w:cs="Arial" w:eastAsia="Arial" w:hAnsi="Arial"/>
@@ -21650,7 +21650,7 @@
             <w:pPr>
               <w:spacing w:after="20" w:before="0"/>
             </w:pPr>
-            <w:hyperlink w:history="1" r:id="rIdh5j1pc2munemffbewh6hu">
+            <w:hyperlink w:history="1" r:id="rIdrcukjv-3k3kjwtkgw1qzf">
               <w:r>
                 <w:rPr>
                   <w:rFonts w:ascii="Arial" w:cs="Arial" w:eastAsia="Arial" w:hAnsi="Arial"/>
@@ -21683,7 +21683,7 @@
               <w:spacing w:after="10" w:before="0"/>
               <w:ind w:left="120"/>
             </w:pPr>
-            <w:hyperlink w:history="1" r:id="rIduz2z97yp-pnkmnhfcjavb">
+            <w:hyperlink w:history="1" r:id="rIdlxfhie1bz-yrqtfvvvech">
               <w:r>
                 <w:rPr>
                   <w:rFonts w:ascii="Arial" w:cs="Arial" w:eastAsia="Arial" w:hAnsi="Arial"/>
@@ -23122,32 +23122,32 @@
         <w:tc>
           <w:tcPr>
             <w:tcW w:type="dxa" w:w="1520"/>
-            <w:shd w:fill="F2F2F2" w:color="auto" w:val="clear"/>
-            <w:tcMar>
-              <w:top w:type="dxa" w:w="60"/>
-              <w:left w:type="dxa" w:w="120"/>
-              <w:bottom w:type="dxa" w:w="60"/>
-              <w:right w:type="dxa" w:w="120"/>
-            </w:tcMar>
-            <w:vAlign w:val="top"/>
-          </w:tcPr>
-          <w:p>
-            <w:pPr>
-              <w:spacing w:after="40" w:before="0"/>
-              <w:jc w:val="left"/>
-            </w:pPr>
-            <w:r>
-              <w:rPr>
-                <w:rFonts w:ascii="Arial" w:cs="Arial" w:eastAsia="Arial" w:hAnsi="Arial"/>
-                <w:b/>
-                <w:bCs/>
-                <w:i w:val="false"/>
-                <w:iCs w:val="false"/>
-                <w:color w:val="000000"/>
-                <w:sz w:val="18"/>
-                <w:szCs w:val="18"/>
-              </w:rPr>
-              <w:t xml:space="preserve">Phase 1 — Predict: What Tools Do We Have? (10 minutes)</w:t>
+            <w:shd w:fill="EAD1F5" w:color="auto" w:val="clear"/>
+            <w:tcMar>
+              <w:top w:type="dxa" w:w="60"/>
+              <w:left w:type="dxa" w:w="120"/>
+              <w:bottom w:type="dxa" w:w="60"/>
+              <w:right w:type="dxa" w:w="120"/>
+            </w:tcMar>
+            <w:vAlign w:val="top"/>
+          </w:tcPr>
+          <w:p>
+            <w:pPr>
+              <w:spacing w:after="40" w:before="0"/>
+              <w:jc w:val="left"/>
+            </w:pPr>
+            <w:r>
+              <w:rPr>
+                <w:rFonts w:ascii="Arial" w:cs="Arial" w:eastAsia="Arial" w:hAnsi="Arial"/>
+                <w:b/>
+                <w:bCs/>
+                <w:i w:val="false"/>
+                <w:iCs w:val="false"/>
+                <w:color w:val="000000"/>
+                <w:sz w:val="18"/>
+                <w:szCs w:val="18"/>
+              </w:rPr>
+              <w:t xml:space="preserve">Predict Phase</w:t>
             </w:r>
           </w:p>
           <w:p>
@@ -23170,7 +23170,7 @@
             <w:pPr>
               <w:spacing w:after="20" w:before="0"/>
             </w:pPr>
-            <w:hyperlink w:history="1" r:id="rIdpannlhdugrszmnzsmm7rg">
+            <w:hyperlink w:history="1" r:id="rIdctn5htnwglpg_yo0jonlp">
               <w:r>
                 <w:rPr>
                   <w:rFonts w:ascii="Arial" w:cs="Arial" w:eastAsia="Arial" w:hAnsi="Arial"/>
@@ -23203,7 +23203,7 @@
               <w:spacing w:after="10" w:before="0"/>
               <w:ind w:left="120"/>
             </w:pPr>
-            <w:hyperlink w:history="1" r:id="rIdp4w_udvarjfkoh4wiw3xf">
+            <w:hyperlink w:history="1" r:id="rIdtonbqazznqii6jshrtpyc">
               <w:r>
                 <w:rPr>
                   <w:rFonts w:ascii="Arial" w:cs="Arial" w:eastAsia="Arial" w:hAnsi="Arial"/>
@@ -23248,7 +23248,7 @@
             <w:pPr>
               <w:spacing w:after="20" w:before="0"/>
             </w:pPr>
-            <w:hyperlink w:history="1" r:id="rId88sqjfcxlqlvqddjjsy21">
+            <w:hyperlink w:history="1" r:id="rId78n-vmk5bdg7bnurn2xvm">
               <w:r>
                 <w:rPr>
                   <w:rFonts w:ascii="Arial" w:cs="Arial" w:eastAsia="Arial" w:hAnsi="Arial"/>
@@ -23281,7 +23281,7 @@
               <w:spacing w:after="10" w:before="0"/>
               <w:ind w:left="120"/>
             </w:pPr>
-            <w:hyperlink w:history="1" r:id="rIdcucm-wdqgw6racn5iypze">
+            <w:hyperlink w:history="1" r:id="rId6jnqli4aqu5d9fpc9trht">
               <w:r>
                 <w:rPr>
                   <w:rFonts w:ascii="Arial" w:cs="Arial" w:eastAsia="Arial" w:hAnsi="Arial"/>
@@ -23428,32 +23428,32 @@
         <w:tc>
           <w:tcPr>
             <w:tcW w:type="dxa" w:w="1520"/>
-            <w:shd w:fill="F2F2F2" w:color="auto" w:val="clear"/>
-            <w:tcMar>
-              <w:top w:type="dxa" w:w="60"/>
-              <w:left w:type="dxa" w:w="120"/>
-              <w:bottom w:type="dxa" w:w="60"/>
-              <w:right w:type="dxa" w:w="120"/>
-            </w:tcMar>
-            <w:vAlign w:val="top"/>
-          </w:tcPr>
-          <w:p>
-            <w:pPr>
-              <w:spacing w:after="40" w:before="0"/>
-              <w:jc w:val="left"/>
-            </w:pPr>
-            <w:r>
-              <w:rPr>
-                <w:rFonts w:ascii="Arial" w:cs="Arial" w:eastAsia="Arial" w:hAnsi="Arial"/>
-                <w:b/>
-                <w:bCs/>
-                <w:i w:val="false"/>
-                <w:iCs w:val="false"/>
-                <w:color w:val="000000"/>
-                <w:sz w:val="18"/>
-                <w:szCs w:val="18"/>
-              </w:rPr>
-              <w:t xml:space="preserve">Phase 2 — Observe: Revisiting All Evidence on the DQB (10 minutes)</w:t>
+            <w:shd w:fill="D9EEF1" w:color="auto" w:val="clear"/>
+            <w:tcMar>
+              <w:top w:type="dxa" w:w="60"/>
+              <w:left w:type="dxa" w:w="120"/>
+              <w:bottom w:type="dxa" w:w="60"/>
+              <w:right w:type="dxa" w:w="120"/>
+            </w:tcMar>
+            <w:vAlign w:val="top"/>
+          </w:tcPr>
+          <w:p>
+            <w:pPr>
+              <w:spacing w:after="40" w:before="0"/>
+              <w:jc w:val="left"/>
+            </w:pPr>
+            <w:r>
+              <w:rPr>
+                <w:rFonts w:ascii="Arial" w:cs="Arial" w:eastAsia="Arial" w:hAnsi="Arial"/>
+                <w:b/>
+                <w:bCs/>
+                <w:i w:val="false"/>
+                <w:iCs w:val="false"/>
+                <w:color w:val="000000"/>
+                <w:sz w:val="18"/>
+                <w:szCs w:val="18"/>
+              </w:rPr>
+              <w:t xml:space="preserve">Observe Phase</w:t>
             </w:r>
           </w:p>
           <w:p>
@@ -23476,7 +23476,7 @@
             <w:pPr>
               <w:spacing w:after="20" w:before="0"/>
             </w:pPr>
-            <w:hyperlink w:history="1" r:id="rId52ffzdxupeuvkfke8nnsa">
+            <w:hyperlink w:history="1" r:id="rIdewas57rlmailb6bm0ek0-">
               <w:r>
                 <w:rPr>
                   <w:rFonts w:ascii="Arial" w:cs="Arial" w:eastAsia="Arial" w:hAnsi="Arial"/>
@@ -23509,7 +23509,7 @@
               <w:spacing w:after="10" w:before="0"/>
               <w:ind w:left="120"/>
             </w:pPr>
-            <w:hyperlink w:history="1" r:id="rIdhmp3j42kyafv4qqmpwh04">
+            <w:hyperlink w:history="1" r:id="rIdrwxzl-4lcjua9akpjexoi">
               <w:r>
                 <w:rPr>
                   <w:rFonts w:ascii="Arial" w:cs="Arial" w:eastAsia="Arial" w:hAnsi="Arial"/>
@@ -23554,7 +23554,7 @@
             <w:pPr>
               <w:spacing w:after="20" w:before="0"/>
             </w:pPr>
-            <w:hyperlink w:history="1" r:id="rIdme8vl5n4ekhw2fpfty5dc">
+            <w:hyperlink w:history="1" r:id="rId9hfcauq56ynmiqyxljczj">
               <w:r>
                 <w:rPr>
                   <w:rFonts w:ascii="Arial" w:cs="Arial" w:eastAsia="Arial" w:hAnsi="Arial"/>
@@ -23587,7 +23587,7 @@
               <w:spacing w:after="10" w:before="0"/>
               <w:ind w:left="120"/>
             </w:pPr>
-            <w:hyperlink w:history="1" r:id="rIdzkwtvvb1j1jmscdglorba">
+            <w:hyperlink w:history="1" r:id="rIdkdnlu8bqubrjo03zlguub">
               <w:r>
                 <w:rPr>
                   <w:rFonts w:ascii="Arial" w:cs="Arial" w:eastAsia="Arial" w:hAnsi="Arial"/>
@@ -23734,32 +23734,32 @@
         <w:tc>
           <w:tcPr>
             <w:tcW w:type="dxa" w:w="1520"/>
-            <w:shd w:fill="F2F2F2" w:color="auto" w:val="clear"/>
-            <w:tcMar>
-              <w:top w:type="dxa" w:w="60"/>
-              <w:left w:type="dxa" w:w="120"/>
-              <w:bottom w:type="dxa" w:w="60"/>
-              <w:right w:type="dxa" w:w="120"/>
-            </w:tcMar>
-            <w:vAlign w:val="top"/>
-          </w:tcPr>
-          <w:p>
-            <w:pPr>
-              <w:spacing w:after="40" w:before="0"/>
-              <w:jc w:val="left"/>
-            </w:pPr>
-            <w:r>
-              <w:rPr>
-                <w:rFonts w:ascii="Arial" w:cs="Arial" w:eastAsia="Arial" w:hAnsi="Arial"/>
-                <w:b/>
-                <w:bCs/>
-                <w:i w:val="false"/>
-                <w:iCs w:val="false"/>
-                <w:color w:val="000000"/>
-                <w:sz w:val="18"/>
-                <w:szCs w:val="18"/>
-              </w:rPr>
-              <w:t xml:space="preserve">Phase 3 — Explain: Mixed-Context Final Problem Set &amp; Group Presentations (30 minutes)</w:t>
+            <w:shd w:fill="E2EFDA" w:color="auto" w:val="clear"/>
+            <w:tcMar>
+              <w:top w:type="dxa" w:w="60"/>
+              <w:left w:type="dxa" w:w="120"/>
+              <w:bottom w:type="dxa" w:w="60"/>
+              <w:right w:type="dxa" w:w="120"/>
+            </w:tcMar>
+            <w:vAlign w:val="top"/>
+          </w:tcPr>
+          <w:p>
+            <w:pPr>
+              <w:spacing w:after="40" w:before="0"/>
+              <w:jc w:val="left"/>
+            </w:pPr>
+            <w:r>
+              <w:rPr>
+                <w:rFonts w:ascii="Arial" w:cs="Arial" w:eastAsia="Arial" w:hAnsi="Arial"/>
+                <w:b/>
+                <w:bCs/>
+                <w:i w:val="false"/>
+                <w:iCs w:val="false"/>
+                <w:color w:val="000000"/>
+                <w:sz w:val="18"/>
+                <w:szCs w:val="18"/>
+              </w:rPr>
+              <w:t xml:space="preserve">Explain Phase</w:t>
             </w:r>
           </w:p>
           <w:p>
@@ -23782,7 +23782,7 @@
             <w:pPr>
               <w:spacing w:after="20" w:before="0"/>
             </w:pPr>
-            <w:hyperlink w:history="1" r:id="rIdn5te9ztyyawjbleosupwu">
+            <w:hyperlink w:history="1" r:id="rIdt3dnwld4t_rkyvqzna9s4">
               <w:r>
                 <w:rPr>
                   <w:rFonts w:ascii="Arial" w:cs="Arial" w:eastAsia="Arial" w:hAnsi="Arial"/>
@@ -23815,7 +23815,7 @@
               <w:spacing w:after="10" w:before="0"/>
               <w:ind w:left="120"/>
             </w:pPr>
-            <w:hyperlink w:history="1" r:id="rIddd5lnuyvypolv-panv3dt">
+            <w:hyperlink w:history="1" r:id="rIdlv7tap-sfg4mxwfrr-hrw">
               <w:r>
                 <w:rPr>
                   <w:rFonts w:ascii="Arial" w:cs="Arial" w:eastAsia="Arial" w:hAnsi="Arial"/>
@@ -23860,7 +23860,7 @@
             <w:pPr>
               <w:spacing w:after="20" w:before="0"/>
             </w:pPr>
-            <w:hyperlink w:history="1" r:id="rIdhtwt1d6k1h-axglg8nsbn">
+            <w:hyperlink w:history="1" r:id="rId-vyexhopfr2e5h5dwfd91">
               <w:r>
                 <w:rPr>
                   <w:rFonts w:ascii="Arial" w:cs="Arial" w:eastAsia="Arial" w:hAnsi="Arial"/>
@@ -23893,7 +23893,7 @@
               <w:spacing w:after="10" w:before="0"/>
               <w:ind w:left="120"/>
             </w:pPr>
-            <w:hyperlink w:history="1" r:id="rIdrbrvjulz4sjzwumysoebw">
+            <w:hyperlink w:history="1" r:id="rIdsjjq5xq3x2_ejfutljrbw">
               <w:r>
                 <w:rPr>
                   <w:rFonts w:ascii="Arial" w:cs="Arial" w:eastAsia="Arial" w:hAnsi="Arial"/>
@@ -24040,32 +24040,32 @@
         <w:tc>
           <w:tcPr>
             <w:tcW w:type="dxa" w:w="1520"/>
-            <w:shd w:fill="F2F2F2" w:color="auto" w:val="clear"/>
-            <w:tcMar>
-              <w:top w:type="dxa" w:w="60"/>
-              <w:left w:type="dxa" w:w="120"/>
-              <w:bottom w:type="dxa" w:w="60"/>
-              <w:right w:type="dxa" w:w="120"/>
-            </w:tcMar>
-            <w:vAlign w:val="top"/>
-          </w:tcPr>
-          <w:p>
-            <w:pPr>
-              <w:spacing w:after="40" w:before="0"/>
-              <w:jc w:val="left"/>
-            </w:pPr>
-            <w:r>
-              <w:rPr>
-                <w:rFonts w:ascii="Arial" w:cs="Arial" w:eastAsia="Arial" w:hAnsi="Arial"/>
-                <w:b/>
-                <w:bCs/>
-                <w:i w:val="false"/>
-                <w:iCs w:val="false"/>
-                <w:color w:val="000000"/>
-                <w:sz w:val="18"/>
-                <w:szCs w:val="18"/>
-              </w:rPr>
-              <w:t xml:space="preserve">Phase 4 — DQB Completion: Closing the Driving Question (15 minutes)</w:t>
+            <w:shd w:fill="FCE4D6" w:color="auto" w:val="clear"/>
+            <w:tcMar>
+              <w:top w:type="dxa" w:w="60"/>
+              <w:left w:type="dxa" w:w="120"/>
+              <w:bottom w:type="dxa" w:w="60"/>
+              <w:right w:type="dxa" w:w="120"/>
+            </w:tcMar>
+            <w:vAlign w:val="top"/>
+          </w:tcPr>
+          <w:p>
+            <w:pPr>
+              <w:spacing w:after="40" w:before="0"/>
+              <w:jc w:val="left"/>
+            </w:pPr>
+            <w:r>
+              <w:rPr>
+                <w:rFonts w:ascii="Arial" w:cs="Arial" w:eastAsia="Arial" w:hAnsi="Arial"/>
+                <w:b/>
+                <w:bCs/>
+                <w:i w:val="false"/>
+                <w:iCs w:val="false"/>
+                <w:color w:val="000000"/>
+                <w:sz w:val="18"/>
+                <w:szCs w:val="18"/>
+              </w:rPr>
+              <w:t xml:space="preserve">Driving Question Board (DQB) Creation</w:t>
             </w:r>
           </w:p>
           <w:p>
@@ -24088,7 +24088,7 @@
             <w:pPr>
               <w:spacing w:after="20" w:before="0"/>
             </w:pPr>
-            <w:hyperlink w:history="1" r:id="rIdtfzeuwvx-j3ogedjagdpa">
+            <w:hyperlink w:history="1" r:id="rIdeezqlx4j2cdfrudj9mswp">
               <w:r>
                 <w:rPr>
                   <w:rFonts w:ascii="Arial" w:cs="Arial" w:eastAsia="Arial" w:hAnsi="Arial"/>
@@ -24121,7 +24121,7 @@
               <w:spacing w:after="10" w:before="0"/>
               <w:ind w:left="120"/>
             </w:pPr>
-            <w:hyperlink w:history="1" r:id="rIdqctbwcriojuo-qahkhtpz">
+            <w:hyperlink w:history="1" r:id="rIdqpikdqwaefbnpusbmnclr">
               <w:r>
                 <w:rPr>
                   <w:rFonts w:ascii="Arial" w:cs="Arial" w:eastAsia="Arial" w:hAnsi="Arial"/>
@@ -24166,7 +24166,7 @@
             <w:pPr>
               <w:spacing w:after="20" w:before="0"/>
             </w:pPr>
-            <w:hyperlink w:history="1" r:id="rId7h3qmfs3uxaopsluoxsm8">
+            <w:hyperlink w:history="1" r:id="rIdkgznf0tx_n8mc41yvvgpw">
               <w:r>
                 <w:rPr>
                   <w:rFonts w:ascii="Arial" w:cs="Arial" w:eastAsia="Arial" w:hAnsi="Arial"/>
@@ -24199,7 +24199,7 @@
               <w:spacing w:after="10" w:before="0"/>
               <w:ind w:left="120"/>
             </w:pPr>
-            <w:hyperlink w:history="1" r:id="rIdjxatgvcqvkvcvg_lsvap-">
+            <w:hyperlink w:history="1" r:id="rIdtdfbcvnqvhcqyhqmb6bnd">
               <w:r>
                 <w:rPr>
                   <w:rFonts w:ascii="Arial" w:cs="Arial" w:eastAsia="Arial" w:hAnsi="Arial"/>
@@ -24346,32 +24346,32 @@
         <w:tc>
           <w:tcPr>
             <w:tcW w:type="dxa" w:w="1520"/>
-            <w:shd w:fill="F2F2F2" w:color="auto" w:val="clear"/>
-            <w:tcMar>
-              <w:top w:type="dxa" w:w="60"/>
-              <w:left w:type="dxa" w:w="120"/>
-              <w:bottom w:type="dxa" w:w="60"/>
-              <w:right w:type="dxa" w:w="120"/>
-            </w:tcMar>
-            <w:vAlign w:val="top"/>
-          </w:tcPr>
-          <w:p>
-            <w:pPr>
-              <w:spacing w:after="40" w:before="0"/>
-              <w:jc w:val="left"/>
-            </w:pPr>
-            <w:r>
-              <w:rPr>
-                <w:rFonts w:ascii="Arial" w:cs="Arial" w:eastAsia="Arial" w:hAnsi="Arial"/>
-                <w:b/>
-                <w:bCs/>
-                <w:i w:val="false"/>
-                <w:iCs w:val="false"/>
-                <w:color w:val="000000"/>
-                <w:sz w:val="18"/>
-                <w:szCs w:val="18"/>
-              </w:rPr>
-              <w:t xml:space="preserve">Phase 5 — Model Building: Individual Exit Explanation Card (15 minutes)</w:t>
+            <w:shd w:fill="D5E8F0" w:color="auto" w:val="clear"/>
+            <w:tcMar>
+              <w:top w:type="dxa" w:w="60"/>
+              <w:left w:type="dxa" w:w="120"/>
+              <w:bottom w:type="dxa" w:w="60"/>
+              <w:right w:type="dxa" w:w="120"/>
+            </w:tcMar>
+            <w:vAlign w:val="top"/>
+          </w:tcPr>
+          <w:p>
+            <w:pPr>
+              <w:spacing w:after="40" w:before="0"/>
+              <w:jc w:val="left"/>
+            </w:pPr>
+            <w:r>
+              <w:rPr>
+                <w:rFonts w:ascii="Arial" w:cs="Arial" w:eastAsia="Arial" w:hAnsi="Arial"/>
+                <w:b/>
+                <w:bCs/>
+                <w:i w:val="false"/>
+                <w:iCs w:val="false"/>
+                <w:color w:val="000000"/>
+                <w:sz w:val="18"/>
+                <w:szCs w:val="18"/>
+              </w:rPr>
+              <w:t xml:space="preserve">Model Building Phase</w:t>
             </w:r>
           </w:p>
           <w:p>
@@ -24394,7 +24394,7 @@
             <w:pPr>
               <w:spacing w:after="20" w:before="0"/>
             </w:pPr>
-            <w:hyperlink w:history="1" r:id="rIdxin_ojan9wrcqpfthrr4m">
+            <w:hyperlink w:history="1" r:id="rIdf8fadwqngs5oa7wgw5i64">
               <w:r>
                 <w:rPr>
                   <w:rFonts w:ascii="Arial" w:cs="Arial" w:eastAsia="Arial" w:hAnsi="Arial"/>
@@ -24427,7 +24427,7 @@
               <w:spacing w:after="10" w:before="0"/>
               <w:ind w:left="120"/>
             </w:pPr>
-            <w:hyperlink w:history="1" r:id="rIdsbyajgvx2jpznvd2pr9pp">
+            <w:hyperlink w:history="1" r:id="rIdoe8ep1tzvkk_qmk3f_wcg">
               <w:r>
                 <w:rPr>
                   <w:rFonts w:ascii="Arial" w:cs="Arial" w:eastAsia="Arial" w:hAnsi="Arial"/>
@@ -24472,7 +24472,7 @@
             <w:pPr>
               <w:spacing w:after="20" w:before="0"/>
             </w:pPr>
-            <w:hyperlink w:history="1" r:id="rIdbhitte8rivxqxolabvyfi">
+            <w:hyperlink w:history="1" r:id="rIdetqthgrn2iw_ndfsfwmqb">
               <w:r>
                 <w:rPr>
                   <w:rFonts w:ascii="Arial" w:cs="Arial" w:eastAsia="Arial" w:hAnsi="Arial"/>
@@ -24505,7 +24505,7 @@
               <w:spacing w:after="10" w:before="0"/>
               <w:ind w:left="120"/>
             </w:pPr>
-            <w:hyperlink w:history="1" r:id="rIdvkyvbn-b3xlmmtkotphnp">
+            <w:hyperlink w:history="1" r:id="rIdzvjd16dcenjoc9f4vni4k">
               <w:r>
                 <w:rPr>
                   <w:rFonts w:ascii="Arial" w:cs="Arial" w:eastAsia="Arial" w:hAnsi="Arial"/>

--- a/data/outputs/v2/Maths/SS2.2_Area_of_Polygons/Mathematics_Area_of_Polygons_CBE_LessonSequence.docx
+++ b/data/outputs/v2/Maths/SS2.2_Area_of_Polygons/Mathematics_Area_of_Polygons_CBE_LessonSequence.docx
@@ -3283,7 +3283,7 @@
             <w:pPr>
               <w:spacing w:after="20" w:before="0"/>
             </w:pPr>
-            <w:hyperlink w:history="1" r:id="rIdwr--3byxtfvjo0a_zledg">
+            <w:hyperlink w:history="1" r:id="rId0urdsbwqjdjymkfloaepe">
               <w:r>
                 <w:rPr>
                   <w:rFonts w:ascii="Arial" w:cs="Arial" w:eastAsia="Arial" w:hAnsi="Arial"/>
@@ -3316,7 +3316,7 @@
               <w:spacing w:after="10" w:before="0"/>
               <w:ind w:left="120"/>
             </w:pPr>
-            <w:hyperlink w:history="1" r:id="rIdrq0ptoljbv3bfgeg8mknd">
+            <w:hyperlink w:history="1" r:id="rIdjf4cz0ftvngou78n8cho4">
               <w:r>
                 <w:rPr>
                   <w:rFonts w:ascii="Arial" w:cs="Arial" w:eastAsia="Arial" w:hAnsi="Arial"/>
@@ -3361,7 +3361,7 @@
             <w:pPr>
               <w:spacing w:after="20" w:before="0"/>
             </w:pPr>
-            <w:hyperlink w:history="1" r:id="rId5kyqtukadmzte0syc9_8b">
+            <w:hyperlink w:history="1" r:id="rId0cgtat_px1lle9o5bi8yz">
               <w:r>
                 <w:rPr>
                   <w:rFonts w:ascii="Arial" w:cs="Arial" w:eastAsia="Arial" w:hAnsi="Arial"/>
@@ -3394,7 +3394,7 @@
               <w:spacing w:after="10" w:before="0"/>
               <w:ind w:left="120"/>
             </w:pPr>
-            <w:hyperlink w:history="1" r:id="rIdygk11eekzq6u0fse55ysm">
+            <w:hyperlink w:history="1" r:id="rIdgvbufaicrazldmzsflmcs">
               <w:r>
                 <w:rPr>
                   <w:rFonts w:ascii="Arial" w:cs="Arial" w:eastAsia="Arial" w:hAnsi="Arial"/>
@@ -3589,7 +3589,7 @@
             <w:pPr>
               <w:spacing w:after="20" w:before="0"/>
             </w:pPr>
-            <w:hyperlink w:history="1" r:id="rId0mwal8h9rqz9dfcthulhq">
+            <w:hyperlink w:history="1" r:id="rIdthfvqb9c5smz8u7vojwq-">
               <w:r>
                 <w:rPr>
                   <w:rFonts w:ascii="Arial" w:cs="Arial" w:eastAsia="Arial" w:hAnsi="Arial"/>
@@ -3622,7 +3622,7 @@
               <w:spacing w:after="10" w:before="0"/>
               <w:ind w:left="120"/>
             </w:pPr>
-            <w:hyperlink w:history="1" r:id="rIdfx8xwpgjl68ywe1gogjkt">
+            <w:hyperlink w:history="1" r:id="rIdqtlr5ernttbcyjxm984lt">
               <w:r>
                 <w:rPr>
                   <w:rFonts w:ascii="Arial" w:cs="Arial" w:eastAsia="Arial" w:hAnsi="Arial"/>
@@ -3667,7 +3667,7 @@
             <w:pPr>
               <w:spacing w:after="20" w:before="0"/>
             </w:pPr>
-            <w:hyperlink w:history="1" r:id="rIdth-y9sfn1xe0eqjawixav">
+            <w:hyperlink w:history="1" r:id="rIdjrfrnwqjkiekibmdffcxn">
               <w:r>
                 <w:rPr>
                   <w:rFonts w:ascii="Arial" w:cs="Arial" w:eastAsia="Arial" w:hAnsi="Arial"/>
@@ -3700,7 +3700,7 @@
               <w:spacing w:after="10" w:before="0"/>
               <w:ind w:left="120"/>
             </w:pPr>
-            <w:hyperlink w:history="1" r:id="rIdwkybwzxq82iw99spys_dw">
+            <w:hyperlink w:history="1" r:id="rIdyu8lsjak7isdfdslwzb_b">
               <w:r>
                 <w:rPr>
                   <w:rFonts w:ascii="Arial" w:cs="Arial" w:eastAsia="Arial" w:hAnsi="Arial"/>
@@ -3895,7 +3895,7 @@
             <w:pPr>
               <w:spacing w:after="20" w:before="0"/>
             </w:pPr>
-            <w:hyperlink w:history="1" r:id="rId8ey58sng-0sbi4xihf0ks">
+            <w:hyperlink w:history="1" r:id="rIdosxvlphamk6q05g1x8go-">
               <w:r>
                 <w:rPr>
                   <w:rFonts w:ascii="Arial" w:cs="Arial" w:eastAsia="Arial" w:hAnsi="Arial"/>
@@ -3928,7 +3928,7 @@
               <w:spacing w:after="10" w:before="0"/>
               <w:ind w:left="120"/>
             </w:pPr>
-            <w:hyperlink w:history="1" r:id="rIdgl2kkyxvatqear8cfoslo">
+            <w:hyperlink w:history="1" r:id="rIdq_fv_tnwraashicerfy2u">
               <w:r>
                 <w:rPr>
                   <w:rFonts w:ascii="Arial" w:cs="Arial" w:eastAsia="Arial" w:hAnsi="Arial"/>
@@ -3973,7 +3973,7 @@
             <w:pPr>
               <w:spacing w:after="20" w:before="0"/>
             </w:pPr>
-            <w:hyperlink w:history="1" r:id="rIdhvyapkrnsjkaord73f0gr">
+            <w:hyperlink w:history="1" r:id="rIdgypfntjf1uuii8zazgt5h">
               <w:r>
                 <w:rPr>
                   <w:rFonts w:ascii="Arial" w:cs="Arial" w:eastAsia="Arial" w:hAnsi="Arial"/>
@@ -4006,7 +4006,7 @@
               <w:spacing w:after="10" w:before="0"/>
               <w:ind w:left="120"/>
             </w:pPr>
-            <w:hyperlink w:history="1" r:id="rIdmdtzdltvbcrrnp1tsotq_">
+            <w:hyperlink w:history="1" r:id="rIdmxswlcqvgb_wdec0rayi4">
               <w:r>
                 <w:rPr>
                   <w:rFonts w:ascii="Arial" w:cs="Arial" w:eastAsia="Arial" w:hAnsi="Arial"/>
@@ -4201,7 +4201,7 @@
             <w:pPr>
               <w:spacing w:after="20" w:before="0"/>
             </w:pPr>
-            <w:hyperlink w:history="1" r:id="rIdoyn393yzzoygdlptidnsc">
+            <w:hyperlink w:history="1" r:id="rIddfjam9dallc9zl0pahcij">
               <w:r>
                 <w:rPr>
                   <w:rFonts w:ascii="Arial" w:cs="Arial" w:eastAsia="Arial" w:hAnsi="Arial"/>
@@ -4234,7 +4234,7 @@
               <w:spacing w:after="10" w:before="0"/>
               <w:ind w:left="120"/>
             </w:pPr>
-            <w:hyperlink w:history="1" r:id="rIdq_-3ddajrfuglin8egjmq">
+            <w:hyperlink w:history="1" r:id="rId6qflh1qupbd14rmjc6xvp">
               <w:r>
                 <w:rPr>
                   <w:rFonts w:ascii="Arial" w:cs="Arial" w:eastAsia="Arial" w:hAnsi="Arial"/>
@@ -4279,7 +4279,7 @@
             <w:pPr>
               <w:spacing w:after="20" w:before="0"/>
             </w:pPr>
-            <w:hyperlink w:history="1" r:id="rIdjtp3fesdlxsefgy-irqcb">
+            <w:hyperlink w:history="1" r:id="rIdsjtmrmlw9prq0-6tiuqe9">
               <w:r>
                 <w:rPr>
                   <w:rFonts w:ascii="Arial" w:cs="Arial" w:eastAsia="Arial" w:hAnsi="Arial"/>
@@ -4312,7 +4312,7 @@
               <w:spacing w:after="10" w:before="0"/>
               <w:ind w:left="120"/>
             </w:pPr>
-            <w:hyperlink w:history="1" r:id="rId1vyeu_e9xj8dugitilfii">
+            <w:hyperlink w:history="1" r:id="rIdek11jgxp80vnlvzfpm0qm">
               <w:r>
                 <w:rPr>
                   <w:rFonts w:ascii="Arial" w:cs="Arial" w:eastAsia="Arial" w:hAnsi="Arial"/>
@@ -4507,7 +4507,7 @@
             <w:pPr>
               <w:spacing w:after="20" w:before="0"/>
             </w:pPr>
-            <w:hyperlink w:history="1" r:id="rId89ycm01yqy4dos2grihst">
+            <w:hyperlink w:history="1" r:id="rIdw6cli-frafjh2yq0sv6xb">
               <w:r>
                 <w:rPr>
                   <w:rFonts w:ascii="Arial" w:cs="Arial" w:eastAsia="Arial" w:hAnsi="Arial"/>
@@ -4540,7 +4540,7 @@
               <w:spacing w:after="10" w:before="0"/>
               <w:ind w:left="120"/>
             </w:pPr>
-            <w:hyperlink w:history="1" r:id="rIdev9pwai3cyta_s7knjxhz">
+            <w:hyperlink w:history="1" r:id="rId20iukgwfy46zoqyuzyc8b">
               <w:r>
                 <w:rPr>
                   <w:rFonts w:ascii="Arial" w:cs="Arial" w:eastAsia="Arial" w:hAnsi="Arial"/>
@@ -4585,7 +4585,7 @@
             <w:pPr>
               <w:spacing w:after="20" w:before="0"/>
             </w:pPr>
-            <w:hyperlink w:history="1" r:id="rIdiz9wss41gq6ds8if9fwvj">
+            <w:hyperlink w:history="1" r:id="rId1c5lmhrao1vi915_yacaj">
               <w:r>
                 <w:rPr>
                   <w:rFonts w:ascii="Arial" w:cs="Arial" w:eastAsia="Arial" w:hAnsi="Arial"/>
@@ -4618,7 +4618,7 @@
               <w:spacing w:after="10" w:before="0"/>
               <w:ind w:left="120"/>
             </w:pPr>
-            <w:hyperlink w:history="1" r:id="rIdcber2nd6cdpab3dm5zdqt">
+            <w:hyperlink w:history="1" r:id="rIdrcgfh8pz5b_uggn4jhjmi">
               <w:r>
                 <w:rPr>
                   <w:rFonts w:ascii="Arial" w:cs="Arial" w:eastAsia="Arial" w:hAnsi="Arial"/>
@@ -6105,7 +6105,7 @@
             <w:pPr>
               <w:spacing w:after="20" w:before="0"/>
             </w:pPr>
-            <w:hyperlink w:history="1" r:id="rIdbt-egn39ofgrhlgc0mqzc">
+            <w:hyperlink w:history="1" r:id="rIdcfbjlb9q4lxm7_8_o9sfo">
               <w:r>
                 <w:rPr>
                   <w:rFonts w:ascii="Arial" w:cs="Arial" w:eastAsia="Arial" w:hAnsi="Arial"/>
@@ -6138,7 +6138,7 @@
               <w:spacing w:after="10" w:before="0"/>
               <w:ind w:left="120"/>
             </w:pPr>
-            <w:hyperlink w:history="1" r:id="rIdi4sjw764xpiv2xfdyi88c">
+            <w:hyperlink w:history="1" r:id="rIdwatxg7feh9bn-lbxjkcpl">
               <w:r>
                 <w:rPr>
                   <w:rFonts w:ascii="Arial" w:cs="Arial" w:eastAsia="Arial" w:hAnsi="Arial"/>
@@ -6183,7 +6183,7 @@
             <w:pPr>
               <w:spacing w:after="20" w:before="0"/>
             </w:pPr>
-            <w:hyperlink w:history="1" r:id="rIdpql2vnc2uyqhmk-3dzxg6">
+            <w:hyperlink w:history="1" r:id="rIdtcns9jcr3kvld7cjb5xx0">
               <w:r>
                 <w:rPr>
                   <w:rFonts w:ascii="Arial" w:cs="Arial" w:eastAsia="Arial" w:hAnsi="Arial"/>
@@ -6216,7 +6216,7 @@
               <w:spacing w:after="10" w:before="0"/>
               <w:ind w:left="120"/>
             </w:pPr>
-            <w:hyperlink w:history="1" r:id="rIdgnlfc4idxklucelkqveqi">
+            <w:hyperlink w:history="1" r:id="rIdzucbzu54uqgb7eqxgs3ne">
               <w:r>
                 <w:rPr>
                   <w:rFonts w:ascii="Arial" w:cs="Arial" w:eastAsia="Arial" w:hAnsi="Arial"/>
@@ -6411,7 +6411,7 @@
             <w:pPr>
               <w:spacing w:after="20" w:before="0"/>
             </w:pPr>
-            <w:hyperlink w:history="1" r:id="rIdj7h2omfmugjzt9ksrk9nt">
+            <w:hyperlink w:history="1" r:id="rIdyvzkyyogxugvsg9ajfzk4">
               <w:r>
                 <w:rPr>
                   <w:rFonts w:ascii="Arial" w:cs="Arial" w:eastAsia="Arial" w:hAnsi="Arial"/>
@@ -6444,7 +6444,7 @@
               <w:spacing w:after="10" w:before="0"/>
               <w:ind w:left="120"/>
             </w:pPr>
-            <w:hyperlink w:history="1" r:id="rIdukoub8mkcuynvrbd9pqto">
+            <w:hyperlink w:history="1" r:id="rIdnh6iffr_3gephoqz6peqc">
               <w:r>
                 <w:rPr>
                   <w:rFonts w:ascii="Arial" w:cs="Arial" w:eastAsia="Arial" w:hAnsi="Arial"/>
@@ -6489,7 +6489,7 @@
             <w:pPr>
               <w:spacing w:after="20" w:before="0"/>
             </w:pPr>
-            <w:hyperlink w:history="1" r:id="rId7lmuxltofzh3jjj3kts-o">
+            <w:hyperlink w:history="1" r:id="rIdarqirltpb2nwgkwkw6zoh">
               <w:r>
                 <w:rPr>
                   <w:rFonts w:ascii="Arial" w:cs="Arial" w:eastAsia="Arial" w:hAnsi="Arial"/>
@@ -6522,7 +6522,7 @@
               <w:spacing w:after="10" w:before="0"/>
               <w:ind w:left="120"/>
             </w:pPr>
-            <w:hyperlink w:history="1" r:id="rId4wjemg_xum9ll0n-wdbni">
+            <w:hyperlink w:history="1" r:id="rIdj-9y0fowpw2kjla14knzf">
               <w:r>
                 <w:rPr>
                   <w:rFonts w:ascii="Arial" w:cs="Arial" w:eastAsia="Arial" w:hAnsi="Arial"/>
@@ -6717,7 +6717,7 @@
             <w:pPr>
               <w:spacing w:after="20" w:before="0"/>
             </w:pPr>
-            <w:hyperlink w:history="1" r:id="rId5bufel2uoswgexdh0u-b2">
+            <w:hyperlink w:history="1" r:id="rIdyyc1plsgn72lueqpzofcg">
               <w:r>
                 <w:rPr>
                   <w:rFonts w:ascii="Arial" w:cs="Arial" w:eastAsia="Arial" w:hAnsi="Arial"/>
@@ -6750,7 +6750,7 @@
               <w:spacing w:after="10" w:before="0"/>
               <w:ind w:left="120"/>
             </w:pPr>
-            <w:hyperlink w:history="1" r:id="rIdob21cqd_6scrbgnx977nr">
+            <w:hyperlink w:history="1" r:id="rIduvlm9slvp7494d87lqiod">
               <w:r>
                 <w:rPr>
                   <w:rFonts w:ascii="Arial" w:cs="Arial" w:eastAsia="Arial" w:hAnsi="Arial"/>
@@ -6795,7 +6795,7 @@
             <w:pPr>
               <w:spacing w:after="20" w:before="0"/>
             </w:pPr>
-            <w:hyperlink w:history="1" r:id="rIdgx8yuhieagp932lomcntz">
+            <w:hyperlink w:history="1" r:id="rIdoz1v7wh3d6qngg67babg4">
               <w:r>
                 <w:rPr>
                   <w:rFonts w:ascii="Arial" w:cs="Arial" w:eastAsia="Arial" w:hAnsi="Arial"/>
@@ -6828,7 +6828,7 @@
               <w:spacing w:after="10" w:before="0"/>
               <w:ind w:left="120"/>
             </w:pPr>
-            <w:hyperlink w:history="1" r:id="rIdt-l1khj70dgo62xpdlmf3">
+            <w:hyperlink w:history="1" r:id="rIduni5_neaupckvgf_bpj8d">
               <w:r>
                 <w:rPr>
                   <w:rFonts w:ascii="Arial" w:cs="Arial" w:eastAsia="Arial" w:hAnsi="Arial"/>
@@ -7023,7 +7023,7 @@
             <w:pPr>
               <w:spacing w:after="20" w:before="0"/>
             </w:pPr>
-            <w:hyperlink w:history="1" r:id="rIdyjgvditlvqd0uig37votu">
+            <w:hyperlink w:history="1" r:id="rIdhqupohc8qelf9loiyuobz">
               <w:r>
                 <w:rPr>
                   <w:rFonts w:ascii="Arial" w:cs="Arial" w:eastAsia="Arial" w:hAnsi="Arial"/>
@@ -7056,7 +7056,7 @@
               <w:spacing w:after="10" w:before="0"/>
               <w:ind w:left="120"/>
             </w:pPr>
-            <w:hyperlink w:history="1" r:id="rIdnxd0ycdftknoe8gggn78-">
+            <w:hyperlink w:history="1" r:id="rIdxdfabjbmwblokl27dl7wn">
               <w:r>
                 <w:rPr>
                   <w:rFonts w:ascii="Arial" w:cs="Arial" w:eastAsia="Arial" w:hAnsi="Arial"/>
@@ -7101,7 +7101,7 @@
             <w:pPr>
               <w:spacing w:after="20" w:before="0"/>
             </w:pPr>
-            <w:hyperlink w:history="1" r:id="rIdm6arw2munk9jr9nnis_sr">
+            <w:hyperlink w:history="1" r:id="rIdqep2pdl3uelltighcrsbk">
               <w:r>
                 <w:rPr>
                   <w:rFonts w:ascii="Arial" w:cs="Arial" w:eastAsia="Arial" w:hAnsi="Arial"/>
@@ -7134,7 +7134,7 @@
               <w:spacing w:after="10" w:before="0"/>
               <w:ind w:left="120"/>
             </w:pPr>
-            <w:hyperlink w:history="1" r:id="rId_jxsgamz-anztagzeyiir">
+            <w:hyperlink w:history="1" r:id="rIdsbm_47q5lgplfdk8xdvk0">
               <w:r>
                 <w:rPr>
                   <w:rFonts w:ascii="Arial" w:cs="Arial" w:eastAsia="Arial" w:hAnsi="Arial"/>
@@ -7329,7 +7329,7 @@
             <w:pPr>
               <w:spacing w:after="20" w:before="0"/>
             </w:pPr>
-            <w:hyperlink w:history="1" r:id="rIdefadtwm9z4gfdbkjzgvw1">
+            <w:hyperlink w:history="1" r:id="rIddncqmubmkip7t0d8hnjvg">
               <w:r>
                 <w:rPr>
                   <w:rFonts w:ascii="Arial" w:cs="Arial" w:eastAsia="Arial" w:hAnsi="Arial"/>
@@ -7362,7 +7362,7 @@
               <w:spacing w:after="10" w:before="0"/>
               <w:ind w:left="120"/>
             </w:pPr>
-            <w:hyperlink w:history="1" r:id="rIdlmtkyrkfrenyhb13blbai">
+            <w:hyperlink w:history="1" r:id="rId3bevrtdzoegdmtucmzevc">
               <w:r>
                 <w:rPr>
                   <w:rFonts w:ascii="Arial" w:cs="Arial" w:eastAsia="Arial" w:hAnsi="Arial"/>
@@ -7407,7 +7407,7 @@
             <w:pPr>
               <w:spacing w:after="20" w:before="0"/>
             </w:pPr>
-            <w:hyperlink w:history="1" r:id="rId3h7lsqn-azvp8hwuga2dh">
+            <w:hyperlink w:history="1" r:id="rIdyy7brxk7upu21vtot3wke">
               <w:r>
                 <w:rPr>
                   <w:rFonts w:ascii="Arial" w:cs="Arial" w:eastAsia="Arial" w:hAnsi="Arial"/>
@@ -7440,7 +7440,7 @@
               <w:spacing w:after="10" w:before="0"/>
               <w:ind w:left="120"/>
             </w:pPr>
-            <w:hyperlink w:history="1" r:id="rId7oukovhisd6scwnq6oiqj">
+            <w:hyperlink w:history="1" r:id="rIdutlxjl26z_0l2k2jnjijv">
               <w:r>
                 <w:rPr>
                   <w:rFonts w:ascii="Arial" w:cs="Arial" w:eastAsia="Arial" w:hAnsi="Arial"/>
@@ -8927,7 +8927,7 @@
             <w:pPr>
               <w:spacing w:after="20" w:before="0"/>
             </w:pPr>
-            <w:hyperlink w:history="1" r:id="rIdkjk8taflot7sdrqnkuftb">
+            <w:hyperlink w:history="1" r:id="rIdjtddv3hyot0ph4x68phiw">
               <w:r>
                 <w:rPr>
                   <w:rFonts w:ascii="Arial" w:cs="Arial" w:eastAsia="Arial" w:hAnsi="Arial"/>
@@ -8960,7 +8960,7 @@
               <w:spacing w:after="10" w:before="0"/>
               <w:ind w:left="120"/>
             </w:pPr>
-            <w:hyperlink w:history="1" r:id="rIdiqbetx3w8lvif1mljytjg">
+            <w:hyperlink w:history="1" r:id="rIddjlvyzoanoasxeft5tupd">
               <w:r>
                 <w:rPr>
                   <w:rFonts w:ascii="Arial" w:cs="Arial" w:eastAsia="Arial" w:hAnsi="Arial"/>
@@ -9005,7 +9005,7 @@
             <w:pPr>
               <w:spacing w:after="20" w:before="0"/>
             </w:pPr>
-            <w:hyperlink w:history="1" r:id="rIdhqytjw0d-c_pk9ykd3rpo">
+            <w:hyperlink w:history="1" r:id="rId-nlras-7cxrvlxtdf2p5c">
               <w:r>
                 <w:rPr>
                   <w:rFonts w:ascii="Arial" w:cs="Arial" w:eastAsia="Arial" w:hAnsi="Arial"/>
@@ -9038,7 +9038,7 @@
               <w:spacing w:after="10" w:before="0"/>
               <w:ind w:left="120"/>
             </w:pPr>
-            <w:hyperlink w:history="1" r:id="rIdpsnggjlliazcxwhhxct8z">
+            <w:hyperlink w:history="1" r:id="rIdjzyiyft_fjvkhokwif9mn">
               <w:r>
                 <w:rPr>
                   <w:rFonts w:ascii="Arial" w:cs="Arial" w:eastAsia="Arial" w:hAnsi="Arial"/>
@@ -9233,7 +9233,7 @@
             <w:pPr>
               <w:spacing w:after="20" w:before="0"/>
             </w:pPr>
-            <w:hyperlink w:history="1" r:id="rIdo00hondg1uftfqxrrcwzt">
+            <w:hyperlink w:history="1" r:id="rId95svt3yzep0cpxn18v1eq">
               <w:r>
                 <w:rPr>
                   <w:rFonts w:ascii="Arial" w:cs="Arial" w:eastAsia="Arial" w:hAnsi="Arial"/>
@@ -9266,7 +9266,7 @@
               <w:spacing w:after="10" w:before="0"/>
               <w:ind w:left="120"/>
             </w:pPr>
-            <w:hyperlink w:history="1" r:id="rIdaeh3oku9asdl__0idbszy">
+            <w:hyperlink w:history="1" r:id="rIdu8e1wddedimnpmxris2j4">
               <w:r>
                 <w:rPr>
                   <w:rFonts w:ascii="Arial" w:cs="Arial" w:eastAsia="Arial" w:hAnsi="Arial"/>
@@ -9311,7 +9311,7 @@
             <w:pPr>
               <w:spacing w:after="20" w:before="0"/>
             </w:pPr>
-            <w:hyperlink w:history="1" r:id="rIdld1hdkexzmwtiqpqt7jy6">
+            <w:hyperlink w:history="1" r:id="rIdiw62wacg5wns06do5sqky">
               <w:r>
                 <w:rPr>
                   <w:rFonts w:ascii="Arial" w:cs="Arial" w:eastAsia="Arial" w:hAnsi="Arial"/>
@@ -9344,7 +9344,7 @@
               <w:spacing w:after="10" w:before="0"/>
               <w:ind w:left="120"/>
             </w:pPr>
-            <w:hyperlink w:history="1" r:id="rIdilhfpyp2ccagjcpvw0ry6">
+            <w:hyperlink w:history="1" r:id="rId9uxeq69q4tir49bdt04pt">
               <w:r>
                 <w:rPr>
                   <w:rFonts w:ascii="Arial" w:cs="Arial" w:eastAsia="Arial" w:hAnsi="Arial"/>
@@ -9539,7 +9539,7 @@
             <w:pPr>
               <w:spacing w:after="20" w:before="0"/>
             </w:pPr>
-            <w:hyperlink w:history="1" r:id="rId5-huwddcyqvvonyj4g9ji">
+            <w:hyperlink w:history="1" r:id="rIdv7eaafysgkkimvvuzmlqg">
               <w:r>
                 <w:rPr>
                   <w:rFonts w:ascii="Arial" w:cs="Arial" w:eastAsia="Arial" w:hAnsi="Arial"/>
@@ -9572,7 +9572,7 @@
               <w:spacing w:after="10" w:before="0"/>
               <w:ind w:left="120"/>
             </w:pPr>
-            <w:hyperlink w:history="1" r:id="rIdprp3p86kxx7nldx3zavvx">
+            <w:hyperlink w:history="1" r:id="rIdbupagmfodla-g_ymlq83i">
               <w:r>
                 <w:rPr>
                   <w:rFonts w:ascii="Arial" w:cs="Arial" w:eastAsia="Arial" w:hAnsi="Arial"/>
@@ -9617,7 +9617,7 @@
             <w:pPr>
               <w:spacing w:after="20" w:before="0"/>
             </w:pPr>
-            <w:hyperlink w:history="1" r:id="rIdjsox_nycevmhitqssddyo">
+            <w:hyperlink w:history="1" r:id="rIdvcbjaprqpbx_mip_5jqng">
               <w:r>
                 <w:rPr>
                   <w:rFonts w:ascii="Arial" w:cs="Arial" w:eastAsia="Arial" w:hAnsi="Arial"/>
@@ -9650,7 +9650,7 @@
               <w:spacing w:after="10" w:before="0"/>
               <w:ind w:left="120"/>
             </w:pPr>
-            <w:hyperlink w:history="1" r:id="rIdb55ctvazjlel25tpi1aaw">
+            <w:hyperlink w:history="1" r:id="rIdbi2-k4qirccpeceogncbp">
               <w:r>
                 <w:rPr>
                   <w:rFonts w:ascii="Arial" w:cs="Arial" w:eastAsia="Arial" w:hAnsi="Arial"/>
@@ -9845,7 +9845,7 @@
             <w:pPr>
               <w:spacing w:after="20" w:before="0"/>
             </w:pPr>
-            <w:hyperlink w:history="1" r:id="rIdcg3tpn9vnmste9xqn6fmj">
+            <w:hyperlink w:history="1" r:id="rIdnl_h9-dljy02io_0niket">
               <w:r>
                 <w:rPr>
                   <w:rFonts w:ascii="Arial" w:cs="Arial" w:eastAsia="Arial" w:hAnsi="Arial"/>
@@ -9878,7 +9878,7 @@
               <w:spacing w:after="10" w:before="0"/>
               <w:ind w:left="120"/>
             </w:pPr>
-            <w:hyperlink w:history="1" r:id="rIduuv4bd9yp703upv1d-sbs">
+            <w:hyperlink w:history="1" r:id="rId_vxlxqedrdtgyn4jtpxhr">
               <w:r>
                 <w:rPr>
                   <w:rFonts w:ascii="Arial" w:cs="Arial" w:eastAsia="Arial" w:hAnsi="Arial"/>
@@ -9923,7 +9923,7 @@
             <w:pPr>
               <w:spacing w:after="20" w:before="0"/>
             </w:pPr>
-            <w:hyperlink w:history="1" r:id="rIdmj1vwy7xg2pjkh7odglk7">
+            <w:hyperlink w:history="1" r:id="rIdtdlfy0qs9lpgmbkz6utmy">
               <w:r>
                 <w:rPr>
                   <w:rFonts w:ascii="Arial" w:cs="Arial" w:eastAsia="Arial" w:hAnsi="Arial"/>
@@ -9956,7 +9956,7 @@
               <w:spacing w:after="10" w:before="0"/>
               <w:ind w:left="120"/>
             </w:pPr>
-            <w:hyperlink w:history="1" r:id="rIdyzrfcx0ci7sd3hrjned_4">
+            <w:hyperlink w:history="1" r:id="rId25qchxltupctcubzca835">
               <w:r>
                 <w:rPr>
                   <w:rFonts w:ascii="Arial" w:cs="Arial" w:eastAsia="Arial" w:hAnsi="Arial"/>
@@ -10151,7 +10151,7 @@
             <w:pPr>
               <w:spacing w:after="20" w:before="0"/>
             </w:pPr>
-            <w:hyperlink w:history="1" r:id="rIdteeu0bcwmswurq8juovmh">
+            <w:hyperlink w:history="1" r:id="rIdxs8kd_lyb2d5potxfku6g">
               <w:r>
                 <w:rPr>
                   <w:rFonts w:ascii="Arial" w:cs="Arial" w:eastAsia="Arial" w:hAnsi="Arial"/>
@@ -10184,7 +10184,7 @@
               <w:spacing w:after="10" w:before="0"/>
               <w:ind w:left="120"/>
             </w:pPr>
-            <w:hyperlink w:history="1" r:id="rIdb-_fo8wn-iynngsn_urso">
+            <w:hyperlink w:history="1" r:id="rIdjp64ciztkk9br3eiuazf0">
               <w:r>
                 <w:rPr>
                   <w:rFonts w:ascii="Arial" w:cs="Arial" w:eastAsia="Arial" w:hAnsi="Arial"/>
@@ -10229,7 +10229,7 @@
             <w:pPr>
               <w:spacing w:after="20" w:before="0"/>
             </w:pPr>
-            <w:hyperlink w:history="1" r:id="rIdymde2e979u5wqk27hiysh">
+            <w:hyperlink w:history="1" r:id="rIdza4nzp7aqcev8xko4wkli">
               <w:r>
                 <w:rPr>
                   <w:rFonts w:ascii="Arial" w:cs="Arial" w:eastAsia="Arial" w:hAnsi="Arial"/>
@@ -10262,7 +10262,7 @@
               <w:spacing w:after="10" w:before="0"/>
               <w:ind w:left="120"/>
             </w:pPr>
-            <w:hyperlink w:history="1" r:id="rIdofokul8frpotxn9vpaxnu">
+            <w:hyperlink w:history="1" r:id="rIdjcdyuo6mh1kizpnfblmkg">
               <w:r>
                 <w:rPr>
                   <w:rFonts w:ascii="Arial" w:cs="Arial" w:eastAsia="Arial" w:hAnsi="Arial"/>
@@ -11749,7 +11749,7 @@
             <w:pPr>
               <w:spacing w:after="20" w:before="0"/>
             </w:pPr>
-            <w:hyperlink w:history="1" r:id="rIdwttkwgepr83xv1yon9qsh">
+            <w:hyperlink w:history="1" r:id="rIdxydtcrdsvpdb38dpplvoh">
               <w:r>
                 <w:rPr>
                   <w:rFonts w:ascii="Arial" w:cs="Arial" w:eastAsia="Arial" w:hAnsi="Arial"/>
@@ -11782,7 +11782,7 @@
               <w:spacing w:after="10" w:before="0"/>
               <w:ind w:left="120"/>
             </w:pPr>
-            <w:hyperlink w:history="1" r:id="rIdkmfw_7kku9jze647apt9p">
+            <w:hyperlink w:history="1" r:id="rIdzs0domb7y5__kurwk80_g">
               <w:r>
                 <w:rPr>
                   <w:rFonts w:ascii="Arial" w:cs="Arial" w:eastAsia="Arial" w:hAnsi="Arial"/>
@@ -11827,7 +11827,7 @@
             <w:pPr>
               <w:spacing w:after="20" w:before="0"/>
             </w:pPr>
-            <w:hyperlink w:history="1" r:id="rIdhqpiecxpwkhvele89z20b">
+            <w:hyperlink w:history="1" r:id="rIdsxvo6xw5tyy9oa4ox9bo1">
               <w:r>
                 <w:rPr>
                   <w:rFonts w:ascii="Arial" w:cs="Arial" w:eastAsia="Arial" w:hAnsi="Arial"/>
@@ -11860,7 +11860,7 @@
               <w:spacing w:after="10" w:before="0"/>
               <w:ind w:left="120"/>
             </w:pPr>
-            <w:hyperlink w:history="1" r:id="rIdvh-xtzghzqmssn5m76asn">
+            <w:hyperlink w:history="1" r:id="rIdpvzk8srjtjfz-lrgverel">
               <w:r>
                 <w:rPr>
                   <w:rFonts w:ascii="Arial" w:cs="Arial" w:eastAsia="Arial" w:hAnsi="Arial"/>
@@ -12055,7 +12055,7 @@
             <w:pPr>
               <w:spacing w:after="20" w:before="0"/>
             </w:pPr>
-            <w:hyperlink w:history="1" r:id="rIdusv7ayuiglrmyaz8ooehl">
+            <w:hyperlink w:history="1" r:id="rIds-ogkfu01gx_8mzrpbo9m">
               <w:r>
                 <w:rPr>
                   <w:rFonts w:ascii="Arial" w:cs="Arial" w:eastAsia="Arial" w:hAnsi="Arial"/>
@@ -12088,7 +12088,7 @@
               <w:spacing w:after="10" w:before="0"/>
               <w:ind w:left="120"/>
             </w:pPr>
-            <w:hyperlink w:history="1" r:id="rIdwoc2xobykl7-nqn2fvdqc">
+            <w:hyperlink w:history="1" r:id="rIdvg2tisjfo6u5kl2ma3guq">
               <w:r>
                 <w:rPr>
                   <w:rFonts w:ascii="Arial" w:cs="Arial" w:eastAsia="Arial" w:hAnsi="Arial"/>
@@ -12133,7 +12133,7 @@
             <w:pPr>
               <w:spacing w:after="20" w:before="0"/>
             </w:pPr>
-            <w:hyperlink w:history="1" r:id="rIdj4l7mlmujyzuos5zbgsm6">
+            <w:hyperlink w:history="1" r:id="rIdxlakmnngljq_fh7yz6vxc">
               <w:r>
                 <w:rPr>
                   <w:rFonts w:ascii="Arial" w:cs="Arial" w:eastAsia="Arial" w:hAnsi="Arial"/>
@@ -12166,7 +12166,7 @@
               <w:spacing w:after="10" w:before="0"/>
               <w:ind w:left="120"/>
             </w:pPr>
-            <w:hyperlink w:history="1" r:id="rId79at-bdsptnfaj23zbosw">
+            <w:hyperlink w:history="1" r:id="rIdqelzkfhw5-grmhxdfvbof">
               <w:r>
                 <w:rPr>
                   <w:rFonts w:ascii="Arial" w:cs="Arial" w:eastAsia="Arial" w:hAnsi="Arial"/>
@@ -12361,7 +12361,7 @@
             <w:pPr>
               <w:spacing w:after="20" w:before="0"/>
             </w:pPr>
-            <w:hyperlink w:history="1" r:id="rIdzvf8p5rbvz5xvwnjxp54o">
+            <w:hyperlink w:history="1" r:id="rIdhsnvwykxfipqhihajemwq">
               <w:r>
                 <w:rPr>
                   <w:rFonts w:ascii="Arial" w:cs="Arial" w:eastAsia="Arial" w:hAnsi="Arial"/>
@@ -12394,7 +12394,7 @@
               <w:spacing w:after="10" w:before="0"/>
               <w:ind w:left="120"/>
             </w:pPr>
-            <w:hyperlink w:history="1" r:id="rId0lgizsjp4u-sqaq3szhtr">
+            <w:hyperlink w:history="1" r:id="rIdvx0msbliepk0jnjqwnkn0">
               <w:r>
                 <w:rPr>
                   <w:rFonts w:ascii="Arial" w:cs="Arial" w:eastAsia="Arial" w:hAnsi="Arial"/>
@@ -12439,7 +12439,7 @@
             <w:pPr>
               <w:spacing w:after="20" w:before="0"/>
             </w:pPr>
-            <w:hyperlink w:history="1" r:id="rId2swbwhtvi6ljb6e_xbijn">
+            <w:hyperlink w:history="1" r:id="rId5futouakrfav8kjq0uxb5">
               <w:r>
                 <w:rPr>
                   <w:rFonts w:ascii="Arial" w:cs="Arial" w:eastAsia="Arial" w:hAnsi="Arial"/>
@@ -12472,7 +12472,7 @@
               <w:spacing w:after="10" w:before="0"/>
               <w:ind w:left="120"/>
             </w:pPr>
-            <w:hyperlink w:history="1" r:id="rId80i9namptesevi3bn-nmo">
+            <w:hyperlink w:history="1" r:id="rIdsqfafdlkwmgh1lpxffe1f">
               <w:r>
                 <w:rPr>
                   <w:rFonts w:ascii="Arial" w:cs="Arial" w:eastAsia="Arial" w:hAnsi="Arial"/>
@@ -12667,7 +12667,7 @@
             <w:pPr>
               <w:spacing w:after="20" w:before="0"/>
             </w:pPr>
-            <w:hyperlink w:history="1" r:id="rIdr6j4g62kytqvy_i4g7-gc">
+            <w:hyperlink w:history="1" r:id="rId8zgaogirxch7kjmyw0gpx">
               <w:r>
                 <w:rPr>
                   <w:rFonts w:ascii="Arial" w:cs="Arial" w:eastAsia="Arial" w:hAnsi="Arial"/>
@@ -12700,7 +12700,7 @@
               <w:spacing w:after="10" w:before="0"/>
               <w:ind w:left="120"/>
             </w:pPr>
-            <w:hyperlink w:history="1" r:id="rIdyjomeehuzjw7tsbhr4dmu">
+            <w:hyperlink w:history="1" r:id="rIduk6rw2qu4t8kl_hhdldru">
               <w:r>
                 <w:rPr>
                   <w:rFonts w:ascii="Arial" w:cs="Arial" w:eastAsia="Arial" w:hAnsi="Arial"/>
@@ -12745,7 +12745,7 @@
             <w:pPr>
               <w:spacing w:after="20" w:before="0"/>
             </w:pPr>
-            <w:hyperlink w:history="1" r:id="rIdy5wpcyzdyzfhlkhbs1fph">
+            <w:hyperlink w:history="1" r:id="rIdxxecv8glu-jsehpkrzh1v">
               <w:r>
                 <w:rPr>
                   <w:rFonts w:ascii="Arial" w:cs="Arial" w:eastAsia="Arial" w:hAnsi="Arial"/>
@@ -12778,7 +12778,7 @@
               <w:spacing w:after="10" w:before="0"/>
               <w:ind w:left="120"/>
             </w:pPr>
-            <w:hyperlink w:history="1" r:id="rIde65im6wc64fvfur_wyukz">
+            <w:hyperlink w:history="1" r:id="rIdahwbjndqoo4h42cj31pam">
               <w:r>
                 <w:rPr>
                   <w:rFonts w:ascii="Arial" w:cs="Arial" w:eastAsia="Arial" w:hAnsi="Arial"/>
@@ -12973,7 +12973,7 @@
             <w:pPr>
               <w:spacing w:after="20" w:before="0"/>
             </w:pPr>
-            <w:hyperlink w:history="1" r:id="rId2fnzavwdornk2dbnpbatm">
+            <w:hyperlink w:history="1" r:id="rIdvdd3pvdnfyitvkcrsz5rl">
               <w:r>
                 <w:rPr>
                   <w:rFonts w:ascii="Arial" w:cs="Arial" w:eastAsia="Arial" w:hAnsi="Arial"/>
@@ -13006,7 +13006,7 @@
               <w:spacing w:after="10" w:before="0"/>
               <w:ind w:left="120"/>
             </w:pPr>
-            <w:hyperlink w:history="1" r:id="rIdrklcombv4mehhmofltizu">
+            <w:hyperlink w:history="1" r:id="rIdubdwbtyx8jusunm2_s80l">
               <w:r>
                 <w:rPr>
                   <w:rFonts w:ascii="Arial" w:cs="Arial" w:eastAsia="Arial" w:hAnsi="Arial"/>
@@ -13051,7 +13051,7 @@
             <w:pPr>
               <w:spacing w:after="20" w:before="0"/>
             </w:pPr>
-            <w:hyperlink w:history="1" r:id="rIdh-c3c-hitdwbo_xp23ddp">
+            <w:hyperlink w:history="1" r:id="rIdncl0jqjfrzkfxvjmanxcw">
               <w:r>
                 <w:rPr>
                   <w:rFonts w:ascii="Arial" w:cs="Arial" w:eastAsia="Arial" w:hAnsi="Arial"/>
@@ -13084,7 +13084,7 @@
               <w:spacing w:after="10" w:before="0"/>
               <w:ind w:left="120"/>
             </w:pPr>
-            <w:hyperlink w:history="1" r:id="rIdvwlrf7s68gvb9pvh-rh4f">
+            <w:hyperlink w:history="1" r:id="rIdllibcxrqmtucu8s9krujn">
               <w:r>
                 <w:rPr>
                   <w:rFonts w:ascii="Arial" w:cs="Arial" w:eastAsia="Arial" w:hAnsi="Arial"/>
@@ -14704,7 +14704,7 @@
             <w:pPr>
               <w:spacing w:after="20" w:before="0"/>
             </w:pPr>
-            <w:hyperlink w:history="1" r:id="rId_py_vpcfl1uymjxjtahuq">
+            <w:hyperlink w:history="1" r:id="rIdiugcwrslnhghsrztvimup">
               <w:r>
                 <w:rPr>
                   <w:rFonts w:ascii="Arial" w:cs="Arial" w:eastAsia="Arial" w:hAnsi="Arial"/>
@@ -14737,7 +14737,7 @@
               <w:spacing w:after="10" w:before="0"/>
               <w:ind w:left="120"/>
             </w:pPr>
-            <w:hyperlink w:history="1" r:id="rId9fjdfl_yxe6u8kgnhygpk">
+            <w:hyperlink w:history="1" r:id="rIdl4vd5ogmbx4vcfxxatqyu">
               <w:r>
                 <w:rPr>
                   <w:rFonts w:ascii="Arial" w:cs="Arial" w:eastAsia="Arial" w:hAnsi="Arial"/>
@@ -14782,7 +14782,7 @@
             <w:pPr>
               <w:spacing w:after="20" w:before="0"/>
             </w:pPr>
-            <w:hyperlink w:history="1" r:id="rIdmixvicm-s5w7ebcylibbs">
+            <w:hyperlink w:history="1" r:id="rIdy4ajvhqrwquxjqbjoehne">
               <w:r>
                 <w:rPr>
                   <w:rFonts w:ascii="Arial" w:cs="Arial" w:eastAsia="Arial" w:hAnsi="Arial"/>
@@ -14815,7 +14815,7 @@
               <w:spacing w:after="10" w:before="0"/>
               <w:ind w:left="120"/>
             </w:pPr>
-            <w:hyperlink w:history="1" r:id="rIdopipxjcynmfyusw4uquzl">
+            <w:hyperlink w:history="1" r:id="rIdaypjtrusenes-0rgxw1gw">
               <w:r>
                 <w:rPr>
                   <w:rFonts w:ascii="Arial" w:cs="Arial" w:eastAsia="Arial" w:hAnsi="Arial"/>
@@ -15010,7 +15010,7 @@
             <w:pPr>
               <w:spacing w:after="20" w:before="0"/>
             </w:pPr>
-            <w:hyperlink w:history="1" r:id="rIdcqttg2jssmi0mvluqklny">
+            <w:hyperlink w:history="1" r:id="rIdqlnaa1nzioj5bl9_jofue">
               <w:r>
                 <w:rPr>
                   <w:rFonts w:ascii="Arial" w:cs="Arial" w:eastAsia="Arial" w:hAnsi="Arial"/>
@@ -15043,7 +15043,7 @@
               <w:spacing w:after="10" w:before="0"/>
               <w:ind w:left="120"/>
             </w:pPr>
-            <w:hyperlink w:history="1" r:id="rIdhsd3q9nl7rcdm9safmhrm">
+            <w:hyperlink w:history="1" r:id="rId-tlfwkkryiiocx1bf9ctc">
               <w:r>
                 <w:rPr>
                   <w:rFonts w:ascii="Arial" w:cs="Arial" w:eastAsia="Arial" w:hAnsi="Arial"/>
@@ -15088,7 +15088,7 @@
             <w:pPr>
               <w:spacing w:after="20" w:before="0"/>
             </w:pPr>
-            <w:hyperlink w:history="1" r:id="rIdkjk7vg8zrog4h_lflshpr">
+            <w:hyperlink w:history="1" r:id="rIdvt99ddd_szmf9tmaxtal8">
               <w:r>
                 <w:rPr>
                   <w:rFonts w:ascii="Arial" w:cs="Arial" w:eastAsia="Arial" w:hAnsi="Arial"/>
@@ -15121,7 +15121,7 @@
               <w:spacing w:after="10" w:before="0"/>
               <w:ind w:left="120"/>
             </w:pPr>
-            <w:hyperlink w:history="1" r:id="rIdpx4jdqvp1ix9y4covaudd">
+            <w:hyperlink w:history="1" r:id="rIdpsyfxlkr8-5hmzoqpcqaa">
               <w:r>
                 <w:rPr>
                   <w:rFonts w:ascii="Arial" w:cs="Arial" w:eastAsia="Arial" w:hAnsi="Arial"/>
@@ -15316,7 +15316,7 @@
             <w:pPr>
               <w:spacing w:after="20" w:before="0"/>
             </w:pPr>
-            <w:hyperlink w:history="1" r:id="rIdxlachwchpgc4stjjmv99r">
+            <w:hyperlink w:history="1" r:id="rIdhpaptbvjr5lndir-ei0at">
               <w:r>
                 <w:rPr>
                   <w:rFonts w:ascii="Arial" w:cs="Arial" w:eastAsia="Arial" w:hAnsi="Arial"/>
@@ -15349,7 +15349,7 @@
               <w:spacing w:after="10" w:before="0"/>
               <w:ind w:left="120"/>
             </w:pPr>
-            <w:hyperlink w:history="1" r:id="rIdvz2cyzqu9ym_1p-fafbvj">
+            <w:hyperlink w:history="1" r:id="rIdxttuqqrheh5vp2irulkut">
               <w:r>
                 <w:rPr>
                   <w:rFonts w:ascii="Arial" w:cs="Arial" w:eastAsia="Arial" w:hAnsi="Arial"/>
@@ -15394,7 +15394,7 @@
             <w:pPr>
               <w:spacing w:after="20" w:before="0"/>
             </w:pPr>
-            <w:hyperlink w:history="1" r:id="rIdk-mlsvqxzlmc6_hpvgyjz">
+            <w:hyperlink w:history="1" r:id="rIdiqotatm6jrd6bgn3zeann">
               <w:r>
                 <w:rPr>
                   <w:rFonts w:ascii="Arial" w:cs="Arial" w:eastAsia="Arial" w:hAnsi="Arial"/>
@@ -15427,7 +15427,7 @@
               <w:spacing w:after="10" w:before="0"/>
               <w:ind w:left="120"/>
             </w:pPr>
-            <w:hyperlink w:history="1" r:id="rIdszd667sjzzasuno3sldic">
+            <w:hyperlink w:history="1" r:id="rIdf4hpfnevyfifa2pwfhz3c">
               <w:r>
                 <w:rPr>
                   <w:rFonts w:ascii="Arial" w:cs="Arial" w:eastAsia="Arial" w:hAnsi="Arial"/>
@@ -15622,7 +15622,7 @@
             <w:pPr>
               <w:spacing w:after="20" w:before="0"/>
             </w:pPr>
-            <w:hyperlink w:history="1" r:id="rIdujyyctkfppx7sgvhuiejm">
+            <w:hyperlink w:history="1" r:id="rIdg2-uvgkdaf4spxedkoha7">
               <w:r>
                 <w:rPr>
                   <w:rFonts w:ascii="Arial" w:cs="Arial" w:eastAsia="Arial" w:hAnsi="Arial"/>
@@ -15655,7 +15655,7 @@
               <w:spacing w:after="10" w:before="0"/>
               <w:ind w:left="120"/>
             </w:pPr>
-            <w:hyperlink w:history="1" r:id="rIdsgh637vcalycbocli0jx9">
+            <w:hyperlink w:history="1" r:id="rIdiarh-ml6gdjwp79jtbdgt">
               <w:r>
                 <w:rPr>
                   <w:rFonts w:ascii="Arial" w:cs="Arial" w:eastAsia="Arial" w:hAnsi="Arial"/>
@@ -15700,7 +15700,7 @@
             <w:pPr>
               <w:spacing w:after="20" w:before="0"/>
             </w:pPr>
-            <w:hyperlink w:history="1" r:id="rIdhpvhefpu088lr9ib2pl3q">
+            <w:hyperlink w:history="1" r:id="rIdgx-l97qmi4ae4y1snhspv">
               <w:r>
                 <w:rPr>
                   <w:rFonts w:ascii="Arial" w:cs="Arial" w:eastAsia="Arial" w:hAnsi="Arial"/>
@@ -15733,7 +15733,7 @@
               <w:spacing w:after="10" w:before="0"/>
               <w:ind w:left="120"/>
             </w:pPr>
-            <w:hyperlink w:history="1" r:id="rIdlqb2fw3eb4udhfmo2cbf4">
+            <w:hyperlink w:history="1" r:id="rIdd4yw7dk8srsbj6rabf-ir">
               <w:r>
                 <w:rPr>
                   <w:rFonts w:ascii="Arial" w:cs="Arial" w:eastAsia="Arial" w:hAnsi="Arial"/>
@@ -15928,7 +15928,7 @@
             <w:pPr>
               <w:spacing w:after="20" w:before="0"/>
             </w:pPr>
-            <w:hyperlink w:history="1" r:id="rIdkw3fq5ahcbetcrgicoxdf">
+            <w:hyperlink w:history="1" r:id="rIddijiiyf4yug2-aeholqdn">
               <w:r>
                 <w:rPr>
                   <w:rFonts w:ascii="Arial" w:cs="Arial" w:eastAsia="Arial" w:hAnsi="Arial"/>
@@ -15961,7 +15961,7 @@
               <w:spacing w:after="10" w:before="0"/>
               <w:ind w:left="120"/>
             </w:pPr>
-            <w:hyperlink w:history="1" r:id="rIdqwekbt7nw2zmvy8yqiqjq">
+            <w:hyperlink w:history="1" r:id="rIdtdwo7aobvkjvfu25fb5gp">
               <w:r>
                 <w:rPr>
                   <w:rFonts w:ascii="Arial" w:cs="Arial" w:eastAsia="Arial" w:hAnsi="Arial"/>
@@ -16006,7 +16006,7 @@
             <w:pPr>
               <w:spacing w:after="20" w:before="0"/>
             </w:pPr>
-            <w:hyperlink w:history="1" r:id="rIdm8wwdf6ecf4rz4q9gs_go">
+            <w:hyperlink w:history="1" r:id="rId6b_musk2txr2-elfoh4ie">
               <w:r>
                 <w:rPr>
                   <w:rFonts w:ascii="Arial" w:cs="Arial" w:eastAsia="Arial" w:hAnsi="Arial"/>
@@ -16039,7 +16039,7 @@
               <w:spacing w:after="10" w:before="0"/>
               <w:ind w:left="120"/>
             </w:pPr>
-            <w:hyperlink w:history="1" r:id="rIdwdrzxswhh-5iju9vg8tzc">
+            <w:hyperlink w:history="1" r:id="rIdhoo_3nof3l43o90ra3jo6">
               <w:r>
                 <w:rPr>
                   <w:rFonts w:ascii="Arial" w:cs="Arial" w:eastAsia="Arial" w:hAnsi="Arial"/>
@@ -17526,7 +17526,7 @@
             <w:pPr>
               <w:spacing w:after="20" w:before="0"/>
             </w:pPr>
-            <w:hyperlink w:history="1" r:id="rIdngle8q6luw7qixweu7eym">
+            <w:hyperlink w:history="1" r:id="rIdhnvbmtedifhm3j4tteutw">
               <w:r>
                 <w:rPr>
                   <w:rFonts w:ascii="Arial" w:cs="Arial" w:eastAsia="Arial" w:hAnsi="Arial"/>
@@ -17559,7 +17559,7 @@
               <w:spacing w:after="10" w:before="0"/>
               <w:ind w:left="120"/>
             </w:pPr>
-            <w:hyperlink w:history="1" r:id="rIdk9uvumlszkvbozbchny7n">
+            <w:hyperlink w:history="1" r:id="rIdaedpxlbksqirjawavfzz1">
               <w:r>
                 <w:rPr>
                   <w:rFonts w:ascii="Arial" w:cs="Arial" w:eastAsia="Arial" w:hAnsi="Arial"/>
@@ -17604,7 +17604,7 @@
             <w:pPr>
               <w:spacing w:after="20" w:before="0"/>
             </w:pPr>
-            <w:hyperlink w:history="1" r:id="rIdybqyuu-c2_zs0iatcnijr">
+            <w:hyperlink w:history="1" r:id="rIdfg4gqkf_y4a6smgwqrfxm">
               <w:r>
                 <w:rPr>
                   <w:rFonts w:ascii="Arial" w:cs="Arial" w:eastAsia="Arial" w:hAnsi="Arial"/>
@@ -17637,7 +17637,7 @@
               <w:spacing w:after="10" w:before="0"/>
               <w:ind w:left="120"/>
             </w:pPr>
-            <w:hyperlink w:history="1" r:id="rIds1tclzb0osx5bue17xscj">
+            <w:hyperlink w:history="1" r:id="rId4v07_-wivv2tncyp0xzck">
               <w:r>
                 <w:rPr>
                   <w:rFonts w:ascii="Arial" w:cs="Arial" w:eastAsia="Arial" w:hAnsi="Arial"/>
@@ -17832,7 +17832,7 @@
             <w:pPr>
               <w:spacing w:after="20" w:before="0"/>
             </w:pPr>
-            <w:hyperlink w:history="1" r:id="rIdgeqxiz_juhx-34bjm2pe0">
+            <w:hyperlink w:history="1" r:id="rIdydcp8-ogeqzgg6dnn1z2s">
               <w:r>
                 <w:rPr>
                   <w:rFonts w:ascii="Arial" w:cs="Arial" w:eastAsia="Arial" w:hAnsi="Arial"/>
@@ -17865,7 +17865,7 @@
               <w:spacing w:after="10" w:before="0"/>
               <w:ind w:left="120"/>
             </w:pPr>
-            <w:hyperlink w:history="1" r:id="rIdumz5c82nr9qbvpjd-nufo">
+            <w:hyperlink w:history="1" r:id="rIddasrilkdxaendrqpzke4b">
               <w:r>
                 <w:rPr>
                   <w:rFonts w:ascii="Arial" w:cs="Arial" w:eastAsia="Arial" w:hAnsi="Arial"/>
@@ -17910,7 +17910,7 @@
             <w:pPr>
               <w:spacing w:after="20" w:before="0"/>
             </w:pPr>
-            <w:hyperlink w:history="1" r:id="rId8ivfhrl1oqk0d5q0ib9b2">
+            <w:hyperlink w:history="1" r:id="rIdn1qwoqoa78hozdszetxee">
               <w:r>
                 <w:rPr>
                   <w:rFonts w:ascii="Arial" w:cs="Arial" w:eastAsia="Arial" w:hAnsi="Arial"/>
@@ -17943,7 +17943,7 @@
               <w:spacing w:after="10" w:before="0"/>
               <w:ind w:left="120"/>
             </w:pPr>
-            <w:hyperlink w:history="1" r:id="rIdmrcxn88a3xvuwi2j7icjm">
+            <w:hyperlink w:history="1" r:id="rIdxh3kuz9o3twfju2wrdcan">
               <w:r>
                 <w:rPr>
                   <w:rFonts w:ascii="Arial" w:cs="Arial" w:eastAsia="Arial" w:hAnsi="Arial"/>
@@ -18138,7 +18138,7 @@
             <w:pPr>
               <w:spacing w:after="20" w:before="0"/>
             </w:pPr>
-            <w:hyperlink w:history="1" r:id="rIdpnjzed2ignnqcimn34r-6">
+            <w:hyperlink w:history="1" r:id="rIdc6qbo3jxk_knnoezhz76n">
               <w:r>
                 <w:rPr>
                   <w:rFonts w:ascii="Arial" w:cs="Arial" w:eastAsia="Arial" w:hAnsi="Arial"/>
@@ -18171,7 +18171,7 @@
               <w:spacing w:after="10" w:before="0"/>
               <w:ind w:left="120"/>
             </w:pPr>
-            <w:hyperlink w:history="1" r:id="rIdytcs5dubwuot-ve0rufwd">
+            <w:hyperlink w:history="1" r:id="rIdcxtq9sysuxjodh_cgpxz1">
               <w:r>
                 <w:rPr>
                   <w:rFonts w:ascii="Arial" w:cs="Arial" w:eastAsia="Arial" w:hAnsi="Arial"/>
@@ -18216,7 +18216,7 @@
             <w:pPr>
               <w:spacing w:after="20" w:before="0"/>
             </w:pPr>
-            <w:hyperlink w:history="1" r:id="rIdz2ham1fjehhb8sjpp6nb5">
+            <w:hyperlink w:history="1" r:id="rId-jmqeiwwym8cdbpgcladt">
               <w:r>
                 <w:rPr>
                   <w:rFonts w:ascii="Arial" w:cs="Arial" w:eastAsia="Arial" w:hAnsi="Arial"/>
@@ -18249,7 +18249,7 @@
               <w:spacing w:after="10" w:before="0"/>
               <w:ind w:left="120"/>
             </w:pPr>
-            <w:hyperlink w:history="1" r:id="rIdzlwnyuq-wnj_zu29whjmu">
+            <w:hyperlink w:history="1" r:id="rId-jgtu0h_ouvptfzadwncv">
               <w:r>
                 <w:rPr>
                   <w:rFonts w:ascii="Arial" w:cs="Arial" w:eastAsia="Arial" w:hAnsi="Arial"/>
@@ -18444,7 +18444,7 @@
             <w:pPr>
               <w:spacing w:after="20" w:before="0"/>
             </w:pPr>
-            <w:hyperlink w:history="1" r:id="rIdexfqpxg7el0oep_hgwsdd">
+            <w:hyperlink w:history="1" r:id="rIdnun2r3w00ccc5ysfc_h0-">
               <w:r>
                 <w:rPr>
                   <w:rFonts w:ascii="Arial" w:cs="Arial" w:eastAsia="Arial" w:hAnsi="Arial"/>
@@ -18477,7 +18477,7 @@
               <w:spacing w:after="10" w:before="0"/>
               <w:ind w:left="120"/>
             </w:pPr>
-            <w:hyperlink w:history="1" r:id="rIdm0ajgyn1e16c-v3a9nvwi">
+            <w:hyperlink w:history="1" r:id="rId78sx0pcur42ozof8oodqb">
               <w:r>
                 <w:rPr>
                   <w:rFonts w:ascii="Arial" w:cs="Arial" w:eastAsia="Arial" w:hAnsi="Arial"/>
@@ -18522,7 +18522,7 @@
             <w:pPr>
               <w:spacing w:after="20" w:before="0"/>
             </w:pPr>
-            <w:hyperlink w:history="1" r:id="rIdgass9chrrbn4tobanb_rz">
+            <w:hyperlink w:history="1" r:id="rIdkqlou8wqikxocmnku9dqf">
               <w:r>
                 <w:rPr>
                   <w:rFonts w:ascii="Arial" w:cs="Arial" w:eastAsia="Arial" w:hAnsi="Arial"/>
@@ -18555,7 +18555,7 @@
               <w:spacing w:after="10" w:before="0"/>
               <w:ind w:left="120"/>
             </w:pPr>
-            <w:hyperlink w:history="1" r:id="rIdmfkgzhmc5zwqsjvnljgfm">
+            <w:hyperlink w:history="1" r:id="rIdrsq_cc4fwgnjotzrtcixs">
               <w:r>
                 <w:rPr>
                   <w:rFonts w:ascii="Arial" w:cs="Arial" w:eastAsia="Arial" w:hAnsi="Arial"/>
@@ -18750,7 +18750,7 @@
             <w:pPr>
               <w:spacing w:after="20" w:before="0"/>
             </w:pPr>
-            <w:hyperlink w:history="1" r:id="rIdf-bizyxxfdu-qbieogpuj">
+            <w:hyperlink w:history="1" r:id="rIdlk5jvpk8mhu1qou_ufft2">
               <w:r>
                 <w:rPr>
                   <w:rFonts w:ascii="Arial" w:cs="Arial" w:eastAsia="Arial" w:hAnsi="Arial"/>
@@ -18783,7 +18783,7 @@
               <w:spacing w:after="10" w:before="0"/>
               <w:ind w:left="120"/>
             </w:pPr>
-            <w:hyperlink w:history="1" r:id="rIdzdzuvklibwkqc2bjpjyfj">
+            <w:hyperlink w:history="1" r:id="rIdjvlz6kxnldvv52z-oiqln">
               <w:r>
                 <w:rPr>
                   <w:rFonts w:ascii="Arial" w:cs="Arial" w:eastAsia="Arial" w:hAnsi="Arial"/>
@@ -18828,7 +18828,7 @@
             <w:pPr>
               <w:spacing w:after="20" w:before="0"/>
             </w:pPr>
-            <w:hyperlink w:history="1" r:id="rId1gvvtjgfev0ayex8eyvps">
+            <w:hyperlink w:history="1" r:id="rIdclmnwrnz77vkbkhugdgi2">
               <w:r>
                 <w:rPr>
                   <w:rFonts w:ascii="Arial" w:cs="Arial" w:eastAsia="Arial" w:hAnsi="Arial"/>
@@ -18861,7 +18861,7 @@
               <w:spacing w:after="10" w:before="0"/>
               <w:ind w:left="120"/>
             </w:pPr>
-            <w:hyperlink w:history="1" r:id="rId6g4mfk1wffsaj1ntkkeig">
+            <w:hyperlink w:history="1" r:id="rIdxlwmydpu_bzqqxlsgjfzh">
               <w:r>
                 <w:rPr>
                   <w:rFonts w:ascii="Arial" w:cs="Arial" w:eastAsia="Arial" w:hAnsi="Arial"/>
@@ -20348,7 +20348,7 @@
             <w:pPr>
               <w:spacing w:after="20" w:before="0"/>
             </w:pPr>
-            <w:hyperlink w:history="1" r:id="rIdourg4s4fjysckcrkxh4ni">
+            <w:hyperlink w:history="1" r:id="rIdas_wwqtwxn_x99ivngsco">
               <w:r>
                 <w:rPr>
                   <w:rFonts w:ascii="Arial" w:cs="Arial" w:eastAsia="Arial" w:hAnsi="Arial"/>
@@ -20381,7 +20381,7 @@
               <w:spacing w:after="10" w:before="0"/>
               <w:ind w:left="120"/>
             </w:pPr>
-            <w:hyperlink w:history="1" r:id="rId8y7ntnt-3tlfgvmpg7ctr">
+            <w:hyperlink w:history="1" r:id="rIdwm1qmfovg-4xvobk_kmlh">
               <w:r>
                 <w:rPr>
                   <w:rFonts w:ascii="Arial" w:cs="Arial" w:eastAsia="Arial" w:hAnsi="Arial"/>
@@ -20426,7 +20426,7 @@
             <w:pPr>
               <w:spacing w:after="20" w:before="0"/>
             </w:pPr>
-            <w:hyperlink w:history="1" r:id="rId_ajiu8xz9fonrz4mtwvwl">
+            <w:hyperlink w:history="1" r:id="rIdv9fuakbfgluszorwqbz3o">
               <w:r>
                 <w:rPr>
                   <w:rFonts w:ascii="Arial" w:cs="Arial" w:eastAsia="Arial" w:hAnsi="Arial"/>
@@ -20459,7 +20459,7 @@
               <w:spacing w:after="10" w:before="0"/>
               <w:ind w:left="120"/>
             </w:pPr>
-            <w:hyperlink w:history="1" r:id="rId5fyp_xzrgqajmd5ttfu0e">
+            <w:hyperlink w:history="1" r:id="rIdqnezefhmmm9qsqlx-eoxv">
               <w:r>
                 <w:rPr>
                   <w:rFonts w:ascii="Arial" w:cs="Arial" w:eastAsia="Arial" w:hAnsi="Arial"/>
@@ -20654,7 +20654,7 @@
             <w:pPr>
               <w:spacing w:after="20" w:before="0"/>
             </w:pPr>
-            <w:hyperlink w:history="1" r:id="rIdbzdnc2rqtdmuqt0jyueee">
+            <w:hyperlink w:history="1" r:id="rIdoznudenrpcxh89x7zjh8x">
               <w:r>
                 <w:rPr>
                   <w:rFonts w:ascii="Arial" w:cs="Arial" w:eastAsia="Arial" w:hAnsi="Arial"/>
@@ -20687,7 +20687,7 @@
               <w:spacing w:after="10" w:before="0"/>
               <w:ind w:left="120"/>
             </w:pPr>
-            <w:hyperlink w:history="1" r:id="rIdmdbg8nyfdpfv-wd7ncn9r">
+            <w:hyperlink w:history="1" r:id="rIdqtlbndy4fdqkdj8qmm7rg">
               <w:r>
                 <w:rPr>
                   <w:rFonts w:ascii="Arial" w:cs="Arial" w:eastAsia="Arial" w:hAnsi="Arial"/>
@@ -20732,7 +20732,7 @@
             <w:pPr>
               <w:spacing w:after="20" w:before="0"/>
             </w:pPr>
-            <w:hyperlink w:history="1" r:id="rIdbk5jfeknlvud4_ok7jcnx">
+            <w:hyperlink w:history="1" r:id="rIdyhxhf7uzctt4kooyefat6">
               <w:r>
                 <w:rPr>
                   <w:rFonts w:ascii="Arial" w:cs="Arial" w:eastAsia="Arial" w:hAnsi="Arial"/>
@@ -20765,7 +20765,7 @@
               <w:spacing w:after="10" w:before="0"/>
               <w:ind w:left="120"/>
             </w:pPr>
-            <w:hyperlink w:history="1" r:id="rIdo1y5_njx-nca5sjk067lt">
+            <w:hyperlink w:history="1" r:id="rIdw-vfk9cpc-s9n290phsoe">
               <w:r>
                 <w:rPr>
                   <w:rFonts w:ascii="Arial" w:cs="Arial" w:eastAsia="Arial" w:hAnsi="Arial"/>
@@ -20960,7 +20960,7 @@
             <w:pPr>
               <w:spacing w:after="20" w:before="0"/>
             </w:pPr>
-            <w:hyperlink w:history="1" r:id="rIdecfbxchyl96xwqsm9156j">
+            <w:hyperlink w:history="1" r:id="rIdz-0xwnu6fzx-lsexdv_wi">
               <w:r>
                 <w:rPr>
                   <w:rFonts w:ascii="Arial" w:cs="Arial" w:eastAsia="Arial" w:hAnsi="Arial"/>
@@ -20993,7 +20993,7 @@
               <w:spacing w:after="10" w:before="0"/>
               <w:ind w:left="120"/>
             </w:pPr>
-            <w:hyperlink w:history="1" r:id="rIdmvgtmrg2msr9pje2m76gv">
+            <w:hyperlink w:history="1" r:id="rIdkzvwqhemabityh0wwxmrd">
               <w:r>
                 <w:rPr>
                   <w:rFonts w:ascii="Arial" w:cs="Arial" w:eastAsia="Arial" w:hAnsi="Arial"/>
@@ -21038,7 +21038,7 @@
             <w:pPr>
               <w:spacing w:after="20" w:before="0"/>
             </w:pPr>
-            <w:hyperlink w:history="1" r:id="rIdhguedzepj5u-tlvkguvpr">
+            <w:hyperlink w:history="1" r:id="rIdjpymwix0pfkjnhgoqxwus">
               <w:r>
                 <w:rPr>
                   <w:rFonts w:ascii="Arial" w:cs="Arial" w:eastAsia="Arial" w:hAnsi="Arial"/>
@@ -21071,7 +21071,7 @@
               <w:spacing w:after="10" w:before="0"/>
               <w:ind w:left="120"/>
             </w:pPr>
-            <w:hyperlink w:history="1" r:id="rId6sav86krxipe_wc_tfbut">
+            <w:hyperlink w:history="1" r:id="rIdvmsdqo-tjsfqwzeyxqgnh">
               <w:r>
                 <w:rPr>
                   <w:rFonts w:ascii="Arial" w:cs="Arial" w:eastAsia="Arial" w:hAnsi="Arial"/>
@@ -21266,7 +21266,7 @@
             <w:pPr>
               <w:spacing w:after="20" w:before="0"/>
             </w:pPr>
-            <w:hyperlink w:history="1" r:id="rId2gjddkxlyri-qwkek_nny">
+            <w:hyperlink w:history="1" r:id="rId_m1t3t7xmy_0zrwo2yrqf">
               <w:r>
                 <w:rPr>
                   <w:rFonts w:ascii="Arial" w:cs="Arial" w:eastAsia="Arial" w:hAnsi="Arial"/>
@@ -21299,7 +21299,7 @@
               <w:spacing w:after="10" w:before="0"/>
               <w:ind w:left="120"/>
             </w:pPr>
-            <w:hyperlink w:history="1" r:id="rIdtokxv5ibgec4xl7hkmc2d">
+            <w:hyperlink w:history="1" r:id="rIducpphxirmkckoml4qfgt0">
               <w:r>
                 <w:rPr>
                   <w:rFonts w:ascii="Arial" w:cs="Arial" w:eastAsia="Arial" w:hAnsi="Arial"/>
@@ -21344,7 +21344,7 @@
             <w:pPr>
               <w:spacing w:after="20" w:before="0"/>
             </w:pPr>
-            <w:hyperlink w:history="1" r:id="rId4hrqfqeymrh6qnbdidmig">
+            <w:hyperlink w:history="1" r:id="rIdqbsfgodcxuikvhejcy4ex">
               <w:r>
                 <w:rPr>
                   <w:rFonts w:ascii="Arial" w:cs="Arial" w:eastAsia="Arial" w:hAnsi="Arial"/>
@@ -21377,7 +21377,7 @@
               <w:spacing w:after="10" w:before="0"/>
               <w:ind w:left="120"/>
             </w:pPr>
-            <w:hyperlink w:history="1" r:id="rIdjwww_83opaf9dshh77ima">
+            <w:hyperlink w:history="1" r:id="rIddri_jvrtpjdpwp7n6fqct">
               <w:r>
                 <w:rPr>
                   <w:rFonts w:ascii="Arial" w:cs="Arial" w:eastAsia="Arial" w:hAnsi="Arial"/>
@@ -21572,7 +21572,7 @@
             <w:pPr>
               <w:spacing w:after="20" w:before="0"/>
             </w:pPr>
-            <w:hyperlink w:history="1" r:id="rIdmw3lssphvosn9t4zt1aq8">
+            <w:hyperlink w:history="1" r:id="rId9wyghqhl04_u1clylsnvo">
               <w:r>
                 <w:rPr>
                   <w:rFonts w:ascii="Arial" w:cs="Arial" w:eastAsia="Arial" w:hAnsi="Arial"/>
@@ -21605,7 +21605,7 @@
               <w:spacing w:after="10" w:before="0"/>
               <w:ind w:left="120"/>
             </w:pPr>
-            <w:hyperlink w:history="1" r:id="rIdvkzcr-fnmx7bhhtcj9am5">
+            <w:hyperlink w:history="1" r:id="rId1em1-revzi-5ksvcnre3b">
               <w:r>
                 <w:rPr>
                   <w:rFonts w:ascii="Arial" w:cs="Arial" w:eastAsia="Arial" w:hAnsi="Arial"/>
@@ -21650,7 +21650,7 @@
             <w:pPr>
               <w:spacing w:after="20" w:before="0"/>
             </w:pPr>
-            <w:hyperlink w:history="1" r:id="rIdrcukjv-3k3kjwtkgw1qzf">
+            <w:hyperlink w:history="1" r:id="rIdl1rjiyo2i8acda-pfcajg">
               <w:r>
                 <w:rPr>
                   <w:rFonts w:ascii="Arial" w:cs="Arial" w:eastAsia="Arial" w:hAnsi="Arial"/>
@@ -21683,7 +21683,7 @@
               <w:spacing w:after="10" w:before="0"/>
               <w:ind w:left="120"/>
             </w:pPr>
-            <w:hyperlink w:history="1" r:id="rIdlxfhie1bz-yrqtfvvvech">
+            <w:hyperlink w:history="1" r:id="rIdbvqk3vebqvx-leqqct1g0">
               <w:r>
                 <w:rPr>
                   <w:rFonts w:ascii="Arial" w:cs="Arial" w:eastAsia="Arial" w:hAnsi="Arial"/>
@@ -23170,7 +23170,7 @@
             <w:pPr>
               <w:spacing w:after="20" w:before="0"/>
             </w:pPr>
-            <w:hyperlink w:history="1" r:id="rIdctn5htnwglpg_yo0jonlp">
+            <w:hyperlink w:history="1" r:id="rIdyw3-h7ldcpn0-tq222atc">
               <w:r>
                 <w:rPr>
                   <w:rFonts w:ascii="Arial" w:cs="Arial" w:eastAsia="Arial" w:hAnsi="Arial"/>
@@ -23203,7 +23203,7 @@
               <w:spacing w:after="10" w:before="0"/>
               <w:ind w:left="120"/>
             </w:pPr>
-            <w:hyperlink w:history="1" r:id="rIdtonbqazznqii6jshrtpyc">
+            <w:hyperlink w:history="1" r:id="rIdune5x3wqbxpyqvv_d86yf">
               <w:r>
                 <w:rPr>
                   <w:rFonts w:ascii="Arial" w:cs="Arial" w:eastAsia="Arial" w:hAnsi="Arial"/>
@@ -23248,7 +23248,7 @@
             <w:pPr>
               <w:spacing w:after="20" w:before="0"/>
             </w:pPr>
-            <w:hyperlink w:history="1" r:id="rId78n-vmk5bdg7bnurn2xvm">
+            <w:hyperlink w:history="1" r:id="rIdeide5baoaldc025odm6dp">
               <w:r>
                 <w:rPr>
                   <w:rFonts w:ascii="Arial" w:cs="Arial" w:eastAsia="Arial" w:hAnsi="Arial"/>
@@ -23281,7 +23281,7 @@
               <w:spacing w:after="10" w:before="0"/>
               <w:ind w:left="120"/>
             </w:pPr>
-            <w:hyperlink w:history="1" r:id="rId6jnqli4aqu5d9fpc9trht">
+            <w:hyperlink w:history="1" r:id="rId5kes18fpbzt3cvktn99sx">
               <w:r>
                 <w:rPr>
                   <w:rFonts w:ascii="Arial" w:cs="Arial" w:eastAsia="Arial" w:hAnsi="Arial"/>
@@ -23476,7 +23476,7 @@
             <w:pPr>
               <w:spacing w:after="20" w:before="0"/>
             </w:pPr>
-            <w:hyperlink w:history="1" r:id="rIdewas57rlmailb6bm0ek0-">
+            <w:hyperlink w:history="1" r:id="rIdbsab30tkt4eimamkpslb5">
               <w:r>
                 <w:rPr>
                   <w:rFonts w:ascii="Arial" w:cs="Arial" w:eastAsia="Arial" w:hAnsi="Arial"/>
@@ -23509,7 +23509,7 @@
               <w:spacing w:after="10" w:before="0"/>
               <w:ind w:left="120"/>
             </w:pPr>
-            <w:hyperlink w:history="1" r:id="rIdrwxzl-4lcjua9akpjexoi">
+            <w:hyperlink w:history="1" r:id="rIdy4vpg5dlta2enld1nw4ec">
               <w:r>
                 <w:rPr>
                   <w:rFonts w:ascii="Arial" w:cs="Arial" w:eastAsia="Arial" w:hAnsi="Arial"/>
@@ -23554,7 +23554,7 @@
             <w:pPr>
               <w:spacing w:after="20" w:before="0"/>
             </w:pPr>
-            <w:hyperlink w:history="1" r:id="rId9hfcauq56ynmiqyxljczj">
+            <w:hyperlink w:history="1" r:id="rIdea_qx85l_hbodjherrlvj">
               <w:r>
                 <w:rPr>
                   <w:rFonts w:ascii="Arial" w:cs="Arial" w:eastAsia="Arial" w:hAnsi="Arial"/>
@@ -23587,7 +23587,7 @@
               <w:spacing w:after="10" w:before="0"/>
               <w:ind w:left="120"/>
             </w:pPr>
-            <w:hyperlink w:history="1" r:id="rIdkdnlu8bqubrjo03zlguub">
+            <w:hyperlink w:history="1" r:id="rIdccssnyy9sbtmrbrruygvm">
               <w:r>
                 <w:rPr>
                   <w:rFonts w:ascii="Arial" w:cs="Arial" w:eastAsia="Arial" w:hAnsi="Arial"/>
@@ -23782,7 +23782,7 @@
             <w:pPr>
               <w:spacing w:after="20" w:before="0"/>
             </w:pPr>
-            <w:hyperlink w:history="1" r:id="rIdt3dnwld4t_rkyvqzna9s4">
+            <w:hyperlink w:history="1" r:id="rIdkrc5nlfh2uecp34anc2ok">
               <w:r>
                 <w:rPr>
                   <w:rFonts w:ascii="Arial" w:cs="Arial" w:eastAsia="Arial" w:hAnsi="Arial"/>
@@ -23815,7 +23815,7 @@
               <w:spacing w:after="10" w:before="0"/>
               <w:ind w:left="120"/>
             </w:pPr>
-            <w:hyperlink w:history="1" r:id="rIdlv7tap-sfg4mxwfrr-hrw">
+            <w:hyperlink w:history="1" r:id="rIdy4s-tfzms3dscxhzlizvr">
               <w:r>
                 <w:rPr>
                   <w:rFonts w:ascii="Arial" w:cs="Arial" w:eastAsia="Arial" w:hAnsi="Arial"/>
@@ -23860,7 +23860,7 @@
             <w:pPr>
               <w:spacing w:after="20" w:before="0"/>
             </w:pPr>
-            <w:hyperlink w:history="1" r:id="rId-vyexhopfr2e5h5dwfd91">
+            <w:hyperlink w:history="1" r:id="rIdoae5jl3mq7lyvvhpvgqvm">
               <w:r>
                 <w:rPr>
                   <w:rFonts w:ascii="Arial" w:cs="Arial" w:eastAsia="Arial" w:hAnsi="Arial"/>
@@ -23893,7 +23893,7 @@
               <w:spacing w:after="10" w:before="0"/>
               <w:ind w:left="120"/>
             </w:pPr>
-            <w:hyperlink w:history="1" r:id="rIdsjjq5xq3x2_ejfutljrbw">
+            <w:hyperlink w:history="1" r:id="rIdon5xwqxuvgiqyf2jgnp1j">
               <w:r>
                 <w:rPr>
                   <w:rFonts w:ascii="Arial" w:cs="Arial" w:eastAsia="Arial" w:hAnsi="Arial"/>
@@ -24088,7 +24088,7 @@
             <w:pPr>
               <w:spacing w:after="20" w:before="0"/>
             </w:pPr>
-            <w:hyperlink w:history="1" r:id="rIdeezqlx4j2cdfrudj9mswp">
+            <w:hyperlink w:history="1" r:id="rIdyvi3memd2kl8yvwoc5tlg">
               <w:r>
                 <w:rPr>
                   <w:rFonts w:ascii="Arial" w:cs="Arial" w:eastAsia="Arial" w:hAnsi="Arial"/>
@@ -24121,7 +24121,7 @@
               <w:spacing w:after="10" w:before="0"/>
               <w:ind w:left="120"/>
             </w:pPr>
-            <w:hyperlink w:history="1" r:id="rIdqpikdqwaefbnpusbmnclr">
+            <w:hyperlink w:history="1" r:id="rIduvx2lghngf1lq9i9t9rad">
               <w:r>
                 <w:rPr>
                   <w:rFonts w:ascii="Arial" w:cs="Arial" w:eastAsia="Arial" w:hAnsi="Arial"/>
@@ -24166,7 +24166,7 @@
             <w:pPr>
               <w:spacing w:after="20" w:before="0"/>
             </w:pPr>
-            <w:hyperlink w:history="1" r:id="rIdkgznf0tx_n8mc41yvvgpw">
+            <w:hyperlink w:history="1" r:id="rIdbempv1wjprdjgbukwkgi7">
               <w:r>
                 <w:rPr>
                   <w:rFonts w:ascii="Arial" w:cs="Arial" w:eastAsia="Arial" w:hAnsi="Arial"/>
@@ -24199,7 +24199,7 @@
               <w:spacing w:after="10" w:before="0"/>
               <w:ind w:left="120"/>
             </w:pPr>
-            <w:hyperlink w:history="1" r:id="rIdtdfbcvnqvhcqyhqmb6bnd">
+            <w:hyperlink w:history="1" r:id="rIdijpx65yrfa4rjv96frnwi">
               <w:r>
                 <w:rPr>
                   <w:rFonts w:ascii="Arial" w:cs="Arial" w:eastAsia="Arial" w:hAnsi="Arial"/>
@@ -24394,7 +24394,7 @@
             <w:pPr>
               <w:spacing w:after="20" w:before="0"/>
             </w:pPr>
-            <w:hyperlink w:history="1" r:id="rIdf8fadwqngs5oa7wgw5i64">
+            <w:hyperlink w:history="1" r:id="rIdxixq6vqudmujrftigprlf">
               <w:r>
                 <w:rPr>
                   <w:rFonts w:ascii="Arial" w:cs="Arial" w:eastAsia="Arial" w:hAnsi="Arial"/>
@@ -24427,7 +24427,7 @@
               <w:spacing w:after="10" w:before="0"/>
               <w:ind w:left="120"/>
             </w:pPr>
-            <w:hyperlink w:history="1" r:id="rIdoe8ep1tzvkk_qmk3f_wcg">
+            <w:hyperlink w:history="1" r:id="rIdegkdrtngq74j_k92dpapp">
               <w:r>
                 <w:rPr>
                   <w:rFonts w:ascii="Arial" w:cs="Arial" w:eastAsia="Arial" w:hAnsi="Arial"/>
@@ -24472,7 +24472,7 @@
             <w:pPr>
               <w:spacing w:after="20" w:before="0"/>
             </w:pPr>
-            <w:hyperlink w:history="1" r:id="rIdetqthgrn2iw_ndfsfwmqb">
+            <w:hyperlink w:history="1" r:id="rIdfpjegs6qfzsnf3aq8vbwv">
               <w:r>
                 <w:rPr>
                   <w:rFonts w:ascii="Arial" w:cs="Arial" w:eastAsia="Arial" w:hAnsi="Arial"/>
@@ -24505,7 +24505,7 @@
               <w:spacing w:after="10" w:before="0"/>
               <w:ind w:left="120"/>
             </w:pPr>
-            <w:hyperlink w:history="1" r:id="rIdzvjd16dcenjoc9f4vni4k">
+            <w:hyperlink w:history="1" r:id="rId5xcp1hk7fulhjr3zrjscr">
               <w:r>
                 <w:rPr>
                   <w:rFonts w:ascii="Arial" w:cs="Arial" w:eastAsia="Arial" w:hAnsi="Arial"/>

--- a/data/outputs/v2/Maths/SS2.2_Area_of_Polygons/Mathematics_Area_of_Polygons_CBE_LessonSequence.docx
+++ b/data/outputs/v2/Maths/SS2.2_Area_of_Polygons/Mathematics_Area_of_Polygons_CBE_LessonSequence.docx
@@ -3283,7 +3283,7 @@
             <w:pPr>
               <w:spacing w:after="20" w:before="0"/>
             </w:pPr>
-            <w:hyperlink w:history="1" r:id="rId0urdsbwqjdjymkfloaepe">
+            <w:hyperlink w:history="1" r:id="rIdv5sqep7udybyh22mq7hd3">
               <w:r>
                 <w:rPr>
                   <w:rFonts w:ascii="Arial" w:cs="Arial" w:eastAsia="Arial" w:hAnsi="Arial"/>
@@ -3316,7 +3316,7 @@
               <w:spacing w:after="10" w:before="0"/>
               <w:ind w:left="120"/>
             </w:pPr>
-            <w:hyperlink w:history="1" r:id="rIdjf4cz0ftvngou78n8cho4">
+            <w:hyperlink w:history="1" r:id="rIdee7za_v1vzay_kb3gkgv3">
               <w:r>
                 <w:rPr>
                   <w:rFonts w:ascii="Arial" w:cs="Arial" w:eastAsia="Arial" w:hAnsi="Arial"/>
@@ -3361,7 +3361,7 @@
             <w:pPr>
               <w:spacing w:after="20" w:before="0"/>
             </w:pPr>
-            <w:hyperlink w:history="1" r:id="rId0cgtat_px1lle9o5bi8yz">
+            <w:hyperlink w:history="1" r:id="rIddhwsolbutrot2dnitvarl">
               <w:r>
                 <w:rPr>
                   <w:rFonts w:ascii="Arial" w:cs="Arial" w:eastAsia="Arial" w:hAnsi="Arial"/>
@@ -3394,7 +3394,7 @@
               <w:spacing w:after="10" w:before="0"/>
               <w:ind w:left="120"/>
             </w:pPr>
-            <w:hyperlink w:history="1" r:id="rIdgvbufaicrazldmzsflmcs">
+            <w:hyperlink w:history="1" r:id="rIdergwj65pjxnyxx1arg9cw">
               <w:r>
                 <w:rPr>
                   <w:rFonts w:ascii="Arial" w:cs="Arial" w:eastAsia="Arial" w:hAnsi="Arial"/>
@@ -3589,7 +3589,7 @@
             <w:pPr>
               <w:spacing w:after="20" w:before="0"/>
             </w:pPr>
-            <w:hyperlink w:history="1" r:id="rIdthfvqb9c5smz8u7vojwq-">
+            <w:hyperlink w:history="1" r:id="rIdcfmc09_qqzxwhzbxa0uq5">
               <w:r>
                 <w:rPr>
                   <w:rFonts w:ascii="Arial" w:cs="Arial" w:eastAsia="Arial" w:hAnsi="Arial"/>
@@ -3622,7 +3622,7 @@
               <w:spacing w:after="10" w:before="0"/>
               <w:ind w:left="120"/>
             </w:pPr>
-            <w:hyperlink w:history="1" r:id="rIdqtlr5ernttbcyjxm984lt">
+            <w:hyperlink w:history="1" r:id="rIdho8xenqwixbcvb32xzo7h">
               <w:r>
                 <w:rPr>
                   <w:rFonts w:ascii="Arial" w:cs="Arial" w:eastAsia="Arial" w:hAnsi="Arial"/>
@@ -3667,7 +3667,7 @@
             <w:pPr>
               <w:spacing w:after="20" w:before="0"/>
             </w:pPr>
-            <w:hyperlink w:history="1" r:id="rIdjrfrnwqjkiekibmdffcxn">
+            <w:hyperlink w:history="1" r:id="rIdm9vb5a_nxgio5zazbpnef">
               <w:r>
                 <w:rPr>
                   <w:rFonts w:ascii="Arial" w:cs="Arial" w:eastAsia="Arial" w:hAnsi="Arial"/>
@@ -3700,7 +3700,7 @@
               <w:spacing w:after="10" w:before="0"/>
               <w:ind w:left="120"/>
             </w:pPr>
-            <w:hyperlink w:history="1" r:id="rIdyu8lsjak7isdfdslwzb_b">
+            <w:hyperlink w:history="1" r:id="rIdv_di02qbgfc579-aeyajx">
               <w:r>
                 <w:rPr>
                   <w:rFonts w:ascii="Arial" w:cs="Arial" w:eastAsia="Arial" w:hAnsi="Arial"/>
@@ -3895,7 +3895,7 @@
             <w:pPr>
               <w:spacing w:after="20" w:before="0"/>
             </w:pPr>
-            <w:hyperlink w:history="1" r:id="rIdosxvlphamk6q05g1x8go-">
+            <w:hyperlink w:history="1" r:id="rIdbfwotqluemvsc68ygfh1-">
               <w:r>
                 <w:rPr>
                   <w:rFonts w:ascii="Arial" w:cs="Arial" w:eastAsia="Arial" w:hAnsi="Arial"/>
@@ -3928,7 +3928,7 @@
               <w:spacing w:after="10" w:before="0"/>
               <w:ind w:left="120"/>
             </w:pPr>
-            <w:hyperlink w:history="1" r:id="rIdq_fv_tnwraashicerfy2u">
+            <w:hyperlink w:history="1" r:id="rIdpnmmbimk11iomjqfkhl1c">
               <w:r>
                 <w:rPr>
                   <w:rFonts w:ascii="Arial" w:cs="Arial" w:eastAsia="Arial" w:hAnsi="Arial"/>
@@ -3973,7 +3973,7 @@
             <w:pPr>
               <w:spacing w:after="20" w:before="0"/>
             </w:pPr>
-            <w:hyperlink w:history="1" r:id="rIdgypfntjf1uuii8zazgt5h">
+            <w:hyperlink w:history="1" r:id="rId3sx9j7cuua_w-fubchojg">
               <w:r>
                 <w:rPr>
                   <w:rFonts w:ascii="Arial" w:cs="Arial" w:eastAsia="Arial" w:hAnsi="Arial"/>
@@ -4006,7 +4006,7 @@
               <w:spacing w:after="10" w:before="0"/>
               <w:ind w:left="120"/>
             </w:pPr>
-            <w:hyperlink w:history="1" r:id="rIdmxswlcqvgb_wdec0rayi4">
+            <w:hyperlink w:history="1" r:id="rIdoma3aavdt1xvr8e0es8tm">
               <w:r>
                 <w:rPr>
                   <w:rFonts w:ascii="Arial" w:cs="Arial" w:eastAsia="Arial" w:hAnsi="Arial"/>
@@ -4201,7 +4201,7 @@
             <w:pPr>
               <w:spacing w:after="20" w:before="0"/>
             </w:pPr>
-            <w:hyperlink w:history="1" r:id="rIddfjam9dallc9zl0pahcij">
+            <w:hyperlink w:history="1" r:id="rIdngqtetatgaldcaiukbfq_">
               <w:r>
                 <w:rPr>
                   <w:rFonts w:ascii="Arial" w:cs="Arial" w:eastAsia="Arial" w:hAnsi="Arial"/>
@@ -4234,7 +4234,7 @@
               <w:spacing w:after="10" w:before="0"/>
               <w:ind w:left="120"/>
             </w:pPr>
-            <w:hyperlink w:history="1" r:id="rId6qflh1qupbd14rmjc6xvp">
+            <w:hyperlink w:history="1" r:id="rId4ihznt1j7oc6hn0u5eoc9">
               <w:r>
                 <w:rPr>
                   <w:rFonts w:ascii="Arial" w:cs="Arial" w:eastAsia="Arial" w:hAnsi="Arial"/>
@@ -4279,7 +4279,7 @@
             <w:pPr>
               <w:spacing w:after="20" w:before="0"/>
             </w:pPr>
-            <w:hyperlink w:history="1" r:id="rIdsjtmrmlw9prq0-6tiuqe9">
+            <w:hyperlink w:history="1" r:id="rId3ojygzbcanqc4vsxqhtz4">
               <w:r>
                 <w:rPr>
                   <w:rFonts w:ascii="Arial" w:cs="Arial" w:eastAsia="Arial" w:hAnsi="Arial"/>
@@ -4312,7 +4312,7 @@
               <w:spacing w:after="10" w:before="0"/>
               <w:ind w:left="120"/>
             </w:pPr>
-            <w:hyperlink w:history="1" r:id="rIdek11jgxp80vnlvzfpm0qm">
+            <w:hyperlink w:history="1" r:id="rIdnxjpiks4wnkyfhfpeuqez">
               <w:r>
                 <w:rPr>
                   <w:rFonts w:ascii="Arial" w:cs="Arial" w:eastAsia="Arial" w:hAnsi="Arial"/>
@@ -4507,7 +4507,7 @@
             <w:pPr>
               <w:spacing w:after="20" w:before="0"/>
             </w:pPr>
-            <w:hyperlink w:history="1" r:id="rIdw6cli-frafjh2yq0sv6xb">
+            <w:hyperlink w:history="1" r:id="rIdeazzmaduoqpumrqwkwgzz">
               <w:r>
                 <w:rPr>
                   <w:rFonts w:ascii="Arial" w:cs="Arial" w:eastAsia="Arial" w:hAnsi="Arial"/>
@@ -4540,7 +4540,7 @@
               <w:spacing w:after="10" w:before="0"/>
               <w:ind w:left="120"/>
             </w:pPr>
-            <w:hyperlink w:history="1" r:id="rId20iukgwfy46zoqyuzyc8b">
+            <w:hyperlink w:history="1" r:id="rIdfftue38blapd8atavuyy_">
               <w:r>
                 <w:rPr>
                   <w:rFonts w:ascii="Arial" w:cs="Arial" w:eastAsia="Arial" w:hAnsi="Arial"/>
@@ -4585,7 +4585,7 @@
             <w:pPr>
               <w:spacing w:after="20" w:before="0"/>
             </w:pPr>
-            <w:hyperlink w:history="1" r:id="rId1c5lmhrao1vi915_yacaj">
+            <w:hyperlink w:history="1" r:id="rId6ube7nov4ouvyhvq2m_f-">
               <w:r>
                 <w:rPr>
                   <w:rFonts w:ascii="Arial" w:cs="Arial" w:eastAsia="Arial" w:hAnsi="Arial"/>
@@ -4618,7 +4618,7 @@
               <w:spacing w:after="10" w:before="0"/>
               <w:ind w:left="120"/>
             </w:pPr>
-            <w:hyperlink w:history="1" r:id="rIdrcgfh8pz5b_uggn4jhjmi">
+            <w:hyperlink w:history="1" r:id="rIdqglbxgfrj4uzapocikvua">
               <w:r>
                 <w:rPr>
                   <w:rFonts w:ascii="Arial" w:cs="Arial" w:eastAsia="Arial" w:hAnsi="Arial"/>
@@ -6105,7 +6105,7 @@
             <w:pPr>
               <w:spacing w:after="20" w:before="0"/>
             </w:pPr>
-            <w:hyperlink w:history="1" r:id="rIdcfbjlb9q4lxm7_8_o9sfo">
+            <w:hyperlink w:history="1" r:id="rIdd1tvinqvd58x4prley_ej">
               <w:r>
                 <w:rPr>
                   <w:rFonts w:ascii="Arial" w:cs="Arial" w:eastAsia="Arial" w:hAnsi="Arial"/>
@@ -6138,7 +6138,7 @@
               <w:spacing w:after="10" w:before="0"/>
               <w:ind w:left="120"/>
             </w:pPr>
-            <w:hyperlink w:history="1" r:id="rIdwatxg7feh9bn-lbxjkcpl">
+            <w:hyperlink w:history="1" r:id="rIdsbaafbtps2w82_ias3sbt">
               <w:r>
                 <w:rPr>
                   <w:rFonts w:ascii="Arial" w:cs="Arial" w:eastAsia="Arial" w:hAnsi="Arial"/>
@@ -6183,7 +6183,7 @@
             <w:pPr>
               <w:spacing w:after="20" w:before="0"/>
             </w:pPr>
-            <w:hyperlink w:history="1" r:id="rIdtcns9jcr3kvld7cjb5xx0">
+            <w:hyperlink w:history="1" r:id="rIdbdzvqg2xhk3nfatu-l7ja">
               <w:r>
                 <w:rPr>
                   <w:rFonts w:ascii="Arial" w:cs="Arial" w:eastAsia="Arial" w:hAnsi="Arial"/>
@@ -6216,7 +6216,7 @@
               <w:spacing w:after="10" w:before="0"/>
               <w:ind w:left="120"/>
             </w:pPr>
-            <w:hyperlink w:history="1" r:id="rIdzucbzu54uqgb7eqxgs3ne">
+            <w:hyperlink w:history="1" r:id="rIduweva7knrmrd0es2weec7">
               <w:r>
                 <w:rPr>
                   <w:rFonts w:ascii="Arial" w:cs="Arial" w:eastAsia="Arial" w:hAnsi="Arial"/>
@@ -6411,7 +6411,7 @@
             <w:pPr>
               <w:spacing w:after="20" w:before="0"/>
             </w:pPr>
-            <w:hyperlink w:history="1" r:id="rIdyvzkyyogxugvsg9ajfzk4">
+            <w:hyperlink w:history="1" r:id="rIdlyxz83wearrcdg1dzm5wx">
               <w:r>
                 <w:rPr>
                   <w:rFonts w:ascii="Arial" w:cs="Arial" w:eastAsia="Arial" w:hAnsi="Arial"/>
@@ -6444,7 +6444,7 @@
               <w:spacing w:after="10" w:before="0"/>
               <w:ind w:left="120"/>
             </w:pPr>
-            <w:hyperlink w:history="1" r:id="rIdnh6iffr_3gephoqz6peqc">
+            <w:hyperlink w:history="1" r:id="rIdhk622wgp7qb2ierf9pdht">
               <w:r>
                 <w:rPr>
                   <w:rFonts w:ascii="Arial" w:cs="Arial" w:eastAsia="Arial" w:hAnsi="Arial"/>
@@ -6489,7 +6489,7 @@
             <w:pPr>
               <w:spacing w:after="20" w:before="0"/>
             </w:pPr>
-            <w:hyperlink w:history="1" r:id="rIdarqirltpb2nwgkwkw6zoh">
+            <w:hyperlink w:history="1" r:id="rId_0o8ycdtzovxcyhyqu71a">
               <w:r>
                 <w:rPr>
                   <w:rFonts w:ascii="Arial" w:cs="Arial" w:eastAsia="Arial" w:hAnsi="Arial"/>
@@ -6522,7 +6522,7 @@
               <w:spacing w:after="10" w:before="0"/>
               <w:ind w:left="120"/>
             </w:pPr>
-            <w:hyperlink w:history="1" r:id="rIdj-9y0fowpw2kjla14knzf">
+            <w:hyperlink w:history="1" r:id="rIdquxodljzcrulmam2obps3">
               <w:r>
                 <w:rPr>
                   <w:rFonts w:ascii="Arial" w:cs="Arial" w:eastAsia="Arial" w:hAnsi="Arial"/>
@@ -6717,7 +6717,7 @@
             <w:pPr>
               <w:spacing w:after="20" w:before="0"/>
             </w:pPr>
-            <w:hyperlink w:history="1" r:id="rIdyyc1plsgn72lueqpzofcg">
+            <w:hyperlink w:history="1" r:id="rIdroelbkqxdbsqtknykedoh">
               <w:r>
                 <w:rPr>
                   <w:rFonts w:ascii="Arial" w:cs="Arial" w:eastAsia="Arial" w:hAnsi="Arial"/>
@@ -6750,7 +6750,7 @@
               <w:spacing w:after="10" w:before="0"/>
               <w:ind w:left="120"/>
             </w:pPr>
-            <w:hyperlink w:history="1" r:id="rIduvlm9slvp7494d87lqiod">
+            <w:hyperlink w:history="1" r:id="rId1z-airhanv8jhcp1bkhay">
               <w:r>
                 <w:rPr>
                   <w:rFonts w:ascii="Arial" w:cs="Arial" w:eastAsia="Arial" w:hAnsi="Arial"/>
@@ -6795,7 +6795,7 @@
             <w:pPr>
               <w:spacing w:after="20" w:before="0"/>
             </w:pPr>
-            <w:hyperlink w:history="1" r:id="rIdoz1v7wh3d6qngg67babg4">
+            <w:hyperlink w:history="1" r:id="rId3vhvyxsdrtbgr97pdrobg">
               <w:r>
                 <w:rPr>
                   <w:rFonts w:ascii="Arial" w:cs="Arial" w:eastAsia="Arial" w:hAnsi="Arial"/>
@@ -6828,7 +6828,7 @@
               <w:spacing w:after="10" w:before="0"/>
               <w:ind w:left="120"/>
             </w:pPr>
-            <w:hyperlink w:history="1" r:id="rIduni5_neaupckvgf_bpj8d">
+            <w:hyperlink w:history="1" r:id="rIdnguoc8zsc9ytnrvlix243">
               <w:r>
                 <w:rPr>
                   <w:rFonts w:ascii="Arial" w:cs="Arial" w:eastAsia="Arial" w:hAnsi="Arial"/>
@@ -7023,7 +7023,7 @@
             <w:pPr>
               <w:spacing w:after="20" w:before="0"/>
             </w:pPr>
-            <w:hyperlink w:history="1" r:id="rIdhqupohc8qelf9loiyuobz">
+            <w:hyperlink w:history="1" r:id="rIdpzh4d6unx2nvlracfqpox">
               <w:r>
                 <w:rPr>
                   <w:rFonts w:ascii="Arial" w:cs="Arial" w:eastAsia="Arial" w:hAnsi="Arial"/>
@@ -7056,7 +7056,7 @@
               <w:spacing w:after="10" w:before="0"/>
               <w:ind w:left="120"/>
             </w:pPr>
-            <w:hyperlink w:history="1" r:id="rIdxdfabjbmwblokl27dl7wn">
+            <w:hyperlink w:history="1" r:id="rIdvjj8ecojpgezwcdelnfor">
               <w:r>
                 <w:rPr>
                   <w:rFonts w:ascii="Arial" w:cs="Arial" w:eastAsia="Arial" w:hAnsi="Arial"/>
@@ -7101,7 +7101,7 @@
             <w:pPr>
               <w:spacing w:after="20" w:before="0"/>
             </w:pPr>
-            <w:hyperlink w:history="1" r:id="rIdqep2pdl3uelltighcrsbk">
+            <w:hyperlink w:history="1" r:id="rIdqfcmsdk8ysrosjunebuqm">
               <w:r>
                 <w:rPr>
                   <w:rFonts w:ascii="Arial" w:cs="Arial" w:eastAsia="Arial" w:hAnsi="Arial"/>
@@ -7134,7 +7134,7 @@
               <w:spacing w:after="10" w:before="0"/>
               <w:ind w:left="120"/>
             </w:pPr>
-            <w:hyperlink w:history="1" r:id="rIdsbm_47q5lgplfdk8xdvk0">
+            <w:hyperlink w:history="1" r:id="rIdwtmyoqvoy9jjar9ua5ld5">
               <w:r>
                 <w:rPr>
                   <w:rFonts w:ascii="Arial" w:cs="Arial" w:eastAsia="Arial" w:hAnsi="Arial"/>
@@ -7329,7 +7329,7 @@
             <w:pPr>
               <w:spacing w:after="20" w:before="0"/>
             </w:pPr>
-            <w:hyperlink w:history="1" r:id="rIddncqmubmkip7t0d8hnjvg">
+            <w:hyperlink w:history="1" r:id="rIdidt6ndrlgcuy7_2gfpmn8">
               <w:r>
                 <w:rPr>
                   <w:rFonts w:ascii="Arial" w:cs="Arial" w:eastAsia="Arial" w:hAnsi="Arial"/>
@@ -7362,7 +7362,7 @@
               <w:spacing w:after="10" w:before="0"/>
               <w:ind w:left="120"/>
             </w:pPr>
-            <w:hyperlink w:history="1" r:id="rId3bevrtdzoegdmtucmzevc">
+            <w:hyperlink w:history="1" r:id="rIdry22fnm4rvgt-sy2okus4">
               <w:r>
                 <w:rPr>
                   <w:rFonts w:ascii="Arial" w:cs="Arial" w:eastAsia="Arial" w:hAnsi="Arial"/>
@@ -7407,7 +7407,7 @@
             <w:pPr>
               <w:spacing w:after="20" w:before="0"/>
             </w:pPr>
-            <w:hyperlink w:history="1" r:id="rIdyy7brxk7upu21vtot3wke">
+            <w:hyperlink w:history="1" r:id="rIddbz28kihumlf_jrr_cgsx">
               <w:r>
                 <w:rPr>
                   <w:rFonts w:ascii="Arial" w:cs="Arial" w:eastAsia="Arial" w:hAnsi="Arial"/>
@@ -7440,7 +7440,7 @@
               <w:spacing w:after="10" w:before="0"/>
               <w:ind w:left="120"/>
             </w:pPr>
-            <w:hyperlink w:history="1" r:id="rIdutlxjl26z_0l2k2jnjijv">
+            <w:hyperlink w:history="1" r:id="rIdq7vlcy7lx7bmpshg3zdte">
               <w:r>
                 <w:rPr>
                   <w:rFonts w:ascii="Arial" w:cs="Arial" w:eastAsia="Arial" w:hAnsi="Arial"/>
@@ -8927,7 +8927,7 @@
             <w:pPr>
               <w:spacing w:after="20" w:before="0"/>
             </w:pPr>
-            <w:hyperlink w:history="1" r:id="rIdjtddv3hyot0ph4x68phiw">
+            <w:hyperlink w:history="1" r:id="rIdso3hcrsbabranblgloyc-">
               <w:r>
                 <w:rPr>
                   <w:rFonts w:ascii="Arial" w:cs="Arial" w:eastAsia="Arial" w:hAnsi="Arial"/>
@@ -8960,7 +8960,7 @@
               <w:spacing w:after="10" w:before="0"/>
               <w:ind w:left="120"/>
             </w:pPr>
-            <w:hyperlink w:history="1" r:id="rIddjlvyzoanoasxeft5tupd">
+            <w:hyperlink w:history="1" r:id="rIdiwfco9dpusgp212ux2hei">
               <w:r>
                 <w:rPr>
                   <w:rFonts w:ascii="Arial" w:cs="Arial" w:eastAsia="Arial" w:hAnsi="Arial"/>
@@ -9005,7 +9005,7 @@
             <w:pPr>
               <w:spacing w:after="20" w:before="0"/>
             </w:pPr>
-            <w:hyperlink w:history="1" r:id="rId-nlras-7cxrvlxtdf2p5c">
+            <w:hyperlink w:history="1" r:id="rIdin1yzvzaq1fsgtncqv6ud">
               <w:r>
                 <w:rPr>
                   <w:rFonts w:ascii="Arial" w:cs="Arial" w:eastAsia="Arial" w:hAnsi="Arial"/>
@@ -9038,7 +9038,7 @@
               <w:spacing w:after="10" w:before="0"/>
               <w:ind w:left="120"/>
             </w:pPr>
-            <w:hyperlink w:history="1" r:id="rIdjzyiyft_fjvkhokwif9mn">
+            <w:hyperlink w:history="1" r:id="rIdwmffqnlgnunw-akn73xgu">
               <w:r>
                 <w:rPr>
                   <w:rFonts w:ascii="Arial" w:cs="Arial" w:eastAsia="Arial" w:hAnsi="Arial"/>
@@ -9233,7 +9233,7 @@
             <w:pPr>
               <w:spacing w:after="20" w:before="0"/>
             </w:pPr>
-            <w:hyperlink w:history="1" r:id="rId95svt3yzep0cpxn18v1eq">
+            <w:hyperlink w:history="1" r:id="rIdrw4_6tmt_36-cvyoipby-">
               <w:r>
                 <w:rPr>
                   <w:rFonts w:ascii="Arial" w:cs="Arial" w:eastAsia="Arial" w:hAnsi="Arial"/>
@@ -9266,7 +9266,7 @@
               <w:spacing w:after="10" w:before="0"/>
               <w:ind w:left="120"/>
             </w:pPr>
-            <w:hyperlink w:history="1" r:id="rIdu8e1wddedimnpmxris2j4">
+            <w:hyperlink w:history="1" r:id="rIdficxwartrlqfgkx-4uqqj">
               <w:r>
                 <w:rPr>
                   <w:rFonts w:ascii="Arial" w:cs="Arial" w:eastAsia="Arial" w:hAnsi="Arial"/>
@@ -9311,7 +9311,7 @@
             <w:pPr>
               <w:spacing w:after="20" w:before="0"/>
             </w:pPr>
-            <w:hyperlink w:history="1" r:id="rIdiw62wacg5wns06do5sqky">
+            <w:hyperlink w:history="1" r:id="rIdabtuk-2z1zhyxevijhoni">
               <w:r>
                 <w:rPr>
                   <w:rFonts w:ascii="Arial" w:cs="Arial" w:eastAsia="Arial" w:hAnsi="Arial"/>
@@ -9344,7 +9344,7 @@
               <w:spacing w:after="10" w:before="0"/>
               <w:ind w:left="120"/>
             </w:pPr>
-            <w:hyperlink w:history="1" r:id="rId9uxeq69q4tir49bdt04pt">
+            <w:hyperlink w:history="1" r:id="rIdgbzbjxaugrqw5n3vi8mnq">
               <w:r>
                 <w:rPr>
                   <w:rFonts w:ascii="Arial" w:cs="Arial" w:eastAsia="Arial" w:hAnsi="Arial"/>
@@ -9539,7 +9539,7 @@
             <w:pPr>
               <w:spacing w:after="20" w:before="0"/>
             </w:pPr>
-            <w:hyperlink w:history="1" r:id="rIdv7eaafysgkkimvvuzmlqg">
+            <w:hyperlink w:history="1" r:id="rIdovrax5320zvndipriz_yu">
               <w:r>
                 <w:rPr>
                   <w:rFonts w:ascii="Arial" w:cs="Arial" w:eastAsia="Arial" w:hAnsi="Arial"/>
@@ -9572,7 +9572,7 @@
               <w:spacing w:after="10" w:before="0"/>
               <w:ind w:left="120"/>
             </w:pPr>
-            <w:hyperlink w:history="1" r:id="rIdbupagmfodla-g_ymlq83i">
+            <w:hyperlink w:history="1" r:id="rIdn0i040q2dmk7puojky6vb">
               <w:r>
                 <w:rPr>
                   <w:rFonts w:ascii="Arial" w:cs="Arial" w:eastAsia="Arial" w:hAnsi="Arial"/>
@@ -9617,7 +9617,7 @@
             <w:pPr>
               <w:spacing w:after="20" w:before="0"/>
             </w:pPr>
-            <w:hyperlink w:history="1" r:id="rIdvcbjaprqpbx_mip_5jqng">
+            <w:hyperlink w:history="1" r:id="rIdhyqatsljxiyhg2tuwv1bo">
               <w:r>
                 <w:rPr>
                   <w:rFonts w:ascii="Arial" w:cs="Arial" w:eastAsia="Arial" w:hAnsi="Arial"/>
@@ -9650,7 +9650,7 @@
               <w:spacing w:after="10" w:before="0"/>
               <w:ind w:left="120"/>
             </w:pPr>
-            <w:hyperlink w:history="1" r:id="rIdbi2-k4qirccpeceogncbp">
+            <w:hyperlink w:history="1" r:id="rId_seyvrufzlajuzamtbrlt">
               <w:r>
                 <w:rPr>
                   <w:rFonts w:ascii="Arial" w:cs="Arial" w:eastAsia="Arial" w:hAnsi="Arial"/>
@@ -9845,7 +9845,7 @@
             <w:pPr>
               <w:spacing w:after="20" w:before="0"/>
             </w:pPr>
-            <w:hyperlink w:history="1" r:id="rIdnl_h9-dljy02io_0niket">
+            <w:hyperlink w:history="1" r:id="rIdamiag6coxh7w1_4v2ejwj">
               <w:r>
                 <w:rPr>
                   <w:rFonts w:ascii="Arial" w:cs="Arial" w:eastAsia="Arial" w:hAnsi="Arial"/>
@@ -9878,7 +9878,7 @@
               <w:spacing w:after="10" w:before="0"/>
               <w:ind w:left="120"/>
             </w:pPr>
-            <w:hyperlink w:history="1" r:id="rId_vxlxqedrdtgyn4jtpxhr">
+            <w:hyperlink w:history="1" r:id="rIdaaomhm6bhv-j3plwem2pq">
               <w:r>
                 <w:rPr>
                   <w:rFonts w:ascii="Arial" w:cs="Arial" w:eastAsia="Arial" w:hAnsi="Arial"/>
@@ -9923,7 +9923,7 @@
             <w:pPr>
               <w:spacing w:after="20" w:before="0"/>
             </w:pPr>
-            <w:hyperlink w:history="1" r:id="rIdtdlfy0qs9lpgmbkz6utmy">
+            <w:hyperlink w:history="1" r:id="rIdjagdb5nrazqsf6y0htymv">
               <w:r>
                 <w:rPr>
                   <w:rFonts w:ascii="Arial" w:cs="Arial" w:eastAsia="Arial" w:hAnsi="Arial"/>
@@ -9956,7 +9956,7 @@
               <w:spacing w:after="10" w:before="0"/>
               <w:ind w:left="120"/>
             </w:pPr>
-            <w:hyperlink w:history="1" r:id="rId25qchxltupctcubzca835">
+            <w:hyperlink w:history="1" r:id="rIdmsds7ugx9xalsgjv1o5zi">
               <w:r>
                 <w:rPr>
                   <w:rFonts w:ascii="Arial" w:cs="Arial" w:eastAsia="Arial" w:hAnsi="Arial"/>
@@ -10151,7 +10151,7 @@
             <w:pPr>
               <w:spacing w:after="20" w:before="0"/>
             </w:pPr>
-            <w:hyperlink w:history="1" r:id="rIdxs8kd_lyb2d5potxfku6g">
+            <w:hyperlink w:history="1" r:id="rId-3_y7qdqxyf152ety8hyw">
               <w:r>
                 <w:rPr>
                   <w:rFonts w:ascii="Arial" w:cs="Arial" w:eastAsia="Arial" w:hAnsi="Arial"/>
@@ -10184,7 +10184,7 @@
               <w:spacing w:after="10" w:before="0"/>
               <w:ind w:left="120"/>
             </w:pPr>
-            <w:hyperlink w:history="1" r:id="rIdjp64ciztkk9br3eiuazf0">
+            <w:hyperlink w:history="1" r:id="rIdn72bvzk-yq-jqbmxysuso">
               <w:r>
                 <w:rPr>
                   <w:rFonts w:ascii="Arial" w:cs="Arial" w:eastAsia="Arial" w:hAnsi="Arial"/>
@@ -10229,7 +10229,7 @@
             <w:pPr>
               <w:spacing w:after="20" w:before="0"/>
             </w:pPr>
-            <w:hyperlink w:history="1" r:id="rIdza4nzp7aqcev8xko4wkli">
+            <w:hyperlink w:history="1" r:id="rIdg4hhttnte20y1byl0v8qm">
               <w:r>
                 <w:rPr>
                   <w:rFonts w:ascii="Arial" w:cs="Arial" w:eastAsia="Arial" w:hAnsi="Arial"/>
@@ -10262,7 +10262,7 @@
               <w:spacing w:after="10" w:before="0"/>
               <w:ind w:left="120"/>
             </w:pPr>
-            <w:hyperlink w:history="1" r:id="rIdjcdyuo6mh1kizpnfblmkg">
+            <w:hyperlink w:history="1" r:id="rIdyuzxe8xiti_t2yonb7vv1">
               <w:r>
                 <w:rPr>
                   <w:rFonts w:ascii="Arial" w:cs="Arial" w:eastAsia="Arial" w:hAnsi="Arial"/>
@@ -11749,7 +11749,7 @@
             <w:pPr>
               <w:spacing w:after="20" w:before="0"/>
             </w:pPr>
-            <w:hyperlink w:history="1" r:id="rIdxydtcrdsvpdb38dpplvoh">
+            <w:hyperlink w:history="1" r:id="rIdy3jkcqvwjvgp4xlq0utzw">
               <w:r>
                 <w:rPr>
                   <w:rFonts w:ascii="Arial" w:cs="Arial" w:eastAsia="Arial" w:hAnsi="Arial"/>
@@ -11782,7 +11782,7 @@
               <w:spacing w:after="10" w:before="0"/>
               <w:ind w:left="120"/>
             </w:pPr>
-            <w:hyperlink w:history="1" r:id="rIdzs0domb7y5__kurwk80_g">
+            <w:hyperlink w:history="1" r:id="rIdhg79r5yx0rr6-jqsyxfim">
               <w:r>
                 <w:rPr>
                   <w:rFonts w:ascii="Arial" w:cs="Arial" w:eastAsia="Arial" w:hAnsi="Arial"/>
@@ -11827,7 +11827,7 @@
             <w:pPr>
               <w:spacing w:after="20" w:before="0"/>
             </w:pPr>
-            <w:hyperlink w:history="1" r:id="rIdsxvo6xw5tyy9oa4ox9bo1">
+            <w:hyperlink w:history="1" r:id="rIdfeqfh8w-31j6eieh5kgtc">
               <w:r>
                 <w:rPr>
                   <w:rFonts w:ascii="Arial" w:cs="Arial" w:eastAsia="Arial" w:hAnsi="Arial"/>
@@ -11860,7 +11860,7 @@
               <w:spacing w:after="10" w:before="0"/>
               <w:ind w:left="120"/>
             </w:pPr>
-            <w:hyperlink w:history="1" r:id="rIdpvzk8srjtjfz-lrgverel">
+            <w:hyperlink w:history="1" r:id="rIduuoacnmggjuzpxs89qefr">
               <w:r>
                 <w:rPr>
                   <w:rFonts w:ascii="Arial" w:cs="Arial" w:eastAsia="Arial" w:hAnsi="Arial"/>
@@ -12055,7 +12055,7 @@
             <w:pPr>
               <w:spacing w:after="20" w:before="0"/>
             </w:pPr>
-            <w:hyperlink w:history="1" r:id="rIds-ogkfu01gx_8mzrpbo9m">
+            <w:hyperlink w:history="1" r:id="rIdmirsaxaavxsg_7-nzpdjp">
               <w:r>
                 <w:rPr>
                   <w:rFonts w:ascii="Arial" w:cs="Arial" w:eastAsia="Arial" w:hAnsi="Arial"/>
@@ -12088,7 +12088,7 @@
               <w:spacing w:after="10" w:before="0"/>
               <w:ind w:left="120"/>
             </w:pPr>
-            <w:hyperlink w:history="1" r:id="rIdvg2tisjfo6u5kl2ma3guq">
+            <w:hyperlink w:history="1" r:id="rIdf6k7xccrgejm0bil0yfqs">
               <w:r>
                 <w:rPr>
                   <w:rFonts w:ascii="Arial" w:cs="Arial" w:eastAsia="Arial" w:hAnsi="Arial"/>
@@ -12133,7 +12133,7 @@
             <w:pPr>
               <w:spacing w:after="20" w:before="0"/>
             </w:pPr>
-            <w:hyperlink w:history="1" r:id="rIdxlakmnngljq_fh7yz6vxc">
+            <w:hyperlink w:history="1" r:id="rId_x1wrubxw5rrdgzdh1lwt">
               <w:r>
                 <w:rPr>
                   <w:rFonts w:ascii="Arial" w:cs="Arial" w:eastAsia="Arial" w:hAnsi="Arial"/>
@@ -12166,7 +12166,7 @@
               <w:spacing w:after="10" w:before="0"/>
               <w:ind w:left="120"/>
             </w:pPr>
-            <w:hyperlink w:history="1" r:id="rIdqelzkfhw5-grmhxdfvbof">
+            <w:hyperlink w:history="1" r:id="rIdgeqemuki_r9zxmwwnb_y3">
               <w:r>
                 <w:rPr>
                   <w:rFonts w:ascii="Arial" w:cs="Arial" w:eastAsia="Arial" w:hAnsi="Arial"/>
@@ -12361,7 +12361,7 @@
             <w:pPr>
               <w:spacing w:after="20" w:before="0"/>
             </w:pPr>
-            <w:hyperlink w:history="1" r:id="rIdhsnvwykxfipqhihajemwq">
+            <w:hyperlink w:history="1" r:id="rId4qsha5nahq14xxbckgu19">
               <w:r>
                 <w:rPr>
                   <w:rFonts w:ascii="Arial" w:cs="Arial" w:eastAsia="Arial" w:hAnsi="Arial"/>
@@ -12394,7 +12394,7 @@
               <w:spacing w:after="10" w:before="0"/>
               <w:ind w:left="120"/>
             </w:pPr>
-            <w:hyperlink w:history="1" r:id="rIdvx0msbliepk0jnjqwnkn0">
+            <w:hyperlink w:history="1" r:id="rIdza2azhsloxi5gvqgdybsv">
               <w:r>
                 <w:rPr>
                   <w:rFonts w:ascii="Arial" w:cs="Arial" w:eastAsia="Arial" w:hAnsi="Arial"/>
@@ -12439,7 +12439,7 @@
             <w:pPr>
               <w:spacing w:after="20" w:before="0"/>
             </w:pPr>
-            <w:hyperlink w:history="1" r:id="rId5futouakrfav8kjq0uxb5">
+            <w:hyperlink w:history="1" r:id="rIdv2pxbzs1pohdnvv1twruc">
               <w:r>
                 <w:rPr>
                   <w:rFonts w:ascii="Arial" w:cs="Arial" w:eastAsia="Arial" w:hAnsi="Arial"/>
@@ -12472,7 +12472,7 @@
               <w:spacing w:after="10" w:before="0"/>
               <w:ind w:left="120"/>
             </w:pPr>
-            <w:hyperlink w:history="1" r:id="rIdsqfafdlkwmgh1lpxffe1f">
+            <w:hyperlink w:history="1" r:id="rIdw_txe1expkiir6mrqrpr4">
               <w:r>
                 <w:rPr>
                   <w:rFonts w:ascii="Arial" w:cs="Arial" w:eastAsia="Arial" w:hAnsi="Arial"/>
@@ -12667,7 +12667,7 @@
             <w:pPr>
               <w:spacing w:after="20" w:before="0"/>
             </w:pPr>
-            <w:hyperlink w:history="1" r:id="rId8zgaogirxch7kjmyw0gpx">
+            <w:hyperlink w:history="1" r:id="rIdlqdduhf2fcsech-gb1zgp">
               <w:r>
                 <w:rPr>
                   <w:rFonts w:ascii="Arial" w:cs="Arial" w:eastAsia="Arial" w:hAnsi="Arial"/>
@@ -12700,7 +12700,7 @@
               <w:spacing w:after="10" w:before="0"/>
               <w:ind w:left="120"/>
             </w:pPr>
-            <w:hyperlink w:history="1" r:id="rIduk6rw2qu4t8kl_hhdldru">
+            <w:hyperlink w:history="1" r:id="rIdbctfrzveoqtkw-ghtizjt">
               <w:r>
                 <w:rPr>
                   <w:rFonts w:ascii="Arial" w:cs="Arial" w:eastAsia="Arial" w:hAnsi="Arial"/>
@@ -12745,7 +12745,7 @@
             <w:pPr>
               <w:spacing w:after="20" w:before="0"/>
             </w:pPr>
-            <w:hyperlink w:history="1" r:id="rIdxxecv8glu-jsehpkrzh1v">
+            <w:hyperlink w:history="1" r:id="rId_o-lydje9az5stkk04r7q">
               <w:r>
                 <w:rPr>
                   <w:rFonts w:ascii="Arial" w:cs="Arial" w:eastAsia="Arial" w:hAnsi="Arial"/>
@@ -12778,7 +12778,7 @@
               <w:spacing w:after="10" w:before="0"/>
               <w:ind w:left="120"/>
             </w:pPr>
-            <w:hyperlink w:history="1" r:id="rIdahwbjndqoo4h42cj31pam">
+            <w:hyperlink w:history="1" r:id="rIdaelog5uhgxkvvnh_hnze0">
               <w:r>
                 <w:rPr>
                   <w:rFonts w:ascii="Arial" w:cs="Arial" w:eastAsia="Arial" w:hAnsi="Arial"/>
@@ -12973,7 +12973,7 @@
             <w:pPr>
               <w:spacing w:after="20" w:before="0"/>
             </w:pPr>
-            <w:hyperlink w:history="1" r:id="rIdvdd3pvdnfyitvkcrsz5rl">
+            <w:hyperlink w:history="1" r:id="rIdeasyxju4ro9trzoc_3-we">
               <w:r>
                 <w:rPr>
                   <w:rFonts w:ascii="Arial" w:cs="Arial" w:eastAsia="Arial" w:hAnsi="Arial"/>
@@ -13006,7 +13006,7 @@
               <w:spacing w:after="10" w:before="0"/>
               <w:ind w:left="120"/>
             </w:pPr>
-            <w:hyperlink w:history="1" r:id="rIdubdwbtyx8jusunm2_s80l">
+            <w:hyperlink w:history="1" r:id="rIdwbtgwdy5oxyg8pz8xwwon">
               <w:r>
                 <w:rPr>
                   <w:rFonts w:ascii="Arial" w:cs="Arial" w:eastAsia="Arial" w:hAnsi="Arial"/>
@@ -13051,7 +13051,7 @@
             <w:pPr>
               <w:spacing w:after="20" w:before="0"/>
             </w:pPr>
-            <w:hyperlink w:history="1" r:id="rIdncl0jqjfrzkfxvjmanxcw">
+            <w:hyperlink w:history="1" r:id="rIdom-tqux0vczrf5rp_xtez">
               <w:r>
                 <w:rPr>
                   <w:rFonts w:ascii="Arial" w:cs="Arial" w:eastAsia="Arial" w:hAnsi="Arial"/>
@@ -13084,7 +13084,7 @@
               <w:spacing w:after="10" w:before="0"/>
               <w:ind w:left="120"/>
             </w:pPr>
-            <w:hyperlink w:history="1" r:id="rIdllibcxrqmtucu8s9krujn">
+            <w:hyperlink w:history="1" r:id="rIdtbnpmlcp6dap3ztg6jmcp">
               <w:r>
                 <w:rPr>
                   <w:rFonts w:ascii="Arial" w:cs="Arial" w:eastAsia="Arial" w:hAnsi="Arial"/>
@@ -14704,7 +14704,7 @@
             <w:pPr>
               <w:spacing w:after="20" w:before="0"/>
             </w:pPr>
-            <w:hyperlink w:history="1" r:id="rIdiugcwrslnhghsrztvimup">
+            <w:hyperlink w:history="1" r:id="rIdevkoax_gcnxzzpx-dx27e">
               <w:r>
                 <w:rPr>
                   <w:rFonts w:ascii="Arial" w:cs="Arial" w:eastAsia="Arial" w:hAnsi="Arial"/>
@@ -14737,7 +14737,7 @@
               <w:spacing w:after="10" w:before="0"/>
               <w:ind w:left="120"/>
             </w:pPr>
-            <w:hyperlink w:history="1" r:id="rIdl4vd5ogmbx4vcfxxatqyu">
+            <w:hyperlink w:history="1" r:id="rId7nz7iyuywtrular3sp6b-">
               <w:r>
                 <w:rPr>
                   <w:rFonts w:ascii="Arial" w:cs="Arial" w:eastAsia="Arial" w:hAnsi="Arial"/>
@@ -14782,7 +14782,7 @@
             <w:pPr>
               <w:spacing w:after="20" w:before="0"/>
             </w:pPr>
-            <w:hyperlink w:history="1" r:id="rIdy4ajvhqrwquxjqbjoehne">
+            <w:hyperlink w:history="1" r:id="rIdsxtmeksyit9rpmdcllsgm">
               <w:r>
                 <w:rPr>
                   <w:rFonts w:ascii="Arial" w:cs="Arial" w:eastAsia="Arial" w:hAnsi="Arial"/>
@@ -14815,7 +14815,7 @@
               <w:spacing w:after="10" w:before="0"/>
               <w:ind w:left="120"/>
             </w:pPr>
-            <w:hyperlink w:history="1" r:id="rIdaypjtrusenes-0rgxw1gw">
+            <w:hyperlink w:history="1" r:id="rIdtmd49r19lrnztyuzdqayv">
               <w:r>
                 <w:rPr>
                   <w:rFonts w:ascii="Arial" w:cs="Arial" w:eastAsia="Arial" w:hAnsi="Arial"/>
@@ -15010,7 +15010,7 @@
             <w:pPr>
               <w:spacing w:after="20" w:before="0"/>
             </w:pPr>
-            <w:hyperlink w:history="1" r:id="rIdqlnaa1nzioj5bl9_jofue">
+            <w:hyperlink w:history="1" r:id="rId2mwfakrn9xijvkmi2v6fe">
               <w:r>
                 <w:rPr>
                   <w:rFonts w:ascii="Arial" w:cs="Arial" w:eastAsia="Arial" w:hAnsi="Arial"/>
@@ -15043,7 +15043,7 @@
               <w:spacing w:after="10" w:before="0"/>
               <w:ind w:left="120"/>
             </w:pPr>
-            <w:hyperlink w:history="1" r:id="rId-tlfwkkryiiocx1bf9ctc">
+            <w:hyperlink w:history="1" r:id="rIdedl3xynzzl7tpdvnhagxl">
               <w:r>
                 <w:rPr>
                   <w:rFonts w:ascii="Arial" w:cs="Arial" w:eastAsia="Arial" w:hAnsi="Arial"/>
@@ -15088,7 +15088,7 @@
             <w:pPr>
               <w:spacing w:after="20" w:before="0"/>
             </w:pPr>
-            <w:hyperlink w:history="1" r:id="rIdvt99ddd_szmf9tmaxtal8">
+            <w:hyperlink w:history="1" r:id="rIdpvis7rr0i8oawqqtem9h7">
               <w:r>
                 <w:rPr>
                   <w:rFonts w:ascii="Arial" w:cs="Arial" w:eastAsia="Arial" w:hAnsi="Arial"/>
@@ -15121,7 +15121,7 @@
               <w:spacing w:after="10" w:before="0"/>
               <w:ind w:left="120"/>
             </w:pPr>
-            <w:hyperlink w:history="1" r:id="rIdpsyfxlkr8-5hmzoqpcqaa">
+            <w:hyperlink w:history="1" r:id="rId7cfmrr7hbks9xcrp3dyl2">
               <w:r>
                 <w:rPr>
                   <w:rFonts w:ascii="Arial" w:cs="Arial" w:eastAsia="Arial" w:hAnsi="Arial"/>
@@ -15316,7 +15316,7 @@
             <w:pPr>
               <w:spacing w:after="20" w:before="0"/>
             </w:pPr>
-            <w:hyperlink w:history="1" r:id="rIdhpaptbvjr5lndir-ei0at">
+            <w:hyperlink w:history="1" r:id="rIdld8yb2a_s5b0qbpl5en82">
               <w:r>
                 <w:rPr>
                   <w:rFonts w:ascii="Arial" w:cs="Arial" w:eastAsia="Arial" w:hAnsi="Arial"/>
@@ -15349,7 +15349,7 @@
               <w:spacing w:after="10" w:before="0"/>
               <w:ind w:left="120"/>
             </w:pPr>
-            <w:hyperlink w:history="1" r:id="rIdxttuqqrheh5vp2irulkut">
+            <w:hyperlink w:history="1" r:id="rIdpaxmbtxi0aupcmujgu3u-">
               <w:r>
                 <w:rPr>
                   <w:rFonts w:ascii="Arial" w:cs="Arial" w:eastAsia="Arial" w:hAnsi="Arial"/>
@@ -15394,7 +15394,7 @@
             <w:pPr>
               <w:spacing w:after="20" w:before="0"/>
             </w:pPr>
-            <w:hyperlink w:history="1" r:id="rIdiqotatm6jrd6bgn3zeann">
+            <w:hyperlink w:history="1" r:id="rIdk7gwpw6y96-glyi11f1pc">
               <w:r>
                 <w:rPr>
                   <w:rFonts w:ascii="Arial" w:cs="Arial" w:eastAsia="Arial" w:hAnsi="Arial"/>
@@ -15427,7 +15427,7 @@
               <w:spacing w:after="10" w:before="0"/>
               <w:ind w:left="120"/>
             </w:pPr>
-            <w:hyperlink w:history="1" r:id="rIdf4hpfnevyfifa2pwfhz3c">
+            <w:hyperlink w:history="1" r:id="rId5tsa0fwhxrvxjjmebvzvf">
               <w:r>
                 <w:rPr>
                   <w:rFonts w:ascii="Arial" w:cs="Arial" w:eastAsia="Arial" w:hAnsi="Arial"/>
@@ -15622,7 +15622,7 @@
             <w:pPr>
               <w:spacing w:after="20" w:before="0"/>
             </w:pPr>
-            <w:hyperlink w:history="1" r:id="rIdg2-uvgkdaf4spxedkoha7">
+            <w:hyperlink w:history="1" r:id="rIdmxdzw8xfcgjzicsnkpzez">
               <w:r>
                 <w:rPr>
                   <w:rFonts w:ascii="Arial" w:cs="Arial" w:eastAsia="Arial" w:hAnsi="Arial"/>
@@ -15655,7 +15655,7 @@
               <w:spacing w:after="10" w:before="0"/>
               <w:ind w:left="120"/>
             </w:pPr>
-            <w:hyperlink w:history="1" r:id="rIdiarh-ml6gdjwp79jtbdgt">
+            <w:hyperlink w:history="1" r:id="rIdwwr7_rhxowqn1rg-qzknc">
               <w:r>
                 <w:rPr>
                   <w:rFonts w:ascii="Arial" w:cs="Arial" w:eastAsia="Arial" w:hAnsi="Arial"/>
@@ -15700,7 +15700,7 @@
             <w:pPr>
               <w:spacing w:after="20" w:before="0"/>
             </w:pPr>
-            <w:hyperlink w:history="1" r:id="rIdgx-l97qmi4ae4y1snhspv">
+            <w:hyperlink w:history="1" r:id="rId5k-ary7natrlfbieq46yv">
               <w:r>
                 <w:rPr>
                   <w:rFonts w:ascii="Arial" w:cs="Arial" w:eastAsia="Arial" w:hAnsi="Arial"/>
@@ -15733,7 +15733,7 @@
               <w:spacing w:after="10" w:before="0"/>
               <w:ind w:left="120"/>
             </w:pPr>
-            <w:hyperlink w:history="1" r:id="rIdd4yw7dk8srsbj6rabf-ir">
+            <w:hyperlink w:history="1" r:id="rIde5m5ctnpml2t-dfivexge">
               <w:r>
                 <w:rPr>
                   <w:rFonts w:ascii="Arial" w:cs="Arial" w:eastAsia="Arial" w:hAnsi="Arial"/>
@@ -15928,7 +15928,7 @@
             <w:pPr>
               <w:spacing w:after="20" w:before="0"/>
             </w:pPr>
-            <w:hyperlink w:history="1" r:id="rIddijiiyf4yug2-aeholqdn">
+            <w:hyperlink w:history="1" r:id="rIdorkdvhwydbe-7zbokcwot">
               <w:r>
                 <w:rPr>
                   <w:rFonts w:ascii="Arial" w:cs="Arial" w:eastAsia="Arial" w:hAnsi="Arial"/>
@@ -15961,7 +15961,7 @@
               <w:spacing w:after="10" w:before="0"/>
               <w:ind w:left="120"/>
             </w:pPr>
-            <w:hyperlink w:history="1" r:id="rIdtdwo7aobvkjvfu25fb5gp">
+            <w:hyperlink w:history="1" r:id="rIdl1x_p4yssw9yutdypfbuu">
               <w:r>
                 <w:rPr>
                   <w:rFonts w:ascii="Arial" w:cs="Arial" w:eastAsia="Arial" w:hAnsi="Arial"/>
@@ -16006,7 +16006,7 @@
             <w:pPr>
               <w:spacing w:after="20" w:before="0"/>
             </w:pPr>
-            <w:hyperlink w:history="1" r:id="rId6b_musk2txr2-elfoh4ie">
+            <w:hyperlink w:history="1" r:id="rIdxxxhlr0o5zmnk5fwgrzus">
               <w:r>
                 <w:rPr>
                   <w:rFonts w:ascii="Arial" w:cs="Arial" w:eastAsia="Arial" w:hAnsi="Arial"/>
@@ -16039,7 +16039,7 @@
               <w:spacing w:after="10" w:before="0"/>
               <w:ind w:left="120"/>
             </w:pPr>
-            <w:hyperlink w:history="1" r:id="rIdhoo_3nof3l43o90ra3jo6">
+            <w:hyperlink w:history="1" r:id="rIdljxi9bitabjoy_rdpota2">
               <w:r>
                 <w:rPr>
                   <w:rFonts w:ascii="Arial" w:cs="Arial" w:eastAsia="Arial" w:hAnsi="Arial"/>
@@ -17526,7 +17526,7 @@
             <w:pPr>
               <w:spacing w:after="20" w:before="0"/>
             </w:pPr>
-            <w:hyperlink w:history="1" r:id="rIdhnvbmtedifhm3j4tteutw">
+            <w:hyperlink w:history="1" r:id="rId58nyfjdioelzgm1qxdxfc">
               <w:r>
                 <w:rPr>
                   <w:rFonts w:ascii="Arial" w:cs="Arial" w:eastAsia="Arial" w:hAnsi="Arial"/>
@@ -17559,7 +17559,7 @@
               <w:spacing w:after="10" w:before="0"/>
               <w:ind w:left="120"/>
             </w:pPr>
-            <w:hyperlink w:history="1" r:id="rIdaedpxlbksqirjawavfzz1">
+            <w:hyperlink w:history="1" r:id="rIdazdvxkxlb0thto5me9e0w">
               <w:r>
                 <w:rPr>
                   <w:rFonts w:ascii="Arial" w:cs="Arial" w:eastAsia="Arial" w:hAnsi="Arial"/>
@@ -17604,7 +17604,7 @@
             <w:pPr>
               <w:spacing w:after="20" w:before="0"/>
             </w:pPr>
-            <w:hyperlink w:history="1" r:id="rIdfg4gqkf_y4a6smgwqrfxm">
+            <w:hyperlink w:history="1" r:id="rId3-h-ked6pfuuhl6vimhpo">
               <w:r>
                 <w:rPr>
                   <w:rFonts w:ascii="Arial" w:cs="Arial" w:eastAsia="Arial" w:hAnsi="Arial"/>
@@ -17637,7 +17637,7 @@
               <w:spacing w:after="10" w:before="0"/>
               <w:ind w:left="120"/>
             </w:pPr>
-            <w:hyperlink w:history="1" r:id="rId4v07_-wivv2tncyp0xzck">
+            <w:hyperlink w:history="1" r:id="rIdrvjudfy2gw4gcgckjtczo">
               <w:r>
                 <w:rPr>
                   <w:rFonts w:ascii="Arial" w:cs="Arial" w:eastAsia="Arial" w:hAnsi="Arial"/>
@@ -17832,7 +17832,7 @@
             <w:pPr>
               <w:spacing w:after="20" w:before="0"/>
             </w:pPr>
-            <w:hyperlink w:history="1" r:id="rIdydcp8-ogeqzgg6dnn1z2s">
+            <w:hyperlink w:history="1" r:id="rIdx9r-hmwmk3gfrul5aavnb">
               <w:r>
                 <w:rPr>
                   <w:rFonts w:ascii="Arial" w:cs="Arial" w:eastAsia="Arial" w:hAnsi="Arial"/>
@@ -17865,7 +17865,7 @@
               <w:spacing w:after="10" w:before="0"/>
               <w:ind w:left="120"/>
             </w:pPr>
-            <w:hyperlink w:history="1" r:id="rIddasrilkdxaendrqpzke4b">
+            <w:hyperlink w:history="1" r:id="rIdbdhgwwigajyp7prhply-t">
               <w:r>
                 <w:rPr>
                   <w:rFonts w:ascii="Arial" w:cs="Arial" w:eastAsia="Arial" w:hAnsi="Arial"/>
@@ -17910,7 +17910,7 @@
             <w:pPr>
               <w:spacing w:after="20" w:before="0"/>
             </w:pPr>
-            <w:hyperlink w:history="1" r:id="rIdn1qwoqoa78hozdszetxee">
+            <w:hyperlink w:history="1" r:id="rIdmii1ewjqalep57v9bzzb9">
               <w:r>
                 <w:rPr>
                   <w:rFonts w:ascii="Arial" w:cs="Arial" w:eastAsia="Arial" w:hAnsi="Arial"/>
@@ -17943,7 +17943,7 @@
               <w:spacing w:after="10" w:before="0"/>
               <w:ind w:left="120"/>
             </w:pPr>
-            <w:hyperlink w:history="1" r:id="rIdxh3kuz9o3twfju2wrdcan">
+            <w:hyperlink w:history="1" r:id="rIdh4ryqkkf2d5ur1n0wmlqs">
               <w:r>
                 <w:rPr>
                   <w:rFonts w:ascii="Arial" w:cs="Arial" w:eastAsia="Arial" w:hAnsi="Arial"/>
@@ -18138,7 +18138,7 @@
             <w:pPr>
               <w:spacing w:after="20" w:before="0"/>
             </w:pPr>
-            <w:hyperlink w:history="1" r:id="rIdc6qbo3jxk_knnoezhz76n">
+            <w:hyperlink w:history="1" r:id="rIdohyjrlnxwsosv6dtpcyqf">
               <w:r>
                 <w:rPr>
                   <w:rFonts w:ascii="Arial" w:cs="Arial" w:eastAsia="Arial" w:hAnsi="Arial"/>
@@ -18171,7 +18171,7 @@
               <w:spacing w:after="10" w:before="0"/>
               <w:ind w:left="120"/>
             </w:pPr>
-            <w:hyperlink w:history="1" r:id="rIdcxtq9sysuxjodh_cgpxz1">
+            <w:hyperlink w:history="1" r:id="rIdwhvm7f5ba2kwh1kanhjce">
               <w:r>
                 <w:rPr>
                   <w:rFonts w:ascii="Arial" w:cs="Arial" w:eastAsia="Arial" w:hAnsi="Arial"/>
@@ -18216,7 +18216,7 @@
             <w:pPr>
               <w:spacing w:after="20" w:before="0"/>
             </w:pPr>
-            <w:hyperlink w:history="1" r:id="rId-jmqeiwwym8cdbpgcladt">
+            <w:hyperlink w:history="1" r:id="rIde8ai7bs9aidcdk2_mmejw">
               <w:r>
                 <w:rPr>
                   <w:rFonts w:ascii="Arial" w:cs="Arial" w:eastAsia="Arial" w:hAnsi="Arial"/>
@@ -18249,7 +18249,7 @@
               <w:spacing w:after="10" w:before="0"/>
               <w:ind w:left="120"/>
             </w:pPr>
-            <w:hyperlink w:history="1" r:id="rId-jgtu0h_ouvptfzadwncv">
+            <w:hyperlink w:history="1" r:id="rIdwogs02idi3r5mxn7zmfnb">
               <w:r>
                 <w:rPr>
                   <w:rFonts w:ascii="Arial" w:cs="Arial" w:eastAsia="Arial" w:hAnsi="Arial"/>
@@ -18444,7 +18444,7 @@
             <w:pPr>
               <w:spacing w:after="20" w:before="0"/>
             </w:pPr>
-            <w:hyperlink w:history="1" r:id="rIdnun2r3w00ccc5ysfc_h0-">
+            <w:hyperlink w:history="1" r:id="rIdkbjv01b1d8uw43nplnbfm">
               <w:r>
                 <w:rPr>
                   <w:rFonts w:ascii="Arial" w:cs="Arial" w:eastAsia="Arial" w:hAnsi="Arial"/>
@@ -18477,7 +18477,7 @@
               <w:spacing w:after="10" w:before="0"/>
               <w:ind w:left="120"/>
             </w:pPr>
-            <w:hyperlink w:history="1" r:id="rId78sx0pcur42ozof8oodqb">
+            <w:hyperlink w:history="1" r:id="rIdqfmwgqymysl75clc6-hea">
               <w:r>
                 <w:rPr>
                   <w:rFonts w:ascii="Arial" w:cs="Arial" w:eastAsia="Arial" w:hAnsi="Arial"/>
@@ -18522,7 +18522,7 @@
             <w:pPr>
               <w:spacing w:after="20" w:before="0"/>
             </w:pPr>
-            <w:hyperlink w:history="1" r:id="rIdkqlou8wqikxocmnku9dqf">
+            <w:hyperlink w:history="1" r:id="rId5bhh1glmivkfgfvj3lw6s">
               <w:r>
                 <w:rPr>
                   <w:rFonts w:ascii="Arial" w:cs="Arial" w:eastAsia="Arial" w:hAnsi="Arial"/>
@@ -18555,7 +18555,7 @@
               <w:spacing w:after="10" w:before="0"/>
               <w:ind w:left="120"/>
             </w:pPr>
-            <w:hyperlink w:history="1" r:id="rIdrsq_cc4fwgnjotzrtcixs">
+            <w:hyperlink w:history="1" r:id="rId_3yck004cfrsiezpt2yic">
               <w:r>
                 <w:rPr>
                   <w:rFonts w:ascii="Arial" w:cs="Arial" w:eastAsia="Arial" w:hAnsi="Arial"/>
@@ -18750,7 +18750,7 @@
             <w:pPr>
               <w:spacing w:after="20" w:before="0"/>
             </w:pPr>
-            <w:hyperlink w:history="1" r:id="rIdlk5jvpk8mhu1qou_ufft2">
+            <w:hyperlink w:history="1" r:id="rIdsjkz_ka1tie_tmc1zw9nl">
               <w:r>
                 <w:rPr>
                   <w:rFonts w:ascii="Arial" w:cs="Arial" w:eastAsia="Arial" w:hAnsi="Arial"/>
@@ -18783,7 +18783,7 @@
               <w:spacing w:after="10" w:before="0"/>
               <w:ind w:left="120"/>
             </w:pPr>
-            <w:hyperlink w:history="1" r:id="rIdjvlz6kxnldvv52z-oiqln">
+            <w:hyperlink w:history="1" r:id="rIdjkyiygnfmo9jbgrnfgt2a">
               <w:r>
                 <w:rPr>
                   <w:rFonts w:ascii="Arial" w:cs="Arial" w:eastAsia="Arial" w:hAnsi="Arial"/>
@@ -18828,7 +18828,7 @@
             <w:pPr>
               <w:spacing w:after="20" w:before="0"/>
             </w:pPr>
-            <w:hyperlink w:history="1" r:id="rIdclmnwrnz77vkbkhugdgi2">
+            <w:hyperlink w:history="1" r:id="rIdwngo5qno2rcqcigxgy6t8">
               <w:r>
                 <w:rPr>
                   <w:rFonts w:ascii="Arial" w:cs="Arial" w:eastAsia="Arial" w:hAnsi="Arial"/>
@@ -18861,7 +18861,7 @@
               <w:spacing w:after="10" w:before="0"/>
               <w:ind w:left="120"/>
             </w:pPr>
-            <w:hyperlink w:history="1" r:id="rIdxlwmydpu_bzqqxlsgjfzh">
+            <w:hyperlink w:history="1" r:id="rId7yaab8limva8hkyz20rzm">
               <w:r>
                 <w:rPr>
                   <w:rFonts w:ascii="Arial" w:cs="Arial" w:eastAsia="Arial" w:hAnsi="Arial"/>
@@ -20348,7 +20348,7 @@
             <w:pPr>
               <w:spacing w:after="20" w:before="0"/>
             </w:pPr>
-            <w:hyperlink w:history="1" r:id="rIdas_wwqtwxn_x99ivngsco">
+            <w:hyperlink w:history="1" r:id="rIdjs45pmxsbvnqd3eezzsgz">
               <w:r>
                 <w:rPr>
                   <w:rFonts w:ascii="Arial" w:cs="Arial" w:eastAsia="Arial" w:hAnsi="Arial"/>
@@ -20381,7 +20381,7 @@
               <w:spacing w:after="10" w:before="0"/>
               <w:ind w:left="120"/>
             </w:pPr>
-            <w:hyperlink w:history="1" r:id="rIdwm1qmfovg-4xvobk_kmlh">
+            <w:hyperlink w:history="1" r:id="rId9xoa2lakk6185od_jniyu">
               <w:r>
                 <w:rPr>
                   <w:rFonts w:ascii="Arial" w:cs="Arial" w:eastAsia="Arial" w:hAnsi="Arial"/>
@@ -20426,7 +20426,7 @@
             <w:pPr>
               <w:spacing w:after="20" w:before="0"/>
             </w:pPr>
-            <w:hyperlink w:history="1" r:id="rIdv9fuakbfgluszorwqbz3o">
+            <w:hyperlink w:history="1" r:id="rIdzojsaq__4d1qgfo8qe3k3">
               <w:r>
                 <w:rPr>
                   <w:rFonts w:ascii="Arial" w:cs="Arial" w:eastAsia="Arial" w:hAnsi="Arial"/>
@@ -20459,7 +20459,7 @@
               <w:spacing w:after="10" w:before="0"/>
               <w:ind w:left="120"/>
             </w:pPr>
-            <w:hyperlink w:history="1" r:id="rIdqnezefhmmm9qsqlx-eoxv">
+            <w:hyperlink w:history="1" r:id="rIdsokk6dj41_kvyjyi2u1ew">
               <w:r>
                 <w:rPr>
                   <w:rFonts w:ascii="Arial" w:cs="Arial" w:eastAsia="Arial" w:hAnsi="Arial"/>
@@ -20654,7 +20654,7 @@
             <w:pPr>
               <w:spacing w:after="20" w:before="0"/>
             </w:pPr>
-            <w:hyperlink w:history="1" r:id="rIdoznudenrpcxh89x7zjh8x">
+            <w:hyperlink w:history="1" r:id="rId3_dbj1m8edx6qc5vtguqc">
               <w:r>
                 <w:rPr>
                   <w:rFonts w:ascii="Arial" w:cs="Arial" w:eastAsia="Arial" w:hAnsi="Arial"/>
@@ -20687,7 +20687,7 @@
               <w:spacing w:after="10" w:before="0"/>
               <w:ind w:left="120"/>
             </w:pPr>
-            <w:hyperlink w:history="1" r:id="rIdqtlbndy4fdqkdj8qmm7rg">
+            <w:hyperlink w:history="1" r:id="rIdjkcib_ukaxfoo0bk6pzvk">
               <w:r>
                 <w:rPr>
                   <w:rFonts w:ascii="Arial" w:cs="Arial" w:eastAsia="Arial" w:hAnsi="Arial"/>
@@ -20732,7 +20732,7 @@
             <w:pPr>
               <w:spacing w:after="20" w:before="0"/>
             </w:pPr>
-            <w:hyperlink w:history="1" r:id="rIdyhxhf7uzctt4kooyefat6">
+            <w:hyperlink w:history="1" r:id="rIdmwc5kkvifcnn81lfqyifb">
               <w:r>
                 <w:rPr>
                   <w:rFonts w:ascii="Arial" w:cs="Arial" w:eastAsia="Arial" w:hAnsi="Arial"/>
@@ -20765,7 +20765,7 @@
               <w:spacing w:after="10" w:before="0"/>
               <w:ind w:left="120"/>
             </w:pPr>
-            <w:hyperlink w:history="1" r:id="rIdw-vfk9cpc-s9n290phsoe">
+            <w:hyperlink w:history="1" r:id="rIduj2o4twugf1arczg7icom">
               <w:r>
                 <w:rPr>
                   <w:rFonts w:ascii="Arial" w:cs="Arial" w:eastAsia="Arial" w:hAnsi="Arial"/>
@@ -20960,7 +20960,7 @@
             <w:pPr>
               <w:spacing w:after="20" w:before="0"/>
             </w:pPr>
-            <w:hyperlink w:history="1" r:id="rIdz-0xwnu6fzx-lsexdv_wi">
+            <w:hyperlink w:history="1" r:id="rIdmi05tk2qkv4wx-wazigqw">
               <w:r>
                 <w:rPr>
                   <w:rFonts w:ascii="Arial" w:cs="Arial" w:eastAsia="Arial" w:hAnsi="Arial"/>
@@ -20993,7 +20993,7 @@
               <w:spacing w:after="10" w:before="0"/>
               <w:ind w:left="120"/>
             </w:pPr>
-            <w:hyperlink w:history="1" r:id="rIdkzvwqhemabityh0wwxmrd">
+            <w:hyperlink w:history="1" r:id="rId0s8qpynkzz9xbb5u_otyz">
               <w:r>
                 <w:rPr>
                   <w:rFonts w:ascii="Arial" w:cs="Arial" w:eastAsia="Arial" w:hAnsi="Arial"/>
@@ -21038,7 +21038,7 @@
             <w:pPr>
               <w:spacing w:after="20" w:before="0"/>
             </w:pPr>
-            <w:hyperlink w:history="1" r:id="rIdjpymwix0pfkjnhgoqxwus">
+            <w:hyperlink w:history="1" r:id="rIdgjp7vcpinnv_ehxz1z9_b">
               <w:r>
                 <w:rPr>
                   <w:rFonts w:ascii="Arial" w:cs="Arial" w:eastAsia="Arial" w:hAnsi="Arial"/>
@@ -21071,7 +21071,7 @@
               <w:spacing w:after="10" w:before="0"/>
               <w:ind w:left="120"/>
             </w:pPr>
-            <w:hyperlink w:history="1" r:id="rIdvmsdqo-tjsfqwzeyxqgnh">
+            <w:hyperlink w:history="1" r:id="rIdnwv4bto36578mmx4oeis1">
               <w:r>
                 <w:rPr>
                   <w:rFonts w:ascii="Arial" w:cs="Arial" w:eastAsia="Arial" w:hAnsi="Arial"/>
@@ -21266,7 +21266,7 @@
             <w:pPr>
               <w:spacing w:after="20" w:before="0"/>
             </w:pPr>
-            <w:hyperlink w:history="1" r:id="rId_m1t3t7xmy_0zrwo2yrqf">
+            <w:hyperlink w:history="1" r:id="rIducotmniegz1rxiarm3gps">
               <w:r>
                 <w:rPr>
                   <w:rFonts w:ascii="Arial" w:cs="Arial" w:eastAsia="Arial" w:hAnsi="Arial"/>
@@ -21299,7 +21299,7 @@
               <w:spacing w:after="10" w:before="0"/>
               <w:ind w:left="120"/>
             </w:pPr>
-            <w:hyperlink w:history="1" r:id="rIducpphxirmkckoml4qfgt0">
+            <w:hyperlink w:history="1" r:id="rId4hvilb20m0ibniabzvg56">
               <w:r>
                 <w:rPr>
                   <w:rFonts w:ascii="Arial" w:cs="Arial" w:eastAsia="Arial" w:hAnsi="Arial"/>
@@ -21344,7 +21344,7 @@
             <w:pPr>
               <w:spacing w:after="20" w:before="0"/>
             </w:pPr>
-            <w:hyperlink w:history="1" r:id="rIdqbsfgodcxuikvhejcy4ex">
+            <w:hyperlink w:history="1" r:id="rIdn66zgyur7w9t7mdj37wsr">
               <w:r>
                 <w:rPr>
                   <w:rFonts w:ascii="Arial" w:cs="Arial" w:eastAsia="Arial" w:hAnsi="Arial"/>
@@ -21377,7 +21377,7 @@
               <w:spacing w:after="10" w:before="0"/>
               <w:ind w:left="120"/>
             </w:pPr>
-            <w:hyperlink w:history="1" r:id="rIddri_jvrtpjdpwp7n6fqct">
+            <w:hyperlink w:history="1" r:id="rIdezgvcmeepisvlh55bxz6i">
               <w:r>
                 <w:rPr>
                   <w:rFonts w:ascii="Arial" w:cs="Arial" w:eastAsia="Arial" w:hAnsi="Arial"/>
@@ -21572,7 +21572,7 @@
             <w:pPr>
               <w:spacing w:after="20" w:before="0"/>
             </w:pPr>
-            <w:hyperlink w:history="1" r:id="rId9wyghqhl04_u1clylsnvo">
+            <w:hyperlink w:history="1" r:id="rIdvfnkfogyh3r4bgf1o5cx_">
               <w:r>
                 <w:rPr>
                   <w:rFonts w:ascii="Arial" w:cs="Arial" w:eastAsia="Arial" w:hAnsi="Arial"/>
@@ -21605,7 +21605,7 @@
               <w:spacing w:after="10" w:before="0"/>
               <w:ind w:left="120"/>
             </w:pPr>
-            <w:hyperlink w:history="1" r:id="rId1em1-revzi-5ksvcnre3b">
+            <w:hyperlink w:history="1" r:id="rIdnp1tijfd94fncjmi18fpo">
               <w:r>
                 <w:rPr>
                   <w:rFonts w:ascii="Arial" w:cs="Arial" w:eastAsia="Arial" w:hAnsi="Arial"/>
@@ -21650,7 +21650,7 @@
             <w:pPr>
               <w:spacing w:after="20" w:before="0"/>
             </w:pPr>
-            <w:hyperlink w:history="1" r:id="rIdl1rjiyo2i8acda-pfcajg">
+            <w:hyperlink w:history="1" r:id="rIddnabcmvfs-kqkvbxsa1k-">
               <w:r>
                 <w:rPr>
                   <w:rFonts w:ascii="Arial" w:cs="Arial" w:eastAsia="Arial" w:hAnsi="Arial"/>
@@ -21683,7 +21683,7 @@
               <w:spacing w:after="10" w:before="0"/>
               <w:ind w:left="120"/>
             </w:pPr>
-            <w:hyperlink w:history="1" r:id="rIdbvqk3vebqvx-leqqct1g0">
+            <w:hyperlink w:history="1" r:id="rIdxsznxjq78qcqkx9mnvht9">
               <w:r>
                 <w:rPr>
                   <w:rFonts w:ascii="Arial" w:cs="Arial" w:eastAsia="Arial" w:hAnsi="Arial"/>
@@ -23170,7 +23170,7 @@
             <w:pPr>
               <w:spacing w:after="20" w:before="0"/>
             </w:pPr>
-            <w:hyperlink w:history="1" r:id="rIdyw3-h7ldcpn0-tq222atc">
+            <w:hyperlink w:history="1" r:id="rIdoq0dbgsducpc1shzonrz2">
               <w:r>
                 <w:rPr>
                   <w:rFonts w:ascii="Arial" w:cs="Arial" w:eastAsia="Arial" w:hAnsi="Arial"/>
@@ -23203,7 +23203,7 @@
               <w:spacing w:after="10" w:before="0"/>
               <w:ind w:left="120"/>
             </w:pPr>
-            <w:hyperlink w:history="1" r:id="rIdune5x3wqbxpyqvv_d86yf">
+            <w:hyperlink w:history="1" r:id="rIddzuly1nkzs8xn8jjgdx4-">
               <w:r>
                 <w:rPr>
                   <w:rFonts w:ascii="Arial" w:cs="Arial" w:eastAsia="Arial" w:hAnsi="Arial"/>
@@ -23248,7 +23248,7 @@
             <w:pPr>
               <w:spacing w:after="20" w:before="0"/>
             </w:pPr>
-            <w:hyperlink w:history="1" r:id="rIdeide5baoaldc025odm6dp">
+            <w:hyperlink w:history="1" r:id="rIdinow8qhg_iwcwbtbotvcy">
               <w:r>
                 <w:rPr>
                   <w:rFonts w:ascii="Arial" w:cs="Arial" w:eastAsia="Arial" w:hAnsi="Arial"/>
@@ -23281,7 +23281,7 @@
               <w:spacing w:after="10" w:before="0"/>
               <w:ind w:left="120"/>
             </w:pPr>
-            <w:hyperlink w:history="1" r:id="rId5kes18fpbzt3cvktn99sx">
+            <w:hyperlink w:history="1" r:id="rIddywnztcyp7oxrxn1pfs5y">
               <w:r>
                 <w:rPr>
                   <w:rFonts w:ascii="Arial" w:cs="Arial" w:eastAsia="Arial" w:hAnsi="Arial"/>
@@ -23476,7 +23476,7 @@
             <w:pPr>
               <w:spacing w:after="20" w:before="0"/>
             </w:pPr>
-            <w:hyperlink w:history="1" r:id="rIdbsab30tkt4eimamkpslb5">
+            <w:hyperlink w:history="1" r:id="rId7ff2i_g81jrvj5ib5eneb">
               <w:r>
                 <w:rPr>
                   <w:rFonts w:ascii="Arial" w:cs="Arial" w:eastAsia="Arial" w:hAnsi="Arial"/>
@@ -23509,7 +23509,7 @@
               <w:spacing w:after="10" w:before="0"/>
               <w:ind w:left="120"/>
             </w:pPr>
-            <w:hyperlink w:history="1" r:id="rIdy4vpg5dlta2enld1nw4ec">
+            <w:hyperlink w:history="1" r:id="rIdory8opphj9mhcm39zfykj">
               <w:r>
                 <w:rPr>
                   <w:rFonts w:ascii="Arial" w:cs="Arial" w:eastAsia="Arial" w:hAnsi="Arial"/>
@@ -23554,7 +23554,7 @@
             <w:pPr>
               <w:spacing w:after="20" w:before="0"/>
             </w:pPr>
-            <w:hyperlink w:history="1" r:id="rIdea_qx85l_hbodjherrlvj">
+            <w:hyperlink w:history="1" r:id="rId9sxgm4quoc4vovf_umuql">
               <w:r>
                 <w:rPr>
                   <w:rFonts w:ascii="Arial" w:cs="Arial" w:eastAsia="Arial" w:hAnsi="Arial"/>
@@ -23587,7 +23587,7 @@
               <w:spacing w:after="10" w:before="0"/>
               <w:ind w:left="120"/>
             </w:pPr>
-            <w:hyperlink w:history="1" r:id="rIdccssnyy9sbtmrbrruygvm">
+            <w:hyperlink w:history="1" r:id="rIdk6uujmgzgpzzzxyj8lpdl">
               <w:r>
                 <w:rPr>
                   <w:rFonts w:ascii="Arial" w:cs="Arial" w:eastAsia="Arial" w:hAnsi="Arial"/>
@@ -23782,7 +23782,7 @@
             <w:pPr>
               <w:spacing w:after="20" w:before="0"/>
             </w:pPr>
-            <w:hyperlink w:history="1" r:id="rIdkrc5nlfh2uecp34anc2ok">
+            <w:hyperlink w:history="1" r:id="rId_ulegox38cip5ddcre4b5">
               <w:r>
                 <w:rPr>
                   <w:rFonts w:ascii="Arial" w:cs="Arial" w:eastAsia="Arial" w:hAnsi="Arial"/>
@@ -23815,7 +23815,7 @@
               <w:spacing w:after="10" w:before="0"/>
               <w:ind w:left="120"/>
             </w:pPr>
-            <w:hyperlink w:history="1" r:id="rIdy4s-tfzms3dscxhzlizvr">
+            <w:hyperlink w:history="1" r:id="rIdwigd0h9sdsr0wswywppgr">
               <w:r>
                 <w:rPr>
                   <w:rFonts w:ascii="Arial" w:cs="Arial" w:eastAsia="Arial" w:hAnsi="Arial"/>
@@ -23860,7 +23860,7 @@
             <w:pPr>
               <w:spacing w:after="20" w:before="0"/>
             </w:pPr>
-            <w:hyperlink w:history="1" r:id="rIdoae5jl3mq7lyvvhpvgqvm">
+            <w:hyperlink w:history="1" r:id="rId22ozc494cdirmgdppm67x">
               <w:r>
                 <w:rPr>
                   <w:rFonts w:ascii="Arial" w:cs="Arial" w:eastAsia="Arial" w:hAnsi="Arial"/>
@@ -23893,7 +23893,7 @@
               <w:spacing w:after="10" w:before="0"/>
               <w:ind w:left="120"/>
             </w:pPr>
-            <w:hyperlink w:history="1" r:id="rIdon5xwqxuvgiqyf2jgnp1j">
+            <w:hyperlink w:history="1" r:id="rId6a5w_qk79qyd7rku4-sdw">
               <w:r>
                 <w:rPr>
                   <w:rFonts w:ascii="Arial" w:cs="Arial" w:eastAsia="Arial" w:hAnsi="Arial"/>
@@ -24088,7 +24088,7 @@
             <w:pPr>
               <w:spacing w:after="20" w:before="0"/>
             </w:pPr>
-            <w:hyperlink w:history="1" r:id="rIdyvi3memd2kl8yvwoc5tlg">
+            <w:hyperlink w:history="1" r:id="rIdzcsmu4k6gxrekrmysebfw">
               <w:r>
                 <w:rPr>
                   <w:rFonts w:ascii="Arial" w:cs="Arial" w:eastAsia="Arial" w:hAnsi="Arial"/>
@@ -24121,7 +24121,7 @@
               <w:spacing w:after="10" w:before="0"/>
               <w:ind w:left="120"/>
             </w:pPr>
-            <w:hyperlink w:history="1" r:id="rIduvx2lghngf1lq9i9t9rad">
+            <w:hyperlink w:history="1" r:id="rId8rpiow7lbh5gmaw20ufyf">
               <w:r>
                 <w:rPr>
                   <w:rFonts w:ascii="Arial" w:cs="Arial" w:eastAsia="Arial" w:hAnsi="Arial"/>
@@ -24166,7 +24166,7 @@
             <w:pPr>
               <w:spacing w:after="20" w:before="0"/>
             </w:pPr>
-            <w:hyperlink w:history="1" r:id="rIdbempv1wjprdjgbukwkgi7">
+            <w:hyperlink w:history="1" r:id="rIds_ti5e4vj3vfmoboj67zl">
               <w:r>
                 <w:rPr>
                   <w:rFonts w:ascii="Arial" w:cs="Arial" w:eastAsia="Arial" w:hAnsi="Arial"/>
@@ -24199,7 +24199,7 @@
               <w:spacing w:after="10" w:before="0"/>
               <w:ind w:left="120"/>
             </w:pPr>
-            <w:hyperlink w:history="1" r:id="rIdijpx65yrfa4rjv96frnwi">
+            <w:hyperlink w:history="1" r:id="rIdi9ksc_r1hbo5rtsfuv1a0">
               <w:r>
                 <w:rPr>
                   <w:rFonts w:ascii="Arial" w:cs="Arial" w:eastAsia="Arial" w:hAnsi="Arial"/>
@@ -24394,7 +24394,7 @@
             <w:pPr>
               <w:spacing w:after="20" w:before="0"/>
             </w:pPr>
-            <w:hyperlink w:history="1" r:id="rIdxixq6vqudmujrftigprlf">
+            <w:hyperlink w:history="1" r:id="rId3yrkr7kerl2feamqw6ste">
               <w:r>
                 <w:rPr>
                   <w:rFonts w:ascii="Arial" w:cs="Arial" w:eastAsia="Arial" w:hAnsi="Arial"/>
@@ -24427,7 +24427,7 @@
               <w:spacing w:after="10" w:before="0"/>
               <w:ind w:left="120"/>
             </w:pPr>
-            <w:hyperlink w:history="1" r:id="rIdegkdrtngq74j_k92dpapp">
+            <w:hyperlink w:history="1" r:id="rIdmagazpun0qy-bf-h8csqr">
               <w:r>
                 <w:rPr>
                   <w:rFonts w:ascii="Arial" w:cs="Arial" w:eastAsia="Arial" w:hAnsi="Arial"/>
@@ -24472,7 +24472,7 @@
             <w:pPr>
               <w:spacing w:after="20" w:before="0"/>
             </w:pPr>
-            <w:hyperlink w:history="1" r:id="rIdfpjegs6qfzsnf3aq8vbwv">
+            <w:hyperlink w:history="1" r:id="rIdgyzyydv7ewc6y72kd1vql">
               <w:r>
                 <w:rPr>
                   <w:rFonts w:ascii="Arial" w:cs="Arial" w:eastAsia="Arial" w:hAnsi="Arial"/>
@@ -24505,7 +24505,7 @@
               <w:spacing w:after="10" w:before="0"/>
               <w:ind w:left="120"/>
             </w:pPr>
-            <w:hyperlink w:history="1" r:id="rId5xcp1hk7fulhjr3zrjscr">
+            <w:hyperlink w:history="1" r:id="rIdidwzon3rzlr3dnsty7edl">
               <w:r>
                 <w:rPr>
                   <w:rFonts w:ascii="Arial" w:cs="Arial" w:eastAsia="Arial" w:hAnsi="Arial"/>

--- a/data/outputs/v2/Maths/SS2.2_Area_of_Polygons/Mathematics_Area_of_Polygons_CBE_LessonSequence.docx
+++ b/data/outputs/v2/Maths/SS2.2_Area_of_Polygons/Mathematics_Area_of_Polygons_CBE_LessonSequence.docx
@@ -3283,7 +3283,7 @@
             <w:pPr>
               <w:spacing w:after="20" w:before="0"/>
             </w:pPr>
-            <w:hyperlink w:history="1" r:id="rIdv5sqep7udybyh22mq7hd3">
+            <w:hyperlink w:history="1" r:id="rIdolm59ngoirbddjmaqnmub">
               <w:r>
                 <w:rPr>
                   <w:rFonts w:ascii="Arial" w:cs="Arial" w:eastAsia="Arial" w:hAnsi="Arial"/>
@@ -3316,7 +3316,7 @@
               <w:spacing w:after="10" w:before="0"/>
               <w:ind w:left="120"/>
             </w:pPr>
-            <w:hyperlink w:history="1" r:id="rIdee7za_v1vzay_kb3gkgv3">
+            <w:hyperlink w:history="1" r:id="rIdcyvtammaqgykczd2qx9zj">
               <w:r>
                 <w:rPr>
                   <w:rFonts w:ascii="Arial" w:cs="Arial" w:eastAsia="Arial" w:hAnsi="Arial"/>
@@ -3361,7 +3361,7 @@
             <w:pPr>
               <w:spacing w:after="20" w:before="0"/>
             </w:pPr>
-            <w:hyperlink w:history="1" r:id="rIddhwsolbutrot2dnitvarl">
+            <w:hyperlink w:history="1" r:id="rIdccxf2dnmee5eay6kwiir0">
               <w:r>
                 <w:rPr>
                   <w:rFonts w:ascii="Arial" w:cs="Arial" w:eastAsia="Arial" w:hAnsi="Arial"/>
@@ -3394,7 +3394,7 @@
               <w:spacing w:after="10" w:before="0"/>
               <w:ind w:left="120"/>
             </w:pPr>
-            <w:hyperlink w:history="1" r:id="rIdergwj65pjxnyxx1arg9cw">
+            <w:hyperlink w:history="1" r:id="rIdu11d_rvr9vbot0xwvlgsa">
               <w:r>
                 <w:rPr>
                   <w:rFonts w:ascii="Arial" w:cs="Arial" w:eastAsia="Arial" w:hAnsi="Arial"/>
@@ -3589,7 +3589,7 @@
             <w:pPr>
               <w:spacing w:after="20" w:before="0"/>
             </w:pPr>
-            <w:hyperlink w:history="1" r:id="rIdcfmc09_qqzxwhzbxa0uq5">
+            <w:hyperlink w:history="1" r:id="rId3urrfgwcwcdngtz4jnxaa">
               <w:r>
                 <w:rPr>
                   <w:rFonts w:ascii="Arial" w:cs="Arial" w:eastAsia="Arial" w:hAnsi="Arial"/>
@@ -3622,7 +3622,7 @@
               <w:spacing w:after="10" w:before="0"/>
               <w:ind w:left="120"/>
             </w:pPr>
-            <w:hyperlink w:history="1" r:id="rIdho8xenqwixbcvb32xzo7h">
+            <w:hyperlink w:history="1" r:id="rId5npk9nepa3inic_-hvyhd">
               <w:r>
                 <w:rPr>
                   <w:rFonts w:ascii="Arial" w:cs="Arial" w:eastAsia="Arial" w:hAnsi="Arial"/>
@@ -3667,7 +3667,7 @@
             <w:pPr>
               <w:spacing w:after="20" w:before="0"/>
             </w:pPr>
-            <w:hyperlink w:history="1" r:id="rIdm9vb5a_nxgio5zazbpnef">
+            <w:hyperlink w:history="1" r:id="rIdp6vxky3-cnocwz_rghypv">
               <w:r>
                 <w:rPr>
                   <w:rFonts w:ascii="Arial" w:cs="Arial" w:eastAsia="Arial" w:hAnsi="Arial"/>
@@ -3700,7 +3700,7 @@
               <w:spacing w:after="10" w:before="0"/>
               <w:ind w:left="120"/>
             </w:pPr>
-            <w:hyperlink w:history="1" r:id="rIdv_di02qbgfc579-aeyajx">
+            <w:hyperlink w:history="1" r:id="rIdvh4klgnquuxmpswagidfx">
               <w:r>
                 <w:rPr>
                   <w:rFonts w:ascii="Arial" w:cs="Arial" w:eastAsia="Arial" w:hAnsi="Arial"/>
@@ -3895,7 +3895,7 @@
             <w:pPr>
               <w:spacing w:after="20" w:before="0"/>
             </w:pPr>
-            <w:hyperlink w:history="1" r:id="rIdbfwotqluemvsc68ygfh1-">
+            <w:hyperlink w:history="1" r:id="rIddy6l-puchmg2o94t8ve8d">
               <w:r>
                 <w:rPr>
                   <w:rFonts w:ascii="Arial" w:cs="Arial" w:eastAsia="Arial" w:hAnsi="Arial"/>
@@ -3928,7 +3928,7 @@
               <w:spacing w:after="10" w:before="0"/>
               <w:ind w:left="120"/>
             </w:pPr>
-            <w:hyperlink w:history="1" r:id="rIdpnmmbimk11iomjqfkhl1c">
+            <w:hyperlink w:history="1" r:id="rIdnkvxivvobtloynfefgfwk">
               <w:r>
                 <w:rPr>
                   <w:rFonts w:ascii="Arial" w:cs="Arial" w:eastAsia="Arial" w:hAnsi="Arial"/>
@@ -3973,7 +3973,7 @@
             <w:pPr>
               <w:spacing w:after="20" w:before="0"/>
             </w:pPr>
-            <w:hyperlink w:history="1" r:id="rId3sx9j7cuua_w-fubchojg">
+            <w:hyperlink w:history="1" r:id="rIdbutdjnbn-x9ewrm5k7d_n">
               <w:r>
                 <w:rPr>
                   <w:rFonts w:ascii="Arial" w:cs="Arial" w:eastAsia="Arial" w:hAnsi="Arial"/>
@@ -4006,7 +4006,7 @@
               <w:spacing w:after="10" w:before="0"/>
               <w:ind w:left="120"/>
             </w:pPr>
-            <w:hyperlink w:history="1" r:id="rIdoma3aavdt1xvr8e0es8tm">
+            <w:hyperlink w:history="1" r:id="rIdq9uvsvhuvjux2thnpvhjy">
               <w:r>
                 <w:rPr>
                   <w:rFonts w:ascii="Arial" w:cs="Arial" w:eastAsia="Arial" w:hAnsi="Arial"/>
@@ -4201,7 +4201,7 @@
             <w:pPr>
               <w:spacing w:after="20" w:before="0"/>
             </w:pPr>
-            <w:hyperlink w:history="1" r:id="rIdngqtetatgaldcaiukbfq_">
+            <w:hyperlink w:history="1" r:id="rId8etqmz43usr3m5sntqqv9">
               <w:r>
                 <w:rPr>
                   <w:rFonts w:ascii="Arial" w:cs="Arial" w:eastAsia="Arial" w:hAnsi="Arial"/>
@@ -4234,7 +4234,7 @@
               <w:spacing w:after="10" w:before="0"/>
               <w:ind w:left="120"/>
             </w:pPr>
-            <w:hyperlink w:history="1" r:id="rId4ihznt1j7oc6hn0u5eoc9">
+            <w:hyperlink w:history="1" r:id="rIdzj6hlo1cplke01pek3y7e">
               <w:r>
                 <w:rPr>
                   <w:rFonts w:ascii="Arial" w:cs="Arial" w:eastAsia="Arial" w:hAnsi="Arial"/>
@@ -4279,7 +4279,7 @@
             <w:pPr>
               <w:spacing w:after="20" w:before="0"/>
             </w:pPr>
-            <w:hyperlink w:history="1" r:id="rId3ojygzbcanqc4vsxqhtz4">
+            <w:hyperlink w:history="1" r:id="rIdmcll3633klhtlkvpwcimk">
               <w:r>
                 <w:rPr>
                   <w:rFonts w:ascii="Arial" w:cs="Arial" w:eastAsia="Arial" w:hAnsi="Arial"/>
@@ -4312,7 +4312,7 @@
               <w:spacing w:after="10" w:before="0"/>
               <w:ind w:left="120"/>
             </w:pPr>
-            <w:hyperlink w:history="1" r:id="rIdnxjpiks4wnkyfhfpeuqez">
+            <w:hyperlink w:history="1" r:id="rIdz0celrgnuz-iebp9pvpwy">
               <w:r>
                 <w:rPr>
                   <w:rFonts w:ascii="Arial" w:cs="Arial" w:eastAsia="Arial" w:hAnsi="Arial"/>
@@ -4507,7 +4507,7 @@
             <w:pPr>
               <w:spacing w:after="20" w:before="0"/>
             </w:pPr>
-            <w:hyperlink w:history="1" r:id="rIdeazzmaduoqpumrqwkwgzz">
+            <w:hyperlink w:history="1" r:id="rIdw7kndv4qzpuq2arxprcsx">
               <w:r>
                 <w:rPr>
                   <w:rFonts w:ascii="Arial" w:cs="Arial" w:eastAsia="Arial" w:hAnsi="Arial"/>
@@ -4540,7 +4540,7 @@
               <w:spacing w:after="10" w:before="0"/>
               <w:ind w:left="120"/>
             </w:pPr>
-            <w:hyperlink w:history="1" r:id="rIdfftue38blapd8atavuyy_">
+            <w:hyperlink w:history="1" r:id="rId-rsovcknxdqavfoxbn4st">
               <w:r>
                 <w:rPr>
                   <w:rFonts w:ascii="Arial" w:cs="Arial" w:eastAsia="Arial" w:hAnsi="Arial"/>
@@ -4585,7 +4585,7 @@
             <w:pPr>
               <w:spacing w:after="20" w:before="0"/>
             </w:pPr>
-            <w:hyperlink w:history="1" r:id="rId6ube7nov4ouvyhvq2m_f-">
+            <w:hyperlink w:history="1" r:id="rIdyncp_mzqfh8sypkz0sxp1">
               <w:r>
                 <w:rPr>
                   <w:rFonts w:ascii="Arial" w:cs="Arial" w:eastAsia="Arial" w:hAnsi="Arial"/>
@@ -4618,7 +4618,7 @@
               <w:spacing w:after="10" w:before="0"/>
               <w:ind w:left="120"/>
             </w:pPr>
-            <w:hyperlink w:history="1" r:id="rIdqglbxgfrj4uzapocikvua">
+            <w:hyperlink w:history="1" r:id="rIdy59dfkwojnkjh7at1w9f3">
               <w:r>
                 <w:rPr>
                   <w:rFonts w:ascii="Arial" w:cs="Arial" w:eastAsia="Arial" w:hAnsi="Arial"/>
@@ -6105,7 +6105,7 @@
             <w:pPr>
               <w:spacing w:after="20" w:before="0"/>
             </w:pPr>
-            <w:hyperlink w:history="1" r:id="rIdd1tvinqvd58x4prley_ej">
+            <w:hyperlink w:history="1" r:id="rIdgugirdevoqxjhrpyw47o4">
               <w:r>
                 <w:rPr>
                   <w:rFonts w:ascii="Arial" w:cs="Arial" w:eastAsia="Arial" w:hAnsi="Arial"/>
@@ -6138,7 +6138,7 @@
               <w:spacing w:after="10" w:before="0"/>
               <w:ind w:left="120"/>
             </w:pPr>
-            <w:hyperlink w:history="1" r:id="rIdsbaafbtps2w82_ias3sbt">
+            <w:hyperlink w:history="1" r:id="rIdozrdwir518n_9hh6fkohr">
               <w:r>
                 <w:rPr>
                   <w:rFonts w:ascii="Arial" w:cs="Arial" w:eastAsia="Arial" w:hAnsi="Arial"/>
@@ -6183,7 +6183,7 @@
             <w:pPr>
               <w:spacing w:after="20" w:before="0"/>
             </w:pPr>
-            <w:hyperlink w:history="1" r:id="rIdbdzvqg2xhk3nfatu-l7ja">
+            <w:hyperlink w:history="1" r:id="rId50mtq-ojc5kz0iwiz8dla">
               <w:r>
                 <w:rPr>
                   <w:rFonts w:ascii="Arial" w:cs="Arial" w:eastAsia="Arial" w:hAnsi="Arial"/>
@@ -6216,7 +6216,7 @@
               <w:spacing w:after="10" w:before="0"/>
               <w:ind w:left="120"/>
             </w:pPr>
-            <w:hyperlink w:history="1" r:id="rIduweva7knrmrd0es2weec7">
+            <w:hyperlink w:history="1" r:id="rIdkrc7lz6fx_pwxm9689ort">
               <w:r>
                 <w:rPr>
                   <w:rFonts w:ascii="Arial" w:cs="Arial" w:eastAsia="Arial" w:hAnsi="Arial"/>
@@ -6411,7 +6411,7 @@
             <w:pPr>
               <w:spacing w:after="20" w:before="0"/>
             </w:pPr>
-            <w:hyperlink w:history="1" r:id="rIdlyxz83wearrcdg1dzm5wx">
+            <w:hyperlink w:history="1" r:id="rId5xgitggg_ymtr8jvbfo_h">
               <w:r>
                 <w:rPr>
                   <w:rFonts w:ascii="Arial" w:cs="Arial" w:eastAsia="Arial" w:hAnsi="Arial"/>
@@ -6444,7 +6444,7 @@
               <w:spacing w:after="10" w:before="0"/>
               <w:ind w:left="120"/>
             </w:pPr>
-            <w:hyperlink w:history="1" r:id="rIdhk622wgp7qb2ierf9pdht">
+            <w:hyperlink w:history="1" r:id="rIdkjfip1xrrmpwdij6asx8p">
               <w:r>
                 <w:rPr>
                   <w:rFonts w:ascii="Arial" w:cs="Arial" w:eastAsia="Arial" w:hAnsi="Arial"/>
@@ -6489,7 +6489,7 @@
             <w:pPr>
               <w:spacing w:after="20" w:before="0"/>
             </w:pPr>
-            <w:hyperlink w:history="1" r:id="rId_0o8ycdtzovxcyhyqu71a">
+            <w:hyperlink w:history="1" r:id="rId_thfcbuxpg_3ui1tyw8id">
               <w:r>
                 <w:rPr>
                   <w:rFonts w:ascii="Arial" w:cs="Arial" w:eastAsia="Arial" w:hAnsi="Arial"/>
@@ -6522,7 +6522,7 @@
               <w:spacing w:after="10" w:before="0"/>
               <w:ind w:left="120"/>
             </w:pPr>
-            <w:hyperlink w:history="1" r:id="rIdquxodljzcrulmam2obps3">
+            <w:hyperlink w:history="1" r:id="rIdocmzctmwwnw7zjlmdnjmi">
               <w:r>
                 <w:rPr>
                   <w:rFonts w:ascii="Arial" w:cs="Arial" w:eastAsia="Arial" w:hAnsi="Arial"/>
@@ -6717,7 +6717,7 @@
             <w:pPr>
               <w:spacing w:after="20" w:before="0"/>
             </w:pPr>
-            <w:hyperlink w:history="1" r:id="rIdroelbkqxdbsqtknykedoh">
+            <w:hyperlink w:history="1" r:id="rIdl3sn4adjaot2kc39-krzr">
               <w:r>
                 <w:rPr>
                   <w:rFonts w:ascii="Arial" w:cs="Arial" w:eastAsia="Arial" w:hAnsi="Arial"/>
@@ -6750,7 +6750,7 @@
               <w:spacing w:after="10" w:before="0"/>
               <w:ind w:left="120"/>
             </w:pPr>
-            <w:hyperlink w:history="1" r:id="rId1z-airhanv8jhcp1bkhay">
+            <w:hyperlink w:history="1" r:id="rIdhuqxrj9ogpv5o2ut_jnq7">
               <w:r>
                 <w:rPr>
                   <w:rFonts w:ascii="Arial" w:cs="Arial" w:eastAsia="Arial" w:hAnsi="Arial"/>
@@ -6795,7 +6795,7 @@
             <w:pPr>
               <w:spacing w:after="20" w:before="0"/>
             </w:pPr>
-            <w:hyperlink w:history="1" r:id="rId3vhvyxsdrtbgr97pdrobg">
+            <w:hyperlink w:history="1" r:id="rId2k3vhc-dwndvjsfkpbdi2">
               <w:r>
                 <w:rPr>
                   <w:rFonts w:ascii="Arial" w:cs="Arial" w:eastAsia="Arial" w:hAnsi="Arial"/>
@@ -6828,7 +6828,7 @@
               <w:spacing w:after="10" w:before="0"/>
               <w:ind w:left="120"/>
             </w:pPr>
-            <w:hyperlink w:history="1" r:id="rIdnguoc8zsc9ytnrvlix243">
+            <w:hyperlink w:history="1" r:id="rIdid_82mkop33qqix_maqq7">
               <w:r>
                 <w:rPr>
                   <w:rFonts w:ascii="Arial" w:cs="Arial" w:eastAsia="Arial" w:hAnsi="Arial"/>
@@ -7023,7 +7023,7 @@
             <w:pPr>
               <w:spacing w:after="20" w:before="0"/>
             </w:pPr>
-            <w:hyperlink w:history="1" r:id="rIdpzh4d6unx2nvlracfqpox">
+            <w:hyperlink w:history="1" r:id="rIdl5nskdywc_xelyaqkxqlp">
               <w:r>
                 <w:rPr>
                   <w:rFonts w:ascii="Arial" w:cs="Arial" w:eastAsia="Arial" w:hAnsi="Arial"/>
@@ -7056,7 +7056,7 @@
               <w:spacing w:after="10" w:before="0"/>
               <w:ind w:left="120"/>
             </w:pPr>
-            <w:hyperlink w:history="1" r:id="rIdvjj8ecojpgezwcdelnfor">
+            <w:hyperlink w:history="1" r:id="rIdrq0c-zv9yzk8nmbgh-bmc">
               <w:r>
                 <w:rPr>
                   <w:rFonts w:ascii="Arial" w:cs="Arial" w:eastAsia="Arial" w:hAnsi="Arial"/>
@@ -7101,7 +7101,7 @@
             <w:pPr>
               <w:spacing w:after="20" w:before="0"/>
             </w:pPr>
-            <w:hyperlink w:history="1" r:id="rIdqfcmsdk8ysrosjunebuqm">
+            <w:hyperlink w:history="1" r:id="rIddwp10_popimm_qc85bjhz">
               <w:r>
                 <w:rPr>
                   <w:rFonts w:ascii="Arial" w:cs="Arial" w:eastAsia="Arial" w:hAnsi="Arial"/>
@@ -7134,7 +7134,7 @@
               <w:spacing w:after="10" w:before="0"/>
               <w:ind w:left="120"/>
             </w:pPr>
-            <w:hyperlink w:history="1" r:id="rIdwtmyoqvoy9jjar9ua5ld5">
+            <w:hyperlink w:history="1" r:id="rIdprk_21xvpnxbionzi5zod">
               <w:r>
                 <w:rPr>
                   <w:rFonts w:ascii="Arial" w:cs="Arial" w:eastAsia="Arial" w:hAnsi="Arial"/>
@@ -7329,7 +7329,7 @@
             <w:pPr>
               <w:spacing w:after="20" w:before="0"/>
             </w:pPr>
-            <w:hyperlink w:history="1" r:id="rIdidt6ndrlgcuy7_2gfpmn8">
+            <w:hyperlink w:history="1" r:id="rIdpkjpetvgwok3hkqc7qamc">
               <w:r>
                 <w:rPr>
                   <w:rFonts w:ascii="Arial" w:cs="Arial" w:eastAsia="Arial" w:hAnsi="Arial"/>
@@ -7362,7 +7362,7 @@
               <w:spacing w:after="10" w:before="0"/>
               <w:ind w:left="120"/>
             </w:pPr>
-            <w:hyperlink w:history="1" r:id="rIdry22fnm4rvgt-sy2okus4">
+            <w:hyperlink w:history="1" r:id="rIdf0phfxy89eiiuvrugqvcj">
               <w:r>
                 <w:rPr>
                   <w:rFonts w:ascii="Arial" w:cs="Arial" w:eastAsia="Arial" w:hAnsi="Arial"/>
@@ -7407,7 +7407,7 @@
             <w:pPr>
               <w:spacing w:after="20" w:before="0"/>
             </w:pPr>
-            <w:hyperlink w:history="1" r:id="rIddbz28kihumlf_jrr_cgsx">
+            <w:hyperlink w:history="1" r:id="rIdmbocznxryi2o633itvhcd">
               <w:r>
                 <w:rPr>
                   <w:rFonts w:ascii="Arial" w:cs="Arial" w:eastAsia="Arial" w:hAnsi="Arial"/>
@@ -7440,7 +7440,7 @@
               <w:spacing w:after="10" w:before="0"/>
               <w:ind w:left="120"/>
             </w:pPr>
-            <w:hyperlink w:history="1" r:id="rIdq7vlcy7lx7bmpshg3zdte">
+            <w:hyperlink w:history="1" r:id="rIdfyftglxu_ae2cy896_ktl">
               <w:r>
                 <w:rPr>
                   <w:rFonts w:ascii="Arial" w:cs="Arial" w:eastAsia="Arial" w:hAnsi="Arial"/>
@@ -8927,7 +8927,7 @@
             <w:pPr>
               <w:spacing w:after="20" w:before="0"/>
             </w:pPr>
-            <w:hyperlink w:history="1" r:id="rIdso3hcrsbabranblgloyc-">
+            <w:hyperlink w:history="1" r:id="rIdmxrw96q9yx2djvy8ijsiy">
               <w:r>
                 <w:rPr>
                   <w:rFonts w:ascii="Arial" w:cs="Arial" w:eastAsia="Arial" w:hAnsi="Arial"/>
@@ -8960,7 +8960,7 @@
               <w:spacing w:after="10" w:before="0"/>
               <w:ind w:left="120"/>
             </w:pPr>
-            <w:hyperlink w:history="1" r:id="rIdiwfco9dpusgp212ux2hei">
+            <w:hyperlink w:history="1" r:id="rId71rdxt7ry7rpvwrp5z6e_">
               <w:r>
                 <w:rPr>
                   <w:rFonts w:ascii="Arial" w:cs="Arial" w:eastAsia="Arial" w:hAnsi="Arial"/>
@@ -9005,7 +9005,7 @@
             <w:pPr>
               <w:spacing w:after="20" w:before="0"/>
             </w:pPr>
-            <w:hyperlink w:history="1" r:id="rIdin1yzvzaq1fsgtncqv6ud">
+            <w:hyperlink w:history="1" r:id="rIdlvqbm0cwj5q9gje9j0mcs">
               <w:r>
                 <w:rPr>
                   <w:rFonts w:ascii="Arial" w:cs="Arial" w:eastAsia="Arial" w:hAnsi="Arial"/>
@@ -9038,7 +9038,7 @@
               <w:spacing w:after="10" w:before="0"/>
               <w:ind w:left="120"/>
             </w:pPr>
-            <w:hyperlink w:history="1" r:id="rIdwmffqnlgnunw-akn73xgu">
+            <w:hyperlink w:history="1" r:id="rId-5tesxc_n7fuqwdrks7me">
               <w:r>
                 <w:rPr>
                   <w:rFonts w:ascii="Arial" w:cs="Arial" w:eastAsia="Arial" w:hAnsi="Arial"/>
@@ -9233,7 +9233,7 @@
             <w:pPr>
               <w:spacing w:after="20" w:before="0"/>
             </w:pPr>
-            <w:hyperlink w:history="1" r:id="rIdrw4_6tmt_36-cvyoipby-">
+            <w:hyperlink w:history="1" r:id="rIdrm23nx-0vfg-o2r7ehhkf">
               <w:r>
                 <w:rPr>
                   <w:rFonts w:ascii="Arial" w:cs="Arial" w:eastAsia="Arial" w:hAnsi="Arial"/>
@@ -9266,7 +9266,7 @@
               <w:spacing w:after="10" w:before="0"/>
               <w:ind w:left="120"/>
             </w:pPr>
-            <w:hyperlink w:history="1" r:id="rIdficxwartrlqfgkx-4uqqj">
+            <w:hyperlink w:history="1" r:id="rIdsybvwjwn0hkeuunugmsm4">
               <w:r>
                 <w:rPr>
                   <w:rFonts w:ascii="Arial" w:cs="Arial" w:eastAsia="Arial" w:hAnsi="Arial"/>
@@ -9311,7 +9311,7 @@
             <w:pPr>
               <w:spacing w:after="20" w:before="0"/>
             </w:pPr>
-            <w:hyperlink w:history="1" r:id="rIdabtuk-2z1zhyxevijhoni">
+            <w:hyperlink w:history="1" r:id="rIdvsmqnghj6_eom6xu6dmn6">
               <w:r>
                 <w:rPr>
                   <w:rFonts w:ascii="Arial" w:cs="Arial" w:eastAsia="Arial" w:hAnsi="Arial"/>
@@ -9344,7 +9344,7 @@
               <w:spacing w:after="10" w:before="0"/>
               <w:ind w:left="120"/>
             </w:pPr>
-            <w:hyperlink w:history="1" r:id="rIdgbzbjxaugrqw5n3vi8mnq">
+            <w:hyperlink w:history="1" r:id="rIddbrvvtcpf-xstjpewhfce">
               <w:r>
                 <w:rPr>
                   <w:rFonts w:ascii="Arial" w:cs="Arial" w:eastAsia="Arial" w:hAnsi="Arial"/>
@@ -9539,7 +9539,7 @@
             <w:pPr>
               <w:spacing w:after="20" w:before="0"/>
             </w:pPr>
-            <w:hyperlink w:history="1" r:id="rIdovrax5320zvndipriz_yu">
+            <w:hyperlink w:history="1" r:id="rIdenqnsus0luivejnnxjy2e">
               <w:r>
                 <w:rPr>
                   <w:rFonts w:ascii="Arial" w:cs="Arial" w:eastAsia="Arial" w:hAnsi="Arial"/>
@@ -9572,7 +9572,7 @@
               <w:spacing w:after="10" w:before="0"/>
               <w:ind w:left="120"/>
             </w:pPr>
-            <w:hyperlink w:history="1" r:id="rIdn0i040q2dmk7puojky6vb">
+            <w:hyperlink w:history="1" r:id="rIdlacch-jkuagosm1ne0xjd">
               <w:r>
                 <w:rPr>
                   <w:rFonts w:ascii="Arial" w:cs="Arial" w:eastAsia="Arial" w:hAnsi="Arial"/>
@@ -9617,7 +9617,7 @@
             <w:pPr>
               <w:spacing w:after="20" w:before="0"/>
             </w:pPr>
-            <w:hyperlink w:history="1" r:id="rIdhyqatsljxiyhg2tuwv1bo">
+            <w:hyperlink w:history="1" r:id="rIdbjmnxdfycqgex0mrs5qyz">
               <w:r>
                 <w:rPr>
                   <w:rFonts w:ascii="Arial" w:cs="Arial" w:eastAsia="Arial" w:hAnsi="Arial"/>
@@ -9650,7 +9650,7 @@
               <w:spacing w:after="10" w:before="0"/>
               <w:ind w:left="120"/>
             </w:pPr>
-            <w:hyperlink w:history="1" r:id="rId_seyvrufzlajuzamtbrlt">
+            <w:hyperlink w:history="1" r:id="rId3dkcwajes3m1rqf3xeeks">
               <w:r>
                 <w:rPr>
                   <w:rFonts w:ascii="Arial" w:cs="Arial" w:eastAsia="Arial" w:hAnsi="Arial"/>
@@ -9845,7 +9845,7 @@
             <w:pPr>
               <w:spacing w:after="20" w:before="0"/>
             </w:pPr>
-            <w:hyperlink w:history="1" r:id="rIdamiag6coxh7w1_4v2ejwj">
+            <w:hyperlink w:history="1" r:id="rIdjxghmm5lp10tp0xr_a_5t">
               <w:r>
                 <w:rPr>
                   <w:rFonts w:ascii="Arial" w:cs="Arial" w:eastAsia="Arial" w:hAnsi="Arial"/>
@@ -9878,7 +9878,7 @@
               <w:spacing w:after="10" w:before="0"/>
               <w:ind w:left="120"/>
             </w:pPr>
-            <w:hyperlink w:history="1" r:id="rIdaaomhm6bhv-j3plwem2pq">
+            <w:hyperlink w:history="1" r:id="rIdphg9qzri033fgcdogmzad">
               <w:r>
                 <w:rPr>
                   <w:rFonts w:ascii="Arial" w:cs="Arial" w:eastAsia="Arial" w:hAnsi="Arial"/>
@@ -9923,7 +9923,7 @@
             <w:pPr>
               <w:spacing w:after="20" w:before="0"/>
             </w:pPr>
-            <w:hyperlink w:history="1" r:id="rIdjagdb5nrazqsf6y0htymv">
+            <w:hyperlink w:history="1" r:id="rId43pn9x1s55whwymcuwqzr">
               <w:r>
                 <w:rPr>
                   <w:rFonts w:ascii="Arial" w:cs="Arial" w:eastAsia="Arial" w:hAnsi="Arial"/>
@@ -9956,7 +9956,7 @@
               <w:spacing w:after="10" w:before="0"/>
               <w:ind w:left="120"/>
             </w:pPr>
-            <w:hyperlink w:history="1" r:id="rIdmsds7ugx9xalsgjv1o5zi">
+            <w:hyperlink w:history="1" r:id="rIdklzuofncacwkvoe7t046s">
               <w:r>
                 <w:rPr>
                   <w:rFonts w:ascii="Arial" w:cs="Arial" w:eastAsia="Arial" w:hAnsi="Arial"/>
@@ -10151,7 +10151,7 @@
             <w:pPr>
               <w:spacing w:after="20" w:before="0"/>
             </w:pPr>
-            <w:hyperlink w:history="1" r:id="rId-3_y7qdqxyf152ety8hyw">
+            <w:hyperlink w:history="1" r:id="rIdl0ft33c8cg1v63t7cccm3">
               <w:r>
                 <w:rPr>
                   <w:rFonts w:ascii="Arial" w:cs="Arial" w:eastAsia="Arial" w:hAnsi="Arial"/>
@@ -10184,7 +10184,7 @@
               <w:spacing w:after="10" w:before="0"/>
               <w:ind w:left="120"/>
             </w:pPr>
-            <w:hyperlink w:history="1" r:id="rIdn72bvzk-yq-jqbmxysuso">
+            <w:hyperlink w:history="1" r:id="rIdflsjcloz9hcjt-z2g7po-">
               <w:r>
                 <w:rPr>
                   <w:rFonts w:ascii="Arial" w:cs="Arial" w:eastAsia="Arial" w:hAnsi="Arial"/>
@@ -10229,7 +10229,7 @@
             <w:pPr>
               <w:spacing w:after="20" w:before="0"/>
             </w:pPr>
-            <w:hyperlink w:history="1" r:id="rIdg4hhttnte20y1byl0v8qm">
+            <w:hyperlink w:history="1" r:id="rIdoi3sbmbtsnj9urfmsurhg">
               <w:r>
                 <w:rPr>
                   <w:rFonts w:ascii="Arial" w:cs="Arial" w:eastAsia="Arial" w:hAnsi="Arial"/>
@@ -10262,7 +10262,7 @@
               <w:spacing w:after="10" w:before="0"/>
               <w:ind w:left="120"/>
             </w:pPr>
-            <w:hyperlink w:history="1" r:id="rIdyuzxe8xiti_t2yonb7vv1">
+            <w:hyperlink w:history="1" r:id="rIdi6um32u_53jskljp17n7n">
               <w:r>
                 <w:rPr>
                   <w:rFonts w:ascii="Arial" w:cs="Arial" w:eastAsia="Arial" w:hAnsi="Arial"/>
@@ -11749,7 +11749,7 @@
             <w:pPr>
               <w:spacing w:after="20" w:before="0"/>
             </w:pPr>
-            <w:hyperlink w:history="1" r:id="rIdy3jkcqvwjvgp4xlq0utzw">
+            <w:hyperlink w:history="1" r:id="rIdsq-j5mxux5lf18jwmjcgb">
               <w:r>
                 <w:rPr>
                   <w:rFonts w:ascii="Arial" w:cs="Arial" w:eastAsia="Arial" w:hAnsi="Arial"/>
@@ -11782,7 +11782,7 @@
               <w:spacing w:after="10" w:before="0"/>
               <w:ind w:left="120"/>
             </w:pPr>
-            <w:hyperlink w:history="1" r:id="rIdhg79r5yx0rr6-jqsyxfim">
+            <w:hyperlink w:history="1" r:id="rIdzfmbv3qrsvqqjyu33ddm1">
               <w:r>
                 <w:rPr>
                   <w:rFonts w:ascii="Arial" w:cs="Arial" w:eastAsia="Arial" w:hAnsi="Arial"/>
@@ -11827,7 +11827,7 @@
             <w:pPr>
               <w:spacing w:after="20" w:before="0"/>
             </w:pPr>
-            <w:hyperlink w:history="1" r:id="rIdfeqfh8w-31j6eieh5kgtc">
+            <w:hyperlink w:history="1" r:id="rIdfifscny5qd1n6uhupzjwh">
               <w:r>
                 <w:rPr>
                   <w:rFonts w:ascii="Arial" w:cs="Arial" w:eastAsia="Arial" w:hAnsi="Arial"/>
@@ -11860,7 +11860,7 @@
               <w:spacing w:after="10" w:before="0"/>
               <w:ind w:left="120"/>
             </w:pPr>
-            <w:hyperlink w:history="1" r:id="rIduuoacnmggjuzpxs89qefr">
+            <w:hyperlink w:history="1" r:id="rIdbchlwky_jnkamkluxwwms">
               <w:r>
                 <w:rPr>
                   <w:rFonts w:ascii="Arial" w:cs="Arial" w:eastAsia="Arial" w:hAnsi="Arial"/>
@@ -12055,7 +12055,7 @@
             <w:pPr>
               <w:spacing w:after="20" w:before="0"/>
             </w:pPr>
-            <w:hyperlink w:history="1" r:id="rIdmirsaxaavxsg_7-nzpdjp">
+            <w:hyperlink w:history="1" r:id="rIdqnkjnvj65ptoiefutva_s">
               <w:r>
                 <w:rPr>
                   <w:rFonts w:ascii="Arial" w:cs="Arial" w:eastAsia="Arial" w:hAnsi="Arial"/>
@@ -12088,7 +12088,7 @@
               <w:spacing w:after="10" w:before="0"/>
               <w:ind w:left="120"/>
             </w:pPr>
-            <w:hyperlink w:history="1" r:id="rIdf6k7xccrgejm0bil0yfqs">
+            <w:hyperlink w:history="1" r:id="rId6fnzdfidkhjwomwwbblad">
               <w:r>
                 <w:rPr>
                   <w:rFonts w:ascii="Arial" w:cs="Arial" w:eastAsia="Arial" w:hAnsi="Arial"/>
@@ -12133,7 +12133,7 @@
             <w:pPr>
               <w:spacing w:after="20" w:before="0"/>
             </w:pPr>
-            <w:hyperlink w:history="1" r:id="rId_x1wrubxw5rrdgzdh1lwt">
+            <w:hyperlink w:history="1" r:id="rId7bdf9aqrdzpy_9hnbaekb">
               <w:r>
                 <w:rPr>
                   <w:rFonts w:ascii="Arial" w:cs="Arial" w:eastAsia="Arial" w:hAnsi="Arial"/>
@@ -12166,7 +12166,7 @@
               <w:spacing w:after="10" w:before="0"/>
               <w:ind w:left="120"/>
             </w:pPr>
-            <w:hyperlink w:history="1" r:id="rIdgeqemuki_r9zxmwwnb_y3">
+            <w:hyperlink w:history="1" r:id="rIdfgdzyczxz-lwc2vir5i5o">
               <w:r>
                 <w:rPr>
                   <w:rFonts w:ascii="Arial" w:cs="Arial" w:eastAsia="Arial" w:hAnsi="Arial"/>
@@ -12361,7 +12361,7 @@
             <w:pPr>
               <w:spacing w:after="20" w:before="0"/>
             </w:pPr>
-            <w:hyperlink w:history="1" r:id="rId4qsha5nahq14xxbckgu19">
+            <w:hyperlink w:history="1" r:id="rId_e0x0sywuc8dvqj290gip">
               <w:r>
                 <w:rPr>
                   <w:rFonts w:ascii="Arial" w:cs="Arial" w:eastAsia="Arial" w:hAnsi="Arial"/>
@@ -12394,7 +12394,7 @@
               <w:spacing w:after="10" w:before="0"/>
               <w:ind w:left="120"/>
             </w:pPr>
-            <w:hyperlink w:history="1" r:id="rIdza2azhsloxi5gvqgdybsv">
+            <w:hyperlink w:history="1" r:id="rId2ofnskrlmh_x4ancdmkx1">
               <w:r>
                 <w:rPr>
                   <w:rFonts w:ascii="Arial" w:cs="Arial" w:eastAsia="Arial" w:hAnsi="Arial"/>
@@ -12439,7 +12439,7 @@
             <w:pPr>
               <w:spacing w:after="20" w:before="0"/>
             </w:pPr>
-            <w:hyperlink w:history="1" r:id="rIdv2pxbzs1pohdnvv1twruc">
+            <w:hyperlink w:history="1" r:id="rIdomfe-6wc8fax-gzhb3wjk">
               <w:r>
                 <w:rPr>
                   <w:rFonts w:ascii="Arial" w:cs="Arial" w:eastAsia="Arial" w:hAnsi="Arial"/>
@@ -12472,7 +12472,7 @@
               <w:spacing w:after="10" w:before="0"/>
               <w:ind w:left="120"/>
             </w:pPr>
-            <w:hyperlink w:history="1" r:id="rIdw_txe1expkiir6mrqrpr4">
+            <w:hyperlink w:history="1" r:id="rIdlcvdcwn2kwfebifrj83wg">
               <w:r>
                 <w:rPr>
                   <w:rFonts w:ascii="Arial" w:cs="Arial" w:eastAsia="Arial" w:hAnsi="Arial"/>
@@ -12667,7 +12667,7 @@
             <w:pPr>
               <w:spacing w:after="20" w:before="0"/>
             </w:pPr>
-            <w:hyperlink w:history="1" r:id="rIdlqdduhf2fcsech-gb1zgp">
+            <w:hyperlink w:history="1" r:id="rIdlnnaplyagntsbtyeaxewo">
               <w:r>
                 <w:rPr>
                   <w:rFonts w:ascii="Arial" w:cs="Arial" w:eastAsia="Arial" w:hAnsi="Arial"/>
@@ -12700,7 +12700,7 @@
               <w:spacing w:after="10" w:before="0"/>
               <w:ind w:left="120"/>
             </w:pPr>
-            <w:hyperlink w:history="1" r:id="rIdbctfrzveoqtkw-ghtizjt">
+            <w:hyperlink w:history="1" r:id="rIdonu4fyz5dxfgsbnqbhvrc">
               <w:r>
                 <w:rPr>
                   <w:rFonts w:ascii="Arial" w:cs="Arial" w:eastAsia="Arial" w:hAnsi="Arial"/>
@@ -12745,7 +12745,7 @@
             <w:pPr>
               <w:spacing w:after="20" w:before="0"/>
             </w:pPr>
-            <w:hyperlink w:history="1" r:id="rId_o-lydje9az5stkk04r7q">
+            <w:hyperlink w:history="1" r:id="rId9trbdyt5fmda6zcamqohy">
               <w:r>
                 <w:rPr>
                   <w:rFonts w:ascii="Arial" w:cs="Arial" w:eastAsia="Arial" w:hAnsi="Arial"/>
@@ -12778,7 +12778,7 @@
               <w:spacing w:after="10" w:before="0"/>
               <w:ind w:left="120"/>
             </w:pPr>
-            <w:hyperlink w:history="1" r:id="rIdaelog5uhgxkvvnh_hnze0">
+            <w:hyperlink w:history="1" r:id="rIdpmorjz4t8r2kq1q9ud8nr">
               <w:r>
                 <w:rPr>
                   <w:rFonts w:ascii="Arial" w:cs="Arial" w:eastAsia="Arial" w:hAnsi="Arial"/>
@@ -12973,7 +12973,7 @@
             <w:pPr>
               <w:spacing w:after="20" w:before="0"/>
             </w:pPr>
-            <w:hyperlink w:history="1" r:id="rIdeasyxju4ro9trzoc_3-we">
+            <w:hyperlink w:history="1" r:id="rIdlyzpwoowitf1b3l3a0bsa">
               <w:r>
                 <w:rPr>
                   <w:rFonts w:ascii="Arial" w:cs="Arial" w:eastAsia="Arial" w:hAnsi="Arial"/>
@@ -13006,7 +13006,7 @@
               <w:spacing w:after="10" w:before="0"/>
               <w:ind w:left="120"/>
             </w:pPr>
-            <w:hyperlink w:history="1" r:id="rIdwbtgwdy5oxyg8pz8xwwon">
+            <w:hyperlink w:history="1" r:id="rIdwhcm62_nw4p0yiagjjig4">
               <w:r>
                 <w:rPr>
                   <w:rFonts w:ascii="Arial" w:cs="Arial" w:eastAsia="Arial" w:hAnsi="Arial"/>
@@ -13051,7 +13051,7 @@
             <w:pPr>
               <w:spacing w:after="20" w:before="0"/>
             </w:pPr>
-            <w:hyperlink w:history="1" r:id="rIdom-tqux0vczrf5rp_xtez">
+            <w:hyperlink w:history="1" r:id="rId3mck6ztoesi-c7dr30dn_">
               <w:r>
                 <w:rPr>
                   <w:rFonts w:ascii="Arial" w:cs="Arial" w:eastAsia="Arial" w:hAnsi="Arial"/>
@@ -13084,7 +13084,7 @@
               <w:spacing w:after="10" w:before="0"/>
               <w:ind w:left="120"/>
             </w:pPr>
-            <w:hyperlink w:history="1" r:id="rIdtbnpmlcp6dap3ztg6jmcp">
+            <w:hyperlink w:history="1" r:id="rIdgvrahgymgy5rryjxbb8eu">
               <w:r>
                 <w:rPr>
                   <w:rFonts w:ascii="Arial" w:cs="Arial" w:eastAsia="Arial" w:hAnsi="Arial"/>
@@ -14704,7 +14704,7 @@
             <w:pPr>
               <w:spacing w:after="20" w:before="0"/>
             </w:pPr>
-            <w:hyperlink w:history="1" r:id="rIdevkoax_gcnxzzpx-dx27e">
+            <w:hyperlink w:history="1" r:id="rIdco45nbh7pd-q3rfrhofs5">
               <w:r>
                 <w:rPr>
                   <w:rFonts w:ascii="Arial" w:cs="Arial" w:eastAsia="Arial" w:hAnsi="Arial"/>
@@ -14737,7 +14737,7 @@
               <w:spacing w:after="10" w:before="0"/>
               <w:ind w:left="120"/>
             </w:pPr>
-            <w:hyperlink w:history="1" r:id="rId7nz7iyuywtrular3sp6b-">
+            <w:hyperlink w:history="1" r:id="rIdxing7iwanv398e7zxjl0c">
               <w:r>
                 <w:rPr>
                   <w:rFonts w:ascii="Arial" w:cs="Arial" w:eastAsia="Arial" w:hAnsi="Arial"/>
@@ -14782,7 +14782,7 @@
             <w:pPr>
               <w:spacing w:after="20" w:before="0"/>
             </w:pPr>
-            <w:hyperlink w:history="1" r:id="rIdsxtmeksyit9rpmdcllsgm">
+            <w:hyperlink w:history="1" r:id="rId3pzbj11tssy16s8tu594s">
               <w:r>
                 <w:rPr>
                   <w:rFonts w:ascii="Arial" w:cs="Arial" w:eastAsia="Arial" w:hAnsi="Arial"/>
@@ -14815,7 +14815,7 @@
               <w:spacing w:after="10" w:before="0"/>
               <w:ind w:left="120"/>
             </w:pPr>
-            <w:hyperlink w:history="1" r:id="rIdtmd49r19lrnztyuzdqayv">
+            <w:hyperlink w:history="1" r:id="rId7bsp2iun4q810fdwjwbiw">
               <w:r>
                 <w:rPr>
                   <w:rFonts w:ascii="Arial" w:cs="Arial" w:eastAsia="Arial" w:hAnsi="Arial"/>
@@ -15010,7 +15010,7 @@
             <w:pPr>
               <w:spacing w:after="20" w:before="0"/>
             </w:pPr>
-            <w:hyperlink w:history="1" r:id="rId2mwfakrn9xijvkmi2v6fe">
+            <w:hyperlink w:history="1" r:id="rId-azrrhqzqyorbojujzz54">
               <w:r>
                 <w:rPr>
                   <w:rFonts w:ascii="Arial" w:cs="Arial" w:eastAsia="Arial" w:hAnsi="Arial"/>
@@ -15043,7 +15043,7 @@
               <w:spacing w:after="10" w:before="0"/>
               <w:ind w:left="120"/>
             </w:pPr>
-            <w:hyperlink w:history="1" r:id="rIdedl3xynzzl7tpdvnhagxl">
+            <w:hyperlink w:history="1" r:id="rId9fbeibksyu7b0vdm4rdga">
               <w:r>
                 <w:rPr>
                   <w:rFonts w:ascii="Arial" w:cs="Arial" w:eastAsia="Arial" w:hAnsi="Arial"/>
@@ -15088,7 +15088,7 @@
             <w:pPr>
               <w:spacing w:after="20" w:before="0"/>
             </w:pPr>
-            <w:hyperlink w:history="1" r:id="rIdpvis7rr0i8oawqqtem9h7">
+            <w:hyperlink w:history="1" r:id="rIdosakhalij-4fkwpj4txeq">
               <w:r>
                 <w:rPr>
                   <w:rFonts w:ascii="Arial" w:cs="Arial" w:eastAsia="Arial" w:hAnsi="Arial"/>
@@ -15121,7 +15121,7 @@
               <w:spacing w:after="10" w:before="0"/>
               <w:ind w:left="120"/>
             </w:pPr>
-            <w:hyperlink w:history="1" r:id="rId7cfmrr7hbks9xcrp3dyl2">
+            <w:hyperlink w:history="1" r:id="rIdmcc3x-gbjthkdw5qqatbn">
               <w:r>
                 <w:rPr>
                   <w:rFonts w:ascii="Arial" w:cs="Arial" w:eastAsia="Arial" w:hAnsi="Arial"/>
@@ -15316,7 +15316,7 @@
             <w:pPr>
               <w:spacing w:after="20" w:before="0"/>
             </w:pPr>
-            <w:hyperlink w:history="1" r:id="rIdld8yb2a_s5b0qbpl5en82">
+            <w:hyperlink w:history="1" r:id="rIdyw8gsdgliq1yv8_hz3w1m">
               <w:r>
                 <w:rPr>
                   <w:rFonts w:ascii="Arial" w:cs="Arial" w:eastAsia="Arial" w:hAnsi="Arial"/>
@@ -15349,7 +15349,7 @@
               <w:spacing w:after="10" w:before="0"/>
               <w:ind w:left="120"/>
             </w:pPr>
-            <w:hyperlink w:history="1" r:id="rIdpaxmbtxi0aupcmujgu3u-">
+            <w:hyperlink w:history="1" r:id="rIdbdgol_dcvstftyuwerjdr">
               <w:r>
                 <w:rPr>
                   <w:rFonts w:ascii="Arial" w:cs="Arial" w:eastAsia="Arial" w:hAnsi="Arial"/>
@@ -15394,7 +15394,7 @@
             <w:pPr>
               <w:spacing w:after="20" w:before="0"/>
             </w:pPr>
-            <w:hyperlink w:history="1" r:id="rIdk7gwpw6y96-glyi11f1pc">
+            <w:hyperlink w:history="1" r:id="rIditw0bfgnzdhn4ztbk7jiz">
               <w:r>
                 <w:rPr>
                   <w:rFonts w:ascii="Arial" w:cs="Arial" w:eastAsia="Arial" w:hAnsi="Arial"/>
@@ -15427,7 +15427,7 @@
               <w:spacing w:after="10" w:before="0"/>
               <w:ind w:left="120"/>
             </w:pPr>
-            <w:hyperlink w:history="1" r:id="rId5tsa0fwhxrvxjjmebvzvf">
+            <w:hyperlink w:history="1" r:id="rIdsnjcwxns6myi4zobbiwaj">
               <w:r>
                 <w:rPr>
                   <w:rFonts w:ascii="Arial" w:cs="Arial" w:eastAsia="Arial" w:hAnsi="Arial"/>
@@ -15622,7 +15622,7 @@
             <w:pPr>
               <w:spacing w:after="20" w:before="0"/>
             </w:pPr>
-            <w:hyperlink w:history="1" r:id="rIdmxdzw8xfcgjzicsnkpzez">
+            <w:hyperlink w:history="1" r:id="rIdkdjih4ex7wfyg0pndtgyl">
               <w:r>
                 <w:rPr>
                   <w:rFonts w:ascii="Arial" w:cs="Arial" w:eastAsia="Arial" w:hAnsi="Arial"/>
@@ -15655,7 +15655,7 @@
               <w:spacing w:after="10" w:before="0"/>
               <w:ind w:left="120"/>
             </w:pPr>
-            <w:hyperlink w:history="1" r:id="rIdwwr7_rhxowqn1rg-qzknc">
+            <w:hyperlink w:history="1" r:id="rIdmkrktrqrel9fa0ylmblyz">
               <w:r>
                 <w:rPr>
                   <w:rFonts w:ascii="Arial" w:cs="Arial" w:eastAsia="Arial" w:hAnsi="Arial"/>
@@ -15700,7 +15700,7 @@
             <w:pPr>
               <w:spacing w:after="20" w:before="0"/>
             </w:pPr>
-            <w:hyperlink w:history="1" r:id="rId5k-ary7natrlfbieq46yv">
+            <w:hyperlink w:history="1" r:id="rIdghsursuw5zwairhdqm2s2">
               <w:r>
                 <w:rPr>
                   <w:rFonts w:ascii="Arial" w:cs="Arial" w:eastAsia="Arial" w:hAnsi="Arial"/>
@@ -15733,7 +15733,7 @@
               <w:spacing w:after="10" w:before="0"/>
               <w:ind w:left="120"/>
             </w:pPr>
-            <w:hyperlink w:history="1" r:id="rIde5m5ctnpml2t-dfivexge">
+            <w:hyperlink w:history="1" r:id="rIdwi4lxaqcwxoiuus1dbkdn">
               <w:r>
                 <w:rPr>
                   <w:rFonts w:ascii="Arial" w:cs="Arial" w:eastAsia="Arial" w:hAnsi="Arial"/>
@@ -15928,7 +15928,7 @@
             <w:pPr>
               <w:spacing w:after="20" w:before="0"/>
             </w:pPr>
-            <w:hyperlink w:history="1" r:id="rIdorkdvhwydbe-7zbokcwot">
+            <w:hyperlink w:history="1" r:id="rIdkd3ugrmxotczfeyu3tmlz">
               <w:r>
                 <w:rPr>
                   <w:rFonts w:ascii="Arial" w:cs="Arial" w:eastAsia="Arial" w:hAnsi="Arial"/>
@@ -15961,7 +15961,7 @@
               <w:spacing w:after="10" w:before="0"/>
               <w:ind w:left="120"/>
             </w:pPr>
-            <w:hyperlink w:history="1" r:id="rIdl1x_p4yssw9yutdypfbuu">
+            <w:hyperlink w:history="1" r:id="rIdpxzv2ieqpnknkrjrrmqdj">
               <w:r>
                 <w:rPr>
                   <w:rFonts w:ascii="Arial" w:cs="Arial" w:eastAsia="Arial" w:hAnsi="Arial"/>
@@ -16006,7 +16006,7 @@
             <w:pPr>
               <w:spacing w:after="20" w:before="0"/>
             </w:pPr>
-            <w:hyperlink w:history="1" r:id="rIdxxxhlr0o5zmnk5fwgrzus">
+            <w:hyperlink w:history="1" r:id="rIdcwtgsoma9rzxzkexwgwyq">
               <w:r>
                 <w:rPr>
                   <w:rFonts w:ascii="Arial" w:cs="Arial" w:eastAsia="Arial" w:hAnsi="Arial"/>
@@ -16039,7 +16039,7 @@
               <w:spacing w:after="10" w:before="0"/>
               <w:ind w:left="120"/>
             </w:pPr>
-            <w:hyperlink w:history="1" r:id="rIdljxi9bitabjoy_rdpota2">
+            <w:hyperlink w:history="1" r:id="rIdsgwa4ltcjk3eyxxchp3rp">
               <w:r>
                 <w:rPr>
                   <w:rFonts w:ascii="Arial" w:cs="Arial" w:eastAsia="Arial" w:hAnsi="Arial"/>
@@ -17526,7 +17526,7 @@
             <w:pPr>
               <w:spacing w:after="20" w:before="0"/>
             </w:pPr>
-            <w:hyperlink w:history="1" r:id="rId58nyfjdioelzgm1qxdxfc">
+            <w:hyperlink w:history="1" r:id="rIdppum5hrhmsxprbngjbick">
               <w:r>
                 <w:rPr>
                   <w:rFonts w:ascii="Arial" w:cs="Arial" w:eastAsia="Arial" w:hAnsi="Arial"/>
@@ -17559,7 +17559,7 @@
               <w:spacing w:after="10" w:before="0"/>
               <w:ind w:left="120"/>
             </w:pPr>
-            <w:hyperlink w:history="1" r:id="rIdazdvxkxlb0thto5me9e0w">
+            <w:hyperlink w:history="1" r:id="rIdysi9wioognp6_on7zf6h2">
               <w:r>
                 <w:rPr>
                   <w:rFonts w:ascii="Arial" w:cs="Arial" w:eastAsia="Arial" w:hAnsi="Arial"/>
@@ -17604,7 +17604,7 @@
             <w:pPr>
               <w:spacing w:after="20" w:before="0"/>
             </w:pPr>
-            <w:hyperlink w:history="1" r:id="rId3-h-ked6pfuuhl6vimhpo">
+            <w:hyperlink w:history="1" r:id="rIdafadrvgyczaaffuyag2rn">
               <w:r>
                 <w:rPr>
                   <w:rFonts w:ascii="Arial" w:cs="Arial" w:eastAsia="Arial" w:hAnsi="Arial"/>
@@ -17637,7 +17637,7 @@
               <w:spacing w:after="10" w:before="0"/>
               <w:ind w:left="120"/>
             </w:pPr>
-            <w:hyperlink w:history="1" r:id="rIdrvjudfy2gw4gcgckjtczo">
+            <w:hyperlink w:history="1" r:id="rIdef7lmv6kapfe66qfi0_wr">
               <w:r>
                 <w:rPr>
                   <w:rFonts w:ascii="Arial" w:cs="Arial" w:eastAsia="Arial" w:hAnsi="Arial"/>
@@ -17832,7 +17832,7 @@
             <w:pPr>
               <w:spacing w:after="20" w:before="0"/>
             </w:pPr>
-            <w:hyperlink w:history="1" r:id="rIdx9r-hmwmk3gfrul5aavnb">
+            <w:hyperlink w:history="1" r:id="rIdhgjtt9p5rzrgyfv_wd2ts">
               <w:r>
                 <w:rPr>
                   <w:rFonts w:ascii="Arial" w:cs="Arial" w:eastAsia="Arial" w:hAnsi="Arial"/>
@@ -17865,7 +17865,7 @@
               <w:spacing w:after="10" w:before="0"/>
               <w:ind w:left="120"/>
             </w:pPr>
-            <w:hyperlink w:history="1" r:id="rIdbdhgwwigajyp7prhply-t">
+            <w:hyperlink w:history="1" r:id="rId-z4ahm2a3xwqxencb6gta">
               <w:r>
                 <w:rPr>
                   <w:rFonts w:ascii="Arial" w:cs="Arial" w:eastAsia="Arial" w:hAnsi="Arial"/>
@@ -17910,7 +17910,7 @@
             <w:pPr>
               <w:spacing w:after="20" w:before="0"/>
             </w:pPr>
-            <w:hyperlink w:history="1" r:id="rIdmii1ewjqalep57v9bzzb9">
+            <w:hyperlink w:history="1" r:id="rIdkxf1bsploc3g81_l0gjo-">
               <w:r>
                 <w:rPr>
                   <w:rFonts w:ascii="Arial" w:cs="Arial" w:eastAsia="Arial" w:hAnsi="Arial"/>
@@ -17943,7 +17943,7 @@
               <w:spacing w:after="10" w:before="0"/>
               <w:ind w:left="120"/>
             </w:pPr>
-            <w:hyperlink w:history="1" r:id="rIdh4ryqkkf2d5ur1n0wmlqs">
+            <w:hyperlink w:history="1" r:id="rIdugikxrhwlcqhvryhczl3n">
               <w:r>
                 <w:rPr>
                   <w:rFonts w:ascii="Arial" w:cs="Arial" w:eastAsia="Arial" w:hAnsi="Arial"/>
@@ -18138,7 +18138,7 @@
             <w:pPr>
               <w:spacing w:after="20" w:before="0"/>
             </w:pPr>
-            <w:hyperlink w:history="1" r:id="rIdohyjrlnxwsosv6dtpcyqf">
+            <w:hyperlink w:history="1" r:id="rId1hejpu-iai68lin2ll0rp">
               <w:r>
                 <w:rPr>
                   <w:rFonts w:ascii="Arial" w:cs="Arial" w:eastAsia="Arial" w:hAnsi="Arial"/>
@@ -18171,7 +18171,7 @@
               <w:spacing w:after="10" w:before="0"/>
               <w:ind w:left="120"/>
             </w:pPr>
-            <w:hyperlink w:history="1" r:id="rIdwhvm7f5ba2kwh1kanhjce">
+            <w:hyperlink w:history="1" r:id="rIdwyndh3sxmse8ljkmtbyht">
               <w:r>
                 <w:rPr>
                   <w:rFonts w:ascii="Arial" w:cs="Arial" w:eastAsia="Arial" w:hAnsi="Arial"/>
@@ -18216,7 +18216,7 @@
             <w:pPr>
               <w:spacing w:after="20" w:before="0"/>
             </w:pPr>
-            <w:hyperlink w:history="1" r:id="rIde8ai7bs9aidcdk2_mmejw">
+            <w:hyperlink w:history="1" r:id="rIdkpqqa0v6dbjffywhwbqoq">
               <w:r>
                 <w:rPr>
                   <w:rFonts w:ascii="Arial" w:cs="Arial" w:eastAsia="Arial" w:hAnsi="Arial"/>
@@ -18249,7 +18249,7 @@
               <w:spacing w:after="10" w:before="0"/>
               <w:ind w:left="120"/>
             </w:pPr>
-            <w:hyperlink w:history="1" r:id="rIdwogs02idi3r5mxn7zmfnb">
+            <w:hyperlink w:history="1" r:id="rIdeevp-llynkdg82if8qvi7">
               <w:r>
                 <w:rPr>
                   <w:rFonts w:ascii="Arial" w:cs="Arial" w:eastAsia="Arial" w:hAnsi="Arial"/>
@@ -18444,7 +18444,7 @@
             <w:pPr>
               <w:spacing w:after="20" w:before="0"/>
             </w:pPr>
-            <w:hyperlink w:history="1" r:id="rIdkbjv01b1d8uw43nplnbfm">
+            <w:hyperlink w:history="1" r:id="rId_xppgc1yqh5p6xo7pndrd">
               <w:r>
                 <w:rPr>
                   <w:rFonts w:ascii="Arial" w:cs="Arial" w:eastAsia="Arial" w:hAnsi="Arial"/>
@@ -18477,7 +18477,7 @@
               <w:spacing w:after="10" w:before="0"/>
               <w:ind w:left="120"/>
             </w:pPr>
-            <w:hyperlink w:history="1" r:id="rIdqfmwgqymysl75clc6-hea">
+            <w:hyperlink w:history="1" r:id="rIdpwasmdxfd1zhx1c48leu9">
               <w:r>
                 <w:rPr>
                   <w:rFonts w:ascii="Arial" w:cs="Arial" w:eastAsia="Arial" w:hAnsi="Arial"/>
@@ -18522,7 +18522,7 @@
             <w:pPr>
               <w:spacing w:after="20" w:before="0"/>
             </w:pPr>
-            <w:hyperlink w:history="1" r:id="rId5bhh1glmivkfgfvj3lw6s">
+            <w:hyperlink w:history="1" r:id="rIdzq-w351mnqkovs0npz_pp">
               <w:r>
                 <w:rPr>
                   <w:rFonts w:ascii="Arial" w:cs="Arial" w:eastAsia="Arial" w:hAnsi="Arial"/>
@@ -18555,7 +18555,7 @@
               <w:spacing w:after="10" w:before="0"/>
               <w:ind w:left="120"/>
             </w:pPr>
-            <w:hyperlink w:history="1" r:id="rId_3yck004cfrsiezpt2yic">
+            <w:hyperlink w:history="1" r:id="rIdsypbkv639lgieiv9ej7eu">
               <w:r>
                 <w:rPr>
                   <w:rFonts w:ascii="Arial" w:cs="Arial" w:eastAsia="Arial" w:hAnsi="Arial"/>
@@ -18750,7 +18750,7 @@
             <w:pPr>
               <w:spacing w:after="20" w:before="0"/>
             </w:pPr>
-            <w:hyperlink w:history="1" r:id="rIdsjkz_ka1tie_tmc1zw9nl">
+            <w:hyperlink w:history="1" r:id="rId5_vv4yv0l6lnytk2nfecd">
               <w:r>
                 <w:rPr>
                   <w:rFonts w:ascii="Arial" w:cs="Arial" w:eastAsia="Arial" w:hAnsi="Arial"/>
@@ -18783,7 +18783,7 @@
               <w:spacing w:after="10" w:before="0"/>
               <w:ind w:left="120"/>
             </w:pPr>
-            <w:hyperlink w:history="1" r:id="rIdjkyiygnfmo9jbgrnfgt2a">
+            <w:hyperlink w:history="1" r:id="rIdwxgofni_z1scovf2xcdig">
               <w:r>
                 <w:rPr>
                   <w:rFonts w:ascii="Arial" w:cs="Arial" w:eastAsia="Arial" w:hAnsi="Arial"/>
@@ -18828,7 +18828,7 @@
             <w:pPr>
               <w:spacing w:after="20" w:before="0"/>
             </w:pPr>
-            <w:hyperlink w:history="1" r:id="rIdwngo5qno2rcqcigxgy6t8">
+            <w:hyperlink w:history="1" r:id="rIdkmjq78wjnxfdsutuyspn0">
               <w:r>
                 <w:rPr>
                   <w:rFonts w:ascii="Arial" w:cs="Arial" w:eastAsia="Arial" w:hAnsi="Arial"/>
@@ -18861,7 +18861,7 @@
               <w:spacing w:after="10" w:before="0"/>
               <w:ind w:left="120"/>
             </w:pPr>
-            <w:hyperlink w:history="1" r:id="rId7yaab8limva8hkyz20rzm">
+            <w:hyperlink w:history="1" r:id="rIdi2sedtemkb0axm3ywc95k">
               <w:r>
                 <w:rPr>
                   <w:rFonts w:ascii="Arial" w:cs="Arial" w:eastAsia="Arial" w:hAnsi="Arial"/>
@@ -20348,7 +20348,7 @@
             <w:pPr>
               <w:spacing w:after="20" w:before="0"/>
             </w:pPr>
-            <w:hyperlink w:history="1" r:id="rIdjs45pmxsbvnqd3eezzsgz">
+            <w:hyperlink w:history="1" r:id="rIdjba_eoomi7qplvr_mmtog">
               <w:r>
                 <w:rPr>
                   <w:rFonts w:ascii="Arial" w:cs="Arial" w:eastAsia="Arial" w:hAnsi="Arial"/>
@@ -20381,7 +20381,7 @@
               <w:spacing w:after="10" w:before="0"/>
               <w:ind w:left="120"/>
             </w:pPr>
-            <w:hyperlink w:history="1" r:id="rId9xoa2lakk6185od_jniyu">
+            <w:hyperlink w:history="1" r:id="rIdrynqmnzpximg0gewnkaxq">
               <w:r>
                 <w:rPr>
                   <w:rFonts w:ascii="Arial" w:cs="Arial" w:eastAsia="Arial" w:hAnsi="Arial"/>
@@ -20426,7 +20426,7 @@
             <w:pPr>
               <w:spacing w:after="20" w:before="0"/>
             </w:pPr>
-            <w:hyperlink w:history="1" r:id="rIdzojsaq__4d1qgfo8qe3k3">
+            <w:hyperlink w:history="1" r:id="rIdtrfmivlwju965izwvkpcz">
               <w:r>
                 <w:rPr>
                   <w:rFonts w:ascii="Arial" w:cs="Arial" w:eastAsia="Arial" w:hAnsi="Arial"/>
@@ -20459,7 +20459,7 @@
               <w:spacing w:after="10" w:before="0"/>
               <w:ind w:left="120"/>
             </w:pPr>
-            <w:hyperlink w:history="1" r:id="rIdsokk6dj41_kvyjyi2u1ew">
+            <w:hyperlink w:history="1" r:id="rIdsvzfhk-xqtuglsfm0v2-q">
               <w:r>
                 <w:rPr>
                   <w:rFonts w:ascii="Arial" w:cs="Arial" w:eastAsia="Arial" w:hAnsi="Arial"/>
@@ -20654,7 +20654,7 @@
             <w:pPr>
               <w:spacing w:after="20" w:before="0"/>
             </w:pPr>
-            <w:hyperlink w:history="1" r:id="rId3_dbj1m8edx6qc5vtguqc">
+            <w:hyperlink w:history="1" r:id="rIdmyut-nesl5sqsof1llbxr">
               <w:r>
                 <w:rPr>
                   <w:rFonts w:ascii="Arial" w:cs="Arial" w:eastAsia="Arial" w:hAnsi="Arial"/>
@@ -20687,7 +20687,7 @@
               <w:spacing w:after="10" w:before="0"/>
               <w:ind w:left="120"/>
             </w:pPr>
-            <w:hyperlink w:history="1" r:id="rIdjkcib_ukaxfoo0bk6pzvk">
+            <w:hyperlink w:history="1" r:id="rIdyfl-xofgnztkseec4rm3g">
               <w:r>
                 <w:rPr>
                   <w:rFonts w:ascii="Arial" w:cs="Arial" w:eastAsia="Arial" w:hAnsi="Arial"/>
@@ -20732,7 +20732,7 @@
             <w:pPr>
               <w:spacing w:after="20" w:before="0"/>
             </w:pPr>
-            <w:hyperlink w:history="1" r:id="rIdmwc5kkvifcnn81lfqyifb">
+            <w:hyperlink w:history="1" r:id="rIdf51b9zh06zpsnksmitjvf">
               <w:r>
                 <w:rPr>
                   <w:rFonts w:ascii="Arial" w:cs="Arial" w:eastAsia="Arial" w:hAnsi="Arial"/>
@@ -20765,7 +20765,7 @@
               <w:spacing w:after="10" w:before="0"/>
               <w:ind w:left="120"/>
             </w:pPr>
-            <w:hyperlink w:history="1" r:id="rIduj2o4twugf1arczg7icom">
+            <w:hyperlink w:history="1" r:id="rIdam_l4dpwkcupzia9ny1iu">
               <w:r>
                 <w:rPr>
                   <w:rFonts w:ascii="Arial" w:cs="Arial" w:eastAsia="Arial" w:hAnsi="Arial"/>
@@ -20960,7 +20960,7 @@
             <w:pPr>
               <w:spacing w:after="20" w:before="0"/>
             </w:pPr>
-            <w:hyperlink w:history="1" r:id="rIdmi05tk2qkv4wx-wazigqw">
+            <w:hyperlink w:history="1" r:id="rId6lqrm40kkzprd4thyysbv">
               <w:r>
                 <w:rPr>
                   <w:rFonts w:ascii="Arial" w:cs="Arial" w:eastAsia="Arial" w:hAnsi="Arial"/>
@@ -20993,7 +20993,7 @@
               <w:spacing w:after="10" w:before="0"/>
               <w:ind w:left="120"/>
             </w:pPr>
-            <w:hyperlink w:history="1" r:id="rId0s8qpynkzz9xbb5u_otyz">
+            <w:hyperlink w:history="1" r:id="rIdj8t6puywxhik4dzdsmake">
               <w:r>
                 <w:rPr>
                   <w:rFonts w:ascii="Arial" w:cs="Arial" w:eastAsia="Arial" w:hAnsi="Arial"/>
@@ -21038,7 +21038,7 @@
             <w:pPr>
               <w:spacing w:after="20" w:before="0"/>
             </w:pPr>
-            <w:hyperlink w:history="1" r:id="rIdgjp7vcpinnv_ehxz1z9_b">
+            <w:hyperlink w:history="1" r:id="rIdvakgvbil6rky93nh5b6b8">
               <w:r>
                 <w:rPr>
                   <w:rFonts w:ascii="Arial" w:cs="Arial" w:eastAsia="Arial" w:hAnsi="Arial"/>
@@ -21071,7 +21071,7 @@
               <w:spacing w:after="10" w:before="0"/>
               <w:ind w:left="120"/>
             </w:pPr>
-            <w:hyperlink w:history="1" r:id="rIdnwv4bto36578mmx4oeis1">
+            <w:hyperlink w:history="1" r:id="rIdtmmfb4wrc_txggeaoldyt">
               <w:r>
                 <w:rPr>
                   <w:rFonts w:ascii="Arial" w:cs="Arial" w:eastAsia="Arial" w:hAnsi="Arial"/>
@@ -21266,7 +21266,7 @@
             <w:pPr>
               <w:spacing w:after="20" w:before="0"/>
             </w:pPr>
-            <w:hyperlink w:history="1" r:id="rIducotmniegz1rxiarm3gps">
+            <w:hyperlink w:history="1" r:id="rId7q5uusy-qruxavpbjrslc">
               <w:r>
                 <w:rPr>
                   <w:rFonts w:ascii="Arial" w:cs="Arial" w:eastAsia="Arial" w:hAnsi="Arial"/>
@@ -21299,7 +21299,7 @@
               <w:spacing w:after="10" w:before="0"/>
               <w:ind w:left="120"/>
             </w:pPr>
-            <w:hyperlink w:history="1" r:id="rId4hvilb20m0ibniabzvg56">
+            <w:hyperlink w:history="1" r:id="rId5aehasmunzbmyw4ascwzi">
               <w:r>
                 <w:rPr>
                   <w:rFonts w:ascii="Arial" w:cs="Arial" w:eastAsia="Arial" w:hAnsi="Arial"/>
@@ -21344,7 +21344,7 @@
             <w:pPr>
               <w:spacing w:after="20" w:before="0"/>
             </w:pPr>
-            <w:hyperlink w:history="1" r:id="rIdn66zgyur7w9t7mdj37wsr">
+            <w:hyperlink w:history="1" r:id="rIdlgqeuisgodwjo9fsgxq6q">
               <w:r>
                 <w:rPr>
                   <w:rFonts w:ascii="Arial" w:cs="Arial" w:eastAsia="Arial" w:hAnsi="Arial"/>
@@ -21377,7 +21377,7 @@
               <w:spacing w:after="10" w:before="0"/>
               <w:ind w:left="120"/>
             </w:pPr>
-            <w:hyperlink w:history="1" r:id="rIdezgvcmeepisvlh55bxz6i">
+            <w:hyperlink w:history="1" r:id="rId9s2pwduqmtdp5edyw4yab">
               <w:r>
                 <w:rPr>
                   <w:rFonts w:ascii="Arial" w:cs="Arial" w:eastAsia="Arial" w:hAnsi="Arial"/>
@@ -21572,7 +21572,7 @@
             <w:pPr>
               <w:spacing w:after="20" w:before="0"/>
             </w:pPr>
-            <w:hyperlink w:history="1" r:id="rIdvfnkfogyh3r4bgf1o5cx_">
+            <w:hyperlink w:history="1" r:id="rIdfjzknyhyxpymdc0bzsntr">
               <w:r>
                 <w:rPr>
                   <w:rFonts w:ascii="Arial" w:cs="Arial" w:eastAsia="Arial" w:hAnsi="Arial"/>
@@ -21605,7 +21605,7 @@
               <w:spacing w:after="10" w:before="0"/>
               <w:ind w:left="120"/>
             </w:pPr>
-            <w:hyperlink w:history="1" r:id="rIdnp1tijfd94fncjmi18fpo">
+            <w:hyperlink w:history="1" r:id="rIdk0hjg7d86xs8eohrcygfr">
               <w:r>
                 <w:rPr>
                   <w:rFonts w:ascii="Arial" w:cs="Arial" w:eastAsia="Arial" w:hAnsi="Arial"/>
@@ -21650,7 +21650,7 @@
             <w:pPr>
               <w:spacing w:after="20" w:before="0"/>
             </w:pPr>
-            <w:hyperlink w:history="1" r:id="rIddnabcmvfs-kqkvbxsa1k-">
+            <w:hyperlink w:history="1" r:id="rIdjdflwiempv4r4yyhisz6j">
               <w:r>
                 <w:rPr>
                   <w:rFonts w:ascii="Arial" w:cs="Arial" w:eastAsia="Arial" w:hAnsi="Arial"/>
@@ -21683,7 +21683,7 @@
               <w:spacing w:after="10" w:before="0"/>
               <w:ind w:left="120"/>
             </w:pPr>
-            <w:hyperlink w:history="1" r:id="rIdxsznxjq78qcqkx9mnvht9">
+            <w:hyperlink w:history="1" r:id="rIdjrrnuuintwgixdov1ial4">
               <w:r>
                 <w:rPr>
                   <w:rFonts w:ascii="Arial" w:cs="Arial" w:eastAsia="Arial" w:hAnsi="Arial"/>
@@ -23170,7 +23170,7 @@
             <w:pPr>
               <w:spacing w:after="20" w:before="0"/>
             </w:pPr>
-            <w:hyperlink w:history="1" r:id="rIdoq0dbgsducpc1shzonrz2">
+            <w:hyperlink w:history="1" r:id="rIdnezk4-dytoks6o_psfwkb">
               <w:r>
                 <w:rPr>
                   <w:rFonts w:ascii="Arial" w:cs="Arial" w:eastAsia="Arial" w:hAnsi="Arial"/>
@@ -23203,7 +23203,7 @@
               <w:spacing w:after="10" w:before="0"/>
               <w:ind w:left="120"/>
             </w:pPr>
-            <w:hyperlink w:history="1" r:id="rIddzuly1nkzs8xn8jjgdx4-">
+            <w:hyperlink w:history="1" r:id="rIduhxtol81pl5fclomgs1kj">
               <w:r>
                 <w:rPr>
                   <w:rFonts w:ascii="Arial" w:cs="Arial" w:eastAsia="Arial" w:hAnsi="Arial"/>
@@ -23248,7 +23248,7 @@
             <w:pPr>
               <w:spacing w:after="20" w:before="0"/>
             </w:pPr>
-            <w:hyperlink w:history="1" r:id="rIdinow8qhg_iwcwbtbotvcy">
+            <w:hyperlink w:history="1" r:id="rIdo1i0hk9ea2e8l49_b3oxd">
               <w:r>
                 <w:rPr>
                   <w:rFonts w:ascii="Arial" w:cs="Arial" w:eastAsia="Arial" w:hAnsi="Arial"/>
@@ -23281,7 +23281,7 @@
               <w:spacing w:after="10" w:before="0"/>
               <w:ind w:left="120"/>
             </w:pPr>
-            <w:hyperlink w:history="1" r:id="rIddywnztcyp7oxrxn1pfs5y">
+            <w:hyperlink w:history="1" r:id="rIdzh8ub6xwiehn6sifumx6t">
               <w:r>
                 <w:rPr>
                   <w:rFonts w:ascii="Arial" w:cs="Arial" w:eastAsia="Arial" w:hAnsi="Arial"/>
@@ -23476,7 +23476,7 @@
             <w:pPr>
               <w:spacing w:after="20" w:before="0"/>
             </w:pPr>
-            <w:hyperlink w:history="1" r:id="rId7ff2i_g81jrvj5ib5eneb">
+            <w:hyperlink w:history="1" r:id="rIdzlc14gugka_6qz-v-2pw6">
               <w:r>
                 <w:rPr>
                   <w:rFonts w:ascii="Arial" w:cs="Arial" w:eastAsia="Arial" w:hAnsi="Arial"/>
@@ -23509,7 +23509,7 @@
               <w:spacing w:after="10" w:before="0"/>
               <w:ind w:left="120"/>
             </w:pPr>
-            <w:hyperlink w:history="1" r:id="rIdory8opphj9mhcm39zfykj">
+            <w:hyperlink w:history="1" r:id="rId3fvh9y28ohjiz-mmgr9wy">
               <w:r>
                 <w:rPr>
                   <w:rFonts w:ascii="Arial" w:cs="Arial" w:eastAsia="Arial" w:hAnsi="Arial"/>
@@ -23554,7 +23554,7 @@
             <w:pPr>
               <w:spacing w:after="20" w:before="0"/>
             </w:pPr>
-            <w:hyperlink w:history="1" r:id="rId9sxgm4quoc4vovf_umuql">
+            <w:hyperlink w:history="1" r:id="rIdya7g0ehsuyvmipvoaea9s">
               <w:r>
                 <w:rPr>
                   <w:rFonts w:ascii="Arial" w:cs="Arial" w:eastAsia="Arial" w:hAnsi="Arial"/>
@@ -23587,7 +23587,7 @@
               <w:spacing w:after="10" w:before="0"/>
               <w:ind w:left="120"/>
             </w:pPr>
-            <w:hyperlink w:history="1" r:id="rIdk6uujmgzgpzzzxyj8lpdl">
+            <w:hyperlink w:history="1" r:id="rIdopvsnifa4g1pgzcano0pi">
               <w:r>
                 <w:rPr>
                   <w:rFonts w:ascii="Arial" w:cs="Arial" w:eastAsia="Arial" w:hAnsi="Arial"/>
@@ -23782,7 +23782,7 @@
             <w:pPr>
               <w:spacing w:after="20" w:before="0"/>
             </w:pPr>
-            <w:hyperlink w:history="1" r:id="rId_ulegox38cip5ddcre4b5">
+            <w:hyperlink w:history="1" r:id="rIdnuepb908aejdr7ls_aods">
               <w:r>
                 <w:rPr>
                   <w:rFonts w:ascii="Arial" w:cs="Arial" w:eastAsia="Arial" w:hAnsi="Arial"/>
@@ -23815,7 +23815,7 @@
               <w:spacing w:after="10" w:before="0"/>
               <w:ind w:left="120"/>
             </w:pPr>
-            <w:hyperlink w:history="1" r:id="rIdwigd0h9sdsr0wswywppgr">
+            <w:hyperlink w:history="1" r:id="rIdzo01jf3gnjtwzcggusl0o">
               <w:r>
                 <w:rPr>
                   <w:rFonts w:ascii="Arial" w:cs="Arial" w:eastAsia="Arial" w:hAnsi="Arial"/>
@@ -23860,7 +23860,7 @@
             <w:pPr>
               <w:spacing w:after="20" w:before="0"/>
             </w:pPr>
-            <w:hyperlink w:history="1" r:id="rId22ozc494cdirmgdppm67x">
+            <w:hyperlink w:history="1" r:id="rId7i5hddlmkoakvaosnibug">
               <w:r>
                 <w:rPr>
                   <w:rFonts w:ascii="Arial" w:cs="Arial" w:eastAsia="Arial" w:hAnsi="Arial"/>
@@ -23893,7 +23893,7 @@
               <w:spacing w:after="10" w:before="0"/>
               <w:ind w:left="120"/>
             </w:pPr>
-            <w:hyperlink w:history="1" r:id="rId6a5w_qk79qyd7rku4-sdw">
+            <w:hyperlink w:history="1" r:id="rIdko1zq1m42q9c2ryrvlbj3">
               <w:r>
                 <w:rPr>
                   <w:rFonts w:ascii="Arial" w:cs="Arial" w:eastAsia="Arial" w:hAnsi="Arial"/>
@@ -24088,7 +24088,7 @@
             <w:pPr>
               <w:spacing w:after="20" w:before="0"/>
             </w:pPr>
-            <w:hyperlink w:history="1" r:id="rIdzcsmu4k6gxrekrmysebfw">
+            <w:hyperlink w:history="1" r:id="rIdk06aroyqw5v3tpifknsns">
               <w:r>
                 <w:rPr>
                   <w:rFonts w:ascii="Arial" w:cs="Arial" w:eastAsia="Arial" w:hAnsi="Arial"/>
@@ -24121,7 +24121,7 @@
               <w:spacing w:after="10" w:before="0"/>
               <w:ind w:left="120"/>
             </w:pPr>
-            <w:hyperlink w:history="1" r:id="rId8rpiow7lbh5gmaw20ufyf">
+            <w:hyperlink w:history="1" r:id="rIdxjpaqajbtedsig8yy1qfe">
               <w:r>
                 <w:rPr>
                   <w:rFonts w:ascii="Arial" w:cs="Arial" w:eastAsia="Arial" w:hAnsi="Arial"/>
@@ -24166,7 +24166,7 @@
             <w:pPr>
               <w:spacing w:after="20" w:before="0"/>
             </w:pPr>
-            <w:hyperlink w:history="1" r:id="rIds_ti5e4vj3vfmoboj67zl">
+            <w:hyperlink w:history="1" r:id="rIduaz6j1m_jzehymghqxpwg">
               <w:r>
                 <w:rPr>
                   <w:rFonts w:ascii="Arial" w:cs="Arial" w:eastAsia="Arial" w:hAnsi="Arial"/>
@@ -24199,7 +24199,7 @@
               <w:spacing w:after="10" w:before="0"/>
               <w:ind w:left="120"/>
             </w:pPr>
-            <w:hyperlink w:history="1" r:id="rIdi9ksc_r1hbo5rtsfuv1a0">
+            <w:hyperlink w:history="1" r:id="rIdhglutw8pqf5zcfov5g57o">
               <w:r>
                 <w:rPr>
                   <w:rFonts w:ascii="Arial" w:cs="Arial" w:eastAsia="Arial" w:hAnsi="Arial"/>
@@ -24394,7 +24394,7 @@
             <w:pPr>
               <w:spacing w:after="20" w:before="0"/>
             </w:pPr>
-            <w:hyperlink w:history="1" r:id="rId3yrkr7kerl2feamqw6ste">
+            <w:hyperlink w:history="1" r:id="rIdxbryerqbrz8xwxekxoref">
               <w:r>
                 <w:rPr>
                   <w:rFonts w:ascii="Arial" w:cs="Arial" w:eastAsia="Arial" w:hAnsi="Arial"/>
@@ -24427,7 +24427,7 @@
               <w:spacing w:after="10" w:before="0"/>
               <w:ind w:left="120"/>
             </w:pPr>
-            <w:hyperlink w:history="1" r:id="rIdmagazpun0qy-bf-h8csqr">
+            <w:hyperlink w:history="1" r:id="rIdg8axqvpn7wxjnyicdczyb">
               <w:r>
                 <w:rPr>
                   <w:rFonts w:ascii="Arial" w:cs="Arial" w:eastAsia="Arial" w:hAnsi="Arial"/>
@@ -24472,7 +24472,7 @@
             <w:pPr>
               <w:spacing w:after="20" w:before="0"/>
             </w:pPr>
-            <w:hyperlink w:history="1" r:id="rIdgyzyydv7ewc6y72kd1vql">
+            <w:hyperlink w:history="1" r:id="rIdoet0jud0qfasoqjl06ykd">
               <w:r>
                 <w:rPr>
                   <w:rFonts w:ascii="Arial" w:cs="Arial" w:eastAsia="Arial" w:hAnsi="Arial"/>
@@ -24505,7 +24505,7 @@
               <w:spacing w:after="10" w:before="0"/>
               <w:ind w:left="120"/>
             </w:pPr>
-            <w:hyperlink w:history="1" r:id="rIdidwzon3rzlr3dnsty7edl">
+            <w:hyperlink w:history="1" r:id="rIdsmcwdroqmdm0x9o5qpdma">
               <w:r>
                 <w:rPr>
                   <w:rFonts w:ascii="Arial" w:cs="Arial" w:eastAsia="Arial" w:hAnsi="Arial"/>

--- a/data/outputs/v2/Maths/SS2.2_Area_of_Polygons/Mathematics_Area_of_Polygons_CBE_LessonSequence.docx
+++ b/data/outputs/v2/Maths/SS2.2_Area_of_Polygons/Mathematics_Area_of_Polygons_CBE_LessonSequence.docx
@@ -3283,7 +3283,7 @@
             <w:pPr>
               <w:spacing w:after="20" w:before="0"/>
             </w:pPr>
-            <w:hyperlink w:history="1" r:id="rIdolm59ngoirbddjmaqnmub">
+            <w:hyperlink w:history="1" r:id="rIdkda0nx4snjsj2ounpflbt">
               <w:r>
                 <w:rPr>
                   <w:rFonts w:ascii="Arial" w:cs="Arial" w:eastAsia="Arial" w:hAnsi="Arial"/>
@@ -3316,7 +3316,7 @@
               <w:spacing w:after="10" w:before="0"/>
               <w:ind w:left="120"/>
             </w:pPr>
-            <w:hyperlink w:history="1" r:id="rIdcyvtammaqgykczd2qx9zj">
+            <w:hyperlink w:history="1" r:id="rId4q8itrq-u6cvtqgre0rzf">
               <w:r>
                 <w:rPr>
                   <w:rFonts w:ascii="Arial" w:cs="Arial" w:eastAsia="Arial" w:hAnsi="Arial"/>
@@ -3361,7 +3361,7 @@
             <w:pPr>
               <w:spacing w:after="20" w:before="0"/>
             </w:pPr>
-            <w:hyperlink w:history="1" r:id="rIdccxf2dnmee5eay6kwiir0">
+            <w:hyperlink w:history="1" r:id="rIdqo0i4z3qjnsyz7ehbzkjd">
               <w:r>
                 <w:rPr>
                   <w:rFonts w:ascii="Arial" w:cs="Arial" w:eastAsia="Arial" w:hAnsi="Arial"/>
@@ -3394,7 +3394,7 @@
               <w:spacing w:after="10" w:before="0"/>
               <w:ind w:left="120"/>
             </w:pPr>
-            <w:hyperlink w:history="1" r:id="rIdu11d_rvr9vbot0xwvlgsa">
+            <w:hyperlink w:history="1" r:id="rIdmprmaq2ssca_8gxx8tpqi">
               <w:r>
                 <w:rPr>
                   <w:rFonts w:ascii="Arial" w:cs="Arial" w:eastAsia="Arial" w:hAnsi="Arial"/>
@@ -3589,7 +3589,7 @@
             <w:pPr>
               <w:spacing w:after="20" w:before="0"/>
             </w:pPr>
-            <w:hyperlink w:history="1" r:id="rId3urrfgwcwcdngtz4jnxaa">
+            <w:hyperlink w:history="1" r:id="rIdpfmsaag32peto0u1h3air">
               <w:r>
                 <w:rPr>
                   <w:rFonts w:ascii="Arial" w:cs="Arial" w:eastAsia="Arial" w:hAnsi="Arial"/>
@@ -3622,7 +3622,7 @@
               <w:spacing w:after="10" w:before="0"/>
               <w:ind w:left="120"/>
             </w:pPr>
-            <w:hyperlink w:history="1" r:id="rId5npk9nepa3inic_-hvyhd">
+            <w:hyperlink w:history="1" r:id="rId9cndu_1rj7vabuoznwz5u">
               <w:r>
                 <w:rPr>
                   <w:rFonts w:ascii="Arial" w:cs="Arial" w:eastAsia="Arial" w:hAnsi="Arial"/>
@@ -3667,7 +3667,7 @@
             <w:pPr>
               <w:spacing w:after="20" w:before="0"/>
             </w:pPr>
-            <w:hyperlink w:history="1" r:id="rIdp6vxky3-cnocwz_rghypv">
+            <w:hyperlink w:history="1" r:id="rIdw1kqwre_lrwlzcxvf-ue6">
               <w:r>
                 <w:rPr>
                   <w:rFonts w:ascii="Arial" w:cs="Arial" w:eastAsia="Arial" w:hAnsi="Arial"/>
@@ -3700,7 +3700,7 @@
               <w:spacing w:after="10" w:before="0"/>
               <w:ind w:left="120"/>
             </w:pPr>
-            <w:hyperlink w:history="1" r:id="rIdvh4klgnquuxmpswagidfx">
+            <w:hyperlink w:history="1" r:id="rIdw13gu2lcodgweyfvk1qa_">
               <w:r>
                 <w:rPr>
                   <w:rFonts w:ascii="Arial" w:cs="Arial" w:eastAsia="Arial" w:hAnsi="Arial"/>
@@ -3895,7 +3895,7 @@
             <w:pPr>
               <w:spacing w:after="20" w:before="0"/>
             </w:pPr>
-            <w:hyperlink w:history="1" r:id="rIddy6l-puchmg2o94t8ve8d">
+            <w:hyperlink w:history="1" r:id="rIdnlg1ayv51_gwe3fsib3hd">
               <w:r>
                 <w:rPr>
                   <w:rFonts w:ascii="Arial" w:cs="Arial" w:eastAsia="Arial" w:hAnsi="Arial"/>
@@ -3928,7 +3928,7 @@
               <w:spacing w:after="10" w:before="0"/>
               <w:ind w:left="120"/>
             </w:pPr>
-            <w:hyperlink w:history="1" r:id="rIdnkvxivvobtloynfefgfwk">
+            <w:hyperlink w:history="1" r:id="rId-iafsrvgasjbwjwijqaes">
               <w:r>
                 <w:rPr>
                   <w:rFonts w:ascii="Arial" w:cs="Arial" w:eastAsia="Arial" w:hAnsi="Arial"/>
@@ -3973,7 +3973,7 @@
             <w:pPr>
               <w:spacing w:after="20" w:before="0"/>
             </w:pPr>
-            <w:hyperlink w:history="1" r:id="rIdbutdjnbn-x9ewrm5k7d_n">
+            <w:hyperlink w:history="1" r:id="rIdospggmwxkyahje7qg4v3s">
               <w:r>
                 <w:rPr>
                   <w:rFonts w:ascii="Arial" w:cs="Arial" w:eastAsia="Arial" w:hAnsi="Arial"/>
@@ -4006,7 +4006,7 @@
               <w:spacing w:after="10" w:before="0"/>
               <w:ind w:left="120"/>
             </w:pPr>
-            <w:hyperlink w:history="1" r:id="rIdq9uvsvhuvjux2thnpvhjy">
+            <w:hyperlink w:history="1" r:id="rIdzqfdyufqotf-to1ch6ter">
               <w:r>
                 <w:rPr>
                   <w:rFonts w:ascii="Arial" w:cs="Arial" w:eastAsia="Arial" w:hAnsi="Arial"/>
@@ -4201,7 +4201,7 @@
             <w:pPr>
               <w:spacing w:after="20" w:before="0"/>
             </w:pPr>
-            <w:hyperlink w:history="1" r:id="rId8etqmz43usr3m5sntqqv9">
+            <w:hyperlink w:history="1" r:id="rId6ozit16iulsuazpck61nh">
               <w:r>
                 <w:rPr>
                   <w:rFonts w:ascii="Arial" w:cs="Arial" w:eastAsia="Arial" w:hAnsi="Arial"/>
@@ -4234,7 +4234,7 @@
               <w:spacing w:after="10" w:before="0"/>
               <w:ind w:left="120"/>
             </w:pPr>
-            <w:hyperlink w:history="1" r:id="rIdzj6hlo1cplke01pek3y7e">
+            <w:hyperlink w:history="1" r:id="rIdvb3hr61r88t39xs-xxuuu">
               <w:r>
                 <w:rPr>
                   <w:rFonts w:ascii="Arial" w:cs="Arial" w:eastAsia="Arial" w:hAnsi="Arial"/>
@@ -4279,7 +4279,7 @@
             <w:pPr>
               <w:spacing w:after="20" w:before="0"/>
             </w:pPr>
-            <w:hyperlink w:history="1" r:id="rIdmcll3633klhtlkvpwcimk">
+            <w:hyperlink w:history="1" r:id="rIdborwa3bqauwql5oebxutj">
               <w:r>
                 <w:rPr>
                   <w:rFonts w:ascii="Arial" w:cs="Arial" w:eastAsia="Arial" w:hAnsi="Arial"/>
@@ -4312,7 +4312,7 @@
               <w:spacing w:after="10" w:before="0"/>
               <w:ind w:left="120"/>
             </w:pPr>
-            <w:hyperlink w:history="1" r:id="rIdz0celrgnuz-iebp9pvpwy">
+            <w:hyperlink w:history="1" r:id="rIde2t2tkwauebu5_2zkwuqq">
               <w:r>
                 <w:rPr>
                   <w:rFonts w:ascii="Arial" w:cs="Arial" w:eastAsia="Arial" w:hAnsi="Arial"/>
@@ -4507,7 +4507,7 @@
             <w:pPr>
               <w:spacing w:after="20" w:before="0"/>
             </w:pPr>
-            <w:hyperlink w:history="1" r:id="rIdw7kndv4qzpuq2arxprcsx">
+            <w:hyperlink w:history="1" r:id="rId0e5yp1e5okl7qcd19bsth">
               <w:r>
                 <w:rPr>
                   <w:rFonts w:ascii="Arial" w:cs="Arial" w:eastAsia="Arial" w:hAnsi="Arial"/>
@@ -4540,7 +4540,7 @@
               <w:spacing w:after="10" w:before="0"/>
               <w:ind w:left="120"/>
             </w:pPr>
-            <w:hyperlink w:history="1" r:id="rId-rsovcknxdqavfoxbn4st">
+            <w:hyperlink w:history="1" r:id="rIdo6jzhbu7zqtzssxtnqafy">
               <w:r>
                 <w:rPr>
                   <w:rFonts w:ascii="Arial" w:cs="Arial" w:eastAsia="Arial" w:hAnsi="Arial"/>
@@ -4585,7 +4585,7 @@
             <w:pPr>
               <w:spacing w:after="20" w:before="0"/>
             </w:pPr>
-            <w:hyperlink w:history="1" r:id="rIdyncp_mzqfh8sypkz0sxp1">
+            <w:hyperlink w:history="1" r:id="rIdr-ek-s7srakjeotuow5cv">
               <w:r>
                 <w:rPr>
                   <w:rFonts w:ascii="Arial" w:cs="Arial" w:eastAsia="Arial" w:hAnsi="Arial"/>
@@ -4618,7 +4618,7 @@
               <w:spacing w:after="10" w:before="0"/>
               <w:ind w:left="120"/>
             </w:pPr>
-            <w:hyperlink w:history="1" r:id="rIdy59dfkwojnkjh7at1w9f3">
+            <w:hyperlink w:history="1" r:id="rIdndovus5mcqzrw9xdehtjb">
               <w:r>
                 <w:rPr>
                   <w:rFonts w:ascii="Arial" w:cs="Arial" w:eastAsia="Arial" w:hAnsi="Arial"/>
@@ -6105,7 +6105,7 @@
             <w:pPr>
               <w:spacing w:after="20" w:before="0"/>
             </w:pPr>
-            <w:hyperlink w:history="1" r:id="rIdgugirdevoqxjhrpyw47o4">
+            <w:hyperlink w:history="1" r:id="rId0r59vxr7anqli4fqrxcz-">
               <w:r>
                 <w:rPr>
                   <w:rFonts w:ascii="Arial" w:cs="Arial" w:eastAsia="Arial" w:hAnsi="Arial"/>
@@ -6138,7 +6138,7 @@
               <w:spacing w:after="10" w:before="0"/>
               <w:ind w:left="120"/>
             </w:pPr>
-            <w:hyperlink w:history="1" r:id="rIdozrdwir518n_9hh6fkohr">
+            <w:hyperlink w:history="1" r:id="rIdframimymr5jfvhr6rc19f">
               <w:r>
                 <w:rPr>
                   <w:rFonts w:ascii="Arial" w:cs="Arial" w:eastAsia="Arial" w:hAnsi="Arial"/>
@@ -6183,7 +6183,7 @@
             <w:pPr>
               <w:spacing w:after="20" w:before="0"/>
             </w:pPr>
-            <w:hyperlink w:history="1" r:id="rId50mtq-ojc5kz0iwiz8dla">
+            <w:hyperlink w:history="1" r:id="rIdeahh-k1efczq2-ksv-0cb">
               <w:r>
                 <w:rPr>
                   <w:rFonts w:ascii="Arial" w:cs="Arial" w:eastAsia="Arial" w:hAnsi="Arial"/>
@@ -6216,7 +6216,7 @@
               <w:spacing w:after="10" w:before="0"/>
               <w:ind w:left="120"/>
             </w:pPr>
-            <w:hyperlink w:history="1" r:id="rIdkrc7lz6fx_pwxm9689ort">
+            <w:hyperlink w:history="1" r:id="rIddto4bqzp-cvmfl2wdmi_n">
               <w:r>
                 <w:rPr>
                   <w:rFonts w:ascii="Arial" w:cs="Arial" w:eastAsia="Arial" w:hAnsi="Arial"/>
@@ -6411,7 +6411,7 @@
             <w:pPr>
               <w:spacing w:after="20" w:before="0"/>
             </w:pPr>
-            <w:hyperlink w:history="1" r:id="rId5xgitggg_ymtr8jvbfo_h">
+            <w:hyperlink w:history="1" r:id="rIdgtj8v4g50lbbb_ubimglm">
               <w:r>
                 <w:rPr>
                   <w:rFonts w:ascii="Arial" w:cs="Arial" w:eastAsia="Arial" w:hAnsi="Arial"/>
@@ -6444,7 +6444,7 @@
               <w:spacing w:after="10" w:before="0"/>
               <w:ind w:left="120"/>
             </w:pPr>
-            <w:hyperlink w:history="1" r:id="rIdkjfip1xrrmpwdij6asx8p">
+            <w:hyperlink w:history="1" r:id="rIdynhgtctynqq8jsbw7mwwq">
               <w:r>
                 <w:rPr>
                   <w:rFonts w:ascii="Arial" w:cs="Arial" w:eastAsia="Arial" w:hAnsi="Arial"/>
@@ -6489,7 +6489,7 @@
             <w:pPr>
               <w:spacing w:after="20" w:before="0"/>
             </w:pPr>
-            <w:hyperlink w:history="1" r:id="rId_thfcbuxpg_3ui1tyw8id">
+            <w:hyperlink w:history="1" r:id="rIdegmltmy-ex6n-mop1rqxt">
               <w:r>
                 <w:rPr>
                   <w:rFonts w:ascii="Arial" w:cs="Arial" w:eastAsia="Arial" w:hAnsi="Arial"/>
@@ -6522,7 +6522,7 @@
               <w:spacing w:after="10" w:before="0"/>
               <w:ind w:left="120"/>
             </w:pPr>
-            <w:hyperlink w:history="1" r:id="rIdocmzctmwwnw7zjlmdnjmi">
+            <w:hyperlink w:history="1" r:id="rIdijgp6xwvmdxerpevkyp-u">
               <w:r>
                 <w:rPr>
                   <w:rFonts w:ascii="Arial" w:cs="Arial" w:eastAsia="Arial" w:hAnsi="Arial"/>
@@ -6717,7 +6717,7 @@
             <w:pPr>
               <w:spacing w:after="20" w:before="0"/>
             </w:pPr>
-            <w:hyperlink w:history="1" r:id="rIdl3sn4adjaot2kc39-krzr">
+            <w:hyperlink w:history="1" r:id="rIdd7vf24is59iiwn1lque_h">
               <w:r>
                 <w:rPr>
                   <w:rFonts w:ascii="Arial" w:cs="Arial" w:eastAsia="Arial" w:hAnsi="Arial"/>
@@ -6750,7 +6750,7 @@
               <w:spacing w:after="10" w:before="0"/>
               <w:ind w:left="120"/>
             </w:pPr>
-            <w:hyperlink w:history="1" r:id="rIdhuqxrj9ogpv5o2ut_jnq7">
+            <w:hyperlink w:history="1" r:id="rIdsqznbppqdyfp7xz66vavm">
               <w:r>
                 <w:rPr>
                   <w:rFonts w:ascii="Arial" w:cs="Arial" w:eastAsia="Arial" w:hAnsi="Arial"/>
@@ -6795,7 +6795,7 @@
             <w:pPr>
               <w:spacing w:after="20" w:before="0"/>
             </w:pPr>
-            <w:hyperlink w:history="1" r:id="rId2k3vhc-dwndvjsfkpbdi2">
+            <w:hyperlink w:history="1" r:id="rIdo8uzhpjbfhmgkhk7okjvh">
               <w:r>
                 <w:rPr>
                   <w:rFonts w:ascii="Arial" w:cs="Arial" w:eastAsia="Arial" w:hAnsi="Arial"/>
@@ -6828,7 +6828,7 @@
               <w:spacing w:after="10" w:before="0"/>
               <w:ind w:left="120"/>
             </w:pPr>
-            <w:hyperlink w:history="1" r:id="rIdid_82mkop33qqix_maqq7">
+            <w:hyperlink w:history="1" r:id="rIdf6qx6z6rhdr7xow1my4qv">
               <w:r>
                 <w:rPr>
                   <w:rFonts w:ascii="Arial" w:cs="Arial" w:eastAsia="Arial" w:hAnsi="Arial"/>
@@ -7023,7 +7023,7 @@
             <w:pPr>
               <w:spacing w:after="20" w:before="0"/>
             </w:pPr>
-            <w:hyperlink w:history="1" r:id="rIdl5nskdywc_xelyaqkxqlp">
+            <w:hyperlink w:history="1" r:id="rId-jskhg6kqibjd_4txtegh">
               <w:r>
                 <w:rPr>
                   <w:rFonts w:ascii="Arial" w:cs="Arial" w:eastAsia="Arial" w:hAnsi="Arial"/>
@@ -7056,7 +7056,7 @@
               <w:spacing w:after="10" w:before="0"/>
               <w:ind w:left="120"/>
             </w:pPr>
-            <w:hyperlink w:history="1" r:id="rIdrq0c-zv9yzk8nmbgh-bmc">
+            <w:hyperlink w:history="1" r:id="rIdgsje9shimdaxzqqybdnrk">
               <w:r>
                 <w:rPr>
                   <w:rFonts w:ascii="Arial" w:cs="Arial" w:eastAsia="Arial" w:hAnsi="Arial"/>
@@ -7101,7 +7101,7 @@
             <w:pPr>
               <w:spacing w:after="20" w:before="0"/>
             </w:pPr>
-            <w:hyperlink w:history="1" r:id="rIddwp10_popimm_qc85bjhz">
+            <w:hyperlink w:history="1" r:id="rId2l0hzgiumtfhuq7jccimt">
               <w:r>
                 <w:rPr>
                   <w:rFonts w:ascii="Arial" w:cs="Arial" w:eastAsia="Arial" w:hAnsi="Arial"/>
@@ -7134,7 +7134,7 @@
               <w:spacing w:after="10" w:before="0"/>
               <w:ind w:left="120"/>
             </w:pPr>
-            <w:hyperlink w:history="1" r:id="rIdprk_21xvpnxbionzi5zod">
+            <w:hyperlink w:history="1" r:id="rIddz5jqwp-unwlhhjmqe6q1">
               <w:r>
                 <w:rPr>
                   <w:rFonts w:ascii="Arial" w:cs="Arial" w:eastAsia="Arial" w:hAnsi="Arial"/>
@@ -7329,7 +7329,7 @@
             <w:pPr>
               <w:spacing w:after="20" w:before="0"/>
             </w:pPr>
-            <w:hyperlink w:history="1" r:id="rIdpkjpetvgwok3hkqc7qamc">
+            <w:hyperlink w:history="1" r:id="rIdojwdwmvdwkm0m8kplloiw">
               <w:r>
                 <w:rPr>
                   <w:rFonts w:ascii="Arial" w:cs="Arial" w:eastAsia="Arial" w:hAnsi="Arial"/>
@@ -7362,7 +7362,7 @@
               <w:spacing w:after="10" w:before="0"/>
               <w:ind w:left="120"/>
             </w:pPr>
-            <w:hyperlink w:history="1" r:id="rIdf0phfxy89eiiuvrugqvcj">
+            <w:hyperlink w:history="1" r:id="rIdbwhqf-olyr49kro1nf3ss">
               <w:r>
                 <w:rPr>
                   <w:rFonts w:ascii="Arial" w:cs="Arial" w:eastAsia="Arial" w:hAnsi="Arial"/>
@@ -7407,7 +7407,7 @@
             <w:pPr>
               <w:spacing w:after="20" w:before="0"/>
             </w:pPr>
-            <w:hyperlink w:history="1" r:id="rIdmbocznxryi2o633itvhcd">
+            <w:hyperlink w:history="1" r:id="rIdsssqm6ojdwxr8rbxa417m">
               <w:r>
                 <w:rPr>
                   <w:rFonts w:ascii="Arial" w:cs="Arial" w:eastAsia="Arial" w:hAnsi="Arial"/>
@@ -7440,7 +7440,7 @@
               <w:spacing w:after="10" w:before="0"/>
               <w:ind w:left="120"/>
             </w:pPr>
-            <w:hyperlink w:history="1" r:id="rIdfyftglxu_ae2cy896_ktl">
+            <w:hyperlink w:history="1" r:id="rIdzkhrtqfkkvwquw86qf2xu">
               <w:r>
                 <w:rPr>
                   <w:rFonts w:ascii="Arial" w:cs="Arial" w:eastAsia="Arial" w:hAnsi="Arial"/>
@@ -8927,7 +8927,7 @@
             <w:pPr>
               <w:spacing w:after="20" w:before="0"/>
             </w:pPr>
-            <w:hyperlink w:history="1" r:id="rIdmxrw96q9yx2djvy8ijsiy">
+            <w:hyperlink w:history="1" r:id="rId06fzolknwugao4jmpnxxo">
               <w:r>
                 <w:rPr>
                   <w:rFonts w:ascii="Arial" w:cs="Arial" w:eastAsia="Arial" w:hAnsi="Arial"/>
@@ -8960,7 +8960,7 @@
               <w:spacing w:after="10" w:before="0"/>
               <w:ind w:left="120"/>
             </w:pPr>
-            <w:hyperlink w:history="1" r:id="rId71rdxt7ry7rpvwrp5z6e_">
+            <w:hyperlink w:history="1" r:id="rIdyu0bww9xardaluha7dwvo">
               <w:r>
                 <w:rPr>
                   <w:rFonts w:ascii="Arial" w:cs="Arial" w:eastAsia="Arial" w:hAnsi="Arial"/>
@@ -9005,7 +9005,7 @@
             <w:pPr>
               <w:spacing w:after="20" w:before="0"/>
             </w:pPr>
-            <w:hyperlink w:history="1" r:id="rIdlvqbm0cwj5q9gje9j0mcs">
+            <w:hyperlink w:history="1" r:id="rIdlyhzvvg4lmc18nhbmrvq_">
               <w:r>
                 <w:rPr>
                   <w:rFonts w:ascii="Arial" w:cs="Arial" w:eastAsia="Arial" w:hAnsi="Arial"/>
@@ -9038,7 +9038,7 @@
               <w:spacing w:after="10" w:before="0"/>
               <w:ind w:left="120"/>
             </w:pPr>
-            <w:hyperlink w:history="1" r:id="rId-5tesxc_n7fuqwdrks7me">
+            <w:hyperlink w:history="1" r:id="rIdlbgbabr2_qljifkpiea6a">
               <w:r>
                 <w:rPr>
                   <w:rFonts w:ascii="Arial" w:cs="Arial" w:eastAsia="Arial" w:hAnsi="Arial"/>
@@ -9233,7 +9233,7 @@
             <w:pPr>
               <w:spacing w:after="20" w:before="0"/>
             </w:pPr>
-            <w:hyperlink w:history="1" r:id="rIdrm23nx-0vfg-o2r7ehhkf">
+            <w:hyperlink w:history="1" r:id="rIdcdpvmzp2eidbqb0s5lppf">
               <w:r>
                 <w:rPr>
                   <w:rFonts w:ascii="Arial" w:cs="Arial" w:eastAsia="Arial" w:hAnsi="Arial"/>
@@ -9266,7 +9266,7 @@
               <w:spacing w:after="10" w:before="0"/>
               <w:ind w:left="120"/>
             </w:pPr>
-            <w:hyperlink w:history="1" r:id="rIdsybvwjwn0hkeuunugmsm4">
+            <w:hyperlink w:history="1" r:id="rIdygqjefr7zvwuxkrpj5p0m">
               <w:r>
                 <w:rPr>
                   <w:rFonts w:ascii="Arial" w:cs="Arial" w:eastAsia="Arial" w:hAnsi="Arial"/>
@@ -9311,7 +9311,7 @@
             <w:pPr>
               <w:spacing w:after="20" w:before="0"/>
             </w:pPr>
-            <w:hyperlink w:history="1" r:id="rIdvsmqnghj6_eom6xu6dmn6">
+            <w:hyperlink w:history="1" r:id="rIdk-kwdo9dkrr9innusyd50">
               <w:r>
                 <w:rPr>
                   <w:rFonts w:ascii="Arial" w:cs="Arial" w:eastAsia="Arial" w:hAnsi="Arial"/>
@@ -9344,7 +9344,7 @@
               <w:spacing w:after="10" w:before="0"/>
               <w:ind w:left="120"/>
             </w:pPr>
-            <w:hyperlink w:history="1" r:id="rIddbrvvtcpf-xstjpewhfce">
+            <w:hyperlink w:history="1" r:id="rIdcq2pskc4vtqwaayyiz-66">
               <w:r>
                 <w:rPr>
                   <w:rFonts w:ascii="Arial" w:cs="Arial" w:eastAsia="Arial" w:hAnsi="Arial"/>
@@ -9539,7 +9539,7 @@
             <w:pPr>
               <w:spacing w:after="20" w:before="0"/>
             </w:pPr>
-            <w:hyperlink w:history="1" r:id="rIdenqnsus0luivejnnxjy2e">
+            <w:hyperlink w:history="1" r:id="rId02frcflbcqp8br53km5dh">
               <w:r>
                 <w:rPr>
                   <w:rFonts w:ascii="Arial" w:cs="Arial" w:eastAsia="Arial" w:hAnsi="Arial"/>
@@ -9572,7 +9572,7 @@
               <w:spacing w:after="10" w:before="0"/>
               <w:ind w:left="120"/>
             </w:pPr>
-            <w:hyperlink w:history="1" r:id="rIdlacch-jkuagosm1ne0xjd">
+            <w:hyperlink w:history="1" r:id="rId-34zyh6-2q1hawunuzqk4">
               <w:r>
                 <w:rPr>
                   <w:rFonts w:ascii="Arial" w:cs="Arial" w:eastAsia="Arial" w:hAnsi="Arial"/>
@@ -9617,7 +9617,7 @@
             <w:pPr>
               <w:spacing w:after="20" w:before="0"/>
             </w:pPr>
-            <w:hyperlink w:history="1" r:id="rIdbjmnxdfycqgex0mrs5qyz">
+            <w:hyperlink w:history="1" r:id="rId1gytouaarcrxbjad5tqlh">
               <w:r>
                 <w:rPr>
                   <w:rFonts w:ascii="Arial" w:cs="Arial" w:eastAsia="Arial" w:hAnsi="Arial"/>
@@ -9650,7 +9650,7 @@
               <w:spacing w:after="10" w:before="0"/>
               <w:ind w:left="120"/>
             </w:pPr>
-            <w:hyperlink w:history="1" r:id="rId3dkcwajes3m1rqf3xeeks">
+            <w:hyperlink w:history="1" r:id="rIdezgmt2ewlsomqwkgahkpo">
               <w:r>
                 <w:rPr>
                   <w:rFonts w:ascii="Arial" w:cs="Arial" w:eastAsia="Arial" w:hAnsi="Arial"/>
@@ -9845,7 +9845,7 @@
             <w:pPr>
               <w:spacing w:after="20" w:before="0"/>
             </w:pPr>
-            <w:hyperlink w:history="1" r:id="rIdjxghmm5lp10tp0xr_a_5t">
+            <w:hyperlink w:history="1" r:id="rIdvxjba9ezicvabt6gbjujt">
               <w:r>
                 <w:rPr>
                   <w:rFonts w:ascii="Arial" w:cs="Arial" w:eastAsia="Arial" w:hAnsi="Arial"/>
@@ -9878,7 +9878,7 @@
               <w:spacing w:after="10" w:before="0"/>
               <w:ind w:left="120"/>
             </w:pPr>
-            <w:hyperlink w:history="1" r:id="rIdphg9qzri033fgcdogmzad">
+            <w:hyperlink w:history="1" r:id="rIda6ejtjdlc2bs1sov5jlmi">
               <w:r>
                 <w:rPr>
                   <w:rFonts w:ascii="Arial" w:cs="Arial" w:eastAsia="Arial" w:hAnsi="Arial"/>
@@ -9923,7 +9923,7 @@
             <w:pPr>
               <w:spacing w:after="20" w:before="0"/>
             </w:pPr>
-            <w:hyperlink w:history="1" r:id="rId43pn9x1s55whwymcuwqzr">
+            <w:hyperlink w:history="1" r:id="rIdijimnahfarohp1rzjsx7k">
               <w:r>
                 <w:rPr>
                   <w:rFonts w:ascii="Arial" w:cs="Arial" w:eastAsia="Arial" w:hAnsi="Arial"/>
@@ -9956,7 +9956,7 @@
               <w:spacing w:after="10" w:before="0"/>
               <w:ind w:left="120"/>
             </w:pPr>
-            <w:hyperlink w:history="1" r:id="rIdklzuofncacwkvoe7t046s">
+            <w:hyperlink w:history="1" r:id="rIdhcfj25umfnb0dczvesztu">
               <w:r>
                 <w:rPr>
                   <w:rFonts w:ascii="Arial" w:cs="Arial" w:eastAsia="Arial" w:hAnsi="Arial"/>
@@ -10151,7 +10151,7 @@
             <w:pPr>
               <w:spacing w:after="20" w:before="0"/>
             </w:pPr>
-            <w:hyperlink w:history="1" r:id="rIdl0ft33c8cg1v63t7cccm3">
+            <w:hyperlink w:history="1" r:id="rIdhax84fmqcwad6tw6hgdqk">
               <w:r>
                 <w:rPr>
                   <w:rFonts w:ascii="Arial" w:cs="Arial" w:eastAsia="Arial" w:hAnsi="Arial"/>
@@ -10184,7 +10184,7 @@
               <w:spacing w:after="10" w:before="0"/>
               <w:ind w:left="120"/>
             </w:pPr>
-            <w:hyperlink w:history="1" r:id="rIdflsjcloz9hcjt-z2g7po-">
+            <w:hyperlink w:history="1" r:id="rIdw80xh5fofgkwhtaplyvdo">
               <w:r>
                 <w:rPr>
                   <w:rFonts w:ascii="Arial" w:cs="Arial" w:eastAsia="Arial" w:hAnsi="Arial"/>
@@ -10229,7 +10229,7 @@
             <w:pPr>
               <w:spacing w:after="20" w:before="0"/>
             </w:pPr>
-            <w:hyperlink w:history="1" r:id="rIdoi3sbmbtsnj9urfmsurhg">
+            <w:hyperlink w:history="1" r:id="rIdcfgulze2cmozzitay1cw9">
               <w:r>
                 <w:rPr>
                   <w:rFonts w:ascii="Arial" w:cs="Arial" w:eastAsia="Arial" w:hAnsi="Arial"/>
@@ -10262,7 +10262,7 @@
               <w:spacing w:after="10" w:before="0"/>
               <w:ind w:left="120"/>
             </w:pPr>
-            <w:hyperlink w:history="1" r:id="rIdi6um32u_53jskljp17n7n">
+            <w:hyperlink w:history="1" r:id="rIdxhkzkalhf53wpdkv8uk3n">
               <w:r>
                 <w:rPr>
                   <w:rFonts w:ascii="Arial" w:cs="Arial" w:eastAsia="Arial" w:hAnsi="Arial"/>
@@ -11749,7 +11749,7 @@
             <w:pPr>
               <w:spacing w:after="20" w:before="0"/>
             </w:pPr>
-            <w:hyperlink w:history="1" r:id="rIdsq-j5mxux5lf18jwmjcgb">
+            <w:hyperlink w:history="1" r:id="rIdrndannbxsrmhclfb-fpwi">
               <w:r>
                 <w:rPr>
                   <w:rFonts w:ascii="Arial" w:cs="Arial" w:eastAsia="Arial" w:hAnsi="Arial"/>
@@ -11782,7 +11782,7 @@
               <w:spacing w:after="10" w:before="0"/>
               <w:ind w:left="120"/>
             </w:pPr>
-            <w:hyperlink w:history="1" r:id="rIdzfmbv3qrsvqqjyu33ddm1">
+            <w:hyperlink w:history="1" r:id="rIde744hsx-kwr-r3w26amnd">
               <w:r>
                 <w:rPr>
                   <w:rFonts w:ascii="Arial" w:cs="Arial" w:eastAsia="Arial" w:hAnsi="Arial"/>
@@ -11827,7 +11827,7 @@
             <w:pPr>
               <w:spacing w:after="20" w:before="0"/>
             </w:pPr>
-            <w:hyperlink w:history="1" r:id="rIdfifscny5qd1n6uhupzjwh">
+            <w:hyperlink w:history="1" r:id="rIdobt_upcb7m7_sowrlwkmm">
               <w:r>
                 <w:rPr>
                   <w:rFonts w:ascii="Arial" w:cs="Arial" w:eastAsia="Arial" w:hAnsi="Arial"/>
@@ -11860,7 +11860,7 @@
               <w:spacing w:after="10" w:before="0"/>
               <w:ind w:left="120"/>
             </w:pPr>
-            <w:hyperlink w:history="1" r:id="rIdbchlwky_jnkamkluxwwms">
+            <w:hyperlink w:history="1" r:id="rIdgdct8g6atxil6ve36z4m3">
               <w:r>
                 <w:rPr>
                   <w:rFonts w:ascii="Arial" w:cs="Arial" w:eastAsia="Arial" w:hAnsi="Arial"/>
@@ -12055,7 +12055,7 @@
             <w:pPr>
               <w:spacing w:after="20" w:before="0"/>
             </w:pPr>
-            <w:hyperlink w:history="1" r:id="rIdqnkjnvj65ptoiefutva_s">
+            <w:hyperlink w:history="1" r:id="rIduultolseuwns0ggknu-qn">
               <w:r>
                 <w:rPr>
                   <w:rFonts w:ascii="Arial" w:cs="Arial" w:eastAsia="Arial" w:hAnsi="Arial"/>
@@ -12088,7 +12088,7 @@
               <w:spacing w:after="10" w:before="0"/>
               <w:ind w:left="120"/>
             </w:pPr>
-            <w:hyperlink w:history="1" r:id="rId6fnzdfidkhjwomwwbblad">
+            <w:hyperlink w:history="1" r:id="rIdst9xbwuux6qou4cxumqwi">
               <w:r>
                 <w:rPr>
                   <w:rFonts w:ascii="Arial" w:cs="Arial" w:eastAsia="Arial" w:hAnsi="Arial"/>
@@ -12133,7 +12133,7 @@
             <w:pPr>
               <w:spacing w:after="20" w:before="0"/>
             </w:pPr>
-            <w:hyperlink w:history="1" r:id="rId7bdf9aqrdzpy_9hnbaekb">
+            <w:hyperlink w:history="1" r:id="rId_s_u6kawjhgfd6f5wpixw">
               <w:r>
                 <w:rPr>
                   <w:rFonts w:ascii="Arial" w:cs="Arial" w:eastAsia="Arial" w:hAnsi="Arial"/>
@@ -12166,7 +12166,7 @@
               <w:spacing w:after="10" w:before="0"/>
               <w:ind w:left="120"/>
             </w:pPr>
-            <w:hyperlink w:history="1" r:id="rIdfgdzyczxz-lwc2vir5i5o">
+            <w:hyperlink w:history="1" r:id="rIdcintbqzjeqfgjbqg99zdx">
               <w:r>
                 <w:rPr>
                   <w:rFonts w:ascii="Arial" w:cs="Arial" w:eastAsia="Arial" w:hAnsi="Arial"/>
@@ -12361,7 +12361,7 @@
             <w:pPr>
               <w:spacing w:after="20" w:before="0"/>
             </w:pPr>
-            <w:hyperlink w:history="1" r:id="rId_e0x0sywuc8dvqj290gip">
+            <w:hyperlink w:history="1" r:id="rIddkwbxvt_lqhb5cwkkik_4">
               <w:r>
                 <w:rPr>
                   <w:rFonts w:ascii="Arial" w:cs="Arial" w:eastAsia="Arial" w:hAnsi="Arial"/>
@@ -12394,7 +12394,7 @@
               <w:spacing w:after="10" w:before="0"/>
               <w:ind w:left="120"/>
             </w:pPr>
-            <w:hyperlink w:history="1" r:id="rId2ofnskrlmh_x4ancdmkx1">
+            <w:hyperlink w:history="1" r:id="rIdbggnsktpyc4rzg4bd8uqv">
               <w:r>
                 <w:rPr>
                   <w:rFonts w:ascii="Arial" w:cs="Arial" w:eastAsia="Arial" w:hAnsi="Arial"/>
@@ -12439,7 +12439,7 @@
             <w:pPr>
               <w:spacing w:after="20" w:before="0"/>
             </w:pPr>
-            <w:hyperlink w:history="1" r:id="rIdomfe-6wc8fax-gzhb3wjk">
+            <w:hyperlink w:history="1" r:id="rIdzzljbfamzu9qr5drlx5zu">
               <w:r>
                 <w:rPr>
                   <w:rFonts w:ascii="Arial" w:cs="Arial" w:eastAsia="Arial" w:hAnsi="Arial"/>
@@ -12472,7 +12472,7 @@
               <w:spacing w:after="10" w:before="0"/>
               <w:ind w:left="120"/>
             </w:pPr>
-            <w:hyperlink w:history="1" r:id="rIdlcvdcwn2kwfebifrj83wg">
+            <w:hyperlink w:history="1" r:id="rIdfpd3mylyzktmo_f1ekcbp">
               <w:r>
                 <w:rPr>
                   <w:rFonts w:ascii="Arial" w:cs="Arial" w:eastAsia="Arial" w:hAnsi="Arial"/>
@@ -12667,7 +12667,7 @@
             <w:pPr>
               <w:spacing w:after="20" w:before="0"/>
             </w:pPr>
-            <w:hyperlink w:history="1" r:id="rIdlnnaplyagntsbtyeaxewo">
+            <w:hyperlink w:history="1" r:id="rIdqavcd4jl2ihvm9xvrsvbz">
               <w:r>
                 <w:rPr>
                   <w:rFonts w:ascii="Arial" w:cs="Arial" w:eastAsia="Arial" w:hAnsi="Arial"/>
@@ -12700,7 +12700,7 @@
               <w:spacing w:after="10" w:before="0"/>
               <w:ind w:left="120"/>
             </w:pPr>
-            <w:hyperlink w:history="1" r:id="rIdonu4fyz5dxfgsbnqbhvrc">
+            <w:hyperlink w:history="1" r:id="rIdhdslulbmnvw72yd38dizj">
               <w:r>
                 <w:rPr>
                   <w:rFonts w:ascii="Arial" w:cs="Arial" w:eastAsia="Arial" w:hAnsi="Arial"/>
@@ -12745,7 +12745,7 @@
             <w:pPr>
               <w:spacing w:after="20" w:before="0"/>
             </w:pPr>
-            <w:hyperlink w:history="1" r:id="rId9trbdyt5fmda6zcamqohy">
+            <w:hyperlink w:history="1" r:id="rIdrfca4dujpy3zrd0stkpwf">
               <w:r>
                 <w:rPr>
                   <w:rFonts w:ascii="Arial" w:cs="Arial" w:eastAsia="Arial" w:hAnsi="Arial"/>
@@ -12778,7 +12778,7 @@
               <w:spacing w:after="10" w:before="0"/>
               <w:ind w:left="120"/>
             </w:pPr>
-            <w:hyperlink w:history="1" r:id="rIdpmorjz4t8r2kq1q9ud8nr">
+            <w:hyperlink w:history="1" r:id="rIdebgzojfuhp9y5mf1xf2hj">
               <w:r>
                 <w:rPr>
                   <w:rFonts w:ascii="Arial" w:cs="Arial" w:eastAsia="Arial" w:hAnsi="Arial"/>
@@ -12973,7 +12973,7 @@
             <w:pPr>
               <w:spacing w:after="20" w:before="0"/>
             </w:pPr>
-            <w:hyperlink w:history="1" r:id="rIdlyzpwoowitf1b3l3a0bsa">
+            <w:hyperlink w:history="1" r:id="rIdfszs_wzhqv-wjhh6qfd_b">
               <w:r>
                 <w:rPr>
                   <w:rFonts w:ascii="Arial" w:cs="Arial" w:eastAsia="Arial" w:hAnsi="Arial"/>
@@ -13006,7 +13006,7 @@
               <w:spacing w:after="10" w:before="0"/>
               <w:ind w:left="120"/>
             </w:pPr>
-            <w:hyperlink w:history="1" r:id="rIdwhcm62_nw4p0yiagjjig4">
+            <w:hyperlink w:history="1" r:id="rIdlpjowedos96ufdoqntzgw">
               <w:r>
                 <w:rPr>
                   <w:rFonts w:ascii="Arial" w:cs="Arial" w:eastAsia="Arial" w:hAnsi="Arial"/>
@@ -13051,7 +13051,7 @@
             <w:pPr>
               <w:spacing w:after="20" w:before="0"/>
             </w:pPr>
-            <w:hyperlink w:history="1" r:id="rId3mck6ztoesi-c7dr30dn_">
+            <w:hyperlink w:history="1" r:id="rIdjxfunj7rr96a_rrgnybnc">
               <w:r>
                 <w:rPr>
                   <w:rFonts w:ascii="Arial" w:cs="Arial" w:eastAsia="Arial" w:hAnsi="Arial"/>
@@ -13084,7 +13084,7 @@
               <w:spacing w:after="10" w:before="0"/>
               <w:ind w:left="120"/>
             </w:pPr>
-            <w:hyperlink w:history="1" r:id="rIdgvrahgymgy5rryjxbb8eu">
+            <w:hyperlink w:history="1" r:id="rIdocp_tok6g4ffyyryywh6y">
               <w:r>
                 <w:rPr>
                   <w:rFonts w:ascii="Arial" w:cs="Arial" w:eastAsia="Arial" w:hAnsi="Arial"/>
@@ -14704,7 +14704,7 @@
             <w:pPr>
               <w:spacing w:after="20" w:before="0"/>
             </w:pPr>
-            <w:hyperlink w:history="1" r:id="rIdco45nbh7pd-q3rfrhofs5">
+            <w:hyperlink w:history="1" r:id="rIdxbllbhxpnpjzacrmcyhdf">
               <w:r>
                 <w:rPr>
                   <w:rFonts w:ascii="Arial" w:cs="Arial" w:eastAsia="Arial" w:hAnsi="Arial"/>
@@ -14737,7 +14737,7 @@
               <w:spacing w:after="10" w:before="0"/>
               <w:ind w:left="120"/>
             </w:pPr>
-            <w:hyperlink w:history="1" r:id="rIdxing7iwanv398e7zxjl0c">
+            <w:hyperlink w:history="1" r:id="rIdzdjgf150eaqqwjugbmk9e">
               <w:r>
                 <w:rPr>
                   <w:rFonts w:ascii="Arial" w:cs="Arial" w:eastAsia="Arial" w:hAnsi="Arial"/>
@@ -14782,7 +14782,7 @@
             <w:pPr>
               <w:spacing w:after="20" w:before="0"/>
             </w:pPr>
-            <w:hyperlink w:history="1" r:id="rId3pzbj11tssy16s8tu594s">
+            <w:hyperlink w:history="1" r:id="rIdomzxws3spnimkjxy06gya">
               <w:r>
                 <w:rPr>
                   <w:rFonts w:ascii="Arial" w:cs="Arial" w:eastAsia="Arial" w:hAnsi="Arial"/>
@@ -14815,7 +14815,7 @@
               <w:spacing w:after="10" w:before="0"/>
               <w:ind w:left="120"/>
             </w:pPr>
-            <w:hyperlink w:history="1" r:id="rId7bsp2iun4q810fdwjwbiw">
+            <w:hyperlink w:history="1" r:id="rIddlimkl3yuhkiaac1gpanb">
               <w:r>
                 <w:rPr>
                   <w:rFonts w:ascii="Arial" w:cs="Arial" w:eastAsia="Arial" w:hAnsi="Arial"/>
@@ -15010,7 +15010,7 @@
             <w:pPr>
               <w:spacing w:after="20" w:before="0"/>
             </w:pPr>
-            <w:hyperlink w:history="1" r:id="rId-azrrhqzqyorbojujzz54">
+            <w:hyperlink w:history="1" r:id="rIddc0iyq4hnzadno2bv0fpo">
               <w:r>
                 <w:rPr>
                   <w:rFonts w:ascii="Arial" w:cs="Arial" w:eastAsia="Arial" w:hAnsi="Arial"/>
@@ -15043,7 +15043,7 @@
               <w:spacing w:after="10" w:before="0"/>
               <w:ind w:left="120"/>
             </w:pPr>
-            <w:hyperlink w:history="1" r:id="rId9fbeibksyu7b0vdm4rdga">
+            <w:hyperlink w:history="1" r:id="rIduurdo4t_c2xejiebvihmu">
               <w:r>
                 <w:rPr>
                   <w:rFonts w:ascii="Arial" w:cs="Arial" w:eastAsia="Arial" w:hAnsi="Arial"/>
@@ -15088,7 +15088,7 @@
             <w:pPr>
               <w:spacing w:after="20" w:before="0"/>
             </w:pPr>
-            <w:hyperlink w:history="1" r:id="rIdosakhalij-4fkwpj4txeq">
+            <w:hyperlink w:history="1" r:id="rIdcdiiphdltv5dqwdsa-skh">
               <w:r>
                 <w:rPr>
                   <w:rFonts w:ascii="Arial" w:cs="Arial" w:eastAsia="Arial" w:hAnsi="Arial"/>
@@ -15121,7 +15121,7 @@
               <w:spacing w:after="10" w:before="0"/>
               <w:ind w:left="120"/>
             </w:pPr>
-            <w:hyperlink w:history="1" r:id="rIdmcc3x-gbjthkdw5qqatbn">
+            <w:hyperlink w:history="1" r:id="rIdmteyyxlf1bo8ifmi7_xlr">
               <w:r>
                 <w:rPr>
                   <w:rFonts w:ascii="Arial" w:cs="Arial" w:eastAsia="Arial" w:hAnsi="Arial"/>
@@ -15316,7 +15316,7 @@
             <w:pPr>
               <w:spacing w:after="20" w:before="0"/>
             </w:pPr>
-            <w:hyperlink w:history="1" r:id="rIdyw8gsdgliq1yv8_hz3w1m">
+            <w:hyperlink w:history="1" r:id="rIdxj2yxrhkykbm6zs-r4bwk">
               <w:r>
                 <w:rPr>
                   <w:rFonts w:ascii="Arial" w:cs="Arial" w:eastAsia="Arial" w:hAnsi="Arial"/>
@@ -15349,7 +15349,7 @@
               <w:spacing w:after="10" w:before="0"/>
               <w:ind w:left="120"/>
             </w:pPr>
-            <w:hyperlink w:history="1" r:id="rIdbdgol_dcvstftyuwerjdr">
+            <w:hyperlink w:history="1" r:id="rIdqbulj5yp-puvzandv_ixw">
               <w:r>
                 <w:rPr>
                   <w:rFonts w:ascii="Arial" w:cs="Arial" w:eastAsia="Arial" w:hAnsi="Arial"/>
@@ -15394,7 +15394,7 @@
             <w:pPr>
               <w:spacing w:after="20" w:before="0"/>
             </w:pPr>
-            <w:hyperlink w:history="1" r:id="rIditw0bfgnzdhn4ztbk7jiz">
+            <w:hyperlink w:history="1" r:id="rIdt3amwetzkalun6hldyrac">
               <w:r>
                 <w:rPr>
                   <w:rFonts w:ascii="Arial" w:cs="Arial" w:eastAsia="Arial" w:hAnsi="Arial"/>
@@ -15427,7 +15427,7 @@
               <w:spacing w:after="10" w:before="0"/>
               <w:ind w:left="120"/>
             </w:pPr>
-            <w:hyperlink w:history="1" r:id="rIdsnjcwxns6myi4zobbiwaj">
+            <w:hyperlink w:history="1" r:id="rIdlld5-xs2q4pin_pqpp_yv">
               <w:r>
                 <w:rPr>
                   <w:rFonts w:ascii="Arial" w:cs="Arial" w:eastAsia="Arial" w:hAnsi="Arial"/>
@@ -15622,7 +15622,7 @@
             <w:pPr>
               <w:spacing w:after="20" w:before="0"/>
             </w:pPr>
-            <w:hyperlink w:history="1" r:id="rIdkdjih4ex7wfyg0pndtgyl">
+            <w:hyperlink w:history="1" r:id="rIdopokzftllfx-vijsbsqsk">
               <w:r>
                 <w:rPr>
                   <w:rFonts w:ascii="Arial" w:cs="Arial" w:eastAsia="Arial" w:hAnsi="Arial"/>
@@ -15655,7 +15655,7 @@
               <w:spacing w:after="10" w:before="0"/>
               <w:ind w:left="120"/>
             </w:pPr>
-            <w:hyperlink w:history="1" r:id="rIdmkrktrqrel9fa0ylmblyz">
+            <w:hyperlink w:history="1" r:id="rId41av28mu7tqzf-7e56h1l">
               <w:r>
                 <w:rPr>
                   <w:rFonts w:ascii="Arial" w:cs="Arial" w:eastAsia="Arial" w:hAnsi="Arial"/>
@@ -15700,7 +15700,7 @@
             <w:pPr>
               <w:spacing w:after="20" w:before="0"/>
             </w:pPr>
-            <w:hyperlink w:history="1" r:id="rIdghsursuw5zwairhdqm2s2">
+            <w:hyperlink w:history="1" r:id="rIdsjgm-nljxgd49etef0rzh">
               <w:r>
                 <w:rPr>
                   <w:rFonts w:ascii="Arial" w:cs="Arial" w:eastAsia="Arial" w:hAnsi="Arial"/>
@@ -15733,7 +15733,7 @@
               <w:spacing w:after="10" w:before="0"/>
               <w:ind w:left="120"/>
             </w:pPr>
-            <w:hyperlink w:history="1" r:id="rIdwi4lxaqcwxoiuus1dbkdn">
+            <w:hyperlink w:history="1" r:id="rIdltcb-658jtaudlxgnfjgz">
               <w:r>
                 <w:rPr>
                   <w:rFonts w:ascii="Arial" w:cs="Arial" w:eastAsia="Arial" w:hAnsi="Arial"/>
@@ -15928,7 +15928,7 @@
             <w:pPr>
               <w:spacing w:after="20" w:before="0"/>
             </w:pPr>
-            <w:hyperlink w:history="1" r:id="rIdkd3ugrmxotczfeyu3tmlz">
+            <w:hyperlink w:history="1" r:id="rIdjsqmpshvgkfay1xio7o6c">
               <w:r>
                 <w:rPr>
                   <w:rFonts w:ascii="Arial" w:cs="Arial" w:eastAsia="Arial" w:hAnsi="Arial"/>
@@ -15961,7 +15961,7 @@
               <w:spacing w:after="10" w:before="0"/>
               <w:ind w:left="120"/>
             </w:pPr>
-            <w:hyperlink w:history="1" r:id="rIdpxzv2ieqpnknkrjrrmqdj">
+            <w:hyperlink w:history="1" r:id="rIddfio4lg8q14lhpcjbio-r">
               <w:r>
                 <w:rPr>
                   <w:rFonts w:ascii="Arial" w:cs="Arial" w:eastAsia="Arial" w:hAnsi="Arial"/>
@@ -16006,7 +16006,7 @@
             <w:pPr>
               <w:spacing w:after="20" w:before="0"/>
             </w:pPr>
-            <w:hyperlink w:history="1" r:id="rIdcwtgsoma9rzxzkexwgwyq">
+            <w:hyperlink w:history="1" r:id="rIdgyyzoe9otzfutls6rbwqp">
               <w:r>
                 <w:rPr>
                   <w:rFonts w:ascii="Arial" w:cs="Arial" w:eastAsia="Arial" w:hAnsi="Arial"/>
@@ -16039,7 +16039,7 @@
               <w:spacing w:after="10" w:before="0"/>
               <w:ind w:left="120"/>
             </w:pPr>
-            <w:hyperlink w:history="1" r:id="rIdsgwa4ltcjk3eyxxchp3rp">
+            <w:hyperlink w:history="1" r:id="rIdgva2c2bawreupa9mfrqbn">
               <w:r>
                 <w:rPr>
                   <w:rFonts w:ascii="Arial" w:cs="Arial" w:eastAsia="Arial" w:hAnsi="Arial"/>
@@ -17526,7 +17526,7 @@
             <w:pPr>
               <w:spacing w:after="20" w:before="0"/>
             </w:pPr>
-            <w:hyperlink w:history="1" r:id="rIdppum5hrhmsxprbngjbick">
+            <w:hyperlink w:history="1" r:id="rIdf_ekyy2c4ciquw1jsb8al">
               <w:r>
                 <w:rPr>
                   <w:rFonts w:ascii="Arial" w:cs="Arial" w:eastAsia="Arial" w:hAnsi="Arial"/>
@@ -17559,7 +17559,7 @@
               <w:spacing w:after="10" w:before="0"/>
               <w:ind w:left="120"/>
             </w:pPr>
-            <w:hyperlink w:history="1" r:id="rIdysi9wioognp6_on7zf6h2">
+            <w:hyperlink w:history="1" r:id="rIdeck93ajn0fboouniztk-a">
               <w:r>
                 <w:rPr>
                   <w:rFonts w:ascii="Arial" w:cs="Arial" w:eastAsia="Arial" w:hAnsi="Arial"/>
@@ -17604,7 +17604,7 @@
             <w:pPr>
               <w:spacing w:after="20" w:before="0"/>
             </w:pPr>
-            <w:hyperlink w:history="1" r:id="rIdafadrvgyczaaffuyag2rn">
+            <w:hyperlink w:history="1" r:id="rId4mpofysbeu05zynego1gk">
               <w:r>
                 <w:rPr>
                   <w:rFonts w:ascii="Arial" w:cs="Arial" w:eastAsia="Arial" w:hAnsi="Arial"/>
@@ -17637,7 +17637,7 @@
               <w:spacing w:after="10" w:before="0"/>
               <w:ind w:left="120"/>
             </w:pPr>
-            <w:hyperlink w:history="1" r:id="rIdef7lmv6kapfe66qfi0_wr">
+            <w:hyperlink w:history="1" r:id="rIdkdibuwabkufwp_qwfnkle">
               <w:r>
                 <w:rPr>
                   <w:rFonts w:ascii="Arial" w:cs="Arial" w:eastAsia="Arial" w:hAnsi="Arial"/>
@@ -17832,7 +17832,7 @@
             <w:pPr>
               <w:spacing w:after="20" w:before="0"/>
             </w:pPr>
-            <w:hyperlink w:history="1" r:id="rIdhgjtt9p5rzrgyfv_wd2ts">
+            <w:hyperlink w:history="1" r:id="rId3uw0hiydlyb-eawstoyud">
               <w:r>
                 <w:rPr>
                   <w:rFonts w:ascii="Arial" w:cs="Arial" w:eastAsia="Arial" w:hAnsi="Arial"/>
@@ -17865,7 +17865,7 @@
               <w:spacing w:after="10" w:before="0"/>
               <w:ind w:left="120"/>
             </w:pPr>
-            <w:hyperlink w:history="1" r:id="rId-z4ahm2a3xwqxencb6gta">
+            <w:hyperlink w:history="1" r:id="rIdg5whhapjzvgbq3jvqenvc">
               <w:r>
                 <w:rPr>
                   <w:rFonts w:ascii="Arial" w:cs="Arial" w:eastAsia="Arial" w:hAnsi="Arial"/>
@@ -17910,7 +17910,7 @@
             <w:pPr>
               <w:spacing w:after="20" w:before="0"/>
             </w:pPr>
-            <w:hyperlink w:history="1" r:id="rIdkxf1bsploc3g81_l0gjo-">
+            <w:hyperlink w:history="1" r:id="rIday0gpkqr9pk_n2edrimsk">
               <w:r>
                 <w:rPr>
                   <w:rFonts w:ascii="Arial" w:cs="Arial" w:eastAsia="Arial" w:hAnsi="Arial"/>
@@ -17943,7 +17943,7 @@
               <w:spacing w:after="10" w:before="0"/>
               <w:ind w:left="120"/>
             </w:pPr>
-            <w:hyperlink w:history="1" r:id="rIdugikxrhwlcqhvryhczl3n">
+            <w:hyperlink w:history="1" r:id="rIde_jgoe7t4rpe-4iwthl6a">
               <w:r>
                 <w:rPr>
                   <w:rFonts w:ascii="Arial" w:cs="Arial" w:eastAsia="Arial" w:hAnsi="Arial"/>
@@ -18138,7 +18138,7 @@
             <w:pPr>
               <w:spacing w:after="20" w:before="0"/>
             </w:pPr>
-            <w:hyperlink w:history="1" r:id="rId1hejpu-iai68lin2ll0rp">
+            <w:hyperlink w:history="1" r:id="rIdjqm2zweddgyv--_lua5qv">
               <w:r>
                 <w:rPr>
                   <w:rFonts w:ascii="Arial" w:cs="Arial" w:eastAsia="Arial" w:hAnsi="Arial"/>
@@ -18171,7 +18171,7 @@
               <w:spacing w:after="10" w:before="0"/>
               <w:ind w:left="120"/>
             </w:pPr>
-            <w:hyperlink w:history="1" r:id="rIdwyndh3sxmse8ljkmtbyht">
+            <w:hyperlink w:history="1" r:id="rIdyb7hbzkx7xkxec3mi2iph">
               <w:r>
                 <w:rPr>
                   <w:rFonts w:ascii="Arial" w:cs="Arial" w:eastAsia="Arial" w:hAnsi="Arial"/>
@@ -18216,7 +18216,7 @@
             <w:pPr>
               <w:spacing w:after="20" w:before="0"/>
             </w:pPr>
-            <w:hyperlink w:history="1" r:id="rIdkpqqa0v6dbjffywhwbqoq">
+            <w:hyperlink w:history="1" r:id="rIdxwhuj1yswoekzudkqx8kg">
               <w:r>
                 <w:rPr>
                   <w:rFonts w:ascii="Arial" w:cs="Arial" w:eastAsia="Arial" w:hAnsi="Arial"/>
@@ -18249,7 +18249,7 @@
               <w:spacing w:after="10" w:before="0"/>
               <w:ind w:left="120"/>
             </w:pPr>
-            <w:hyperlink w:history="1" r:id="rIdeevp-llynkdg82if8qvi7">
+            <w:hyperlink w:history="1" r:id="rIdpov-wud181zjqodd_oufp">
               <w:r>
                 <w:rPr>
                   <w:rFonts w:ascii="Arial" w:cs="Arial" w:eastAsia="Arial" w:hAnsi="Arial"/>
@@ -18444,7 +18444,7 @@
             <w:pPr>
               <w:spacing w:after="20" w:before="0"/>
             </w:pPr>
-            <w:hyperlink w:history="1" r:id="rId_xppgc1yqh5p6xo7pndrd">
+            <w:hyperlink w:history="1" r:id="rIdfecxstzrz4jhdfim_qosu">
               <w:r>
                 <w:rPr>
                   <w:rFonts w:ascii="Arial" w:cs="Arial" w:eastAsia="Arial" w:hAnsi="Arial"/>
@@ -18477,7 +18477,7 @@
               <w:spacing w:after="10" w:before="0"/>
               <w:ind w:left="120"/>
             </w:pPr>
-            <w:hyperlink w:history="1" r:id="rIdpwasmdxfd1zhx1c48leu9">
+            <w:hyperlink w:history="1" r:id="rIdjeg0ezhfbfeu6cl_6sktu">
               <w:r>
                 <w:rPr>
                   <w:rFonts w:ascii="Arial" w:cs="Arial" w:eastAsia="Arial" w:hAnsi="Arial"/>
@@ -18522,7 +18522,7 @@
             <w:pPr>
               <w:spacing w:after="20" w:before="0"/>
             </w:pPr>
-            <w:hyperlink w:history="1" r:id="rIdzq-w351mnqkovs0npz_pp">
+            <w:hyperlink w:history="1" r:id="rIdwipjc98gt_mone0bidwty">
               <w:r>
                 <w:rPr>
                   <w:rFonts w:ascii="Arial" w:cs="Arial" w:eastAsia="Arial" w:hAnsi="Arial"/>
@@ -18555,7 +18555,7 @@
               <w:spacing w:after="10" w:before="0"/>
               <w:ind w:left="120"/>
             </w:pPr>
-            <w:hyperlink w:history="1" r:id="rIdsypbkv639lgieiv9ej7eu">
+            <w:hyperlink w:history="1" r:id="rIdpxgzrz4c-tgc_jrdrms7f">
               <w:r>
                 <w:rPr>
                   <w:rFonts w:ascii="Arial" w:cs="Arial" w:eastAsia="Arial" w:hAnsi="Arial"/>
@@ -18750,7 +18750,7 @@
             <w:pPr>
               <w:spacing w:after="20" w:before="0"/>
             </w:pPr>
-            <w:hyperlink w:history="1" r:id="rId5_vv4yv0l6lnytk2nfecd">
+            <w:hyperlink w:history="1" r:id="rIdwdcjyax_mfbrk-jmumuzg">
               <w:r>
                 <w:rPr>
                   <w:rFonts w:ascii="Arial" w:cs="Arial" w:eastAsia="Arial" w:hAnsi="Arial"/>
@@ -18783,7 +18783,7 @@
               <w:spacing w:after="10" w:before="0"/>
               <w:ind w:left="120"/>
             </w:pPr>
-            <w:hyperlink w:history="1" r:id="rIdwxgofni_z1scovf2xcdig">
+            <w:hyperlink w:history="1" r:id="rId_arr4bhakvtcnhoown9hf">
               <w:r>
                 <w:rPr>
                   <w:rFonts w:ascii="Arial" w:cs="Arial" w:eastAsia="Arial" w:hAnsi="Arial"/>
@@ -18828,7 +18828,7 @@
             <w:pPr>
               <w:spacing w:after="20" w:before="0"/>
             </w:pPr>
-            <w:hyperlink w:history="1" r:id="rIdkmjq78wjnxfdsutuyspn0">
+            <w:hyperlink w:history="1" r:id="rIdhprmmhezsfjywl7evaytt">
               <w:r>
                 <w:rPr>
                   <w:rFonts w:ascii="Arial" w:cs="Arial" w:eastAsia="Arial" w:hAnsi="Arial"/>
@@ -18861,7 +18861,7 @@
               <w:spacing w:after="10" w:before="0"/>
               <w:ind w:left="120"/>
             </w:pPr>
-            <w:hyperlink w:history="1" r:id="rIdi2sedtemkb0axm3ywc95k">
+            <w:hyperlink w:history="1" r:id="rIdpn4zroqp6azuw_ew5hlbz">
               <w:r>
                 <w:rPr>
                   <w:rFonts w:ascii="Arial" w:cs="Arial" w:eastAsia="Arial" w:hAnsi="Arial"/>
@@ -20348,7 +20348,7 @@
             <w:pPr>
               <w:spacing w:after="20" w:before="0"/>
             </w:pPr>
-            <w:hyperlink w:history="1" r:id="rIdjba_eoomi7qplvr_mmtog">
+            <w:hyperlink w:history="1" r:id="rIdfjyh0h-lmwb5jwvgjwdrk">
               <w:r>
                 <w:rPr>
                   <w:rFonts w:ascii="Arial" w:cs="Arial" w:eastAsia="Arial" w:hAnsi="Arial"/>
@@ -20381,7 +20381,7 @@
               <w:spacing w:after="10" w:before="0"/>
               <w:ind w:left="120"/>
             </w:pPr>
-            <w:hyperlink w:history="1" r:id="rIdrynqmnzpximg0gewnkaxq">
+            <w:hyperlink w:history="1" r:id="rIdz80-gr94x0zedob6is0ya">
               <w:r>
                 <w:rPr>
                   <w:rFonts w:ascii="Arial" w:cs="Arial" w:eastAsia="Arial" w:hAnsi="Arial"/>
@@ -20426,7 +20426,7 @@
             <w:pPr>
               <w:spacing w:after="20" w:before="0"/>
             </w:pPr>
-            <w:hyperlink w:history="1" r:id="rIdtrfmivlwju965izwvkpcz">
+            <w:hyperlink w:history="1" r:id="rIdnwqhlljoiytndfhzx-o_3">
               <w:r>
                 <w:rPr>
                   <w:rFonts w:ascii="Arial" w:cs="Arial" w:eastAsia="Arial" w:hAnsi="Arial"/>
@@ -20459,7 +20459,7 @@
               <w:spacing w:after="10" w:before="0"/>
               <w:ind w:left="120"/>
             </w:pPr>
-            <w:hyperlink w:history="1" r:id="rIdsvzfhk-xqtuglsfm0v2-q">
+            <w:hyperlink w:history="1" r:id="rIdogaq4gcrv_2ebmmtabzkw">
               <w:r>
                 <w:rPr>
                   <w:rFonts w:ascii="Arial" w:cs="Arial" w:eastAsia="Arial" w:hAnsi="Arial"/>
@@ -20654,7 +20654,7 @@
             <w:pPr>
               <w:spacing w:after="20" w:before="0"/>
             </w:pPr>
-            <w:hyperlink w:history="1" r:id="rIdmyut-nesl5sqsof1llbxr">
+            <w:hyperlink w:history="1" r:id="rId13ccup-itksj00_9fizgc">
               <w:r>
                 <w:rPr>
                   <w:rFonts w:ascii="Arial" w:cs="Arial" w:eastAsia="Arial" w:hAnsi="Arial"/>
@@ -20687,7 +20687,7 @@
               <w:spacing w:after="10" w:before="0"/>
               <w:ind w:left="120"/>
             </w:pPr>
-            <w:hyperlink w:history="1" r:id="rIdyfl-xofgnztkseec4rm3g">
+            <w:hyperlink w:history="1" r:id="rIdvuqi_h8bo87gq-zbbohmz">
               <w:r>
                 <w:rPr>
                   <w:rFonts w:ascii="Arial" w:cs="Arial" w:eastAsia="Arial" w:hAnsi="Arial"/>
@@ -20732,7 +20732,7 @@
             <w:pPr>
               <w:spacing w:after="20" w:before="0"/>
             </w:pPr>
-            <w:hyperlink w:history="1" r:id="rIdf51b9zh06zpsnksmitjvf">
+            <w:hyperlink w:history="1" r:id="rId2fermr5rhxedkatxjbuvm">
               <w:r>
                 <w:rPr>
                   <w:rFonts w:ascii="Arial" w:cs="Arial" w:eastAsia="Arial" w:hAnsi="Arial"/>
@@ -20765,7 +20765,7 @@
               <w:spacing w:after="10" w:before="0"/>
               <w:ind w:left="120"/>
             </w:pPr>
-            <w:hyperlink w:history="1" r:id="rIdam_l4dpwkcupzia9ny1iu">
+            <w:hyperlink w:history="1" r:id="rIdbgpalyln5e6hihajdeebg">
               <w:r>
                 <w:rPr>
                   <w:rFonts w:ascii="Arial" w:cs="Arial" w:eastAsia="Arial" w:hAnsi="Arial"/>
@@ -20960,7 +20960,7 @@
             <w:pPr>
               <w:spacing w:after="20" w:before="0"/>
             </w:pPr>
-            <w:hyperlink w:history="1" r:id="rId6lqrm40kkzprd4thyysbv">
+            <w:hyperlink w:history="1" r:id="rIddpagvtpf-bx4xmpi7co4f">
               <w:r>
                 <w:rPr>
                   <w:rFonts w:ascii="Arial" w:cs="Arial" w:eastAsia="Arial" w:hAnsi="Arial"/>
@@ -20993,7 +20993,7 @@
               <w:spacing w:after="10" w:before="0"/>
               <w:ind w:left="120"/>
             </w:pPr>
-            <w:hyperlink w:history="1" r:id="rIdj8t6puywxhik4dzdsmake">
+            <w:hyperlink w:history="1" r:id="rIdraoq0bvjfkpnyvwimmu5f">
               <w:r>
                 <w:rPr>
                   <w:rFonts w:ascii="Arial" w:cs="Arial" w:eastAsia="Arial" w:hAnsi="Arial"/>
@@ -21038,7 +21038,7 @@
             <w:pPr>
               <w:spacing w:after="20" w:before="0"/>
             </w:pPr>
-            <w:hyperlink w:history="1" r:id="rIdvakgvbil6rky93nh5b6b8">
+            <w:hyperlink w:history="1" r:id="rIdgarzfqhb6brr1y81fhjcb">
               <w:r>
                 <w:rPr>
                   <w:rFonts w:ascii="Arial" w:cs="Arial" w:eastAsia="Arial" w:hAnsi="Arial"/>
@@ -21071,7 +21071,7 @@
               <w:spacing w:after="10" w:before="0"/>
               <w:ind w:left="120"/>
             </w:pPr>
-            <w:hyperlink w:history="1" r:id="rIdtmmfb4wrc_txggeaoldyt">
+            <w:hyperlink w:history="1" r:id="rId7boukmrbwn-p_abmz1dsp">
               <w:r>
                 <w:rPr>
                   <w:rFonts w:ascii="Arial" w:cs="Arial" w:eastAsia="Arial" w:hAnsi="Arial"/>
@@ -21266,7 +21266,7 @@
             <w:pPr>
               <w:spacing w:after="20" w:before="0"/>
             </w:pPr>
-            <w:hyperlink w:history="1" r:id="rId7q5uusy-qruxavpbjrslc">
+            <w:hyperlink w:history="1" r:id="rIdtgl0fbdhczs7tfakdad-p">
               <w:r>
                 <w:rPr>
                   <w:rFonts w:ascii="Arial" w:cs="Arial" w:eastAsia="Arial" w:hAnsi="Arial"/>
@@ -21299,7 +21299,7 @@
               <w:spacing w:after="10" w:before="0"/>
               <w:ind w:left="120"/>
             </w:pPr>
-            <w:hyperlink w:history="1" r:id="rId5aehasmunzbmyw4ascwzi">
+            <w:hyperlink w:history="1" r:id="rIdppdsxqkwzlne4n6zg0huw">
               <w:r>
                 <w:rPr>
                   <w:rFonts w:ascii="Arial" w:cs="Arial" w:eastAsia="Arial" w:hAnsi="Arial"/>
@@ -21344,7 +21344,7 @@
             <w:pPr>
               <w:spacing w:after="20" w:before="0"/>
             </w:pPr>
-            <w:hyperlink w:history="1" r:id="rIdlgqeuisgodwjo9fsgxq6q">
+            <w:hyperlink w:history="1" r:id="rIdjcovb9hwgwvp8l9bs84pe">
               <w:r>
                 <w:rPr>
                   <w:rFonts w:ascii="Arial" w:cs="Arial" w:eastAsia="Arial" w:hAnsi="Arial"/>
@@ -21377,7 +21377,7 @@
               <w:spacing w:after="10" w:before="0"/>
               <w:ind w:left="120"/>
             </w:pPr>
-            <w:hyperlink w:history="1" r:id="rId9s2pwduqmtdp5edyw4yab">
+            <w:hyperlink w:history="1" r:id="rId4i3aa47yr2jgrtezp1kgv">
               <w:r>
                 <w:rPr>
                   <w:rFonts w:ascii="Arial" w:cs="Arial" w:eastAsia="Arial" w:hAnsi="Arial"/>
@@ -21572,7 +21572,7 @@
             <w:pPr>
               <w:spacing w:after="20" w:before="0"/>
             </w:pPr>
-            <w:hyperlink w:history="1" r:id="rIdfjzknyhyxpymdc0bzsntr">
+            <w:hyperlink w:history="1" r:id="rIdc4kj8hnr1jg9iwkufdly_">
               <w:r>
                 <w:rPr>
                   <w:rFonts w:ascii="Arial" w:cs="Arial" w:eastAsia="Arial" w:hAnsi="Arial"/>
@@ -21605,7 +21605,7 @@
               <w:spacing w:after="10" w:before="0"/>
               <w:ind w:left="120"/>
             </w:pPr>
-            <w:hyperlink w:history="1" r:id="rIdk0hjg7d86xs8eohrcygfr">
+            <w:hyperlink w:history="1" r:id="rIdm-bdz9ortv08eofoiipou">
               <w:r>
                 <w:rPr>
                   <w:rFonts w:ascii="Arial" w:cs="Arial" w:eastAsia="Arial" w:hAnsi="Arial"/>
@@ -21650,7 +21650,7 @@
             <w:pPr>
               <w:spacing w:after="20" w:before="0"/>
             </w:pPr>
-            <w:hyperlink w:history="1" r:id="rIdjdflwiempv4r4yyhisz6j">
+            <w:hyperlink w:history="1" r:id="rIdzevcv1prrh469m0phpxeb">
               <w:r>
                 <w:rPr>
                   <w:rFonts w:ascii="Arial" w:cs="Arial" w:eastAsia="Arial" w:hAnsi="Arial"/>
@@ -21683,7 +21683,7 @@
               <w:spacing w:after="10" w:before="0"/>
               <w:ind w:left="120"/>
             </w:pPr>
-            <w:hyperlink w:history="1" r:id="rIdjrrnuuintwgixdov1ial4">
+            <w:hyperlink w:history="1" r:id="rIdgcrfozzac5ajg9ixxiyym">
               <w:r>
                 <w:rPr>
                   <w:rFonts w:ascii="Arial" w:cs="Arial" w:eastAsia="Arial" w:hAnsi="Arial"/>
@@ -23170,7 +23170,7 @@
             <w:pPr>
               <w:spacing w:after="20" w:before="0"/>
             </w:pPr>
-            <w:hyperlink w:history="1" r:id="rIdnezk4-dytoks6o_psfwkb">
+            <w:hyperlink w:history="1" r:id="rIdfqhq_dzrfwnhkac50yhjm">
               <w:r>
                 <w:rPr>
                   <w:rFonts w:ascii="Arial" w:cs="Arial" w:eastAsia="Arial" w:hAnsi="Arial"/>
@@ -23203,7 +23203,7 @@
               <w:spacing w:after="10" w:before="0"/>
               <w:ind w:left="120"/>
             </w:pPr>
-            <w:hyperlink w:history="1" r:id="rIduhxtol81pl5fclomgs1kj">
+            <w:hyperlink w:history="1" r:id="rIdq8uykpyoxyc7snie5xhon">
               <w:r>
                 <w:rPr>
                   <w:rFonts w:ascii="Arial" w:cs="Arial" w:eastAsia="Arial" w:hAnsi="Arial"/>
@@ -23248,7 +23248,7 @@
             <w:pPr>
               <w:spacing w:after="20" w:before="0"/>
             </w:pPr>
-            <w:hyperlink w:history="1" r:id="rIdo1i0hk9ea2e8l49_b3oxd">
+            <w:hyperlink w:history="1" r:id="rIdqoxe6hwa99wayothsnqcn">
               <w:r>
                 <w:rPr>
                   <w:rFonts w:ascii="Arial" w:cs="Arial" w:eastAsia="Arial" w:hAnsi="Arial"/>
@@ -23281,7 +23281,7 @@
               <w:spacing w:after="10" w:before="0"/>
               <w:ind w:left="120"/>
             </w:pPr>
-            <w:hyperlink w:history="1" r:id="rIdzh8ub6xwiehn6sifumx6t">
+            <w:hyperlink w:history="1" r:id="rIdqh1zlws4r9rk_pvt_8x0q">
               <w:r>
                 <w:rPr>
                   <w:rFonts w:ascii="Arial" w:cs="Arial" w:eastAsia="Arial" w:hAnsi="Arial"/>
@@ -23476,7 +23476,7 @@
             <w:pPr>
               <w:spacing w:after="20" w:before="0"/>
             </w:pPr>
-            <w:hyperlink w:history="1" r:id="rIdzlc14gugka_6qz-v-2pw6">
+            <w:hyperlink w:history="1" r:id="rIdxac2_jjl4gc3l80vgruer">
               <w:r>
                 <w:rPr>
                   <w:rFonts w:ascii="Arial" w:cs="Arial" w:eastAsia="Arial" w:hAnsi="Arial"/>
@@ -23509,7 +23509,7 @@
               <w:spacing w:after="10" w:before="0"/>
               <w:ind w:left="120"/>
             </w:pPr>
-            <w:hyperlink w:history="1" r:id="rId3fvh9y28ohjiz-mmgr9wy">
+            <w:hyperlink w:history="1" r:id="rId6q3uk1hajr1ivdsjirxvo">
               <w:r>
                 <w:rPr>
                   <w:rFonts w:ascii="Arial" w:cs="Arial" w:eastAsia="Arial" w:hAnsi="Arial"/>
@@ -23554,7 +23554,7 @@
             <w:pPr>
               <w:spacing w:after="20" w:before="0"/>
             </w:pPr>
-            <w:hyperlink w:history="1" r:id="rIdya7g0ehsuyvmipvoaea9s">
+            <w:hyperlink w:history="1" r:id="rIdokheugcgrdiihlprbz6xy">
               <w:r>
                 <w:rPr>
                   <w:rFonts w:ascii="Arial" w:cs="Arial" w:eastAsia="Arial" w:hAnsi="Arial"/>
@@ -23587,7 +23587,7 @@
               <w:spacing w:after="10" w:before="0"/>
               <w:ind w:left="120"/>
             </w:pPr>
-            <w:hyperlink w:history="1" r:id="rIdopvsnifa4g1pgzcano0pi">
+            <w:hyperlink w:history="1" r:id="rIdnzkoxaqx0pxrocwg2gbnj">
               <w:r>
                 <w:rPr>
                   <w:rFonts w:ascii="Arial" w:cs="Arial" w:eastAsia="Arial" w:hAnsi="Arial"/>
@@ -23782,7 +23782,7 @@
             <w:pPr>
               <w:spacing w:after="20" w:before="0"/>
             </w:pPr>
-            <w:hyperlink w:history="1" r:id="rIdnuepb908aejdr7ls_aods">
+            <w:hyperlink w:history="1" r:id="rIdbb2ssjwyy5ofhrdm35eww">
               <w:r>
                 <w:rPr>
                   <w:rFonts w:ascii="Arial" w:cs="Arial" w:eastAsia="Arial" w:hAnsi="Arial"/>
@@ -23815,7 +23815,7 @@
               <w:spacing w:after="10" w:before="0"/>
               <w:ind w:left="120"/>
             </w:pPr>
-            <w:hyperlink w:history="1" r:id="rIdzo01jf3gnjtwzcggusl0o">
+            <w:hyperlink w:history="1" r:id="rIdpqcgubn7upfbvzhwy4-yf">
               <w:r>
                 <w:rPr>
                   <w:rFonts w:ascii="Arial" w:cs="Arial" w:eastAsia="Arial" w:hAnsi="Arial"/>
@@ -23860,7 +23860,7 @@
             <w:pPr>
               <w:spacing w:after="20" w:before="0"/>
             </w:pPr>
-            <w:hyperlink w:history="1" r:id="rId7i5hddlmkoakvaosnibug">
+            <w:hyperlink w:history="1" r:id="rIdgweyslba0dqux1nrruo2n">
               <w:r>
                 <w:rPr>
                   <w:rFonts w:ascii="Arial" w:cs="Arial" w:eastAsia="Arial" w:hAnsi="Arial"/>
@@ -23893,7 +23893,7 @@
               <w:spacing w:after="10" w:before="0"/>
               <w:ind w:left="120"/>
             </w:pPr>
-            <w:hyperlink w:history="1" r:id="rIdko1zq1m42q9c2ryrvlbj3">
+            <w:hyperlink w:history="1" r:id="rIdoyhwp49hluxk7rfujdp-s">
               <w:r>
                 <w:rPr>
                   <w:rFonts w:ascii="Arial" w:cs="Arial" w:eastAsia="Arial" w:hAnsi="Arial"/>
@@ -24088,7 +24088,7 @@
             <w:pPr>
               <w:spacing w:after="20" w:before="0"/>
             </w:pPr>
-            <w:hyperlink w:history="1" r:id="rIdk06aroyqw5v3tpifknsns">
+            <w:hyperlink w:history="1" r:id="rIdcbcvzlwgxiuqcf1d9q0l0">
               <w:r>
                 <w:rPr>
                   <w:rFonts w:ascii="Arial" w:cs="Arial" w:eastAsia="Arial" w:hAnsi="Arial"/>
@@ -24121,7 +24121,7 @@
               <w:spacing w:after="10" w:before="0"/>
               <w:ind w:left="120"/>
             </w:pPr>
-            <w:hyperlink w:history="1" r:id="rIdxjpaqajbtedsig8yy1qfe">
+            <w:hyperlink w:history="1" r:id="rId4ky5t24ijfebiu66scfrv">
               <w:r>
                 <w:rPr>
                   <w:rFonts w:ascii="Arial" w:cs="Arial" w:eastAsia="Arial" w:hAnsi="Arial"/>
@@ -24166,7 +24166,7 @@
             <w:pPr>
               <w:spacing w:after="20" w:before="0"/>
             </w:pPr>
-            <w:hyperlink w:history="1" r:id="rIduaz6j1m_jzehymghqxpwg">
+            <w:hyperlink w:history="1" r:id="rIdk0gpbvzmo5zfiarlgicmt">
               <w:r>
                 <w:rPr>
                   <w:rFonts w:ascii="Arial" w:cs="Arial" w:eastAsia="Arial" w:hAnsi="Arial"/>
@@ -24199,7 +24199,7 @@
               <w:spacing w:after="10" w:before="0"/>
               <w:ind w:left="120"/>
             </w:pPr>
-            <w:hyperlink w:history="1" r:id="rIdhglutw8pqf5zcfov5g57o">
+            <w:hyperlink w:history="1" r:id="rIdyl1o07wk0ozpiydrswzau">
               <w:r>
                 <w:rPr>
                   <w:rFonts w:ascii="Arial" w:cs="Arial" w:eastAsia="Arial" w:hAnsi="Arial"/>
@@ -24394,7 +24394,7 @@
             <w:pPr>
               <w:spacing w:after="20" w:before="0"/>
             </w:pPr>
-            <w:hyperlink w:history="1" r:id="rIdxbryerqbrz8xwxekxoref">
+            <w:hyperlink w:history="1" r:id="rIdjlmukbmdmgd3x7umwicrk">
               <w:r>
                 <w:rPr>
                   <w:rFonts w:ascii="Arial" w:cs="Arial" w:eastAsia="Arial" w:hAnsi="Arial"/>
@@ -24427,7 +24427,7 @@
               <w:spacing w:after="10" w:before="0"/>
               <w:ind w:left="120"/>
             </w:pPr>
-            <w:hyperlink w:history="1" r:id="rIdg8axqvpn7wxjnyicdczyb">
+            <w:hyperlink w:history="1" r:id="rIdcpnzys6bvyxzit-vgkznu">
               <w:r>
                 <w:rPr>
                   <w:rFonts w:ascii="Arial" w:cs="Arial" w:eastAsia="Arial" w:hAnsi="Arial"/>
@@ -24472,7 +24472,7 @@
             <w:pPr>
               <w:spacing w:after="20" w:before="0"/>
             </w:pPr>
-            <w:hyperlink w:history="1" r:id="rIdoet0jud0qfasoqjl06ykd">
+            <w:hyperlink w:history="1" r:id="rIdea2u5nqo_q8oumw9z-dad">
               <w:r>
                 <w:rPr>
                   <w:rFonts w:ascii="Arial" w:cs="Arial" w:eastAsia="Arial" w:hAnsi="Arial"/>
@@ -24505,7 +24505,7 @@
               <w:spacing w:after="10" w:before="0"/>
               <w:ind w:left="120"/>
             </w:pPr>
-            <w:hyperlink w:history="1" r:id="rIdsmcwdroqmdm0x9o5qpdma">
+            <w:hyperlink w:history="1" r:id="rIdynfxwtmvge_udm6wjhhoh">
               <w:r>
                 <w:rPr>
                   <w:rFonts w:ascii="Arial" w:cs="Arial" w:eastAsia="Arial" w:hAnsi="Arial"/>

--- a/data/outputs/v2/Maths/SS2.2_Area_of_Polygons/Mathematics_Area_of_Polygons_CBE_LessonSequence.docx
+++ b/data/outputs/v2/Maths/SS2.2_Area_of_Polygons/Mathematics_Area_of_Polygons_CBE_LessonSequence.docx
@@ -3283,7 +3283,7 @@
             <w:pPr>
               <w:spacing w:after="20" w:before="0"/>
             </w:pPr>
-            <w:hyperlink w:history="1" r:id="rIdkda0nx4snjsj2ounpflbt">
+            <w:hyperlink w:history="1" r:id="rIdw7lk_0jaogniizx0nsh_h">
               <w:r>
                 <w:rPr>
                   <w:rFonts w:ascii="Arial" w:cs="Arial" w:eastAsia="Arial" w:hAnsi="Arial"/>
@@ -3316,7 +3316,7 @@
               <w:spacing w:after="10" w:before="0"/>
               <w:ind w:left="120"/>
             </w:pPr>
-            <w:hyperlink w:history="1" r:id="rId4q8itrq-u6cvtqgre0rzf">
+            <w:hyperlink w:history="1" r:id="rIdaicpj-n2_uxzlhnlhyvfv">
               <w:r>
                 <w:rPr>
                   <w:rFonts w:ascii="Arial" w:cs="Arial" w:eastAsia="Arial" w:hAnsi="Arial"/>
@@ -3361,7 +3361,7 @@
             <w:pPr>
               <w:spacing w:after="20" w:before="0"/>
             </w:pPr>
-            <w:hyperlink w:history="1" r:id="rIdqo0i4z3qjnsyz7ehbzkjd">
+            <w:hyperlink w:history="1" r:id="rId6tmhv9zus7vtk5koaewan">
               <w:r>
                 <w:rPr>
                   <w:rFonts w:ascii="Arial" w:cs="Arial" w:eastAsia="Arial" w:hAnsi="Arial"/>
@@ -3394,7 +3394,7 @@
               <w:spacing w:after="10" w:before="0"/>
               <w:ind w:left="120"/>
             </w:pPr>
-            <w:hyperlink w:history="1" r:id="rIdmprmaq2ssca_8gxx8tpqi">
+            <w:hyperlink w:history="1" r:id="rIdoex54of1jxdwoiwdwi7dj">
               <w:r>
                 <w:rPr>
                   <w:rFonts w:ascii="Arial" w:cs="Arial" w:eastAsia="Arial" w:hAnsi="Arial"/>
@@ -3589,7 +3589,7 @@
             <w:pPr>
               <w:spacing w:after="20" w:before="0"/>
             </w:pPr>
-            <w:hyperlink w:history="1" r:id="rIdpfmsaag32peto0u1h3air">
+            <w:hyperlink w:history="1" r:id="rIdq-fq3fqb14ohkfyjerfn3">
               <w:r>
                 <w:rPr>
                   <w:rFonts w:ascii="Arial" w:cs="Arial" w:eastAsia="Arial" w:hAnsi="Arial"/>
@@ -3622,7 +3622,7 @@
               <w:spacing w:after="10" w:before="0"/>
               <w:ind w:left="120"/>
             </w:pPr>
-            <w:hyperlink w:history="1" r:id="rId9cndu_1rj7vabuoznwz5u">
+            <w:hyperlink w:history="1" r:id="rIdcgux39xctkqybi273yvlp">
               <w:r>
                 <w:rPr>
                   <w:rFonts w:ascii="Arial" w:cs="Arial" w:eastAsia="Arial" w:hAnsi="Arial"/>
@@ -3667,7 +3667,7 @@
             <w:pPr>
               <w:spacing w:after="20" w:before="0"/>
             </w:pPr>
-            <w:hyperlink w:history="1" r:id="rIdw1kqwre_lrwlzcxvf-ue6">
+            <w:hyperlink w:history="1" r:id="rIdmkc1xv3hmhotcp7-nqhet">
               <w:r>
                 <w:rPr>
                   <w:rFonts w:ascii="Arial" w:cs="Arial" w:eastAsia="Arial" w:hAnsi="Arial"/>
@@ -3700,7 +3700,7 @@
               <w:spacing w:after="10" w:before="0"/>
               <w:ind w:left="120"/>
             </w:pPr>
-            <w:hyperlink w:history="1" r:id="rIdw13gu2lcodgweyfvk1qa_">
+            <w:hyperlink w:history="1" r:id="rIdt1asnexwai8wwnommsfgj">
               <w:r>
                 <w:rPr>
                   <w:rFonts w:ascii="Arial" w:cs="Arial" w:eastAsia="Arial" w:hAnsi="Arial"/>
@@ -3895,7 +3895,7 @@
             <w:pPr>
               <w:spacing w:after="20" w:before="0"/>
             </w:pPr>
-            <w:hyperlink w:history="1" r:id="rIdnlg1ayv51_gwe3fsib3hd">
+            <w:hyperlink w:history="1" r:id="rIdii7ne0d5uskybt6fc6lou">
               <w:r>
                 <w:rPr>
                   <w:rFonts w:ascii="Arial" w:cs="Arial" w:eastAsia="Arial" w:hAnsi="Arial"/>
@@ -3928,7 +3928,7 @@
               <w:spacing w:after="10" w:before="0"/>
               <w:ind w:left="120"/>
             </w:pPr>
-            <w:hyperlink w:history="1" r:id="rId-iafsrvgasjbwjwijqaes">
+            <w:hyperlink w:history="1" r:id="rIdbvhvcr5icext70sv9trqb">
               <w:r>
                 <w:rPr>
                   <w:rFonts w:ascii="Arial" w:cs="Arial" w:eastAsia="Arial" w:hAnsi="Arial"/>
@@ -3973,7 +3973,7 @@
             <w:pPr>
               <w:spacing w:after="20" w:before="0"/>
             </w:pPr>
-            <w:hyperlink w:history="1" r:id="rIdospggmwxkyahje7qg4v3s">
+            <w:hyperlink w:history="1" r:id="rIdpxtqponqcmtsykncvsago">
               <w:r>
                 <w:rPr>
                   <w:rFonts w:ascii="Arial" w:cs="Arial" w:eastAsia="Arial" w:hAnsi="Arial"/>
@@ -4006,7 +4006,7 @@
               <w:spacing w:after="10" w:before="0"/>
               <w:ind w:left="120"/>
             </w:pPr>
-            <w:hyperlink w:history="1" r:id="rIdzqfdyufqotf-to1ch6ter">
+            <w:hyperlink w:history="1" r:id="rId04azhinlndsceobqghq5c">
               <w:r>
                 <w:rPr>
                   <w:rFonts w:ascii="Arial" w:cs="Arial" w:eastAsia="Arial" w:hAnsi="Arial"/>
@@ -4201,7 +4201,7 @@
             <w:pPr>
               <w:spacing w:after="20" w:before="0"/>
             </w:pPr>
-            <w:hyperlink w:history="1" r:id="rId6ozit16iulsuazpck61nh">
+            <w:hyperlink w:history="1" r:id="rIddftbyooev8zfnvp3uixh7">
               <w:r>
                 <w:rPr>
                   <w:rFonts w:ascii="Arial" w:cs="Arial" w:eastAsia="Arial" w:hAnsi="Arial"/>
@@ -4234,7 +4234,7 @@
               <w:spacing w:after="10" w:before="0"/>
               <w:ind w:left="120"/>
             </w:pPr>
-            <w:hyperlink w:history="1" r:id="rIdvb3hr61r88t39xs-xxuuu">
+            <w:hyperlink w:history="1" r:id="rIdgufefls5wezfsyvxcc46j">
               <w:r>
                 <w:rPr>
                   <w:rFonts w:ascii="Arial" w:cs="Arial" w:eastAsia="Arial" w:hAnsi="Arial"/>
@@ -4279,7 +4279,7 @@
             <w:pPr>
               <w:spacing w:after="20" w:before="0"/>
             </w:pPr>
-            <w:hyperlink w:history="1" r:id="rIdborwa3bqauwql5oebxutj">
+            <w:hyperlink w:history="1" r:id="rId_nmivmzitou11b29ons2m">
               <w:r>
                 <w:rPr>
                   <w:rFonts w:ascii="Arial" w:cs="Arial" w:eastAsia="Arial" w:hAnsi="Arial"/>
@@ -4312,7 +4312,7 @@
               <w:spacing w:after="10" w:before="0"/>
               <w:ind w:left="120"/>
             </w:pPr>
-            <w:hyperlink w:history="1" r:id="rIde2t2tkwauebu5_2zkwuqq">
+            <w:hyperlink w:history="1" r:id="rIdrj1cn3cg9wvyqqqr2aud3">
               <w:r>
                 <w:rPr>
                   <w:rFonts w:ascii="Arial" w:cs="Arial" w:eastAsia="Arial" w:hAnsi="Arial"/>
@@ -4507,7 +4507,7 @@
             <w:pPr>
               <w:spacing w:after="20" w:before="0"/>
             </w:pPr>
-            <w:hyperlink w:history="1" r:id="rId0e5yp1e5okl7qcd19bsth">
+            <w:hyperlink w:history="1" r:id="rId-d3wvjzgvmi_lcu04uiur">
               <w:r>
                 <w:rPr>
                   <w:rFonts w:ascii="Arial" w:cs="Arial" w:eastAsia="Arial" w:hAnsi="Arial"/>
@@ -4540,7 +4540,7 @@
               <w:spacing w:after="10" w:before="0"/>
               <w:ind w:left="120"/>
             </w:pPr>
-            <w:hyperlink w:history="1" r:id="rIdo6jzhbu7zqtzssxtnqafy">
+            <w:hyperlink w:history="1" r:id="rIdmga0xws85akx6z_top8u5">
               <w:r>
                 <w:rPr>
                   <w:rFonts w:ascii="Arial" w:cs="Arial" w:eastAsia="Arial" w:hAnsi="Arial"/>
@@ -4585,7 +4585,7 @@
             <w:pPr>
               <w:spacing w:after="20" w:before="0"/>
             </w:pPr>
-            <w:hyperlink w:history="1" r:id="rIdr-ek-s7srakjeotuow5cv">
+            <w:hyperlink w:history="1" r:id="rIdhgnnjuuv8h8o4o8ott6wx">
               <w:r>
                 <w:rPr>
                   <w:rFonts w:ascii="Arial" w:cs="Arial" w:eastAsia="Arial" w:hAnsi="Arial"/>
@@ -4618,7 +4618,7 @@
               <w:spacing w:after="10" w:before="0"/>
               <w:ind w:left="120"/>
             </w:pPr>
-            <w:hyperlink w:history="1" r:id="rIdndovus5mcqzrw9xdehtjb">
+            <w:hyperlink w:history="1" r:id="rId67mr8rl8jk8p_c7gtemn9">
               <w:r>
                 <w:rPr>
                   <w:rFonts w:ascii="Arial" w:cs="Arial" w:eastAsia="Arial" w:hAnsi="Arial"/>
@@ -6105,7 +6105,7 @@
             <w:pPr>
               <w:spacing w:after="20" w:before="0"/>
             </w:pPr>
-            <w:hyperlink w:history="1" r:id="rId0r59vxr7anqli4fqrxcz-">
+            <w:hyperlink w:history="1" r:id="rIdzivwdmpavho2jtjh6cadd">
               <w:r>
                 <w:rPr>
                   <w:rFonts w:ascii="Arial" w:cs="Arial" w:eastAsia="Arial" w:hAnsi="Arial"/>
@@ -6138,7 +6138,7 @@
               <w:spacing w:after="10" w:before="0"/>
               <w:ind w:left="120"/>
             </w:pPr>
-            <w:hyperlink w:history="1" r:id="rIdframimymr5jfvhr6rc19f">
+            <w:hyperlink w:history="1" r:id="rIdxobl_pbsh1hdgdtp0gmxt">
               <w:r>
                 <w:rPr>
                   <w:rFonts w:ascii="Arial" w:cs="Arial" w:eastAsia="Arial" w:hAnsi="Arial"/>
@@ -6183,7 +6183,7 @@
             <w:pPr>
               <w:spacing w:after="20" w:before="0"/>
             </w:pPr>
-            <w:hyperlink w:history="1" r:id="rIdeahh-k1efczq2-ksv-0cb">
+            <w:hyperlink w:history="1" r:id="rIdtgsolffdzsz1qfqh_lvoa">
               <w:r>
                 <w:rPr>
                   <w:rFonts w:ascii="Arial" w:cs="Arial" w:eastAsia="Arial" w:hAnsi="Arial"/>
@@ -6216,7 +6216,7 @@
               <w:spacing w:after="10" w:before="0"/>
               <w:ind w:left="120"/>
             </w:pPr>
-            <w:hyperlink w:history="1" r:id="rIddto4bqzp-cvmfl2wdmi_n">
+            <w:hyperlink w:history="1" r:id="rIdchwnqfzqjmqigx80fc5ea">
               <w:r>
                 <w:rPr>
                   <w:rFonts w:ascii="Arial" w:cs="Arial" w:eastAsia="Arial" w:hAnsi="Arial"/>
@@ -6411,7 +6411,7 @@
             <w:pPr>
               <w:spacing w:after="20" w:before="0"/>
             </w:pPr>
-            <w:hyperlink w:history="1" r:id="rIdgtj8v4g50lbbb_ubimglm">
+            <w:hyperlink w:history="1" r:id="rIdscrz_pfga211c2tvzhvph">
               <w:r>
                 <w:rPr>
                   <w:rFonts w:ascii="Arial" w:cs="Arial" w:eastAsia="Arial" w:hAnsi="Arial"/>
@@ -6444,7 +6444,7 @@
               <w:spacing w:after="10" w:before="0"/>
               <w:ind w:left="120"/>
             </w:pPr>
-            <w:hyperlink w:history="1" r:id="rIdynhgtctynqq8jsbw7mwwq">
+            <w:hyperlink w:history="1" r:id="rIdggkrknlaenekkr98t_bpv">
               <w:r>
                 <w:rPr>
                   <w:rFonts w:ascii="Arial" w:cs="Arial" w:eastAsia="Arial" w:hAnsi="Arial"/>
@@ -6489,7 +6489,7 @@
             <w:pPr>
               <w:spacing w:after="20" w:before="0"/>
             </w:pPr>
-            <w:hyperlink w:history="1" r:id="rIdegmltmy-ex6n-mop1rqxt">
+            <w:hyperlink w:history="1" r:id="rIddxrmbprezohvl8shtfn0c">
               <w:r>
                 <w:rPr>
                   <w:rFonts w:ascii="Arial" w:cs="Arial" w:eastAsia="Arial" w:hAnsi="Arial"/>
@@ -6522,7 +6522,7 @@
               <w:spacing w:after="10" w:before="0"/>
               <w:ind w:left="120"/>
             </w:pPr>
-            <w:hyperlink w:history="1" r:id="rIdijgp6xwvmdxerpevkyp-u">
+            <w:hyperlink w:history="1" r:id="rIds8qulfs8eqsn3hec3hd29">
               <w:r>
                 <w:rPr>
                   <w:rFonts w:ascii="Arial" w:cs="Arial" w:eastAsia="Arial" w:hAnsi="Arial"/>
@@ -6717,7 +6717,7 @@
             <w:pPr>
               <w:spacing w:after="20" w:before="0"/>
             </w:pPr>
-            <w:hyperlink w:history="1" r:id="rIdd7vf24is59iiwn1lque_h">
+            <w:hyperlink w:history="1" r:id="rIdmmmrk5pz_2bfgqlykg3u_">
               <w:r>
                 <w:rPr>
                   <w:rFonts w:ascii="Arial" w:cs="Arial" w:eastAsia="Arial" w:hAnsi="Arial"/>
@@ -6750,7 +6750,7 @@
               <w:spacing w:after="10" w:before="0"/>
               <w:ind w:left="120"/>
             </w:pPr>
-            <w:hyperlink w:history="1" r:id="rIdsqznbppqdyfp7xz66vavm">
+            <w:hyperlink w:history="1" r:id="rId3rzz8zcxw4s8k5ljrydgd">
               <w:r>
                 <w:rPr>
                   <w:rFonts w:ascii="Arial" w:cs="Arial" w:eastAsia="Arial" w:hAnsi="Arial"/>
@@ -6795,7 +6795,7 @@
             <w:pPr>
               <w:spacing w:after="20" w:before="0"/>
             </w:pPr>
-            <w:hyperlink w:history="1" r:id="rIdo8uzhpjbfhmgkhk7okjvh">
+            <w:hyperlink w:history="1" r:id="rIda0ezspl-hu9c3361ahgjf">
               <w:r>
                 <w:rPr>
                   <w:rFonts w:ascii="Arial" w:cs="Arial" w:eastAsia="Arial" w:hAnsi="Arial"/>
@@ -6828,7 +6828,7 @@
               <w:spacing w:after="10" w:before="0"/>
               <w:ind w:left="120"/>
             </w:pPr>
-            <w:hyperlink w:history="1" r:id="rIdf6qx6z6rhdr7xow1my4qv">
+            <w:hyperlink w:history="1" r:id="rIdq_anxzgb9n5zwfh_erc5p">
               <w:r>
                 <w:rPr>
                   <w:rFonts w:ascii="Arial" w:cs="Arial" w:eastAsia="Arial" w:hAnsi="Arial"/>
@@ -7023,7 +7023,7 @@
             <w:pPr>
               <w:spacing w:after="20" w:before="0"/>
             </w:pPr>
-            <w:hyperlink w:history="1" r:id="rId-jskhg6kqibjd_4txtegh">
+            <w:hyperlink w:history="1" r:id="rIddckw3gqtmn2fusj6rxm2e">
               <w:r>
                 <w:rPr>
                   <w:rFonts w:ascii="Arial" w:cs="Arial" w:eastAsia="Arial" w:hAnsi="Arial"/>
@@ -7056,7 +7056,7 @@
               <w:spacing w:after="10" w:before="0"/>
               <w:ind w:left="120"/>
             </w:pPr>
-            <w:hyperlink w:history="1" r:id="rIdgsje9shimdaxzqqybdnrk">
+            <w:hyperlink w:history="1" r:id="rIdeyzpstlxe5xhsl94bjlnj">
               <w:r>
                 <w:rPr>
                   <w:rFonts w:ascii="Arial" w:cs="Arial" w:eastAsia="Arial" w:hAnsi="Arial"/>
@@ -7101,7 +7101,7 @@
             <w:pPr>
               <w:spacing w:after="20" w:before="0"/>
             </w:pPr>
-            <w:hyperlink w:history="1" r:id="rId2l0hzgiumtfhuq7jccimt">
+            <w:hyperlink w:history="1" r:id="rId2vo5fgilbz4-8fux5y8fb">
               <w:r>
                 <w:rPr>
                   <w:rFonts w:ascii="Arial" w:cs="Arial" w:eastAsia="Arial" w:hAnsi="Arial"/>
@@ -7134,7 +7134,7 @@
               <w:spacing w:after="10" w:before="0"/>
               <w:ind w:left="120"/>
             </w:pPr>
-            <w:hyperlink w:history="1" r:id="rIddz5jqwp-unwlhhjmqe6q1">
+            <w:hyperlink w:history="1" r:id="rIdff88njrxvz8hkomi0a9va">
               <w:r>
                 <w:rPr>
                   <w:rFonts w:ascii="Arial" w:cs="Arial" w:eastAsia="Arial" w:hAnsi="Arial"/>
@@ -7329,7 +7329,7 @@
             <w:pPr>
               <w:spacing w:after="20" w:before="0"/>
             </w:pPr>
-            <w:hyperlink w:history="1" r:id="rIdojwdwmvdwkm0m8kplloiw">
+            <w:hyperlink w:history="1" r:id="rIdftcxc6ltl9ushjm8km7-y">
               <w:r>
                 <w:rPr>
                   <w:rFonts w:ascii="Arial" w:cs="Arial" w:eastAsia="Arial" w:hAnsi="Arial"/>
@@ -7362,7 +7362,7 @@
               <w:spacing w:after="10" w:before="0"/>
               <w:ind w:left="120"/>
             </w:pPr>
-            <w:hyperlink w:history="1" r:id="rIdbwhqf-olyr49kro1nf3ss">
+            <w:hyperlink w:history="1" r:id="rIdfiilxmjads7kfegci7k53">
               <w:r>
                 <w:rPr>
                   <w:rFonts w:ascii="Arial" w:cs="Arial" w:eastAsia="Arial" w:hAnsi="Arial"/>
@@ -7407,7 +7407,7 @@
             <w:pPr>
               <w:spacing w:after="20" w:before="0"/>
             </w:pPr>
-            <w:hyperlink w:history="1" r:id="rIdsssqm6ojdwxr8rbxa417m">
+            <w:hyperlink w:history="1" r:id="rId-gf_xipsn_cth2vo3gadq">
               <w:r>
                 <w:rPr>
                   <w:rFonts w:ascii="Arial" w:cs="Arial" w:eastAsia="Arial" w:hAnsi="Arial"/>
@@ -7440,7 +7440,7 @@
               <w:spacing w:after="10" w:before="0"/>
               <w:ind w:left="120"/>
             </w:pPr>
-            <w:hyperlink w:history="1" r:id="rIdzkhrtqfkkvwquw86qf2xu">
+            <w:hyperlink w:history="1" r:id="rIdomikw8tewghxfaixhgtgq">
               <w:r>
                 <w:rPr>
                   <w:rFonts w:ascii="Arial" w:cs="Arial" w:eastAsia="Arial" w:hAnsi="Arial"/>
@@ -8927,7 +8927,7 @@
             <w:pPr>
               <w:spacing w:after="20" w:before="0"/>
             </w:pPr>
-            <w:hyperlink w:history="1" r:id="rId06fzolknwugao4jmpnxxo">
+            <w:hyperlink w:history="1" r:id="rIdncgkw_hpajzozuklvxsrz">
               <w:r>
                 <w:rPr>
                   <w:rFonts w:ascii="Arial" w:cs="Arial" w:eastAsia="Arial" w:hAnsi="Arial"/>
@@ -8960,7 +8960,7 @@
               <w:spacing w:after="10" w:before="0"/>
               <w:ind w:left="120"/>
             </w:pPr>
-            <w:hyperlink w:history="1" r:id="rIdyu0bww9xardaluha7dwvo">
+            <w:hyperlink w:history="1" r:id="rIdz-kf18y_yi8woumjx69qa">
               <w:r>
                 <w:rPr>
                   <w:rFonts w:ascii="Arial" w:cs="Arial" w:eastAsia="Arial" w:hAnsi="Arial"/>
@@ -9005,7 +9005,7 @@
             <w:pPr>
               <w:spacing w:after="20" w:before="0"/>
             </w:pPr>
-            <w:hyperlink w:history="1" r:id="rIdlyhzvvg4lmc18nhbmrvq_">
+            <w:hyperlink w:history="1" r:id="rIdvurqrsqrdsczqsqujrjvd">
               <w:r>
                 <w:rPr>
                   <w:rFonts w:ascii="Arial" w:cs="Arial" w:eastAsia="Arial" w:hAnsi="Arial"/>
@@ -9038,7 +9038,7 @@
               <w:spacing w:after="10" w:before="0"/>
               <w:ind w:left="120"/>
             </w:pPr>
-            <w:hyperlink w:history="1" r:id="rIdlbgbabr2_qljifkpiea6a">
+            <w:hyperlink w:history="1" r:id="rIda90goiun58dmsqapipjsn">
               <w:r>
                 <w:rPr>
                   <w:rFonts w:ascii="Arial" w:cs="Arial" w:eastAsia="Arial" w:hAnsi="Arial"/>
@@ -9233,7 +9233,7 @@
             <w:pPr>
               <w:spacing w:after="20" w:before="0"/>
             </w:pPr>
-            <w:hyperlink w:history="1" r:id="rIdcdpvmzp2eidbqb0s5lppf">
+            <w:hyperlink w:history="1" r:id="rIdwv2q_uqglmooi78l24-s7">
               <w:r>
                 <w:rPr>
                   <w:rFonts w:ascii="Arial" w:cs="Arial" w:eastAsia="Arial" w:hAnsi="Arial"/>
@@ -9266,7 +9266,7 @@
               <w:spacing w:after="10" w:before="0"/>
               <w:ind w:left="120"/>
             </w:pPr>
-            <w:hyperlink w:history="1" r:id="rIdygqjefr7zvwuxkrpj5p0m">
+            <w:hyperlink w:history="1" r:id="rIdwxnen8hbarq8hnnqrueag">
               <w:r>
                 <w:rPr>
                   <w:rFonts w:ascii="Arial" w:cs="Arial" w:eastAsia="Arial" w:hAnsi="Arial"/>
@@ -9311,7 +9311,7 @@
             <w:pPr>
               <w:spacing w:after="20" w:before="0"/>
             </w:pPr>
-            <w:hyperlink w:history="1" r:id="rIdk-kwdo9dkrr9innusyd50">
+            <w:hyperlink w:history="1" r:id="rId41gqv-hripm5sbe9chbts">
               <w:r>
                 <w:rPr>
                   <w:rFonts w:ascii="Arial" w:cs="Arial" w:eastAsia="Arial" w:hAnsi="Arial"/>
@@ -9344,7 +9344,7 @@
               <w:spacing w:after="10" w:before="0"/>
               <w:ind w:left="120"/>
             </w:pPr>
-            <w:hyperlink w:history="1" r:id="rIdcq2pskc4vtqwaayyiz-66">
+            <w:hyperlink w:history="1" r:id="rId4kr4iwysljnznmd79r9ko">
               <w:r>
                 <w:rPr>
                   <w:rFonts w:ascii="Arial" w:cs="Arial" w:eastAsia="Arial" w:hAnsi="Arial"/>
@@ -9539,7 +9539,7 @@
             <w:pPr>
               <w:spacing w:after="20" w:before="0"/>
             </w:pPr>
-            <w:hyperlink w:history="1" r:id="rId02frcflbcqp8br53km5dh">
+            <w:hyperlink w:history="1" r:id="rIdml8ucim-web8-xxbuuzod">
               <w:r>
                 <w:rPr>
                   <w:rFonts w:ascii="Arial" w:cs="Arial" w:eastAsia="Arial" w:hAnsi="Arial"/>
@@ -9572,7 +9572,7 @@
               <w:spacing w:after="10" w:before="0"/>
               <w:ind w:left="120"/>
             </w:pPr>
-            <w:hyperlink w:history="1" r:id="rId-34zyh6-2q1hawunuzqk4">
+            <w:hyperlink w:history="1" r:id="rIdbq3bisjvo3sqc8nbpriyq">
               <w:r>
                 <w:rPr>
                   <w:rFonts w:ascii="Arial" w:cs="Arial" w:eastAsia="Arial" w:hAnsi="Arial"/>
@@ -9617,7 +9617,7 @@
             <w:pPr>
               <w:spacing w:after="20" w:before="0"/>
             </w:pPr>
-            <w:hyperlink w:history="1" r:id="rId1gytouaarcrxbjad5tqlh">
+            <w:hyperlink w:history="1" r:id="rIdteoxubt1ehze8oovxnhwg">
               <w:r>
                 <w:rPr>
                   <w:rFonts w:ascii="Arial" w:cs="Arial" w:eastAsia="Arial" w:hAnsi="Arial"/>
@@ -9650,7 +9650,7 @@
               <w:spacing w:after="10" w:before="0"/>
               <w:ind w:left="120"/>
             </w:pPr>
-            <w:hyperlink w:history="1" r:id="rIdezgmt2ewlsomqwkgahkpo">
+            <w:hyperlink w:history="1" r:id="rIdubdwr4f28n6mwzsm7qk37">
               <w:r>
                 <w:rPr>
                   <w:rFonts w:ascii="Arial" w:cs="Arial" w:eastAsia="Arial" w:hAnsi="Arial"/>
@@ -9845,7 +9845,7 @@
             <w:pPr>
               <w:spacing w:after="20" w:before="0"/>
             </w:pPr>
-            <w:hyperlink w:history="1" r:id="rIdvxjba9ezicvabt6gbjujt">
+            <w:hyperlink w:history="1" r:id="rIdkyiyf83169idonnaygkjm">
               <w:r>
                 <w:rPr>
                   <w:rFonts w:ascii="Arial" w:cs="Arial" w:eastAsia="Arial" w:hAnsi="Arial"/>
@@ -9878,7 +9878,7 @@
               <w:spacing w:after="10" w:before="0"/>
               <w:ind w:left="120"/>
             </w:pPr>
-            <w:hyperlink w:history="1" r:id="rIda6ejtjdlc2bs1sov5jlmi">
+            <w:hyperlink w:history="1" r:id="rId_2vanvtux_5fwzcs68ilx">
               <w:r>
                 <w:rPr>
                   <w:rFonts w:ascii="Arial" w:cs="Arial" w:eastAsia="Arial" w:hAnsi="Arial"/>
@@ -9923,7 +9923,7 @@
             <w:pPr>
               <w:spacing w:after="20" w:before="0"/>
             </w:pPr>
-            <w:hyperlink w:history="1" r:id="rIdijimnahfarohp1rzjsx7k">
+            <w:hyperlink w:history="1" r:id="rIdxxjnobsaxcjznxfpx2juq">
               <w:r>
                 <w:rPr>
                   <w:rFonts w:ascii="Arial" w:cs="Arial" w:eastAsia="Arial" w:hAnsi="Arial"/>
@@ -9956,7 +9956,7 @@
               <w:spacing w:after="10" w:before="0"/>
               <w:ind w:left="120"/>
             </w:pPr>
-            <w:hyperlink w:history="1" r:id="rIdhcfj25umfnb0dczvesztu">
+            <w:hyperlink w:history="1" r:id="rIdjk6wnk6qas0iazx7tdqjf">
               <w:r>
                 <w:rPr>
                   <w:rFonts w:ascii="Arial" w:cs="Arial" w:eastAsia="Arial" w:hAnsi="Arial"/>
@@ -10151,7 +10151,7 @@
             <w:pPr>
               <w:spacing w:after="20" w:before="0"/>
             </w:pPr>
-            <w:hyperlink w:history="1" r:id="rIdhax84fmqcwad6tw6hgdqk">
+            <w:hyperlink w:history="1" r:id="rIdswyn1szx9bj6kfoenxelb">
               <w:r>
                 <w:rPr>
                   <w:rFonts w:ascii="Arial" w:cs="Arial" w:eastAsia="Arial" w:hAnsi="Arial"/>
@@ -10184,7 +10184,7 @@
               <w:spacing w:after="10" w:before="0"/>
               <w:ind w:left="120"/>
             </w:pPr>
-            <w:hyperlink w:history="1" r:id="rIdw80xh5fofgkwhtaplyvdo">
+            <w:hyperlink w:history="1" r:id="rIdzbuesqjpfttnmgfd6av5p">
               <w:r>
                 <w:rPr>
                   <w:rFonts w:ascii="Arial" w:cs="Arial" w:eastAsia="Arial" w:hAnsi="Arial"/>
@@ -10229,7 +10229,7 @@
             <w:pPr>
               <w:spacing w:after="20" w:before="0"/>
             </w:pPr>
-            <w:hyperlink w:history="1" r:id="rIdcfgulze2cmozzitay1cw9">
+            <w:hyperlink w:history="1" r:id="rId5qjful83acyalyllatua3">
               <w:r>
                 <w:rPr>
                   <w:rFonts w:ascii="Arial" w:cs="Arial" w:eastAsia="Arial" w:hAnsi="Arial"/>
@@ -10262,7 +10262,7 @@
               <w:spacing w:after="10" w:before="0"/>
               <w:ind w:left="120"/>
             </w:pPr>
-            <w:hyperlink w:history="1" r:id="rIdxhkzkalhf53wpdkv8uk3n">
+            <w:hyperlink w:history="1" r:id="rIdfgjhrjcsbdyq1zc283qyz">
               <w:r>
                 <w:rPr>
                   <w:rFonts w:ascii="Arial" w:cs="Arial" w:eastAsia="Arial" w:hAnsi="Arial"/>
@@ -11749,7 +11749,7 @@
             <w:pPr>
               <w:spacing w:after="20" w:before="0"/>
             </w:pPr>
-            <w:hyperlink w:history="1" r:id="rIdrndannbxsrmhclfb-fpwi">
+            <w:hyperlink w:history="1" r:id="rIdgxtwrmlknordm2fjgdwvh">
               <w:r>
                 <w:rPr>
                   <w:rFonts w:ascii="Arial" w:cs="Arial" w:eastAsia="Arial" w:hAnsi="Arial"/>
@@ -11782,7 +11782,7 @@
               <w:spacing w:after="10" w:before="0"/>
               <w:ind w:left="120"/>
             </w:pPr>
-            <w:hyperlink w:history="1" r:id="rIde744hsx-kwr-r3w26amnd">
+            <w:hyperlink w:history="1" r:id="rIdyynketuy99frnpes-ilrn">
               <w:r>
                 <w:rPr>
                   <w:rFonts w:ascii="Arial" w:cs="Arial" w:eastAsia="Arial" w:hAnsi="Arial"/>
@@ -11827,7 +11827,7 @@
             <w:pPr>
               <w:spacing w:after="20" w:before="0"/>
             </w:pPr>
-            <w:hyperlink w:history="1" r:id="rIdobt_upcb7m7_sowrlwkmm">
+            <w:hyperlink w:history="1" r:id="rIdrqlqnf2aylrrbc5ts1e3a">
               <w:r>
                 <w:rPr>
                   <w:rFonts w:ascii="Arial" w:cs="Arial" w:eastAsia="Arial" w:hAnsi="Arial"/>
@@ -11860,7 +11860,7 @@
               <w:spacing w:after="10" w:before="0"/>
               <w:ind w:left="120"/>
             </w:pPr>
-            <w:hyperlink w:history="1" r:id="rIdgdct8g6atxil6ve36z4m3">
+            <w:hyperlink w:history="1" r:id="rIdkedmoponcsbwv5srtjoii">
               <w:r>
                 <w:rPr>
                   <w:rFonts w:ascii="Arial" w:cs="Arial" w:eastAsia="Arial" w:hAnsi="Arial"/>
@@ -12055,7 +12055,7 @@
             <w:pPr>
               <w:spacing w:after="20" w:before="0"/>
             </w:pPr>
-            <w:hyperlink w:history="1" r:id="rIduultolseuwns0ggknu-qn">
+            <w:hyperlink w:history="1" r:id="rIdjgq1zpel_f9wprcx4lyox">
               <w:r>
                 <w:rPr>
                   <w:rFonts w:ascii="Arial" w:cs="Arial" w:eastAsia="Arial" w:hAnsi="Arial"/>
@@ -12088,7 +12088,7 @@
               <w:spacing w:after="10" w:before="0"/>
               <w:ind w:left="120"/>
             </w:pPr>
-            <w:hyperlink w:history="1" r:id="rIdst9xbwuux6qou4cxumqwi">
+            <w:hyperlink w:history="1" r:id="rIdbktsr6rixd3kevfvnkx3o">
               <w:r>
                 <w:rPr>
                   <w:rFonts w:ascii="Arial" w:cs="Arial" w:eastAsia="Arial" w:hAnsi="Arial"/>
@@ -12133,7 +12133,7 @@
             <w:pPr>
               <w:spacing w:after="20" w:before="0"/>
             </w:pPr>
-            <w:hyperlink w:history="1" r:id="rId_s_u6kawjhgfd6f5wpixw">
+            <w:hyperlink w:history="1" r:id="rIdizeorgwafnyrdxhjjgda_">
               <w:r>
                 <w:rPr>
                   <w:rFonts w:ascii="Arial" w:cs="Arial" w:eastAsia="Arial" w:hAnsi="Arial"/>
@@ -12166,7 +12166,7 @@
               <w:spacing w:after="10" w:before="0"/>
               <w:ind w:left="120"/>
             </w:pPr>
-            <w:hyperlink w:history="1" r:id="rIdcintbqzjeqfgjbqg99zdx">
+            <w:hyperlink w:history="1" r:id="rIdsftlgpohjsjc7iufrx9o_">
               <w:r>
                 <w:rPr>
                   <w:rFonts w:ascii="Arial" w:cs="Arial" w:eastAsia="Arial" w:hAnsi="Arial"/>
@@ -12361,7 +12361,7 @@
             <w:pPr>
               <w:spacing w:after="20" w:before="0"/>
             </w:pPr>
-            <w:hyperlink w:history="1" r:id="rIddkwbxvt_lqhb5cwkkik_4">
+            <w:hyperlink w:history="1" r:id="rIdk7ifuzxnu4g-xyisji69s">
               <w:r>
                 <w:rPr>
                   <w:rFonts w:ascii="Arial" w:cs="Arial" w:eastAsia="Arial" w:hAnsi="Arial"/>
@@ -12394,7 +12394,7 @@
               <w:spacing w:after="10" w:before="0"/>
               <w:ind w:left="120"/>
             </w:pPr>
-            <w:hyperlink w:history="1" r:id="rIdbggnsktpyc4rzg4bd8uqv">
+            <w:hyperlink w:history="1" r:id="rIdhyoe6-h6mt5quctiywms_">
               <w:r>
                 <w:rPr>
                   <w:rFonts w:ascii="Arial" w:cs="Arial" w:eastAsia="Arial" w:hAnsi="Arial"/>
@@ -12439,7 +12439,7 @@
             <w:pPr>
               <w:spacing w:after="20" w:before="0"/>
             </w:pPr>
-            <w:hyperlink w:history="1" r:id="rIdzzljbfamzu9qr5drlx5zu">
+            <w:hyperlink w:history="1" r:id="rIdqu9hbkimbemyaevr2losg">
               <w:r>
                 <w:rPr>
                   <w:rFonts w:ascii="Arial" w:cs="Arial" w:eastAsia="Arial" w:hAnsi="Arial"/>
@@ -12472,7 +12472,7 @@
               <w:spacing w:after="10" w:before="0"/>
               <w:ind w:left="120"/>
             </w:pPr>
-            <w:hyperlink w:history="1" r:id="rIdfpd3mylyzktmo_f1ekcbp">
+            <w:hyperlink w:history="1" r:id="rIdqugrgzxe9fkgqmas_ouu_">
               <w:r>
                 <w:rPr>
                   <w:rFonts w:ascii="Arial" w:cs="Arial" w:eastAsia="Arial" w:hAnsi="Arial"/>
@@ -12667,7 +12667,7 @@
             <w:pPr>
               <w:spacing w:after="20" w:before="0"/>
             </w:pPr>
-            <w:hyperlink w:history="1" r:id="rIdqavcd4jl2ihvm9xvrsvbz">
+            <w:hyperlink w:history="1" r:id="rIdr1h7g-y5ha1x1bz5q2lic">
               <w:r>
                 <w:rPr>
                   <w:rFonts w:ascii="Arial" w:cs="Arial" w:eastAsia="Arial" w:hAnsi="Arial"/>
@@ -12700,7 +12700,7 @@
               <w:spacing w:after="10" w:before="0"/>
               <w:ind w:left="120"/>
             </w:pPr>
-            <w:hyperlink w:history="1" r:id="rIdhdslulbmnvw72yd38dizj">
+            <w:hyperlink w:history="1" r:id="rIdjesqha59flktwykbl7bjk">
               <w:r>
                 <w:rPr>
                   <w:rFonts w:ascii="Arial" w:cs="Arial" w:eastAsia="Arial" w:hAnsi="Arial"/>
@@ -12745,7 +12745,7 @@
             <w:pPr>
               <w:spacing w:after="20" w:before="0"/>
             </w:pPr>
-            <w:hyperlink w:history="1" r:id="rIdrfca4dujpy3zrd0stkpwf">
+            <w:hyperlink w:history="1" r:id="rIdtvozxjm5dnpkxaqaistqc">
               <w:r>
                 <w:rPr>
                   <w:rFonts w:ascii="Arial" w:cs="Arial" w:eastAsia="Arial" w:hAnsi="Arial"/>
@@ -12778,7 +12778,7 @@
               <w:spacing w:after="10" w:before="0"/>
               <w:ind w:left="120"/>
             </w:pPr>
-            <w:hyperlink w:history="1" r:id="rIdebgzojfuhp9y5mf1xf2hj">
+            <w:hyperlink w:history="1" r:id="rIdo8euxlx9_l1h_g9uftuwp">
               <w:r>
                 <w:rPr>
                   <w:rFonts w:ascii="Arial" w:cs="Arial" w:eastAsia="Arial" w:hAnsi="Arial"/>
@@ -12973,7 +12973,7 @@
             <w:pPr>
               <w:spacing w:after="20" w:before="0"/>
             </w:pPr>
-            <w:hyperlink w:history="1" r:id="rIdfszs_wzhqv-wjhh6qfd_b">
+            <w:hyperlink w:history="1" r:id="rIdutrixy1ppyed3mwryho4w">
               <w:r>
                 <w:rPr>
                   <w:rFonts w:ascii="Arial" w:cs="Arial" w:eastAsia="Arial" w:hAnsi="Arial"/>
@@ -13006,7 +13006,7 @@
               <w:spacing w:after="10" w:before="0"/>
               <w:ind w:left="120"/>
             </w:pPr>
-            <w:hyperlink w:history="1" r:id="rIdlpjowedos96ufdoqntzgw">
+            <w:hyperlink w:history="1" r:id="rIdghpptmfrunvacq4x1ygoj">
               <w:r>
                 <w:rPr>
                   <w:rFonts w:ascii="Arial" w:cs="Arial" w:eastAsia="Arial" w:hAnsi="Arial"/>
@@ -13051,7 +13051,7 @@
             <w:pPr>
               <w:spacing w:after="20" w:before="0"/>
             </w:pPr>
-            <w:hyperlink w:history="1" r:id="rIdjxfunj7rr96a_rrgnybnc">
+            <w:hyperlink w:history="1" r:id="rIdkffurzwvx0fpr9og0bkys">
               <w:r>
                 <w:rPr>
                   <w:rFonts w:ascii="Arial" w:cs="Arial" w:eastAsia="Arial" w:hAnsi="Arial"/>
@@ -13084,7 +13084,7 @@
               <w:spacing w:after="10" w:before="0"/>
               <w:ind w:left="120"/>
             </w:pPr>
-            <w:hyperlink w:history="1" r:id="rIdocp_tok6g4ffyyryywh6y">
+            <w:hyperlink w:history="1" r:id="rIdnomlur51fcaa8ma-vtg1c">
               <w:r>
                 <w:rPr>
                   <w:rFonts w:ascii="Arial" w:cs="Arial" w:eastAsia="Arial" w:hAnsi="Arial"/>
@@ -14704,7 +14704,7 @@
             <w:pPr>
               <w:spacing w:after="20" w:before="0"/>
             </w:pPr>
-            <w:hyperlink w:history="1" r:id="rIdxbllbhxpnpjzacrmcyhdf">
+            <w:hyperlink w:history="1" r:id="rId2e9vlzewsuh1qsf8zuygt">
               <w:r>
                 <w:rPr>
                   <w:rFonts w:ascii="Arial" w:cs="Arial" w:eastAsia="Arial" w:hAnsi="Arial"/>
@@ -14737,7 +14737,7 @@
               <w:spacing w:after="10" w:before="0"/>
               <w:ind w:left="120"/>
             </w:pPr>
-            <w:hyperlink w:history="1" r:id="rIdzdjgf150eaqqwjugbmk9e">
+            <w:hyperlink w:history="1" r:id="rIdhnb0ppx0n8d8f1bnfxopl">
               <w:r>
                 <w:rPr>
                   <w:rFonts w:ascii="Arial" w:cs="Arial" w:eastAsia="Arial" w:hAnsi="Arial"/>
@@ -14782,7 +14782,7 @@
             <w:pPr>
               <w:spacing w:after="20" w:before="0"/>
             </w:pPr>
-            <w:hyperlink w:history="1" r:id="rIdomzxws3spnimkjxy06gya">
+            <w:hyperlink w:history="1" r:id="rIdovpywywtylcr3cor2tybx">
               <w:r>
                 <w:rPr>
                   <w:rFonts w:ascii="Arial" w:cs="Arial" w:eastAsia="Arial" w:hAnsi="Arial"/>
@@ -14815,7 +14815,7 @@
               <w:spacing w:after="10" w:before="0"/>
               <w:ind w:left="120"/>
             </w:pPr>
-            <w:hyperlink w:history="1" r:id="rIddlimkl3yuhkiaac1gpanb">
+            <w:hyperlink w:history="1" r:id="rIds8zds2az_okuqc6khooly">
               <w:r>
                 <w:rPr>
                   <w:rFonts w:ascii="Arial" w:cs="Arial" w:eastAsia="Arial" w:hAnsi="Arial"/>
@@ -15010,7 +15010,7 @@
             <w:pPr>
               <w:spacing w:after="20" w:before="0"/>
             </w:pPr>
-            <w:hyperlink w:history="1" r:id="rIddc0iyq4hnzadno2bv0fpo">
+            <w:hyperlink w:history="1" r:id="rIdpjrc8yrwwstli-c4ol-i2">
               <w:r>
                 <w:rPr>
                   <w:rFonts w:ascii="Arial" w:cs="Arial" w:eastAsia="Arial" w:hAnsi="Arial"/>
@@ -15043,7 +15043,7 @@
               <w:spacing w:after="10" w:before="0"/>
               <w:ind w:left="120"/>
             </w:pPr>
-            <w:hyperlink w:history="1" r:id="rIduurdo4t_c2xejiebvihmu">
+            <w:hyperlink w:history="1" r:id="rId1_aq8jmou1cee5knmfjir">
               <w:r>
                 <w:rPr>
                   <w:rFonts w:ascii="Arial" w:cs="Arial" w:eastAsia="Arial" w:hAnsi="Arial"/>
@@ -15088,7 +15088,7 @@
             <w:pPr>
               <w:spacing w:after="20" w:before="0"/>
             </w:pPr>
-            <w:hyperlink w:history="1" r:id="rIdcdiiphdltv5dqwdsa-skh">
+            <w:hyperlink w:history="1" r:id="rIdtkalfnbx51uene8mbxuq4">
               <w:r>
                 <w:rPr>
                   <w:rFonts w:ascii="Arial" w:cs="Arial" w:eastAsia="Arial" w:hAnsi="Arial"/>
@@ -15121,7 +15121,7 @@
               <w:spacing w:after="10" w:before="0"/>
               <w:ind w:left="120"/>
             </w:pPr>
-            <w:hyperlink w:history="1" r:id="rIdmteyyxlf1bo8ifmi7_xlr">
+            <w:hyperlink w:history="1" r:id="rIdtktujofb2rxjh7vqqodlm">
               <w:r>
                 <w:rPr>
                   <w:rFonts w:ascii="Arial" w:cs="Arial" w:eastAsia="Arial" w:hAnsi="Arial"/>
@@ -15316,7 +15316,7 @@
             <w:pPr>
               <w:spacing w:after="20" w:before="0"/>
             </w:pPr>
-            <w:hyperlink w:history="1" r:id="rIdxj2yxrhkykbm6zs-r4bwk">
+            <w:hyperlink w:history="1" r:id="rIdwvjin0bdork836ujv7qt7">
               <w:r>
                 <w:rPr>
                   <w:rFonts w:ascii="Arial" w:cs="Arial" w:eastAsia="Arial" w:hAnsi="Arial"/>
@@ -15349,7 +15349,7 @@
               <w:spacing w:after="10" w:before="0"/>
               <w:ind w:left="120"/>
             </w:pPr>
-            <w:hyperlink w:history="1" r:id="rIdqbulj5yp-puvzandv_ixw">
+            <w:hyperlink w:history="1" r:id="rId8lhl-qrvelllreoretcah">
               <w:r>
                 <w:rPr>
                   <w:rFonts w:ascii="Arial" w:cs="Arial" w:eastAsia="Arial" w:hAnsi="Arial"/>
@@ -15394,7 +15394,7 @@
             <w:pPr>
               <w:spacing w:after="20" w:before="0"/>
             </w:pPr>
-            <w:hyperlink w:history="1" r:id="rIdt3amwetzkalun6hldyrac">
+            <w:hyperlink w:history="1" r:id="rIdkszodrpxin_8_re_4ry0b">
               <w:r>
                 <w:rPr>
                   <w:rFonts w:ascii="Arial" w:cs="Arial" w:eastAsia="Arial" w:hAnsi="Arial"/>
@@ -15427,7 +15427,7 @@
               <w:spacing w:after="10" w:before="0"/>
               <w:ind w:left="120"/>
             </w:pPr>
-            <w:hyperlink w:history="1" r:id="rIdlld5-xs2q4pin_pqpp_yv">
+            <w:hyperlink w:history="1" r:id="rIdska48sbyfzwwtwlx26skz">
               <w:r>
                 <w:rPr>
                   <w:rFonts w:ascii="Arial" w:cs="Arial" w:eastAsia="Arial" w:hAnsi="Arial"/>
@@ -15622,7 +15622,7 @@
             <w:pPr>
               <w:spacing w:after="20" w:before="0"/>
             </w:pPr>
-            <w:hyperlink w:history="1" r:id="rIdopokzftllfx-vijsbsqsk">
+            <w:hyperlink w:history="1" r:id="rIdfezko5jkjx8fqkuvex8yq">
               <w:r>
                 <w:rPr>
                   <w:rFonts w:ascii="Arial" w:cs="Arial" w:eastAsia="Arial" w:hAnsi="Arial"/>
@@ -15655,7 +15655,7 @@
               <w:spacing w:after="10" w:before="0"/>
               <w:ind w:left="120"/>
             </w:pPr>
-            <w:hyperlink w:history="1" r:id="rId41av28mu7tqzf-7e56h1l">
+            <w:hyperlink w:history="1" r:id="rIduifoyfhat9bc0y2p0hwwg">
               <w:r>
                 <w:rPr>
                   <w:rFonts w:ascii="Arial" w:cs="Arial" w:eastAsia="Arial" w:hAnsi="Arial"/>
@@ -15700,7 +15700,7 @@
             <w:pPr>
               <w:spacing w:after="20" w:before="0"/>
             </w:pPr>
-            <w:hyperlink w:history="1" r:id="rIdsjgm-nljxgd49etef0rzh">
+            <w:hyperlink w:history="1" r:id="rId0qilvsanhlu2ferwntpaw">
               <w:r>
                 <w:rPr>
                   <w:rFonts w:ascii="Arial" w:cs="Arial" w:eastAsia="Arial" w:hAnsi="Arial"/>
@@ -15733,7 +15733,7 @@
               <w:spacing w:after="10" w:before="0"/>
               <w:ind w:left="120"/>
             </w:pPr>
-            <w:hyperlink w:history="1" r:id="rIdltcb-658jtaudlxgnfjgz">
+            <w:hyperlink w:history="1" r:id="rIdazxdcmpgwx7u5hmam3hcx">
               <w:r>
                 <w:rPr>
                   <w:rFonts w:ascii="Arial" w:cs="Arial" w:eastAsia="Arial" w:hAnsi="Arial"/>
@@ -15928,7 +15928,7 @@
             <w:pPr>
               <w:spacing w:after="20" w:before="0"/>
             </w:pPr>
-            <w:hyperlink w:history="1" r:id="rIdjsqmpshvgkfay1xio7o6c">
+            <w:hyperlink w:history="1" r:id="rIdq4pq_khfdamzzrvnclvak">
               <w:r>
                 <w:rPr>
                   <w:rFonts w:ascii="Arial" w:cs="Arial" w:eastAsia="Arial" w:hAnsi="Arial"/>
@@ -15961,7 +15961,7 @@
               <w:spacing w:after="10" w:before="0"/>
               <w:ind w:left="120"/>
             </w:pPr>
-            <w:hyperlink w:history="1" r:id="rIddfio4lg8q14lhpcjbio-r">
+            <w:hyperlink w:history="1" r:id="rIdcgjnndtywdctbfgpmjpok">
               <w:r>
                 <w:rPr>
                   <w:rFonts w:ascii="Arial" w:cs="Arial" w:eastAsia="Arial" w:hAnsi="Arial"/>
@@ -16006,7 +16006,7 @@
             <w:pPr>
               <w:spacing w:after="20" w:before="0"/>
             </w:pPr>
-            <w:hyperlink w:history="1" r:id="rIdgyyzoe9otzfutls6rbwqp">
+            <w:hyperlink w:history="1" r:id="rId_hi4vovk-ob4vhzdbyqsw">
               <w:r>
                 <w:rPr>
                   <w:rFonts w:ascii="Arial" w:cs="Arial" w:eastAsia="Arial" w:hAnsi="Arial"/>
@@ -16039,7 +16039,7 @@
               <w:spacing w:after="10" w:before="0"/>
               <w:ind w:left="120"/>
             </w:pPr>
-            <w:hyperlink w:history="1" r:id="rIdgva2c2bawreupa9mfrqbn">
+            <w:hyperlink w:history="1" r:id="rId2fwqnu5wq_jhhvv4lsaj4">
               <w:r>
                 <w:rPr>
                   <w:rFonts w:ascii="Arial" w:cs="Arial" w:eastAsia="Arial" w:hAnsi="Arial"/>
@@ -17526,7 +17526,7 @@
             <w:pPr>
               <w:spacing w:after="20" w:before="0"/>
             </w:pPr>
-            <w:hyperlink w:history="1" r:id="rIdf_ekyy2c4ciquw1jsb8al">
+            <w:hyperlink w:history="1" r:id="rIddau223dd0ybsxfzpvatmj">
               <w:r>
                 <w:rPr>
                   <w:rFonts w:ascii="Arial" w:cs="Arial" w:eastAsia="Arial" w:hAnsi="Arial"/>
@@ -17559,7 +17559,7 @@
               <w:spacing w:after="10" w:before="0"/>
               <w:ind w:left="120"/>
             </w:pPr>
-            <w:hyperlink w:history="1" r:id="rIdeck93ajn0fboouniztk-a">
+            <w:hyperlink w:history="1" r:id="rIdi6sudl3c9-9cqbh_kjj9p">
               <w:r>
                 <w:rPr>
                   <w:rFonts w:ascii="Arial" w:cs="Arial" w:eastAsia="Arial" w:hAnsi="Arial"/>
@@ -17604,7 +17604,7 @@
             <w:pPr>
               <w:spacing w:after="20" w:before="0"/>
             </w:pPr>
-            <w:hyperlink w:history="1" r:id="rId4mpofysbeu05zynego1gk">
+            <w:hyperlink w:history="1" r:id="rIdksgi5nwchoaapyedxd6rh">
               <w:r>
                 <w:rPr>
                   <w:rFonts w:ascii="Arial" w:cs="Arial" w:eastAsia="Arial" w:hAnsi="Arial"/>
@@ -17637,7 +17637,7 @@
               <w:spacing w:after="10" w:before="0"/>
               <w:ind w:left="120"/>
             </w:pPr>
-            <w:hyperlink w:history="1" r:id="rIdkdibuwabkufwp_qwfnkle">
+            <w:hyperlink w:history="1" r:id="rIdhkxlqjymitafjwpq8jubd">
               <w:r>
                 <w:rPr>
                   <w:rFonts w:ascii="Arial" w:cs="Arial" w:eastAsia="Arial" w:hAnsi="Arial"/>
@@ -17832,7 +17832,7 @@
             <w:pPr>
               <w:spacing w:after="20" w:before="0"/>
             </w:pPr>
-            <w:hyperlink w:history="1" r:id="rId3uw0hiydlyb-eawstoyud">
+            <w:hyperlink w:history="1" r:id="rIdb8ykotftzvfh1cqixnpbl">
               <w:r>
                 <w:rPr>
                   <w:rFonts w:ascii="Arial" w:cs="Arial" w:eastAsia="Arial" w:hAnsi="Arial"/>
@@ -17865,7 +17865,7 @@
               <w:spacing w:after="10" w:before="0"/>
               <w:ind w:left="120"/>
             </w:pPr>
-            <w:hyperlink w:history="1" r:id="rIdg5whhapjzvgbq3jvqenvc">
+            <w:hyperlink w:history="1" r:id="rIdbq5iwqa1buz3xjzrtdsbv">
               <w:r>
                 <w:rPr>
                   <w:rFonts w:ascii="Arial" w:cs="Arial" w:eastAsia="Arial" w:hAnsi="Arial"/>
@@ -17910,7 +17910,7 @@
             <w:pPr>
               <w:spacing w:after="20" w:before="0"/>
             </w:pPr>
-            <w:hyperlink w:history="1" r:id="rIday0gpkqr9pk_n2edrimsk">
+            <w:hyperlink w:history="1" r:id="rIddyq4qonogrvau4jahhq-j">
               <w:r>
                 <w:rPr>
                   <w:rFonts w:ascii="Arial" w:cs="Arial" w:eastAsia="Arial" w:hAnsi="Arial"/>
@@ -17943,7 +17943,7 @@
               <w:spacing w:after="10" w:before="0"/>
               <w:ind w:left="120"/>
             </w:pPr>
-            <w:hyperlink w:history="1" r:id="rIde_jgoe7t4rpe-4iwthl6a">
+            <w:hyperlink w:history="1" r:id="rIdqvgfcd5tj7yqjtirpxaht">
               <w:r>
                 <w:rPr>
                   <w:rFonts w:ascii="Arial" w:cs="Arial" w:eastAsia="Arial" w:hAnsi="Arial"/>
@@ -18138,7 +18138,7 @@
             <w:pPr>
               <w:spacing w:after="20" w:before="0"/>
             </w:pPr>
-            <w:hyperlink w:history="1" r:id="rIdjqm2zweddgyv--_lua5qv">
+            <w:hyperlink w:history="1" r:id="rIdjsud9xerpct4pjczzt6nv">
               <w:r>
                 <w:rPr>
                   <w:rFonts w:ascii="Arial" w:cs="Arial" w:eastAsia="Arial" w:hAnsi="Arial"/>
@@ -18171,7 +18171,7 @@
               <w:spacing w:after="10" w:before="0"/>
               <w:ind w:left="120"/>
             </w:pPr>
-            <w:hyperlink w:history="1" r:id="rIdyb7hbzkx7xkxec3mi2iph">
+            <w:hyperlink w:history="1" r:id="rIdfmukp0ibvngywxp5ikz8z">
               <w:r>
                 <w:rPr>
                   <w:rFonts w:ascii="Arial" w:cs="Arial" w:eastAsia="Arial" w:hAnsi="Arial"/>
@@ -18216,7 +18216,7 @@
             <w:pPr>
               <w:spacing w:after="20" w:before="0"/>
             </w:pPr>
-            <w:hyperlink w:history="1" r:id="rIdxwhuj1yswoekzudkqx8kg">
+            <w:hyperlink w:history="1" r:id="rIdlixrissfomomlgymd8_gt">
               <w:r>
                 <w:rPr>
                   <w:rFonts w:ascii="Arial" w:cs="Arial" w:eastAsia="Arial" w:hAnsi="Arial"/>
@@ -18249,7 +18249,7 @@
               <w:spacing w:after="10" w:before="0"/>
               <w:ind w:left="120"/>
             </w:pPr>
-            <w:hyperlink w:history="1" r:id="rIdpov-wud181zjqodd_oufp">
+            <w:hyperlink w:history="1" r:id="rIdltiahg076_tmshr8c6--e">
               <w:r>
                 <w:rPr>
                   <w:rFonts w:ascii="Arial" w:cs="Arial" w:eastAsia="Arial" w:hAnsi="Arial"/>
@@ -18444,7 +18444,7 @@
             <w:pPr>
               <w:spacing w:after="20" w:before="0"/>
             </w:pPr>
-            <w:hyperlink w:history="1" r:id="rIdfecxstzrz4jhdfim_qosu">
+            <w:hyperlink w:history="1" r:id="rIdsav20z1yjfhwu3ji0yafr">
               <w:r>
                 <w:rPr>
                   <w:rFonts w:ascii="Arial" w:cs="Arial" w:eastAsia="Arial" w:hAnsi="Arial"/>
@@ -18477,7 +18477,7 @@
               <w:spacing w:after="10" w:before="0"/>
               <w:ind w:left="120"/>
             </w:pPr>
-            <w:hyperlink w:history="1" r:id="rIdjeg0ezhfbfeu6cl_6sktu">
+            <w:hyperlink w:history="1" r:id="rIdleo7pupglooj7rx9-pgke">
               <w:r>
                 <w:rPr>
                   <w:rFonts w:ascii="Arial" w:cs="Arial" w:eastAsia="Arial" w:hAnsi="Arial"/>
@@ -18522,7 +18522,7 @@
             <w:pPr>
               <w:spacing w:after="20" w:before="0"/>
             </w:pPr>
-            <w:hyperlink w:history="1" r:id="rIdwipjc98gt_mone0bidwty">
+            <w:hyperlink w:history="1" r:id="rIddrf3fajq-qfb6a6znjs2l">
               <w:r>
                 <w:rPr>
                   <w:rFonts w:ascii="Arial" w:cs="Arial" w:eastAsia="Arial" w:hAnsi="Arial"/>
@@ -18555,7 +18555,7 @@
               <w:spacing w:after="10" w:before="0"/>
               <w:ind w:left="120"/>
             </w:pPr>
-            <w:hyperlink w:history="1" r:id="rIdpxgzrz4c-tgc_jrdrms7f">
+            <w:hyperlink w:history="1" r:id="rIdvfuaeh0ng6urqce7r5oyd">
               <w:r>
                 <w:rPr>
                   <w:rFonts w:ascii="Arial" w:cs="Arial" w:eastAsia="Arial" w:hAnsi="Arial"/>
@@ -18750,7 +18750,7 @@
             <w:pPr>
               <w:spacing w:after="20" w:before="0"/>
             </w:pPr>
-            <w:hyperlink w:history="1" r:id="rIdwdcjyax_mfbrk-jmumuzg">
+            <w:hyperlink w:history="1" r:id="rId4jykt9-mera--yk5x2hch">
               <w:r>
                 <w:rPr>
                   <w:rFonts w:ascii="Arial" w:cs="Arial" w:eastAsia="Arial" w:hAnsi="Arial"/>
@@ -18783,7 +18783,7 @@
               <w:spacing w:after="10" w:before="0"/>
               <w:ind w:left="120"/>
             </w:pPr>
-            <w:hyperlink w:history="1" r:id="rId_arr4bhakvtcnhoown9hf">
+            <w:hyperlink w:history="1" r:id="rIdn9lsjt8spnhqdry22tswm">
               <w:r>
                 <w:rPr>
                   <w:rFonts w:ascii="Arial" w:cs="Arial" w:eastAsia="Arial" w:hAnsi="Arial"/>
@@ -18828,7 +18828,7 @@
             <w:pPr>
               <w:spacing w:after="20" w:before="0"/>
             </w:pPr>
-            <w:hyperlink w:history="1" r:id="rIdhprmmhezsfjywl7evaytt">
+            <w:hyperlink w:history="1" r:id="rIdkvqd4qwvzvqubjdxfuhgy">
               <w:r>
                 <w:rPr>
                   <w:rFonts w:ascii="Arial" w:cs="Arial" w:eastAsia="Arial" w:hAnsi="Arial"/>
@@ -18861,7 +18861,7 @@
               <w:spacing w:after="10" w:before="0"/>
               <w:ind w:left="120"/>
             </w:pPr>
-            <w:hyperlink w:history="1" r:id="rIdpn4zroqp6azuw_ew5hlbz">
+            <w:hyperlink w:history="1" r:id="rIdeu4p4c7y1xsdkvov7pnhh">
               <w:r>
                 <w:rPr>
                   <w:rFonts w:ascii="Arial" w:cs="Arial" w:eastAsia="Arial" w:hAnsi="Arial"/>
@@ -20348,7 +20348,7 @@
             <w:pPr>
               <w:spacing w:after="20" w:before="0"/>
             </w:pPr>
-            <w:hyperlink w:history="1" r:id="rIdfjyh0h-lmwb5jwvgjwdrk">
+            <w:hyperlink w:history="1" r:id="rId761isif2uzv-jfxugfw3n">
               <w:r>
                 <w:rPr>
                   <w:rFonts w:ascii="Arial" w:cs="Arial" w:eastAsia="Arial" w:hAnsi="Arial"/>
@@ -20381,7 +20381,7 @@
               <w:spacing w:after="10" w:before="0"/>
               <w:ind w:left="120"/>
             </w:pPr>
-            <w:hyperlink w:history="1" r:id="rIdz80-gr94x0zedob6is0ya">
+            <w:hyperlink w:history="1" r:id="rId0zk5dvikncfzuul0kit4f">
               <w:r>
                 <w:rPr>
                   <w:rFonts w:ascii="Arial" w:cs="Arial" w:eastAsia="Arial" w:hAnsi="Arial"/>
@@ -20426,7 +20426,7 @@
             <w:pPr>
               <w:spacing w:after="20" w:before="0"/>
             </w:pPr>
-            <w:hyperlink w:history="1" r:id="rIdnwqhlljoiytndfhzx-o_3">
+            <w:hyperlink w:history="1" r:id="rIdymopvoq6d5bfj9snjrzpq">
               <w:r>
                 <w:rPr>
                   <w:rFonts w:ascii="Arial" w:cs="Arial" w:eastAsia="Arial" w:hAnsi="Arial"/>
@@ -20459,7 +20459,7 @@
               <w:spacing w:after="10" w:before="0"/>
               <w:ind w:left="120"/>
             </w:pPr>
-            <w:hyperlink w:history="1" r:id="rIdogaq4gcrv_2ebmmtabzkw">
+            <w:hyperlink w:history="1" r:id="rIdhozbqfyhojp5hlzbnherg">
               <w:r>
                 <w:rPr>
                   <w:rFonts w:ascii="Arial" w:cs="Arial" w:eastAsia="Arial" w:hAnsi="Arial"/>
@@ -20654,7 +20654,7 @@
             <w:pPr>
               <w:spacing w:after="20" w:before="0"/>
             </w:pPr>
-            <w:hyperlink w:history="1" r:id="rId13ccup-itksj00_9fizgc">
+            <w:hyperlink w:history="1" r:id="rIdunk90qvq0a__cwjlr0owp">
               <w:r>
                 <w:rPr>
                   <w:rFonts w:ascii="Arial" w:cs="Arial" w:eastAsia="Arial" w:hAnsi="Arial"/>
@@ -20687,7 +20687,7 @@
               <w:spacing w:after="10" w:before="0"/>
               <w:ind w:left="120"/>
             </w:pPr>
-            <w:hyperlink w:history="1" r:id="rIdvuqi_h8bo87gq-zbbohmz">
+            <w:hyperlink w:history="1" r:id="rIdhz7r4jwfxtyfha2zpnmuf">
               <w:r>
                 <w:rPr>
                   <w:rFonts w:ascii="Arial" w:cs="Arial" w:eastAsia="Arial" w:hAnsi="Arial"/>
@@ -20732,7 +20732,7 @@
             <w:pPr>
               <w:spacing w:after="20" w:before="0"/>
             </w:pPr>
-            <w:hyperlink w:history="1" r:id="rId2fermr5rhxedkatxjbuvm">
+            <w:hyperlink w:history="1" r:id="rIdgejena23kaggyhckv1q_2">
               <w:r>
                 <w:rPr>
                   <w:rFonts w:ascii="Arial" w:cs="Arial" w:eastAsia="Arial" w:hAnsi="Arial"/>
@@ -20765,7 +20765,7 @@
               <w:spacing w:after="10" w:before="0"/>
               <w:ind w:left="120"/>
             </w:pPr>
-            <w:hyperlink w:history="1" r:id="rIdbgpalyln5e6hihajdeebg">
+            <w:hyperlink w:history="1" r:id="rIdwc7dg2lqhbn90waazb8j3">
               <w:r>
                 <w:rPr>
                   <w:rFonts w:ascii="Arial" w:cs="Arial" w:eastAsia="Arial" w:hAnsi="Arial"/>
@@ -20960,7 +20960,7 @@
             <w:pPr>
               <w:spacing w:after="20" w:before="0"/>
             </w:pPr>
-            <w:hyperlink w:history="1" r:id="rIddpagvtpf-bx4xmpi7co4f">
+            <w:hyperlink w:history="1" r:id="rId6fc3iqgt1msqseml85q74">
               <w:r>
                 <w:rPr>
                   <w:rFonts w:ascii="Arial" w:cs="Arial" w:eastAsia="Arial" w:hAnsi="Arial"/>
@@ -20993,7 +20993,7 @@
               <w:spacing w:after="10" w:before="0"/>
               <w:ind w:left="120"/>
             </w:pPr>
-            <w:hyperlink w:history="1" r:id="rIdraoq0bvjfkpnyvwimmu5f">
+            <w:hyperlink w:history="1" r:id="rIdvy2intdiffeghawx-65qu">
               <w:r>
                 <w:rPr>
                   <w:rFonts w:ascii="Arial" w:cs="Arial" w:eastAsia="Arial" w:hAnsi="Arial"/>
@@ -21038,7 +21038,7 @@
             <w:pPr>
               <w:spacing w:after="20" w:before="0"/>
             </w:pPr>
-            <w:hyperlink w:history="1" r:id="rIdgarzfqhb6brr1y81fhjcb">
+            <w:hyperlink w:history="1" r:id="rIdwx7bzetbf1p1ab5dsolcu">
               <w:r>
                 <w:rPr>
                   <w:rFonts w:ascii="Arial" w:cs="Arial" w:eastAsia="Arial" w:hAnsi="Arial"/>
@@ -21071,7 +21071,7 @@
               <w:spacing w:after="10" w:before="0"/>
               <w:ind w:left="120"/>
             </w:pPr>
-            <w:hyperlink w:history="1" r:id="rId7boukmrbwn-p_abmz1dsp">
+            <w:hyperlink w:history="1" r:id="rIdqwwqvk2gw3jzulat2s-4e">
               <w:r>
                 <w:rPr>
                   <w:rFonts w:ascii="Arial" w:cs="Arial" w:eastAsia="Arial" w:hAnsi="Arial"/>
@@ -21266,7 +21266,7 @@
             <w:pPr>
               <w:spacing w:after="20" w:before="0"/>
             </w:pPr>
-            <w:hyperlink w:history="1" r:id="rIdtgl0fbdhczs7tfakdad-p">
+            <w:hyperlink w:history="1" r:id="rIdpblpyn8l_m6bopgeqlip_">
               <w:r>
                 <w:rPr>
                   <w:rFonts w:ascii="Arial" w:cs="Arial" w:eastAsia="Arial" w:hAnsi="Arial"/>
@@ -21299,7 +21299,7 @@
               <w:spacing w:after="10" w:before="0"/>
               <w:ind w:left="120"/>
             </w:pPr>
-            <w:hyperlink w:history="1" r:id="rIdppdsxqkwzlne4n6zg0huw">
+            <w:hyperlink w:history="1" r:id="rIdh7xhgerxno2-quhchnwbu">
               <w:r>
                 <w:rPr>
                   <w:rFonts w:ascii="Arial" w:cs="Arial" w:eastAsia="Arial" w:hAnsi="Arial"/>
@@ -21344,7 +21344,7 @@
             <w:pPr>
               <w:spacing w:after="20" w:before="0"/>
             </w:pPr>
-            <w:hyperlink w:history="1" r:id="rIdjcovb9hwgwvp8l9bs84pe">
+            <w:hyperlink w:history="1" r:id="rId0ajwtlvccfz7xfvrr5n0z">
               <w:r>
                 <w:rPr>
                   <w:rFonts w:ascii="Arial" w:cs="Arial" w:eastAsia="Arial" w:hAnsi="Arial"/>
@@ -21377,7 +21377,7 @@
               <w:spacing w:after="10" w:before="0"/>
               <w:ind w:left="120"/>
             </w:pPr>
-            <w:hyperlink w:history="1" r:id="rId4i3aa47yr2jgrtezp1kgv">
+            <w:hyperlink w:history="1" r:id="rIdjdalpffoisvz4n2fdsqt0">
               <w:r>
                 <w:rPr>
                   <w:rFonts w:ascii="Arial" w:cs="Arial" w:eastAsia="Arial" w:hAnsi="Arial"/>
@@ -21572,7 +21572,7 @@
             <w:pPr>
               <w:spacing w:after="20" w:before="0"/>
             </w:pPr>
-            <w:hyperlink w:history="1" r:id="rIdc4kj8hnr1jg9iwkufdly_">
+            <w:hyperlink w:history="1" r:id="rIdp6vynyap-diiuo6lymdmz">
               <w:r>
                 <w:rPr>
                   <w:rFonts w:ascii="Arial" w:cs="Arial" w:eastAsia="Arial" w:hAnsi="Arial"/>
@@ -21605,7 +21605,7 @@
               <w:spacing w:after="10" w:before="0"/>
               <w:ind w:left="120"/>
             </w:pPr>
-            <w:hyperlink w:history="1" r:id="rIdm-bdz9ortv08eofoiipou">
+            <w:hyperlink w:history="1" r:id="rId8tz06tidkyqcmnwftqnei">
               <w:r>
                 <w:rPr>
                   <w:rFonts w:ascii="Arial" w:cs="Arial" w:eastAsia="Arial" w:hAnsi="Arial"/>
@@ -21650,7 +21650,7 @@
             <w:pPr>
               <w:spacing w:after="20" w:before="0"/>
             </w:pPr>
-            <w:hyperlink w:history="1" r:id="rIdzevcv1prrh469m0phpxeb">
+            <w:hyperlink w:history="1" r:id="rIdsayd2bc6cqqjqtviafbs_">
               <w:r>
                 <w:rPr>
                   <w:rFonts w:ascii="Arial" w:cs="Arial" w:eastAsia="Arial" w:hAnsi="Arial"/>
@@ -21683,7 +21683,7 @@
               <w:spacing w:after="10" w:before="0"/>
               <w:ind w:left="120"/>
             </w:pPr>
-            <w:hyperlink w:history="1" r:id="rIdgcrfozzac5ajg9ixxiyym">
+            <w:hyperlink w:history="1" r:id="rIdxdx8yb9jkilykkcwzt0dw">
               <w:r>
                 <w:rPr>
                   <w:rFonts w:ascii="Arial" w:cs="Arial" w:eastAsia="Arial" w:hAnsi="Arial"/>
@@ -23170,7 +23170,7 @@
             <w:pPr>
               <w:spacing w:after="20" w:before="0"/>
             </w:pPr>
-            <w:hyperlink w:history="1" r:id="rIdfqhq_dzrfwnhkac50yhjm">
+            <w:hyperlink w:history="1" r:id="rIdfeo2trpu0_dnhuk2mt7ij">
               <w:r>
                 <w:rPr>
                   <w:rFonts w:ascii="Arial" w:cs="Arial" w:eastAsia="Arial" w:hAnsi="Arial"/>
@@ -23203,7 +23203,7 @@
               <w:spacing w:after="10" w:before="0"/>
               <w:ind w:left="120"/>
             </w:pPr>
-            <w:hyperlink w:history="1" r:id="rIdq8uykpyoxyc7snie5xhon">
+            <w:hyperlink w:history="1" r:id="rId891i3fzsu1lykercodjio">
               <w:r>
                 <w:rPr>
                   <w:rFonts w:ascii="Arial" w:cs="Arial" w:eastAsia="Arial" w:hAnsi="Arial"/>
@@ -23248,7 +23248,7 @@
             <w:pPr>
               <w:spacing w:after="20" w:before="0"/>
             </w:pPr>
-            <w:hyperlink w:history="1" r:id="rIdqoxe6hwa99wayothsnqcn">
+            <w:hyperlink w:history="1" r:id="rIdtyx8hlo-sw05fx-feozvp">
               <w:r>
                 <w:rPr>
                   <w:rFonts w:ascii="Arial" w:cs="Arial" w:eastAsia="Arial" w:hAnsi="Arial"/>
@@ -23281,7 +23281,7 @@
               <w:spacing w:after="10" w:before="0"/>
               <w:ind w:left="120"/>
             </w:pPr>
-            <w:hyperlink w:history="1" r:id="rIdqh1zlws4r9rk_pvt_8x0q">
+            <w:hyperlink w:history="1" r:id="rIdet-kvowdgrrxeexqgzwb3">
               <w:r>
                 <w:rPr>
                   <w:rFonts w:ascii="Arial" w:cs="Arial" w:eastAsia="Arial" w:hAnsi="Arial"/>
@@ -23476,7 +23476,7 @@
             <w:pPr>
               <w:spacing w:after="20" w:before="0"/>
             </w:pPr>
-            <w:hyperlink w:history="1" r:id="rIdxac2_jjl4gc3l80vgruer">
+            <w:hyperlink w:history="1" r:id="rId4aoynr_gc8nmfmxqqzoh9">
               <w:r>
                 <w:rPr>
                   <w:rFonts w:ascii="Arial" w:cs="Arial" w:eastAsia="Arial" w:hAnsi="Arial"/>
@@ -23509,7 +23509,7 @@
               <w:spacing w:after="10" w:before="0"/>
               <w:ind w:left="120"/>
             </w:pPr>
-            <w:hyperlink w:history="1" r:id="rId6q3uk1hajr1ivdsjirxvo">
+            <w:hyperlink w:history="1" r:id="rId339zgczet09xtabfmcdzj">
               <w:r>
                 <w:rPr>
                   <w:rFonts w:ascii="Arial" w:cs="Arial" w:eastAsia="Arial" w:hAnsi="Arial"/>
@@ -23554,7 +23554,7 @@
             <w:pPr>
               <w:spacing w:after="20" w:before="0"/>
             </w:pPr>
-            <w:hyperlink w:history="1" r:id="rIdokheugcgrdiihlprbz6xy">
+            <w:hyperlink w:history="1" r:id="rIdflh6efyafam541pakdesg">
               <w:r>
                 <w:rPr>
                   <w:rFonts w:ascii="Arial" w:cs="Arial" w:eastAsia="Arial" w:hAnsi="Arial"/>
@@ -23587,7 +23587,7 @@
               <w:spacing w:after="10" w:before="0"/>
               <w:ind w:left="120"/>
             </w:pPr>
-            <w:hyperlink w:history="1" r:id="rIdnzkoxaqx0pxrocwg2gbnj">
+            <w:hyperlink w:history="1" r:id="rIdsbiryzzry_zj9tsc-cutj">
               <w:r>
                 <w:rPr>
                   <w:rFonts w:ascii="Arial" w:cs="Arial" w:eastAsia="Arial" w:hAnsi="Arial"/>
@@ -23782,7 +23782,7 @@
             <w:pPr>
               <w:spacing w:after="20" w:before="0"/>
             </w:pPr>
-            <w:hyperlink w:history="1" r:id="rIdbb2ssjwyy5ofhrdm35eww">
+            <w:hyperlink w:history="1" r:id="rIdsgadfput0artt9unad8ak">
               <w:r>
                 <w:rPr>
                   <w:rFonts w:ascii="Arial" w:cs="Arial" w:eastAsia="Arial" w:hAnsi="Arial"/>
@@ -23815,7 +23815,7 @@
               <w:spacing w:after="10" w:before="0"/>
               <w:ind w:left="120"/>
             </w:pPr>
-            <w:hyperlink w:history="1" r:id="rIdpqcgubn7upfbvzhwy4-yf">
+            <w:hyperlink w:history="1" r:id="rIdkvv1xhirzq6tvyoadvfbi">
               <w:r>
                 <w:rPr>
                   <w:rFonts w:ascii="Arial" w:cs="Arial" w:eastAsia="Arial" w:hAnsi="Arial"/>
@@ -23860,7 +23860,7 @@
             <w:pPr>
               <w:spacing w:after="20" w:before="0"/>
             </w:pPr>
-            <w:hyperlink w:history="1" r:id="rIdgweyslba0dqux1nrruo2n">
+            <w:hyperlink w:history="1" r:id="rIde324nk_btoyhkzmu2zpyb">
               <w:r>
                 <w:rPr>
                   <w:rFonts w:ascii="Arial" w:cs="Arial" w:eastAsia="Arial" w:hAnsi="Arial"/>
@@ -23893,7 +23893,7 @@
               <w:spacing w:after="10" w:before="0"/>
               <w:ind w:left="120"/>
             </w:pPr>
-            <w:hyperlink w:history="1" r:id="rIdoyhwp49hluxk7rfujdp-s">
+            <w:hyperlink w:history="1" r:id="rIdymvzqwqbxjqm8zu2fedco">
               <w:r>
                 <w:rPr>
                   <w:rFonts w:ascii="Arial" w:cs="Arial" w:eastAsia="Arial" w:hAnsi="Arial"/>
@@ -24088,7 +24088,7 @@
             <w:pPr>
               <w:spacing w:after="20" w:before="0"/>
             </w:pPr>
-            <w:hyperlink w:history="1" r:id="rIdcbcvzlwgxiuqcf1d9q0l0">
+            <w:hyperlink w:history="1" r:id="rIdnfbefig52e3ufhp4cuctw">
               <w:r>
                 <w:rPr>
                   <w:rFonts w:ascii="Arial" w:cs="Arial" w:eastAsia="Arial" w:hAnsi="Arial"/>
@@ -24121,7 +24121,7 @@
               <w:spacing w:after="10" w:before="0"/>
               <w:ind w:left="120"/>
             </w:pPr>
-            <w:hyperlink w:history="1" r:id="rId4ky5t24ijfebiu66scfrv">
+            <w:hyperlink w:history="1" r:id="rIduuvjeb-rgauey6g-wjlyw">
               <w:r>
                 <w:rPr>
                   <w:rFonts w:ascii="Arial" w:cs="Arial" w:eastAsia="Arial" w:hAnsi="Arial"/>
@@ -24166,7 +24166,7 @@
             <w:pPr>
               <w:spacing w:after="20" w:before="0"/>
             </w:pPr>
-            <w:hyperlink w:history="1" r:id="rIdk0gpbvzmo5zfiarlgicmt">
+            <w:hyperlink w:history="1" r:id="rIdzaqzfk0b5lw6a3iaxlrts">
               <w:r>
                 <w:rPr>
                   <w:rFonts w:ascii="Arial" w:cs="Arial" w:eastAsia="Arial" w:hAnsi="Arial"/>
@@ -24199,7 +24199,7 @@
               <w:spacing w:after="10" w:before="0"/>
               <w:ind w:left="120"/>
             </w:pPr>
-            <w:hyperlink w:history="1" r:id="rIdyl1o07wk0ozpiydrswzau">
+            <w:hyperlink w:history="1" r:id="rId_sqytffezw0h-vuskzups">
               <w:r>
                 <w:rPr>
                   <w:rFonts w:ascii="Arial" w:cs="Arial" w:eastAsia="Arial" w:hAnsi="Arial"/>
@@ -24394,7 +24394,7 @@
             <w:pPr>
               <w:spacing w:after="20" w:before="0"/>
             </w:pPr>
-            <w:hyperlink w:history="1" r:id="rIdjlmukbmdmgd3x7umwicrk">
+            <w:hyperlink w:history="1" r:id="rIdnvhzj4wbdow3jdgpsnwhe">
               <w:r>
                 <w:rPr>
                   <w:rFonts w:ascii="Arial" w:cs="Arial" w:eastAsia="Arial" w:hAnsi="Arial"/>
@@ -24427,7 +24427,7 @@
               <w:spacing w:after="10" w:before="0"/>
               <w:ind w:left="120"/>
             </w:pPr>
-            <w:hyperlink w:history="1" r:id="rIdcpnzys6bvyxzit-vgkznu">
+            <w:hyperlink w:history="1" r:id="rIdwzhgo8pwuznurxwpfrq_o">
               <w:r>
                 <w:rPr>
                   <w:rFonts w:ascii="Arial" w:cs="Arial" w:eastAsia="Arial" w:hAnsi="Arial"/>
@@ -24472,7 +24472,7 @@
             <w:pPr>
               <w:spacing w:after="20" w:before="0"/>
             </w:pPr>
-            <w:hyperlink w:history="1" r:id="rIdea2u5nqo_q8oumw9z-dad">
+            <w:hyperlink w:history="1" r:id="rIdqsufovukwm9p-k0_knorn">
               <w:r>
                 <w:rPr>
                   <w:rFonts w:ascii="Arial" w:cs="Arial" w:eastAsia="Arial" w:hAnsi="Arial"/>
@@ -24505,7 +24505,7 @@
               <w:spacing w:after="10" w:before="0"/>
               <w:ind w:left="120"/>
             </w:pPr>
-            <w:hyperlink w:history="1" r:id="rIdynfxwtmvge_udm6wjhhoh">
+            <w:hyperlink w:history="1" r:id="rIddbylev4qr3bq58owozjh2">
               <w:r>
                 <w:rPr>
                   <w:rFonts w:ascii="Arial" w:cs="Arial" w:eastAsia="Arial" w:hAnsi="Arial"/>
